--- a/proceedings-content/LNCS_productionII.docx
+++ b/proceedings-content/LNCS_productionII.docx
@@ -1,19 +1,18 @@
 
 <file path=word/document.xml><?xml version="1.0" encoding="utf-8"?>
-<w:document xmlns:o="urn:schemas-microsoft-com:office:office" xmlns:r="http://schemas.openxmlformats.org/officeDocument/2006/relationships" xmlns:v="urn:schemas-microsoft-com:vml" xmlns:w="http://schemas.openxmlformats.org/wordprocessingml/2006/main" xmlns:w10="urn:schemas-microsoft-com:office:word" xmlns:wp="http://schemas.openxmlformats.org/drawingml/2006/wordprocessingDrawing" xmlns:pic="http://schemas.openxmlformats.org/drawingml/2006/picture" xmlns:wps="http://schemas.microsoft.com/office/word/2010/wordprocessingShape" xmlns:wpg="http://schemas.microsoft.com/office/word/2010/wordprocessingGroup" xmlns:mc="http://schemas.openxmlformats.org/markup-compatibility/2006" xmlns:wp14="http://schemas.microsoft.com/office/word/2010/wordprocessingDrawing" xmlns:w14="http://schemas.microsoft.com/office/word/2010/wordml" xmlns:w15="http://schemas.microsoft.com/office/word/2012/wordml" mc:Ignorable="w14 wp14 w15">
+<w:document xmlns:wpc="http://schemas.microsoft.com/office/word/2010/wordprocessingCanvas" xmlns:cx="http://schemas.microsoft.com/office/drawing/2014/chartex" xmlns:cx1="http://schemas.microsoft.com/office/drawing/2015/9/8/chartex" xmlns:cx2="http://schemas.microsoft.com/office/drawing/2015/10/21/chartex" xmlns:cx3="http://schemas.microsoft.com/office/drawing/2016/5/9/chartex" xmlns:cx4="http://schemas.microsoft.com/office/drawing/2016/5/10/chartex" xmlns:cx5="http://schemas.microsoft.com/office/drawing/2016/5/11/chartex" xmlns:cx6="http://schemas.microsoft.com/office/drawing/2016/5/12/chartex" xmlns:cx7="http://schemas.microsoft.com/office/drawing/2016/5/13/chartex" xmlns:cx8="http://schemas.microsoft.com/office/drawing/2016/5/14/chartex" xmlns:mc="http://schemas.openxmlformats.org/markup-compatibility/2006" xmlns:aink="http://schemas.microsoft.com/office/drawing/2016/ink" xmlns:am3d="http://schemas.microsoft.com/office/drawing/2017/model3d" xmlns:o="urn:schemas-microsoft-com:office:office" xmlns:oel="http://schemas.microsoft.com/office/2019/extlst" xmlns:r="http://schemas.openxmlformats.org/officeDocument/2006/relationships" xmlns:m="http://schemas.openxmlformats.org/officeDocument/2006/math" xmlns:v="urn:schemas-microsoft-com:vml" xmlns:wp14="http://schemas.microsoft.com/office/word/2010/wordprocessingDrawing" xmlns:wp="http://schemas.openxmlformats.org/drawingml/2006/wordprocessingDrawing" xmlns:w10="urn:schemas-microsoft-com:office:word" xmlns:w="http://schemas.openxmlformats.org/wordprocessingml/2006/main" xmlns:w14="http://schemas.microsoft.com/office/word/2010/wordml" xmlns:w15="http://schemas.microsoft.com/office/word/2012/wordml" xmlns:w16cex="http://schemas.microsoft.com/office/word/2018/wordml/cex" xmlns:w16cid="http://schemas.microsoft.com/office/word/2016/wordml/cid" xmlns:w16="http://schemas.microsoft.com/office/word/2018/wordml" xmlns:w16du="http://schemas.microsoft.com/office/word/2023/wordml/word16du" xmlns:w16sdtdh="http://schemas.microsoft.com/office/word/2020/wordml/sdtdatahash" xmlns:w16sdtfl="http://schemas.microsoft.com/office/word/2024/wordml/sdtformatlock" xmlns:w16se="http://schemas.microsoft.com/office/word/2015/wordml/symex" xmlns:wpg="http://schemas.microsoft.com/office/word/2010/wordprocessingGroup" xmlns:wpi="http://schemas.microsoft.com/office/word/2010/wordprocessingInk" xmlns:wne="http://schemas.microsoft.com/office/word/2006/wordml" xmlns:wps="http://schemas.microsoft.com/office/word/2010/wordprocessingShape" mc:Ignorable="w14 w15 w16se w16cid w16 w16cex w16sdtdh w16sdtfl w16du wp14">
   <w:body>
     <w:p>
       <w:pPr>
-        <w:pStyle w:val="Normal"/>
-        <w:rPr>
-          <w:rFonts w:cs="Calibri" w:cstheme="minorHAnsi"/>
+        <w:rPr>
+          <w:rFonts w:cstheme="minorHAnsi"/>
           <w:b/>
           <w:lang w:val="en-US"/>
         </w:rPr>
       </w:pPr>
       <w:r>
         <w:rPr>
-          <w:rFonts w:cs="Calibri" w:cstheme="minorHAnsi"/>
+          <w:rFonts w:cstheme="minorHAnsi"/>
           <w:b/>
           <w:lang w:val="en-US"/>
         </w:rPr>
@@ -22,16 +21,15 @@
     </w:p>
     <w:p>
       <w:pPr>
-        <w:pStyle w:val="Normal"/>
-        <w:rPr>
-          <w:rFonts w:cs="Calibri" w:cstheme="minorHAnsi"/>
+        <w:rPr>
+          <w:rFonts w:cstheme="minorHAnsi"/>
           <w:b/>
           <w:lang w:val="en-US"/>
         </w:rPr>
       </w:pPr>
       <w:r>
         <w:rPr>
-          <w:rFonts w:cs="Calibri" w:cstheme="minorHAnsi"/>
+          <w:rFonts w:cstheme="minorHAnsi"/>
           <w:b/>
           <w:lang w:val="en-US"/>
         </w:rPr>
@@ -40,22 +38,21 @@
     </w:p>
     <w:p>
       <w:pPr>
-        <w:pStyle w:val="Normal"/>
-        <w:rPr>
-          <w:rFonts w:cs="Calibri" w:cstheme="minorHAnsi"/>
-          <w:lang w:val="en-US"/>
-        </w:rPr>
-      </w:pPr>
-      <w:r>
-        <w:rPr>
-          <w:rFonts w:cs="Calibri" w:cstheme="minorHAnsi"/>
+        <w:rPr>
+          <w:rFonts w:cstheme="minorHAnsi"/>
+          <w:lang w:val="en-US"/>
+        </w:rPr>
+      </w:pPr>
+      <w:r>
+        <w:rPr>
+          <w:rFonts w:cstheme="minorHAnsi"/>
           <w:lang w:val="en-US"/>
         </w:rPr>
         <w:t xml:space="preserve">Names, Affiliations and Email-Addresses of </w:t>
       </w:r>
       <w:r>
         <w:rPr>
-          <w:rFonts w:cs="Calibri" w:cstheme="minorHAnsi"/>
+          <w:rFonts w:cstheme="minorHAnsi"/>
           <w:u w:val="single"/>
           <w:lang w:val="en-US"/>
         </w:rPr>
@@ -63,14 +60,14 @@
       </w:r>
       <w:r>
         <w:rPr>
-          <w:rFonts w:cs="Calibri" w:cstheme="minorHAnsi"/>
+          <w:rFonts w:cstheme="minorHAnsi"/>
           <w:lang w:val="en-US"/>
         </w:rPr>
         <w:t xml:space="preserve"> of the Volume Editors, </w:t>
       </w:r>
       <w:r>
         <w:rPr>
-          <w:rFonts w:cs="Calibri" w:cstheme="minorHAnsi"/>
+          <w:rFonts w:cstheme="minorHAnsi"/>
           <w:u w:val="single"/>
           <w:lang w:val="en-US"/>
         </w:rPr>
@@ -78,7 +75,7 @@
       </w:r>
       <w:r>
         <w:rPr>
-          <w:rFonts w:cs="Calibri" w:cstheme="minorHAnsi"/>
+          <w:rFonts w:cstheme="minorHAnsi"/>
           <w:lang w:val="en-US"/>
         </w:rPr>
         <w:t xml:space="preserve"> in which they are to appear on the cover, not forgetting any middle initials you would like to include.</w:t>
@@ -92,20 +89,20 @@
           <w:numId w:val="1"/>
         </w:numPr>
         <w:rPr>
-          <w:rFonts w:cs="Calibri" w:cstheme="minorHAnsi"/>
-          <w:lang w:val="en-US"/>
-        </w:rPr>
-      </w:pPr>
-      <w:r>
-        <w:rPr>
-          <w:rFonts w:cs="Calibri" w:cstheme="minorHAnsi"/>
+          <w:rFonts w:cstheme="minorHAnsi"/>
+          <w:lang w:val="en-US"/>
+        </w:rPr>
+      </w:pPr>
+      <w:r>
+        <w:rPr>
+          <w:rFonts w:cstheme="minorHAnsi"/>
           <w:lang w:val="en-US"/>
         </w:rPr>
         <w:t xml:space="preserve">Editors’ names </w:t>
       </w:r>
       <w:r>
         <w:rPr>
-          <w:rFonts w:cs="Calibri" w:cstheme="minorHAnsi"/>
+          <w:rFonts w:cstheme="minorHAnsi"/>
           <w:u w:val="single"/>
           <w:lang w:val="en-US"/>
         </w:rPr>
@@ -113,7 +110,7 @@
       </w:r>
       <w:r>
         <w:rPr>
-          <w:rFonts w:cs="Calibri" w:cstheme="minorHAnsi"/>
+          <w:rFonts w:cstheme="minorHAnsi"/>
           <w:lang w:val="en-US"/>
         </w:rPr>
         <w:t xml:space="preserve"> be added following publication. </w:t>
@@ -127,13 +124,13 @@
           <w:numId w:val="1"/>
         </w:numPr>
         <w:rPr>
-          <w:rFonts w:cs="Calibri" w:cstheme="minorHAnsi"/>
-          <w:lang w:val="en-US"/>
-        </w:rPr>
-      </w:pPr>
-      <w:r>
-        <w:rPr>
-          <w:rFonts w:cs="Calibri" w:cstheme="minorHAnsi"/>
+          <w:rFonts w:cstheme="minorHAnsi"/>
+          <w:lang w:val="en-US"/>
+        </w:rPr>
+      </w:pPr>
+      <w:r>
+        <w:rPr>
+          <w:rFonts w:cstheme="minorHAnsi"/>
           <w:lang w:val="en-US"/>
         </w:rPr>
         <w:t>The information provided here will be used for the cover and the imprint page of the book.</w:t>
@@ -147,20 +144,20 @@
           <w:numId w:val="1"/>
         </w:numPr>
         <w:rPr>
-          <w:rFonts w:cs="Calibri" w:cstheme="minorHAnsi"/>
-          <w:lang w:val="en-US"/>
-        </w:rPr>
-      </w:pPr>
-      <w:r>
-        <w:rPr>
-          <w:rFonts w:cs="Calibri" w:cstheme="minorHAnsi"/>
+          <w:rFonts w:cstheme="minorHAnsi"/>
+          <w:lang w:val="en-US"/>
+        </w:rPr>
+      </w:pPr>
+      <w:r>
+        <w:rPr>
+          <w:rFonts w:cstheme="minorHAnsi"/>
           <w:lang w:val="en-US"/>
         </w:rPr>
         <w:t xml:space="preserve">Please use the </w:t>
       </w:r>
       <w:r>
         <w:rPr>
-          <w:rFonts w:cs="Calibri" w:cstheme="minorHAnsi"/>
+          <w:rFonts w:cstheme="minorHAnsi"/>
           <w:u w:val="single"/>
           <w:lang w:val="en-US"/>
         </w:rPr>
@@ -168,7 +165,7 @@
       </w:r>
       <w:r>
         <w:rPr>
-          <w:rFonts w:cs="Calibri" w:cstheme="minorHAnsi"/>
+          <w:rFonts w:cstheme="minorHAnsi"/>
           <w:lang w:val="en-US"/>
         </w:rPr>
         <w:t xml:space="preserve">. The “last name” is the family name. </w:t>
@@ -182,13 +179,13 @@
           <w:numId w:val="1"/>
         </w:numPr>
         <w:rPr>
-          <w:rFonts w:cs="Calibri" w:cstheme="minorHAnsi"/>
-          <w:lang w:val="en-US"/>
-        </w:rPr>
-      </w:pPr>
-      <w:r>
-        <w:rPr>
-          <w:rFonts w:cs="Calibri" w:cstheme="minorHAnsi"/>
+          <w:rFonts w:cstheme="minorHAnsi"/>
+          <w:lang w:val="en-US"/>
+        </w:rPr>
+      </w:pPr>
+      <w:r>
+        <w:rPr>
+          <w:rFonts w:cstheme="minorHAnsi"/>
           <w:lang w:val="en-US"/>
         </w:rPr>
         <w:t>The volume editors should be restricted to those responsible for the final selection of the papers</w:t>
@@ -197,16 +194,15 @@
     <w:tbl>
       <w:tblPr>
         <w:tblW w:w="9513" w:type="dxa"/>
-        <w:jc w:val="start"/>
         <w:tblInd w:w="-5" w:type="dxa"/>
         <w:tblLayout w:type="fixed"/>
         <w:tblCellMar>
           <w:top w:w="57" w:type="dxa"/>
-          <w:start w:w="57" w:type="dxa"/>
+          <w:left w:w="57" w:type="dxa"/>
           <w:bottom w:w="57" w:type="dxa"/>
-          <w:end w:w="57" w:type="dxa"/>
+          <w:right w:w="57" w:type="dxa"/>
         </w:tblCellMar>
-        <w:tblLook w:val="00a0" w:noHBand="0" w:noVBand="0" w:firstColumn="1" w:lastRow="0" w:lastColumn="0" w:firstRow="1"/>
+        <w:tblLook w:val="00A0" w:firstRow="1" w:lastRow="0" w:firstColumn="1" w:lastColumn="0" w:noHBand="0" w:noVBand="0"/>
       </w:tblPr>
       <w:tblGrid>
         <w:gridCol w:w="2694"/>
@@ -215,36 +211,29 @@
       </w:tblGrid>
       <w:tr>
         <w:trPr>
-          <w:trHeight w:val="257" w:hRule="atLeast"/>
+          <w:trHeight w:val="257"/>
         </w:trPr>
         <w:tc>
           <w:tcPr>
             <w:tcW w:w="2694" w:type="dxa"/>
             <w:tcBorders>
               <w:top w:val="single" w:sz="4" w:space="0" w:color="000000"/>
-              <w:start w:val="single" w:sz="4" w:space="0" w:color="000000"/>
+              <w:left w:val="single" w:sz="4" w:space="0" w:color="000000"/>
               <w:bottom w:val="single" w:sz="4" w:space="0" w:color="000000"/>
-              <w:end w:val="single" w:sz="4" w:space="0" w:color="000000"/>
+              <w:right w:val="single" w:sz="4" w:space="0" w:color="000000"/>
             </w:tcBorders>
             <w:vAlign w:val="center"/>
           </w:tcPr>
           <w:p>
             <w:pPr>
               <w:pStyle w:val="StandardSchwarz"/>
-              <w:keepNext w:val="true"/>
-              <w:rPr>
-                <w:rFonts w:ascii="Calibri" w:hAnsi="Calibri" w:cs="Calibri" w:asciiTheme="minorHAnsi" w:cstheme="minorHAnsi" w:hAnsiTheme="minorHAnsi"/>
+              <w:keepNext/>
+              <w:rPr>
+                <w:rFonts w:asciiTheme="minorHAnsi" w:hAnsiTheme="minorHAnsi" w:cstheme="minorHAnsi"/>
                 <w:sz w:val="18"/>
                 <w:szCs w:val="18"/>
               </w:rPr>
             </w:pPr>
-            <w:r>
-              <w:rPr>
-                <w:rFonts w:cs="Calibri" w:cstheme="minorHAnsi" w:ascii="Calibri" w:hAnsi="Calibri"/>
-                <w:sz w:val="18"/>
-                <w:szCs w:val="18"/>
-              </w:rPr>
-            </w:r>
           </w:p>
         </w:tc>
         <w:tc>
@@ -252,25 +241,25 @@
             <w:tcW w:w="3203" w:type="dxa"/>
             <w:tcBorders>
               <w:top w:val="single" w:sz="4" w:space="0" w:color="000000"/>
-              <w:start w:val="single" w:sz="4" w:space="0" w:color="000000"/>
+              <w:left w:val="single" w:sz="4" w:space="0" w:color="000000"/>
               <w:bottom w:val="single" w:sz="4" w:space="0" w:color="000000"/>
-              <w:end w:val="single" w:sz="4" w:space="0" w:color="000000"/>
+              <w:right w:val="single" w:sz="4" w:space="0" w:color="000000"/>
             </w:tcBorders>
             <w:vAlign w:val="center"/>
           </w:tcPr>
           <w:p>
             <w:pPr>
               <w:pStyle w:val="StandardSchwarz"/>
-              <w:keepNext w:val="true"/>
-              <w:rPr>
-                <w:rFonts w:ascii="Calibri" w:hAnsi="Calibri" w:cs="Calibri" w:asciiTheme="minorHAnsi" w:cstheme="minorHAnsi" w:hAnsiTheme="minorHAnsi"/>
+              <w:keepNext/>
+              <w:rPr>
+                <w:rFonts w:asciiTheme="minorHAnsi" w:hAnsiTheme="minorHAnsi" w:cstheme="minorHAnsi"/>
                 <w:sz w:val="18"/>
                 <w:szCs w:val="18"/>
               </w:rPr>
             </w:pPr>
             <w:r>
               <w:rPr>
-                <w:rFonts w:cs="Calibri" w:ascii="Calibri" w:hAnsi="Calibri" w:asciiTheme="minorHAnsi" w:cstheme="minorHAnsi" w:hAnsiTheme="minorHAnsi"/>
+                <w:rFonts w:asciiTheme="minorHAnsi" w:hAnsiTheme="minorHAnsi" w:cstheme="minorHAnsi"/>
                 <w:sz w:val="18"/>
                 <w:szCs w:val="18"/>
               </w:rPr>
@@ -283,25 +272,25 @@
             <w:tcW w:w="3616" w:type="dxa"/>
             <w:tcBorders>
               <w:top w:val="single" w:sz="4" w:space="0" w:color="000000"/>
-              <w:start w:val="single" w:sz="4" w:space="0" w:color="000000"/>
+              <w:left w:val="single" w:sz="4" w:space="0" w:color="000000"/>
               <w:bottom w:val="single" w:sz="4" w:space="0" w:color="000000"/>
-              <w:end w:val="single" w:sz="4" w:space="0" w:color="000000"/>
+              <w:right w:val="single" w:sz="4" w:space="0" w:color="000000"/>
             </w:tcBorders>
             <w:vAlign w:val="center"/>
           </w:tcPr>
           <w:p>
             <w:pPr>
               <w:pStyle w:val="StandardSchwarz"/>
-              <w:keepNext w:val="true"/>
-              <w:rPr>
-                <w:rFonts w:ascii="Calibri" w:hAnsi="Calibri" w:cs="Calibri" w:asciiTheme="minorHAnsi" w:cstheme="minorHAnsi" w:hAnsiTheme="minorHAnsi"/>
+              <w:keepNext/>
+              <w:rPr>
+                <w:rFonts w:asciiTheme="minorHAnsi" w:hAnsiTheme="minorHAnsi" w:cstheme="minorHAnsi"/>
                 <w:sz w:val="18"/>
                 <w:szCs w:val="18"/>
               </w:rPr>
             </w:pPr>
             <w:r>
               <w:rPr>
-                <w:rFonts w:cs="Calibri" w:ascii="Calibri" w:hAnsi="Calibri" w:asciiTheme="minorHAnsi" w:cstheme="minorHAnsi" w:hAnsiTheme="minorHAnsi"/>
+                <w:rFonts w:asciiTheme="minorHAnsi" w:hAnsiTheme="minorHAnsi" w:cstheme="minorHAnsi"/>
                 <w:sz w:val="18"/>
                 <w:szCs w:val="18"/>
               </w:rPr>
@@ -312,16 +301,16 @@
       </w:tr>
       <w:tr>
         <w:trPr>
-          <w:trHeight w:val="257" w:hRule="atLeast"/>
+          <w:trHeight w:val="257"/>
         </w:trPr>
         <w:tc>
           <w:tcPr>
             <w:tcW w:w="2694" w:type="dxa"/>
             <w:tcBorders>
               <w:top w:val="single" w:sz="4" w:space="0" w:color="000000"/>
-              <w:start w:val="single" w:sz="4" w:space="0" w:color="000000"/>
+              <w:left w:val="single" w:sz="4" w:space="0" w:color="000000"/>
               <w:bottom w:val="single" w:sz="4" w:space="0" w:color="000000"/>
-              <w:end w:val="single" w:sz="4" w:space="0" w:color="000000"/>
+              <w:right w:val="single" w:sz="4" w:space="0" w:color="000000"/>
             </w:tcBorders>
             <w:vAlign w:val="center"/>
           </w:tcPr>
@@ -329,14 +318,14 @@
             <w:pPr>
               <w:pStyle w:val="StandardSchwarz"/>
               <w:rPr>
-                <w:rFonts w:ascii="Calibri" w:hAnsi="Calibri" w:cs="Calibri" w:asciiTheme="minorHAnsi" w:cstheme="minorHAnsi" w:hAnsiTheme="minorHAnsi"/>
+                <w:rFonts w:asciiTheme="minorHAnsi" w:hAnsiTheme="minorHAnsi" w:cstheme="minorHAnsi"/>
                 <w:sz w:val="18"/>
                 <w:szCs w:val="18"/>
               </w:rPr>
             </w:pPr>
             <w:r>
               <w:rPr>
-                <w:rFonts w:cs="Calibri" w:ascii="Calibri" w:hAnsi="Calibri" w:asciiTheme="minorHAnsi" w:cstheme="minorHAnsi" w:hAnsiTheme="minorHAnsi"/>
+                <w:rFonts w:asciiTheme="minorHAnsi" w:hAnsiTheme="minorHAnsi" w:cstheme="minorHAnsi"/>
                 <w:sz w:val="18"/>
                 <w:szCs w:val="18"/>
               </w:rPr>
@@ -349,9 +338,9 @@
             <w:tcW w:w="3203" w:type="dxa"/>
             <w:tcBorders>
               <w:top w:val="single" w:sz="4" w:space="0" w:color="000000"/>
-              <w:start w:val="single" w:sz="4" w:space="0" w:color="000000"/>
+              <w:left w:val="single" w:sz="4" w:space="0" w:color="000000"/>
               <w:bottom w:val="single" w:sz="4" w:space="0" w:color="000000"/>
-              <w:end w:val="single" w:sz="4" w:space="0" w:color="000000"/>
+              <w:right w:val="single" w:sz="4" w:space="0" w:color="000000"/>
             </w:tcBorders>
             <w:vAlign w:val="center"/>
           </w:tcPr>
@@ -359,12 +348,12 @@
             <w:pPr>
               <w:pStyle w:val="StandardSchwarz"/>
               <w:rPr>
-                <w:rFonts w:ascii="Calibri" w:hAnsi="Calibri" w:cs="Calibri" w:asciiTheme="minorHAnsi" w:cstheme="minorHAnsi" w:hAnsiTheme="minorHAnsi"/>
-              </w:rPr>
-            </w:pPr>
-            <w:r>
-              <w:rPr>
-                <w:rFonts w:cs="Calibri" w:cstheme="minorHAnsi" w:ascii="Calibri" w:hAnsi="Calibri"/>
+                <w:rFonts w:asciiTheme="minorHAnsi" w:hAnsiTheme="minorHAnsi" w:cstheme="minorHAnsi"/>
+              </w:rPr>
+            </w:pPr>
+            <w:r>
+              <w:rPr>
+                <w:rFonts w:ascii="Calibri" w:hAnsi="Calibri" w:cstheme="minorHAnsi"/>
               </w:rPr>
               <w:t>Roberto</w:t>
             </w:r>
@@ -375,9 +364,9 @@
             <w:tcW w:w="3616" w:type="dxa"/>
             <w:tcBorders>
               <w:top w:val="single" w:sz="4" w:space="0" w:color="000000"/>
-              <w:start w:val="single" w:sz="4" w:space="0" w:color="000000"/>
+              <w:left w:val="single" w:sz="4" w:space="0" w:color="000000"/>
               <w:bottom w:val="single" w:sz="4" w:space="0" w:color="000000"/>
-              <w:end w:val="single" w:sz="4" w:space="0" w:color="000000"/>
+              <w:right w:val="single" w:sz="4" w:space="0" w:color="000000"/>
             </w:tcBorders>
             <w:vAlign w:val="center"/>
           </w:tcPr>
@@ -385,12 +374,12 @@
             <w:pPr>
               <w:pStyle w:val="StandardSchwarz"/>
               <w:rPr>
-                <w:rFonts w:ascii="Calibri" w:hAnsi="Calibri" w:cs="Calibri" w:asciiTheme="minorHAnsi" w:cstheme="minorHAnsi" w:hAnsiTheme="minorHAnsi"/>
-              </w:rPr>
-            </w:pPr>
-            <w:r>
-              <w:rPr>
-                <w:rFonts w:cs="Calibri" w:cstheme="minorHAnsi" w:ascii="Calibri" w:hAnsi="Calibri"/>
+                <w:rFonts w:asciiTheme="minorHAnsi" w:hAnsiTheme="minorHAnsi" w:cstheme="minorHAnsi"/>
+              </w:rPr>
+            </w:pPr>
+            <w:r>
+              <w:rPr>
+                <w:rFonts w:ascii="Calibri" w:hAnsi="Calibri" w:cstheme="minorHAnsi"/>
               </w:rPr>
               <w:t>Fatemeh</w:t>
             </w:r>
@@ -399,15 +388,15 @@
       </w:tr>
       <w:tr>
         <w:trPr>
-          <w:trHeight w:val="273" w:hRule="atLeast"/>
+          <w:trHeight w:val="273"/>
         </w:trPr>
         <w:tc>
           <w:tcPr>
             <w:tcW w:w="2694" w:type="dxa"/>
             <w:tcBorders>
-              <w:start w:val="single" w:sz="4" w:space="0" w:color="000000"/>
+              <w:left w:val="single" w:sz="4" w:space="0" w:color="000000"/>
               <w:bottom w:val="single" w:sz="4" w:space="0" w:color="000000"/>
-              <w:end w:val="single" w:sz="4" w:space="0" w:color="000000"/>
+              <w:right w:val="single" w:sz="4" w:space="0" w:color="000000"/>
             </w:tcBorders>
             <w:vAlign w:val="center"/>
           </w:tcPr>
@@ -415,14 +404,14 @@
             <w:pPr>
               <w:pStyle w:val="StandardSchwarz"/>
               <w:rPr>
-                <w:rFonts w:ascii="Calibri" w:hAnsi="Calibri" w:cs="Calibri" w:asciiTheme="minorHAnsi" w:cstheme="minorHAnsi" w:hAnsiTheme="minorHAnsi"/>
+                <w:rFonts w:asciiTheme="minorHAnsi" w:hAnsiTheme="minorHAnsi" w:cstheme="minorHAnsi"/>
                 <w:sz w:val="18"/>
                 <w:szCs w:val="18"/>
               </w:rPr>
             </w:pPr>
             <w:r>
               <w:rPr>
-                <w:rFonts w:cs="Calibri" w:ascii="Calibri" w:hAnsi="Calibri" w:asciiTheme="minorHAnsi" w:cstheme="minorHAnsi" w:hAnsiTheme="minorHAnsi"/>
+                <w:rFonts w:asciiTheme="minorHAnsi" w:hAnsiTheme="minorHAnsi" w:cstheme="minorHAnsi"/>
                 <w:sz w:val="18"/>
                 <w:szCs w:val="18"/>
               </w:rPr>
@@ -434,9 +423,9 @@
           <w:tcPr>
             <w:tcW w:w="3203" w:type="dxa"/>
             <w:tcBorders>
-              <w:start w:val="single" w:sz="4" w:space="0" w:color="000000"/>
+              <w:left w:val="single" w:sz="4" w:space="0" w:color="000000"/>
               <w:bottom w:val="single" w:sz="4" w:space="0" w:color="000000"/>
-              <w:end w:val="single" w:sz="4" w:space="0" w:color="000000"/>
+              <w:right w:val="single" w:sz="4" w:space="0" w:color="000000"/>
             </w:tcBorders>
             <w:vAlign w:val="center"/>
           </w:tcPr>
@@ -444,12 +433,12 @@
             <w:pPr>
               <w:pStyle w:val="StandardSchwarz"/>
               <w:rPr>
-                <w:rFonts w:ascii="Calibri" w:hAnsi="Calibri" w:cs="Calibri" w:asciiTheme="minorHAnsi" w:cstheme="minorHAnsi" w:hAnsiTheme="minorHAnsi"/>
-              </w:rPr>
-            </w:pPr>
-            <w:r>
-              <w:rPr>
-                <w:rFonts w:cs="Calibri" w:cstheme="minorHAnsi" w:ascii="Calibri" w:hAnsi="Calibri"/>
+                <w:rFonts w:asciiTheme="minorHAnsi" w:hAnsiTheme="minorHAnsi" w:cstheme="minorHAnsi"/>
+              </w:rPr>
+            </w:pPr>
+            <w:r>
+              <w:rPr>
+                <w:rFonts w:ascii="Calibri" w:hAnsi="Calibri" w:cstheme="minorHAnsi"/>
               </w:rPr>
               <w:t>Casadei</w:t>
             </w:r>
@@ -459,9 +448,9 @@
           <w:tcPr>
             <w:tcW w:w="3616" w:type="dxa"/>
             <w:tcBorders>
-              <w:start w:val="single" w:sz="4" w:space="0" w:color="000000"/>
+              <w:left w:val="single" w:sz="4" w:space="0" w:color="000000"/>
               <w:bottom w:val="single" w:sz="4" w:space="0" w:color="000000"/>
-              <w:end w:val="single" w:sz="4" w:space="0" w:color="000000"/>
+              <w:right w:val="single" w:sz="4" w:space="0" w:color="000000"/>
             </w:tcBorders>
             <w:vAlign w:val="center"/>
           </w:tcPr>
@@ -469,12 +458,12 @@
             <w:pPr>
               <w:pStyle w:val="StandardSchwarz"/>
               <w:rPr>
-                <w:rFonts w:ascii="Calibri" w:hAnsi="Calibri" w:cs="Calibri" w:asciiTheme="minorHAnsi" w:cstheme="minorHAnsi" w:hAnsiTheme="minorHAnsi"/>
-              </w:rPr>
-            </w:pPr>
-            <w:r>
-              <w:rPr>
-                <w:rFonts w:cs="Calibri" w:cstheme="minorHAnsi" w:ascii="Calibri" w:hAnsi="Calibri"/>
+                <w:rFonts w:asciiTheme="minorHAnsi" w:hAnsiTheme="minorHAnsi" w:cstheme="minorHAnsi"/>
+              </w:rPr>
+            </w:pPr>
+            <w:r>
+              <w:rPr>
+                <w:rFonts w:ascii="Calibri" w:hAnsi="Calibri" w:cstheme="minorHAnsi"/>
               </w:rPr>
               <w:t>Ghassemi</w:t>
             </w:r>
@@ -483,15 +472,15 @@
       </w:tr>
       <w:tr>
         <w:trPr>
-          <w:trHeight w:val="273" w:hRule="atLeast"/>
+          <w:trHeight w:val="273"/>
         </w:trPr>
         <w:tc>
           <w:tcPr>
             <w:tcW w:w="2694" w:type="dxa"/>
             <w:tcBorders>
-              <w:start w:val="single" w:sz="4" w:space="0" w:color="000000"/>
+              <w:left w:val="single" w:sz="4" w:space="0" w:color="000000"/>
               <w:bottom w:val="single" w:sz="4" w:space="0" w:color="000000"/>
-              <w:end w:val="single" w:sz="4" w:space="0" w:color="000000"/>
+              <w:right w:val="single" w:sz="4" w:space="0" w:color="000000"/>
             </w:tcBorders>
             <w:vAlign w:val="center"/>
           </w:tcPr>
@@ -499,14 +488,14 @@
             <w:pPr>
               <w:pStyle w:val="StandardSchwarz"/>
               <w:rPr>
-                <w:rFonts w:ascii="Calibri" w:hAnsi="Calibri" w:cs="Calibri" w:asciiTheme="minorHAnsi" w:cstheme="minorHAnsi" w:hAnsiTheme="minorHAnsi"/>
+                <w:rFonts w:asciiTheme="minorHAnsi" w:hAnsiTheme="minorHAnsi" w:cstheme="minorHAnsi"/>
                 <w:sz w:val="18"/>
                 <w:szCs w:val="18"/>
               </w:rPr>
             </w:pPr>
             <w:r>
               <w:rPr>
-                <w:rFonts w:cs="Calibri" w:ascii="Calibri" w:hAnsi="Calibri" w:asciiTheme="minorHAnsi" w:cstheme="minorHAnsi" w:hAnsiTheme="minorHAnsi"/>
+                <w:rFonts w:asciiTheme="minorHAnsi" w:hAnsiTheme="minorHAnsi" w:cstheme="minorHAnsi"/>
                 <w:sz w:val="18"/>
                 <w:szCs w:val="18"/>
               </w:rPr>
@@ -518,9 +507,9 @@
           <w:tcPr>
             <w:tcW w:w="3203" w:type="dxa"/>
             <w:tcBorders>
-              <w:start w:val="single" w:sz="4" w:space="0" w:color="000000"/>
+              <w:left w:val="single" w:sz="4" w:space="0" w:color="000000"/>
               <w:bottom w:val="single" w:sz="4" w:space="0" w:color="000000"/>
-              <w:end w:val="single" w:sz="4" w:space="0" w:color="000000"/>
+              <w:right w:val="single" w:sz="4" w:space="0" w:color="000000"/>
             </w:tcBorders>
             <w:vAlign w:val="center"/>
           </w:tcPr>
@@ -528,13 +517,13 @@
             <w:pPr>
               <w:pStyle w:val="StandardSchwarz"/>
               <w:rPr>
-                <w:rFonts w:ascii="Calibri" w:hAnsi="Calibri" w:cs="Calibri" w:asciiTheme="minorHAnsi" w:cstheme="minorHAnsi" w:hAnsiTheme="minorHAnsi"/>
+                <w:rFonts w:asciiTheme="minorHAnsi" w:hAnsiTheme="minorHAnsi" w:cstheme="minorHAnsi"/>
                 <w:lang w:val="de-DE"/>
               </w:rPr>
             </w:pPr>
             <w:r>
               <w:rPr>
-                <w:rFonts w:cs="Calibri" w:cstheme="minorHAnsi" w:ascii="Calibri" w:hAnsi="Calibri"/>
+                <w:rFonts w:ascii="Calibri" w:hAnsi="Calibri" w:cstheme="minorHAnsi"/>
                 <w:lang w:val="de-DE"/>
               </w:rPr>
               <w:t>0000-0001-9149-949X</w:t>
@@ -545,9 +534,9 @@
           <w:tcPr>
             <w:tcW w:w="3616" w:type="dxa"/>
             <w:tcBorders>
-              <w:start w:val="single" w:sz="4" w:space="0" w:color="000000"/>
+              <w:left w:val="single" w:sz="4" w:space="0" w:color="000000"/>
               <w:bottom w:val="single" w:sz="4" w:space="0" w:color="000000"/>
-              <w:end w:val="single" w:sz="4" w:space="0" w:color="000000"/>
+              <w:right w:val="single" w:sz="4" w:space="0" w:color="000000"/>
             </w:tcBorders>
             <w:vAlign w:val="center"/>
           </w:tcPr>
@@ -555,13 +544,13 @@
             <w:pPr>
               <w:pStyle w:val="StandardSchwarz"/>
               <w:rPr>
-                <w:rFonts w:ascii="Calibri" w:hAnsi="Calibri" w:cs="Calibri" w:asciiTheme="minorHAnsi" w:cstheme="minorHAnsi" w:hAnsiTheme="minorHAnsi"/>
+                <w:rFonts w:asciiTheme="minorHAnsi" w:hAnsiTheme="minorHAnsi" w:cstheme="minorHAnsi"/>
                 <w:lang w:val="de-DE"/>
               </w:rPr>
             </w:pPr>
             <w:r>
               <w:rPr>
-                <w:rFonts w:cs="Calibri" w:cstheme="minorHAnsi" w:ascii="Calibri" w:hAnsi="Calibri"/>
+                <w:rFonts w:ascii="Calibri" w:hAnsi="Calibri" w:cstheme="minorHAnsi"/>
                 <w:lang w:val="de-DE"/>
               </w:rPr>
               <w:t>0000-0002-9677-3854</w:t>
@@ -571,15 +560,15 @@
       </w:tr>
       <w:tr>
         <w:trPr>
-          <w:trHeight w:val="273" w:hRule="atLeast"/>
+          <w:trHeight w:val="273"/>
         </w:trPr>
         <w:tc>
           <w:tcPr>
             <w:tcW w:w="2694" w:type="dxa"/>
             <w:tcBorders>
-              <w:start w:val="single" w:sz="4" w:space="0" w:color="000000"/>
+              <w:left w:val="single" w:sz="4" w:space="0" w:color="000000"/>
               <w:bottom w:val="single" w:sz="4" w:space="0" w:color="000000"/>
-              <w:end w:val="single" w:sz="4" w:space="0" w:color="000000"/>
+              <w:right w:val="single" w:sz="4" w:space="0" w:color="000000"/>
             </w:tcBorders>
             <w:vAlign w:val="center"/>
           </w:tcPr>
@@ -587,7 +576,7 @@
             <w:pPr>
               <w:pStyle w:val="StandardSchwarz"/>
               <w:rPr>
-                <w:rFonts w:ascii="Calibri" w:hAnsi="Calibri" w:cs="Calibri" w:asciiTheme="minorHAnsi" w:cstheme="minorHAnsi" w:hAnsiTheme="minorHAnsi"/>
+                <w:rFonts w:asciiTheme="minorHAnsi" w:hAnsiTheme="minorHAnsi" w:cstheme="minorHAnsi"/>
                 <w:sz w:val="18"/>
                 <w:szCs w:val="18"/>
                 <w:lang w:val="de-DE"/>
@@ -595,7 +584,7 @@
             </w:pPr>
             <w:r>
               <w:rPr>
-                <w:rFonts w:cs="Calibri" w:ascii="Calibri" w:hAnsi="Calibri" w:asciiTheme="minorHAnsi" w:cstheme="minorHAnsi" w:hAnsiTheme="minorHAnsi"/>
+                <w:rFonts w:asciiTheme="minorHAnsi" w:hAnsiTheme="minorHAnsi" w:cstheme="minorHAnsi"/>
                 <w:sz w:val="18"/>
                 <w:szCs w:val="18"/>
               </w:rPr>
@@ -607,9 +596,9 @@
           <w:tcPr>
             <w:tcW w:w="3203" w:type="dxa"/>
             <w:tcBorders>
-              <w:start w:val="single" w:sz="4" w:space="0" w:color="000000"/>
+              <w:left w:val="single" w:sz="4" w:space="0" w:color="000000"/>
               <w:bottom w:val="single" w:sz="4" w:space="0" w:color="000000"/>
-              <w:end w:val="single" w:sz="4" w:space="0" w:color="000000"/>
+              <w:right w:val="single" w:sz="4" w:space="0" w:color="000000"/>
             </w:tcBorders>
             <w:vAlign w:val="center"/>
           </w:tcPr>
@@ -617,13 +606,13 @@
             <w:pPr>
               <w:pStyle w:val="StandardSchwarz"/>
               <w:rPr>
-                <w:rFonts w:ascii="Calibri" w:hAnsi="Calibri" w:cs="Calibri" w:asciiTheme="minorHAnsi" w:cstheme="minorHAnsi" w:hAnsiTheme="minorHAnsi"/>
+                <w:rFonts w:asciiTheme="minorHAnsi" w:hAnsiTheme="minorHAnsi" w:cstheme="minorHAnsi"/>
                 <w:lang w:val="de-DE"/>
               </w:rPr>
             </w:pPr>
             <w:r>
               <w:rPr>
-                <w:rFonts w:cs="Calibri" w:cstheme="minorHAnsi" w:ascii="Calibri" w:hAnsi="Calibri"/>
+                <w:rFonts w:ascii="Calibri" w:hAnsi="Calibri" w:cstheme="minorHAnsi"/>
                 <w:lang w:val="de-DE"/>
               </w:rPr>
               <w:t>roby.casadei@unibo.it</w:t>
@@ -634,9 +623,9 @@
           <w:tcPr>
             <w:tcW w:w="3616" w:type="dxa"/>
             <w:tcBorders>
-              <w:start w:val="single" w:sz="4" w:space="0" w:color="000000"/>
+              <w:left w:val="single" w:sz="4" w:space="0" w:color="000000"/>
               <w:bottom w:val="single" w:sz="4" w:space="0" w:color="000000"/>
-              <w:end w:val="single" w:sz="4" w:space="0" w:color="000000"/>
+              <w:right w:val="single" w:sz="4" w:space="0" w:color="000000"/>
             </w:tcBorders>
             <w:vAlign w:val="center"/>
           </w:tcPr>
@@ -644,31 +633,52 @@
             <w:pPr>
               <w:pStyle w:val="StandardSchwarz"/>
               <w:rPr>
-                <w:rFonts w:ascii="Calibri" w:hAnsi="Calibri" w:cs="Calibri" w:asciiTheme="minorHAnsi" w:cstheme="minorHAnsi" w:hAnsiTheme="minorHAnsi"/>
+                <w:rFonts w:asciiTheme="minorHAnsi" w:hAnsiTheme="minorHAnsi" w:cstheme="minorHAnsi"/>
                 <w:lang w:val="de-DE"/>
               </w:rPr>
             </w:pPr>
             <w:r>
               <w:rPr>
-                <w:rFonts w:cs="Calibri" w:cstheme="minorHAnsi" w:ascii="Calibri" w:hAnsi="Calibri"/>
+                <w:rFonts w:ascii="Calibri" w:hAnsi="Calibri" w:cstheme="minorHAnsi"/>
                 <w:lang w:val="de-DE"/>
               </w:rPr>
-              <w:t>fa.ghassemi@gmail.com</w:t>
+              <w:t>f</w:t>
+            </w:r>
+            <w:r>
+              <w:rPr>
+                <w:rFonts w:ascii="Calibri" w:hAnsi="Calibri" w:cstheme="minorHAnsi"/>
+                <w:lang w:val="de-DE"/>
+              </w:rPr>
+              <w:t>g</w:t>
+            </w:r>
+            <w:r>
+              <w:rPr>
+                <w:rFonts w:ascii="Calibri" w:hAnsi="Calibri" w:cstheme="minorHAnsi"/>
+                <w:lang w:val="de-DE"/>
+              </w:rPr>
+              <w:t>hassemi@</w:t>
+            </w:r>
+            <w:r>
+              <w:rPr>
+                <w:rFonts w:ascii="Calibri" w:hAnsi="Calibri" w:cstheme="minorHAnsi"/>
+                <w:lang w:val="de-DE"/>
+              </w:rPr>
+              <w:t>ut.ac.ir</w:t>
             </w:r>
           </w:p>
         </w:tc>
       </w:tr>
       <w:tr>
         <w:trPr>
-          <w:trHeight w:val="273" w:hRule="atLeast"/>
+          <w:trHeight w:val="273"/>
         </w:trPr>
         <w:tc>
           <w:tcPr>
             <w:tcW w:w="2694" w:type="dxa"/>
             <w:tcBorders>
-              <w:start w:val="single" w:sz="4" w:space="0" w:color="000000"/>
+              <w:left w:val="single" w:sz="4" w:space="0" w:color="000000"/>
               <w:bottom w:val="single" w:sz="4" w:space="0" w:color="000000"/>
-              <w:end w:val="single" w:sz="4" w:space="0" w:color="000000"/>
+              <w:right w:val="single" w:sz="4" w:space="0" w:color="000000"/>
             </w:tcBorders>
             <w:vAlign w:val="center"/>
           </w:tcPr>
@@ -676,14 +686,14 @@
             <w:pPr>
               <w:pStyle w:val="StandardSchwarz"/>
               <w:rPr>
-                <w:rFonts w:ascii="Calibri" w:hAnsi="Calibri" w:cs="Calibri" w:asciiTheme="minorHAnsi" w:cstheme="minorHAnsi" w:hAnsiTheme="minorHAnsi"/>
+                <w:rFonts w:asciiTheme="minorHAnsi" w:hAnsiTheme="minorHAnsi" w:cstheme="minorHAnsi"/>
                 <w:sz w:val="18"/>
                 <w:szCs w:val="18"/>
               </w:rPr>
             </w:pPr>
             <w:r>
               <w:rPr>
-                <w:rFonts w:cs="Calibri" w:ascii="Calibri" w:hAnsi="Calibri" w:asciiTheme="minorHAnsi" w:cstheme="minorHAnsi" w:hAnsiTheme="minorHAnsi"/>
+                <w:rFonts w:asciiTheme="minorHAnsi" w:hAnsiTheme="minorHAnsi" w:cstheme="minorHAnsi"/>
                 <w:sz w:val="18"/>
                 <w:szCs w:val="18"/>
               </w:rPr>
@@ -695,9 +705,9 @@
           <w:tcPr>
             <w:tcW w:w="3203" w:type="dxa"/>
             <w:tcBorders>
-              <w:start w:val="single" w:sz="4" w:space="0" w:color="000000"/>
+              <w:left w:val="single" w:sz="4" w:space="0" w:color="000000"/>
               <w:bottom w:val="single" w:sz="4" w:space="0" w:color="000000"/>
-              <w:end w:val="single" w:sz="4" w:space="0" w:color="000000"/>
+              <w:right w:val="single" w:sz="4" w:space="0" w:color="000000"/>
             </w:tcBorders>
             <w:vAlign w:val="center"/>
           </w:tcPr>
@@ -705,13 +715,13 @@
             <w:pPr>
               <w:pStyle w:val="StandardSchwarz"/>
               <w:rPr>
-                <w:rFonts w:ascii="Calibri" w:hAnsi="Calibri" w:cs="Calibri" w:asciiTheme="minorHAnsi" w:cstheme="minorHAnsi" w:hAnsiTheme="minorHAnsi"/>
+                <w:rFonts w:asciiTheme="minorHAnsi" w:hAnsiTheme="minorHAnsi" w:cstheme="minorHAnsi"/>
                 <w:lang w:val="de-DE"/>
               </w:rPr>
             </w:pPr>
             <w:r>
               <w:rPr>
-                <w:rFonts w:cs="Calibri" w:cstheme="minorHAnsi" w:ascii="Calibri" w:hAnsi="Calibri"/>
+                <w:rFonts w:ascii="Calibri" w:hAnsi="Calibri" w:cstheme="minorHAnsi"/>
                 <w:lang w:val="de-DE"/>
               </w:rPr>
               <w:t>University of Bologna, Italy</w:t>
@@ -722,9 +732,9 @@
           <w:tcPr>
             <w:tcW w:w="3616" w:type="dxa"/>
             <w:tcBorders>
-              <w:start w:val="single" w:sz="4" w:space="0" w:color="000000"/>
+              <w:left w:val="single" w:sz="4" w:space="0" w:color="000000"/>
               <w:bottom w:val="single" w:sz="4" w:space="0" w:color="000000"/>
-              <w:end w:val="single" w:sz="4" w:space="0" w:color="000000"/>
+              <w:right w:val="single" w:sz="4" w:space="0" w:color="000000"/>
             </w:tcBorders>
             <w:vAlign w:val="center"/>
           </w:tcPr>
@@ -732,13 +742,13 @@
             <w:pPr>
               <w:pStyle w:val="StandardSchwarz"/>
               <w:rPr>
-                <w:rFonts w:ascii="Calibri" w:hAnsi="Calibri" w:cs="Calibri" w:asciiTheme="minorHAnsi" w:cstheme="minorHAnsi" w:hAnsiTheme="minorHAnsi"/>
+                <w:rFonts w:asciiTheme="minorHAnsi" w:hAnsiTheme="minorHAnsi" w:cstheme="minorHAnsi"/>
                 <w:lang w:val="de-DE"/>
               </w:rPr>
             </w:pPr>
             <w:r>
               <w:rPr>
-                <w:rFonts w:cs="Calibri" w:cstheme="minorHAnsi" w:ascii="Calibri" w:hAnsi="Calibri"/>
+                <w:rFonts w:ascii="Calibri" w:hAnsi="Calibri" w:cstheme="minorHAnsi"/>
                 <w:lang w:val="de-DE"/>
               </w:rPr>
               <w:t>University of Tehran, Iran</w:t>
@@ -748,15 +758,15 @@
       </w:tr>
       <w:tr>
         <w:trPr>
-          <w:trHeight w:val="273" w:hRule="atLeast"/>
+          <w:trHeight w:val="273"/>
         </w:trPr>
         <w:tc>
           <w:tcPr>
             <w:tcW w:w="2694" w:type="dxa"/>
             <w:tcBorders>
-              <w:start w:val="single" w:sz="4" w:space="0" w:color="000000"/>
+              <w:left w:val="single" w:sz="4" w:space="0" w:color="000000"/>
               <w:bottom w:val="single" w:sz="4" w:space="0" w:color="000000"/>
-              <w:end w:val="single" w:sz="4" w:space="0" w:color="000000"/>
+              <w:right w:val="single" w:sz="4" w:space="0" w:color="000000"/>
             </w:tcBorders>
             <w:vAlign w:val="center"/>
           </w:tcPr>
@@ -764,14 +774,14 @@
             <w:pPr>
               <w:pStyle w:val="StandardSchwarz"/>
               <w:rPr>
-                <w:rFonts w:ascii="Calibri" w:hAnsi="Calibri" w:cs="Calibri" w:asciiTheme="minorHAnsi" w:cstheme="minorHAnsi" w:hAnsiTheme="minorHAnsi"/>
+                <w:rFonts w:asciiTheme="minorHAnsi" w:hAnsiTheme="minorHAnsi" w:cstheme="minorHAnsi"/>
                 <w:sz w:val="18"/>
                 <w:szCs w:val="18"/>
               </w:rPr>
             </w:pPr>
             <w:r>
               <w:rPr>
-                <w:rFonts w:cs="Calibri" w:ascii="Calibri" w:hAnsi="Calibri" w:asciiTheme="minorHAnsi" w:cstheme="minorHAnsi" w:hAnsiTheme="minorHAnsi"/>
+                <w:rFonts w:asciiTheme="minorHAnsi" w:hAnsiTheme="minorHAnsi" w:cstheme="minorHAnsi"/>
                 <w:sz w:val="18"/>
                 <w:szCs w:val="18"/>
               </w:rPr>
@@ -782,14 +792,14 @@
             <w:pPr>
               <w:pStyle w:val="StandardSchwarz"/>
               <w:rPr>
-                <w:rFonts w:ascii="Calibri" w:hAnsi="Calibri" w:cs="Calibri" w:asciiTheme="minorHAnsi" w:cstheme="minorHAnsi" w:hAnsiTheme="minorHAnsi"/>
+                <w:rFonts w:asciiTheme="minorHAnsi" w:hAnsiTheme="minorHAnsi" w:cstheme="minorHAnsi"/>
                 <w:sz w:val="18"/>
                 <w:szCs w:val="18"/>
               </w:rPr>
             </w:pPr>
             <w:r>
               <w:rPr>
-                <w:rFonts w:cs="Calibri" w:ascii="Calibri" w:hAnsi="Calibri" w:asciiTheme="minorHAnsi" w:cstheme="minorHAnsi" w:hAnsiTheme="minorHAnsi"/>
+                <w:rFonts w:asciiTheme="minorHAnsi" w:hAnsiTheme="minorHAnsi" w:cstheme="minorHAnsi"/>
                 <w:sz w:val="18"/>
                 <w:szCs w:val="18"/>
               </w:rPr>
@@ -797,7 +807,7 @@
             </w:r>
             <w:r>
               <w:rPr>
-                <w:rFonts w:cs="Calibri" w:ascii="Calibri" w:hAnsi="Calibri" w:asciiTheme="minorHAnsi" w:cstheme="minorHAnsi" w:hAnsiTheme="minorHAnsi"/>
+                <w:rFonts w:asciiTheme="minorHAnsi" w:hAnsiTheme="minorHAnsi" w:cstheme="minorHAnsi"/>
                 <w:b/>
                 <w:sz w:val="18"/>
                 <w:szCs w:val="18"/>
@@ -806,7 +816,7 @@
             </w:r>
             <w:r>
               <w:rPr>
-                <w:rFonts w:cs="Calibri" w:ascii="Calibri" w:hAnsi="Calibri" w:asciiTheme="minorHAnsi" w:cstheme="minorHAnsi" w:hAnsiTheme="minorHAnsi"/>
+                <w:rFonts w:asciiTheme="minorHAnsi" w:hAnsiTheme="minorHAnsi" w:cstheme="minorHAnsi"/>
                 <w:sz w:val="18"/>
                 <w:szCs w:val="18"/>
               </w:rPr>
@@ -817,44 +827,30 @@
             <w:pPr>
               <w:pStyle w:val="StandardSchwarz"/>
               <w:rPr>
-                <w:rFonts w:ascii="Calibri" w:hAnsi="Calibri" w:cs="Calibri" w:asciiTheme="minorHAnsi" w:cstheme="minorHAnsi" w:hAnsiTheme="minorHAnsi"/>
+                <w:rFonts w:asciiTheme="minorHAnsi" w:hAnsiTheme="minorHAnsi" w:cstheme="minorHAnsi"/>
                 <w:sz w:val="18"/>
                 <w:szCs w:val="18"/>
               </w:rPr>
             </w:pPr>
-            <w:r>
-              <w:rPr>
-                <w:rFonts w:cs="Calibri" w:cstheme="minorHAnsi" w:ascii="Calibri" w:hAnsi="Calibri"/>
+          </w:p>
+          <w:p>
+            <w:pPr>
+              <w:pStyle w:val="StandardSchwarz"/>
+              <w:rPr>
+                <w:rFonts w:asciiTheme="minorHAnsi" w:hAnsiTheme="minorHAnsi" w:cstheme="minorHAnsi"/>
                 <w:sz w:val="18"/>
                 <w:szCs w:val="18"/>
               </w:rPr>
-            </w:r>
-          </w:p>
-          <w:p>
-            <w:pPr>
-              <w:pStyle w:val="StandardSchwarz"/>
-              <w:rPr>
-                <w:rFonts w:ascii="Calibri" w:hAnsi="Calibri" w:cs="Calibri" w:asciiTheme="minorHAnsi" w:cstheme="minorHAnsi" w:hAnsiTheme="minorHAnsi"/>
-                <w:sz w:val="18"/>
-                <w:szCs w:val="18"/>
-              </w:rPr>
-            </w:pPr>
-            <w:r>
-              <w:rPr>
-                <w:rFonts w:cs="Calibri" w:cstheme="minorHAnsi" w:ascii="Calibri" w:hAnsi="Calibri"/>
-                <w:sz w:val="18"/>
-                <w:szCs w:val="18"/>
-              </w:rPr>
-            </w:r>
+            </w:pPr>
           </w:p>
         </w:tc>
         <w:tc>
           <w:tcPr>
             <w:tcW w:w="3203" w:type="dxa"/>
             <w:tcBorders>
-              <w:start w:val="single" w:sz="4" w:space="0" w:color="000000"/>
+              <w:left w:val="single" w:sz="4" w:space="0" w:color="000000"/>
               <w:bottom w:val="single" w:sz="4" w:space="0" w:color="000000"/>
-              <w:end w:val="single" w:sz="4" w:space="0" w:color="000000"/>
+              <w:right w:val="single" w:sz="4" w:space="0" w:color="000000"/>
             </w:tcBorders>
             <w:vAlign w:val="center"/>
           </w:tcPr>
@@ -862,14 +858,28 @@
             <w:pPr>
               <w:pStyle w:val="StandardSchwarz"/>
               <w:rPr>
-                <w:rFonts w:ascii="Calibri" w:hAnsi="Calibri" w:cs="Calibri" w:asciiTheme="minorHAnsi" w:cstheme="minorHAnsi" w:hAnsiTheme="minorHAnsi"/>
-              </w:rPr>
-            </w:pPr>
-            <w:r>
-              <w:rPr>
-                <w:rFonts w:cs="Calibri" w:cstheme="minorHAnsi" w:ascii="Calibri" w:hAnsi="Calibri"/>
-              </w:rPr>
-              <w:t>Via dell’Università 50, 57522, Cesena, Italy</w:t>
+                <w:rFonts w:asciiTheme="minorHAnsi" w:hAnsiTheme="minorHAnsi" w:cstheme="minorHAnsi"/>
+              </w:rPr>
+            </w:pPr>
+            <w:r>
+              <w:rPr>
+                <w:rFonts w:ascii="Calibri" w:hAnsi="Calibri" w:cstheme="minorHAnsi"/>
+              </w:rPr>
+              <w:t xml:space="preserve">Via </w:t>
+            </w:r>
+            <w:proofErr w:type="spellStart"/>
+            <w:r>
+              <w:rPr>
+                <w:rFonts w:ascii="Calibri" w:hAnsi="Calibri" w:cstheme="minorHAnsi"/>
+              </w:rPr>
+              <w:t>dell’Università</w:t>
+            </w:r>
+            <w:proofErr w:type="spellEnd"/>
+            <w:r>
+              <w:rPr>
+                <w:rFonts w:ascii="Calibri" w:hAnsi="Calibri" w:cstheme="minorHAnsi"/>
+              </w:rPr>
+              <w:t xml:space="preserve"> 50, 57522, Cesena, Italy</w:t>
             </w:r>
           </w:p>
         </w:tc>
@@ -877,9 +887,9 @@
           <w:tcPr>
             <w:tcW w:w="3616" w:type="dxa"/>
             <w:tcBorders>
-              <w:start w:val="single" w:sz="4" w:space="0" w:color="000000"/>
+              <w:left w:val="single" w:sz="4" w:space="0" w:color="000000"/>
               <w:bottom w:val="single" w:sz="4" w:space="0" w:color="000000"/>
-              <w:end w:val="single" w:sz="4" w:space="0" w:color="000000"/>
+              <w:right w:val="single" w:sz="4" w:space="0" w:color="000000"/>
             </w:tcBorders>
             <w:vAlign w:val="center"/>
           </w:tcPr>
@@ -887,13 +897,28 @@
             <w:pPr>
               <w:pStyle w:val="StandardSchwarz"/>
               <w:rPr>
-                <w:rFonts w:ascii="Calibri" w:hAnsi="Calibri" w:cs="Calibri" w:asciiTheme="minorHAnsi" w:cstheme="minorHAnsi" w:hAnsiTheme="minorHAnsi"/>
-              </w:rPr>
-            </w:pPr>
-            <w:r>
-              <w:rPr>
-                <w:rFonts w:cs="Calibri" w:cstheme="minorHAnsi" w:ascii="Calibri" w:hAnsi="Calibri"/>
-              </w:rPr>
+                <w:rFonts w:asciiTheme="minorHAnsi" w:hAnsiTheme="minorHAnsi" w:cstheme="minorHAnsi"/>
+              </w:rPr>
+            </w:pPr>
+            <w:r>
+              <w:rPr>
+                <w:rFonts w:asciiTheme="minorHAnsi" w:hAnsiTheme="minorHAnsi" w:cstheme="minorHAnsi"/>
+              </w:rPr>
+              <w:t xml:space="preserve">North Kargar, </w:t>
+            </w:r>
+            <w:r>
+              <w:rPr>
+                <w:rFonts w:asciiTheme="minorHAnsi" w:hAnsiTheme="minorHAnsi" w:cstheme="minorHAnsi"/>
+                <w:lang w:val="de-DE"/>
+              </w:rPr>
+              <w:t>1439957131</w:t>
+            </w:r>
+            <w:r>
+              <w:rPr>
+                <w:rFonts w:asciiTheme="minorHAnsi" w:hAnsiTheme="minorHAnsi" w:cstheme="minorHAnsi"/>
+                <w:lang w:val="de-DE"/>
+              </w:rPr>
+              <w:t>, Tehran, Iran</w:t>
             </w:r>
           </w:p>
         </w:tc>
@@ -901,18 +926,11 @@
     </w:tbl>
     <w:p>
       <w:pPr>
-        <w:pStyle w:val="Normal"/>
-        <w:rPr>
-          <w:rFonts w:cs="Calibri" w:cstheme="minorHAnsi"/>
-          <w:lang w:val="en-US"/>
-        </w:rPr>
-      </w:pPr>
-      <w:r>
-        <w:rPr>
-          <w:rFonts w:cs="Calibri" w:cstheme="minorHAnsi"/>
-          <w:lang w:val="en-US"/>
-        </w:rPr>
-      </w:r>
+        <w:rPr>
+          <w:rFonts w:cstheme="minorHAnsi"/>
+          <w:lang w:val="en-US"/>
+        </w:rPr>
+      </w:pPr>
     </w:p>
     <w:p>
       <w:pPr>
@@ -922,7 +940,7 @@
           <w:numId w:val="2"/>
         </w:numPr>
         <w:rPr>
-          <w:rFonts w:cs="Calibri" w:cstheme="minorHAnsi"/>
+          <w:rFonts w:cstheme="minorHAnsi"/>
           <w:bCs/>
           <w:sz w:val="20"/>
           <w:szCs w:val="20"/>
@@ -932,7 +950,7 @@
       <w:bookmarkStart w:id="0" w:name="_Hlk124423414"/>
       <w:r>
         <w:rPr>
-          <w:rFonts w:cs="Calibri" w:cstheme="minorHAnsi"/>
+          <w:rFonts w:cstheme="minorHAnsi"/>
           <w:b/>
           <w:lang w:val="en-US"/>
         </w:rPr>
@@ -940,7 +958,7 @@
       </w:r>
       <w:r>
         <w:rPr>
-          <w:rFonts w:cs="Calibri" w:cstheme="minorHAnsi"/>
+          <w:rFonts w:cstheme="minorHAnsi"/>
           <w:bCs/>
           <w:sz w:val="20"/>
           <w:szCs w:val="20"/>
@@ -951,7 +969,7 @@
       <w:bookmarkEnd w:id="0"/>
       <w:r>
         <w:rPr>
-          <w:rFonts w:cs="Calibri" w:cstheme="minorHAnsi"/>
+          <w:rFonts w:cstheme="minorHAnsi"/>
           <w:bCs/>
           <w:sz w:val="20"/>
           <w:szCs w:val="20"/>
@@ -964,48 +982,32 @@
       <w:tblPr>
         <w:tblStyle w:val="TableGrid"/>
         <w:tblW w:w="9062" w:type="dxa"/>
-        <w:jc w:val="start"/>
-        <w:tblInd w:w="0" w:type="dxa"/>
         <w:tblLayout w:type="fixed"/>
-        <w:tblCellMar>
-          <w:top w:w="0" w:type="dxa"/>
-          <w:start w:w="108" w:type="dxa"/>
-          <w:bottom w:w="0" w:type="dxa"/>
-          <w:end w:w="108" w:type="dxa"/>
-        </w:tblCellMar>
-        <w:tblLook w:val="04a0" w:noHBand="0" w:noVBand="1" w:firstColumn="1" w:lastRow="0" w:lastColumn="0" w:firstRow="1"/>
+        <w:tblLook w:val="04A0" w:firstRow="1" w:lastRow="0" w:firstColumn="1" w:lastColumn="0" w:noHBand="0" w:noVBand="1"/>
       </w:tblPr>
       <w:tblGrid>
         <w:gridCol w:w="1980"/>
         <w:gridCol w:w="7082"/>
       </w:tblGrid>
       <w:tr>
-        <w:trPr/>
         <w:tc>
           <w:tcPr>
             <w:tcW w:w="1980" w:type="dxa"/>
-            <w:tcBorders/>
-          </w:tcPr>
-          <w:p>
-            <w:pPr>
-              <w:pStyle w:val="Normal"/>
-              <w:widowControl/>
-              <w:spacing w:lineRule="auto" w:line="240" w:before="0" w:after="0"/>
-              <w:jc w:val="start"/>
-              <w:rPr>
-                <w:rFonts w:cs="Calibri" w:cstheme="minorHAnsi"/>
+          </w:tcPr>
+          <w:p>
+            <w:pPr>
+              <w:spacing w:after="0" w:line="240" w:lineRule="auto"/>
+              <w:rPr>
+                <w:rFonts w:cstheme="minorHAnsi"/>
                 <w:b/>
                 <w:lang w:val="en-US"/>
               </w:rPr>
             </w:pPr>
             <w:r>
               <w:rPr>
-                <w:rFonts w:eastAsia="宋体" w:cs="Calibri" w:cstheme="minorHAnsi"/>
+                <w:rFonts w:eastAsia="SimSun" w:cstheme="minorHAnsi"/>
                 <w:b/>
-                <w:kern w:val="0"/>
-                <w:sz w:val="22"/>
-                <w:szCs w:val="22"/>
-                <w:lang w:val="en-US" w:eastAsia="de-DE" w:bidi="ar-SA"/>
+                <w:lang w:val="en-US"/>
               </w:rPr>
               <w:t>Name</w:t>
             </w:r>
@@ -1014,28 +1016,21 @@
         <w:tc>
           <w:tcPr>
             <w:tcW w:w="7082" w:type="dxa"/>
-            <w:tcBorders/>
-          </w:tcPr>
-          <w:p>
-            <w:pPr>
-              <w:pStyle w:val="Normal"/>
-              <w:widowControl/>
-              <w:spacing w:lineRule="auto" w:line="240" w:before="0" w:after="0"/>
-              <w:jc w:val="start"/>
-              <w:rPr>
-                <w:rFonts w:cs="Calibri" w:cstheme="minorHAnsi"/>
+          </w:tcPr>
+          <w:p>
+            <w:pPr>
+              <w:spacing w:after="0" w:line="240" w:lineRule="auto"/>
+              <w:rPr>
+                <w:rFonts w:cstheme="minorHAnsi"/>
                 <w:b/>
                 <w:lang w:val="en-US"/>
               </w:rPr>
             </w:pPr>
             <w:r>
               <w:rPr>
-                <w:rFonts w:eastAsia="宋体" w:cs="Calibri" w:cstheme="minorHAnsi"/>
+                <w:rFonts w:eastAsia="SimSun" w:cstheme="minorHAnsi"/>
                 <w:b/>
-                <w:kern w:val="0"/>
-                <w:sz w:val="22"/>
-                <w:szCs w:val="22"/>
-                <w:lang w:val="en-US" w:eastAsia="de-DE" w:bidi="ar-SA"/>
+                <w:lang w:val="en-US"/>
               </w:rPr>
               <w:t>Roberto Casadei</w:t>
             </w:r>
@@ -1045,20 +1040,12 @@
     </w:tbl>
     <w:p>
       <w:pPr>
-        <w:pStyle w:val="Normal"/>
-        <w:rPr>
-          <w:rFonts w:cs="Calibri" w:cstheme="minorHAnsi"/>
+        <w:rPr>
+          <w:rFonts w:cstheme="minorHAnsi"/>
           <w:b/>
           <w:lang w:val="en-US"/>
         </w:rPr>
       </w:pPr>
-      <w:r>
-        <w:rPr>
-          <w:rFonts w:cs="Calibri" w:cstheme="minorHAnsi"/>
-          <w:b/>
-          <w:lang w:val="en-US"/>
-        </w:rPr>
-      </w:r>
     </w:p>
     <w:p>
       <w:pPr>
@@ -1068,14 +1055,14 @@
           <w:numId w:val="2"/>
         </w:numPr>
         <w:rPr>
-          <w:rFonts w:cs="Calibri" w:cstheme="minorHAnsi"/>
+          <w:rFonts w:cstheme="minorHAnsi"/>
           <w:b/>
           <w:lang w:val="en-US"/>
         </w:rPr>
       </w:pPr>
       <w:r>
         <w:rPr>
-          <w:rFonts w:cs="Calibri" w:cstheme="minorHAnsi"/>
+          <w:rFonts w:cstheme="minorHAnsi"/>
           <w:b/>
           <w:lang w:val="en-US"/>
         </w:rPr>
@@ -1090,13 +1077,13 @@
           <w:numId w:val="1"/>
         </w:numPr>
         <w:rPr>
-          <w:rFonts w:cs="Calibri" w:cstheme="minorHAnsi"/>
-          <w:lang w:val="en-US"/>
-        </w:rPr>
-      </w:pPr>
-      <w:r>
-        <w:rPr>
-          <w:rFonts w:cs="Calibri" w:cstheme="minorHAnsi"/>
+          <w:rFonts w:cstheme="minorHAnsi"/>
+          <w:lang w:val="en-US"/>
+        </w:rPr>
+      </w:pPr>
+      <w:r>
+        <w:rPr>
+          <w:rFonts w:cstheme="minorHAnsi"/>
           <w:lang w:val="en-US"/>
         </w:rPr>
         <w:t>The preface should include the number of papers submitted and selected as well as the type of review used and the number of reviews per paper</w:t>
@@ -1110,13 +1097,13 @@
           <w:numId w:val="1"/>
         </w:numPr>
         <w:rPr>
-          <w:rFonts w:cs="Calibri" w:cstheme="minorHAnsi"/>
-          <w:lang w:val="en-US"/>
-        </w:rPr>
-      </w:pPr>
-      <w:r>
-        <w:rPr>
-          <w:rFonts w:cs="Calibri" w:cstheme="minorHAnsi"/>
+          <w:rFonts w:cstheme="minorHAnsi"/>
+          <w:lang w:val="en-US"/>
+        </w:rPr>
+      </w:pPr>
+      <w:r>
+        <w:rPr>
+          <w:rFonts w:cstheme="minorHAnsi"/>
           <w:lang w:val="en-US"/>
         </w:rPr>
         <w:t>The names of the PC chairs should appear at the bottom of the preface</w:t>
@@ -1130,13 +1117,13 @@
           <w:numId w:val="1"/>
         </w:numPr>
         <w:rPr>
-          <w:rFonts w:cs="Calibri" w:cstheme="minorHAnsi"/>
-          <w:lang w:val="en-US"/>
-        </w:rPr>
-      </w:pPr>
-      <w:r>
-        <w:rPr>
-          <w:rFonts w:cs="Calibri" w:cstheme="minorHAnsi"/>
+          <w:rFonts w:cstheme="minorHAnsi"/>
+          <w:lang w:val="en-US"/>
+        </w:rPr>
+      </w:pPr>
+      <w:r>
+        <w:rPr>
+          <w:rFonts w:cstheme="minorHAnsi"/>
           <w:lang w:val="en-US"/>
         </w:rPr>
         <w:t>The PC Chairs should be clearly identified as Program Committee Chairs on the organization pages</w:t>
@@ -1145,31 +1132,25 @@
     <w:p>
       <w:pPr>
         <w:pStyle w:val="ListParagraph"/>
-        <w:ind w:hanging="0" w:start="0"/>
-        <w:rPr>
-          <w:rFonts w:cs="Calibri" w:cstheme="minorHAnsi"/>
-          <w:lang w:val="en-US"/>
-        </w:rPr>
-      </w:pPr>
-      <w:r>
-        <w:rPr>
-          <w:rFonts w:cs="Calibri" w:cstheme="minorHAnsi"/>
-          <w:lang w:val="en-US"/>
-        </w:rPr>
-      </w:r>
+        <w:ind w:left="0"/>
+        <w:rPr>
+          <w:rFonts w:cstheme="minorHAnsi"/>
+          <w:lang w:val="en-US"/>
+        </w:rPr>
+      </w:pPr>
     </w:p>
     <w:p>
       <w:pPr>
         <w:pStyle w:val="ListParagraph"/>
-        <w:ind w:hanging="0" w:start="0"/>
-        <w:rPr>
-          <w:rFonts w:cs="Calibri" w:cstheme="minorHAnsi"/>
-          <w:lang w:val="en-US"/>
-        </w:rPr>
-      </w:pPr>
-      <w:r>
-        <w:rPr>
-          <w:rFonts w:cs="Calibri" w:cstheme="minorHAnsi"/>
+        <w:ind w:left="0"/>
+        <w:rPr>
+          <w:rFonts w:cstheme="minorHAnsi"/>
+          <w:lang w:val="en-US"/>
+        </w:rPr>
+      </w:pPr>
+      <w:r>
+        <w:rPr>
+          <w:rFonts w:cstheme="minorHAnsi"/>
           <w:lang w:val="en-US"/>
         </w:rPr>
         <w:t>OK.</w:t>
@@ -1183,7 +1164,7 @@
           <w:numId w:val="2"/>
         </w:numPr>
         <w:rPr>
-          <w:rFonts w:cs="Calibri" w:cstheme="minorHAnsi"/>
+          <w:rFonts w:cstheme="minorHAnsi"/>
           <w:b/>
           <w:lang w:val="en-US"/>
         </w:rPr>
@@ -1202,7 +1183,7 @@
         </w:rPr>
         <w:t xml:space="preserve"> that you have drawn the authors’ attention to our </w:t>
       </w:r>
-      <w:hyperlink r:id="rId2">
+      <w:hyperlink r:id="rId11">
         <w:r>
           <w:rPr>
             <w:rStyle w:val="Hyperlink"/>
@@ -1221,11 +1202,7 @@
     <w:p>
       <w:pPr>
         <w:pStyle w:val="ListParagraph"/>
-        <w:numPr>
-          <w:ilvl w:val="0"/>
-          <w:numId w:val="0"/>
-        </w:numPr>
-        <w:ind w:hanging="0" w:start="0"/>
+        <w:ind w:left="0"/>
         <w:rPr>
           <w:lang w:val="en-US"/>
         </w:rPr>
@@ -1240,20 +1217,11 @@
     <w:p>
       <w:pPr>
         <w:pStyle w:val="ListParagraph"/>
-        <w:numPr>
-          <w:ilvl w:val="0"/>
-          <w:numId w:val="0"/>
-        </w:numPr>
-        <w:ind w:hanging="0" w:start="0"/>
-        <w:rPr>
-          <w:lang w:val="en-US"/>
-        </w:rPr>
-      </w:pPr>
-      <w:r>
-        <w:rPr>
-          <w:lang w:val="en-US"/>
-        </w:rPr>
-      </w:r>
+        <w:ind w:left="0"/>
+        <w:rPr>
+          <w:lang w:val="en-US"/>
+        </w:rPr>
+      </w:pPr>
     </w:p>
     <w:p>
       <w:pPr>
@@ -1268,7 +1236,7 @@
       </w:pPr>
       <w:r>
         <w:rPr>
-          <w:rFonts w:cs="Calibri" w:cstheme="minorHAnsi"/>
+          <w:rFonts w:cstheme="minorHAnsi"/>
           <w:b/>
           <w:lang w:val="en-US"/>
         </w:rPr>
@@ -1284,25 +1252,16 @@
     <w:p>
       <w:pPr>
         <w:pStyle w:val="ListParagraph"/>
-        <w:numPr>
-          <w:ilvl w:val="0"/>
-          <w:numId w:val="0"/>
-        </w:numPr>
-        <w:ind w:hanging="0" w:start="0"/>
-        <w:rPr>
-          <w:lang w:val="en-US"/>
-        </w:rPr>
-      </w:pPr>
-      <w:r>
-        <w:rPr>
-          <w:lang w:val="en-US"/>
-        </w:rPr>
-      </w:r>
+        <w:ind w:left="0"/>
+        <w:rPr>
+          <w:lang w:val="en-US"/>
+        </w:rPr>
+      </w:pPr>
     </w:p>
     <w:p>
       <w:pPr>
         <w:pStyle w:val="ListParagraph"/>
-        <w:ind w:hanging="0" w:start="0"/>
+        <w:ind w:left="0"/>
         <w:rPr>
           <w:lang w:val="en-US"/>
         </w:rPr>
@@ -1317,20 +1276,13 @@
     <w:p>
       <w:pPr>
         <w:pStyle w:val="ListParagraph"/>
-        <w:spacing w:before="0" w:after="200"/>
-        <w:ind w:start="360"/>
-        <w:contextualSpacing/>
+        <w:ind w:left="360"/>
         <w:rPr>
           <w:lang w:val="en-US"/>
         </w:rPr>
       </w:pPr>
       <w:r>
         <w:br w:type="column"/>
-      </w:r>
-      <w:r>
-        <w:rPr>
-          <w:lang w:val="en-US"/>
-        </w:rPr>
       </w:r>
     </w:p>
     <w:p>
@@ -1341,14 +1293,14 @@
           <w:numId w:val="2"/>
         </w:numPr>
         <w:rPr>
-          <w:rFonts w:cs="Calibri" w:cstheme="minorHAnsi"/>
+          <w:rFonts w:cstheme="minorHAnsi"/>
           <w:b/>
           <w:lang w:val="en-US"/>
         </w:rPr>
       </w:pPr>
       <w:r>
         <w:rPr>
-          <w:rFonts w:cs="Calibri" w:cstheme="minorHAnsi"/>
+          <w:rFonts w:cstheme="minorHAnsi"/>
           <w:b/>
           <w:lang w:val="en-US"/>
         </w:rPr>
@@ -1357,20 +1309,31 @@
     </w:p>
     <w:p>
       <w:pPr>
-        <w:pStyle w:val="Normal"/>
-        <w:rPr>
-          <w:rFonts w:cs="Calibri" w:cstheme="minorHAnsi"/>
-          <w:lang w:val="en-US"/>
-        </w:rPr>
-      </w:pPr>
-      <w:r>
-        <w:rPr>
-          <w:rFonts w:cs="Calibri" w:cstheme="minorHAnsi"/>
+        <w:rPr>
+          <w:rFonts w:cstheme="minorHAnsi"/>
+          <w:lang w:val="en-US"/>
+        </w:rPr>
+      </w:pPr>
+      <w:r>
+        <w:rPr>
+          <w:rFonts w:cstheme="minorHAnsi"/>
           <w:lang w:val="en-US"/>
         </w:rPr>
         <w:t xml:space="preserve">Please check the conference terms regarding availability. </w:t>
+      </w:r>
+      <w:r>
+        <w:rPr>
+          <w:rFonts w:cstheme="minorHAnsi"/>
+          <w:lang w:val="en-US"/>
+        </w:rPr>
         <w:br/>
         <w:t xml:space="preserve">If you opt for the free online access to the proceedings on SpringerLink for a period of 4 weeks, please provide the details below. </w:t>
+      </w:r>
+      <w:r>
+        <w:rPr>
+          <w:rFonts w:cstheme="minorHAnsi"/>
+          <w:lang w:val="en-US"/>
+        </w:rPr>
         <w:br/>
         <w:t xml:space="preserve">NB: We do not set up 4-week online access if your conference website is a Google site. </w:t>
       </w:r>
@@ -1379,48 +1342,32 @@
       <w:tblPr>
         <w:tblStyle w:val="TableGrid"/>
         <w:tblW w:w="9062" w:type="dxa"/>
-        <w:jc w:val="start"/>
-        <w:tblInd w:w="0" w:type="dxa"/>
         <w:tblLayout w:type="fixed"/>
-        <w:tblCellMar>
-          <w:top w:w="0" w:type="dxa"/>
-          <w:start w:w="108" w:type="dxa"/>
-          <w:bottom w:w="0" w:type="dxa"/>
-          <w:end w:w="108" w:type="dxa"/>
-        </w:tblCellMar>
-        <w:tblLook w:val="04a0" w:noHBand="0" w:noVBand="1" w:firstColumn="1" w:lastRow="0" w:lastColumn="0" w:firstRow="1"/>
+        <w:tblLook w:val="04A0" w:firstRow="1" w:lastRow="0" w:firstColumn="1" w:lastColumn="0" w:noHBand="0" w:noVBand="1"/>
       </w:tblPr>
       <w:tblGrid>
         <w:gridCol w:w="4389"/>
         <w:gridCol w:w="4673"/>
       </w:tblGrid>
       <w:tr>
-        <w:trPr/>
         <w:tc>
           <w:tcPr>
             <w:tcW w:w="4389" w:type="dxa"/>
-            <w:tcBorders/>
-          </w:tcPr>
-          <w:p>
-            <w:pPr>
-              <w:pStyle w:val="Normal"/>
-              <w:widowControl/>
-              <w:spacing w:lineRule="auto" w:line="240" w:before="0" w:after="0"/>
-              <w:jc w:val="start"/>
-              <w:rPr>
-                <w:rFonts w:cs="Calibri" w:cstheme="minorHAnsi"/>
+          </w:tcPr>
+          <w:p>
+            <w:pPr>
+              <w:spacing w:after="0" w:line="240" w:lineRule="auto"/>
+              <w:rPr>
+                <w:rFonts w:cstheme="minorHAnsi"/>
                 <w:b/>
                 <w:lang w:val="en-US"/>
               </w:rPr>
             </w:pPr>
             <w:r>
               <w:rPr>
-                <w:rFonts w:eastAsia="宋体" w:cs="Calibri" w:cstheme="minorHAnsi"/>
+                <w:rFonts w:eastAsia="SimSun" w:cstheme="minorHAnsi"/>
                 <w:b/>
-                <w:kern w:val="0"/>
-                <w:sz w:val="22"/>
-                <w:szCs w:val="22"/>
-                <w:lang w:val="en-US" w:eastAsia="de-DE" w:bidi="ar-SA"/>
+                <w:lang w:val="en-US"/>
               </w:rPr>
               <w:t>Webmaster name</w:t>
             </w:r>
@@ -1429,28 +1376,21 @@
         <w:tc>
           <w:tcPr>
             <w:tcW w:w="4673" w:type="dxa"/>
-            <w:tcBorders/>
-          </w:tcPr>
-          <w:p>
-            <w:pPr>
-              <w:pStyle w:val="Normal"/>
-              <w:widowControl/>
-              <w:spacing w:lineRule="auto" w:line="240" w:before="0" w:after="0"/>
-              <w:jc w:val="start"/>
-              <w:rPr>
-                <w:rFonts w:cs="Calibri" w:cstheme="minorHAnsi"/>
+          </w:tcPr>
+          <w:p>
+            <w:pPr>
+              <w:spacing w:after="0" w:line="240" w:lineRule="auto"/>
+              <w:rPr>
+                <w:rFonts w:cstheme="minorHAnsi"/>
                 <w:b/>
                 <w:lang w:val="en-US"/>
               </w:rPr>
             </w:pPr>
             <w:r>
               <w:rPr>
-                <w:rFonts w:eastAsia="宋体" w:cs="Calibri" w:cstheme="minorHAnsi"/>
+                <w:rFonts w:eastAsia="SimSun" w:cstheme="minorHAnsi"/>
                 <w:b/>
-                <w:kern w:val="0"/>
-                <w:sz w:val="22"/>
-                <w:szCs w:val="22"/>
-                <w:lang w:val="en-US" w:eastAsia="de-DE" w:bidi="ar-SA"/>
+                <w:lang w:val="en-US"/>
               </w:rPr>
               <w:t>Webmaster email address</w:t>
             </w:r>
@@ -1458,90 +1398,55 @@
         </w:tc>
       </w:tr>
       <w:tr>
-        <w:trPr/>
         <w:tc>
           <w:tcPr>
             <w:tcW w:w="4389" w:type="dxa"/>
-            <w:tcBorders/>
-          </w:tcPr>
-          <w:p>
-            <w:pPr>
-              <w:pStyle w:val="Normal"/>
-              <w:widowControl/>
-              <w:spacing w:lineRule="auto" w:line="240" w:before="0" w:after="0"/>
-              <w:jc w:val="start"/>
-              <w:rPr>
-                <w:rFonts w:cs="Calibri" w:cstheme="minorHAnsi"/>
-                <w:lang w:val="en-US"/>
-              </w:rPr>
-            </w:pPr>
-            <w:r>
-              <w:rPr>
-                <w:rFonts w:eastAsia="宋体" w:cs="Calibri" w:cstheme="minorHAnsi"/>
-                <w:kern w:val="0"/>
-                <w:sz w:val="22"/>
-                <w:szCs w:val="22"/>
-                <w:lang w:val="en-US" w:eastAsia="de-DE" w:bidi="ar-SA"/>
-              </w:rPr>
-            </w:r>
+          </w:tcPr>
+          <w:p>
+            <w:pPr>
+              <w:spacing w:after="0" w:line="240" w:lineRule="auto"/>
+              <w:rPr>
+                <w:rFonts w:cstheme="minorHAnsi"/>
+                <w:lang w:val="en-US"/>
+              </w:rPr>
+            </w:pPr>
           </w:p>
         </w:tc>
         <w:tc>
           <w:tcPr>
             <w:tcW w:w="4673" w:type="dxa"/>
-            <w:tcBorders/>
-          </w:tcPr>
-          <w:p>
-            <w:pPr>
-              <w:pStyle w:val="Normal"/>
-              <w:widowControl/>
-              <w:spacing w:lineRule="auto" w:line="240" w:before="0" w:after="0"/>
-              <w:jc w:val="start"/>
-              <w:rPr>
-                <w:rFonts w:cs="Calibri" w:cstheme="minorHAnsi"/>
-                <w:lang w:val="en-US"/>
-              </w:rPr>
-            </w:pPr>
-            <w:r>
-              <w:rPr>
-                <w:rFonts w:eastAsia="宋体" w:cs="Calibri" w:cstheme="minorHAnsi"/>
-                <w:kern w:val="0"/>
-                <w:sz w:val="22"/>
-                <w:szCs w:val="22"/>
-                <w:lang w:val="en-US" w:eastAsia="de-DE" w:bidi="ar-SA"/>
-              </w:rPr>
-            </w:r>
+          </w:tcPr>
+          <w:p>
+            <w:pPr>
+              <w:spacing w:after="0" w:line="240" w:lineRule="auto"/>
+              <w:rPr>
+                <w:rFonts w:cstheme="minorHAnsi"/>
+                <w:lang w:val="en-US"/>
+              </w:rPr>
+            </w:pPr>
           </w:p>
         </w:tc>
       </w:tr>
       <w:tr>
-        <w:trPr/>
         <w:tc>
           <w:tcPr>
             <w:tcW w:w="9062" w:type="dxa"/>
             <w:gridSpan w:val="2"/>
-            <w:tcBorders/>
-          </w:tcPr>
-          <w:p>
-            <w:pPr>
-              <w:pStyle w:val="Normal"/>
-              <w:widowControl/>
-              <w:spacing w:lineRule="auto" w:line="240" w:before="0" w:after="0"/>
-              <w:jc w:val="start"/>
-              <w:rPr>
-                <w:rFonts w:cs="Calibri" w:cstheme="minorHAnsi"/>
+          </w:tcPr>
+          <w:p>
+            <w:pPr>
+              <w:spacing w:after="0" w:line="240" w:lineRule="auto"/>
+              <w:rPr>
+                <w:rFonts w:cstheme="minorHAnsi"/>
                 <w:b/>
                 <w:lang w:val="en-US"/>
               </w:rPr>
             </w:pPr>
             <w:r>
               <w:rPr>
-                <w:rFonts w:eastAsia="宋体" w:cs="Calibri" w:cstheme="minorHAnsi"/>
+                <w:rFonts w:eastAsia="SimSun" w:cstheme="minorHAnsi"/>
                 <w:b/>
-                <w:kern w:val="0"/>
-                <w:sz w:val="22"/>
-                <w:szCs w:val="22"/>
-                <w:lang w:val="en-US" w:eastAsia="de-DE" w:bidi="ar-SA"/>
+                <w:lang w:val="en-US"/>
               </w:rPr>
               <w:t>Conference website URL:</w:t>
             </w:r>
@@ -1551,22 +1456,13 @@
     </w:tbl>
     <w:p>
       <w:pPr>
-        <w:pStyle w:val="Normal"/>
-        <w:rPr>
-          <w:rFonts w:cs="Calibri" w:cstheme="minorHAnsi"/>
+        <w:rPr>
+          <w:rFonts w:cstheme="minorHAnsi"/>
           <w:b/>
           <w:u w:val="single"/>
           <w:lang w:val="en-US"/>
         </w:rPr>
       </w:pPr>
-      <w:r>
-        <w:rPr>
-          <w:rFonts w:cs="Calibri" w:cstheme="minorHAnsi"/>
-          <w:b/>
-          <w:u w:val="single"/>
-          <w:lang w:val="en-US"/>
-        </w:rPr>
-      </w:r>
     </w:p>
     <w:p>
       <w:pPr>
@@ -1576,14 +1472,14 @@
           <w:numId w:val="2"/>
         </w:numPr>
         <w:rPr>
-          <w:rFonts w:cs="Calibri" w:cstheme="minorHAnsi"/>
+          <w:rFonts w:cstheme="minorHAnsi"/>
           <w:b/>
           <w:lang w:val="en-US"/>
         </w:rPr>
       </w:pPr>
       <w:r>
         <w:rPr>
-          <w:rFonts w:cs="Calibri" w:cstheme="minorHAnsi"/>
+          <w:rFonts w:cstheme="minorHAnsi"/>
           <w:b/>
           <w:lang w:val="en-US"/>
         </w:rPr>
@@ -1593,18 +1489,10 @@
     <w:tbl>
       <w:tblPr>
         <w:tblStyle w:val="TableGrid"/>
-        <w:tblpPr w:vertAnchor="text" w:horzAnchor="margin" w:leftFromText="141" w:rightFromText="141" w:tblpX="0" w:tblpY="138"/>
+        <w:tblpPr w:leftFromText="141" w:rightFromText="141" w:vertAnchor="text" w:horzAnchor="margin" w:tblpY="138"/>
         <w:tblW w:w="9067" w:type="dxa"/>
-        <w:jc w:val="start"/>
-        <w:tblInd w:w="-5" w:type="dxa"/>
         <w:tblLayout w:type="fixed"/>
-        <w:tblCellMar>
-          <w:top w:w="0" w:type="dxa"/>
-          <w:start w:w="108" w:type="dxa"/>
-          <w:bottom w:w="0" w:type="dxa"/>
-          <w:end w:w="108" w:type="dxa"/>
-        </w:tblCellMar>
-        <w:tblLook w:val="04a0" w:noHBand="0" w:noVBand="1" w:firstColumn="1" w:lastRow="0" w:lastColumn="0" w:firstRow="1"/>
+        <w:tblLook w:val="04A0" w:firstRow="1" w:lastRow="0" w:firstColumn="1" w:lastColumn="0" w:noHBand="0" w:noVBand="1"/>
       </w:tblPr>
       <w:tblGrid>
         <w:gridCol w:w="6374"/>
@@ -1612,35 +1500,28 @@
       </w:tblGrid>
       <w:tr>
         <w:trPr>
-          <w:trHeight w:val="304" w:hRule="atLeast"/>
+          <w:trHeight w:val="304"/>
         </w:trPr>
         <w:tc>
           <w:tcPr>
             <w:tcW w:w="6374" w:type="dxa"/>
-            <w:tcBorders/>
           </w:tcPr>
           <w:p>
             <w:pPr>
               <w:pStyle w:val="ListParagraph"/>
-              <w:widowControl/>
-              <w:spacing w:lineRule="auto" w:line="240" w:before="0" w:after="0"/>
-              <w:ind w:start="0"/>
-              <w:contextualSpacing/>
-              <w:jc w:val="start"/>
-              <w:rPr>
-                <w:rFonts w:cs="Calibri" w:cstheme="minorHAnsi"/>
+              <w:spacing w:after="0" w:line="240" w:lineRule="auto"/>
+              <w:ind w:left="0"/>
+              <w:rPr>
+                <w:rFonts w:cstheme="minorHAnsi"/>
                 <w:b/>
                 <w:lang w:val="en-US"/>
               </w:rPr>
             </w:pPr>
             <w:r>
               <w:rPr>
-                <w:rFonts w:eastAsia="宋体" w:cs="Calibri" w:cstheme="minorHAnsi"/>
+                <w:rFonts w:eastAsia="SimSun" w:cstheme="minorHAnsi"/>
                 <w:b/>
-                <w:kern w:val="0"/>
-                <w:sz w:val="22"/>
-                <w:szCs w:val="22"/>
-                <w:lang w:val="en-US" w:eastAsia="de-DE" w:bidi="ar-SA"/>
+                <w:lang w:val="en-US"/>
               </w:rPr>
               <w:t>Peer Review Information</w:t>
             </w:r>
@@ -1649,125 +1530,87 @@
         <w:tc>
           <w:tcPr>
             <w:tcW w:w="2693" w:type="dxa"/>
-            <w:tcBorders/>
           </w:tcPr>
           <w:p>
             <w:pPr>
               <w:pStyle w:val="ListParagraph"/>
-              <w:widowControl/>
-              <w:spacing w:lineRule="auto" w:line="240" w:before="0" w:after="0"/>
-              <w:ind w:start="0"/>
-              <w:contextualSpacing/>
-              <w:jc w:val="start"/>
-              <w:rPr>
-                <w:rFonts w:cs="Calibri" w:cstheme="minorHAnsi"/>
-                <w:lang w:val="en-US"/>
-              </w:rPr>
-            </w:pPr>
-            <w:r>
-              <w:rPr>
-                <w:rFonts w:eastAsia="宋体" w:cs="Calibri" w:cstheme="minorHAnsi"/>
-                <w:kern w:val="0"/>
-                <w:sz w:val="22"/>
-                <w:szCs w:val="22"/>
-                <w:lang w:val="en-US" w:eastAsia="de-DE" w:bidi="ar-SA"/>
-              </w:rPr>
-            </w:r>
+              <w:spacing w:after="0" w:line="240" w:lineRule="auto"/>
+              <w:ind w:left="0"/>
+              <w:rPr>
+                <w:rFonts w:cstheme="minorHAnsi"/>
+                <w:lang w:val="en-US"/>
+              </w:rPr>
+            </w:pPr>
           </w:p>
         </w:tc>
       </w:tr>
       <w:tr>
         <w:trPr>
-          <w:trHeight w:val="304" w:hRule="atLeast"/>
+          <w:trHeight w:val="304"/>
         </w:trPr>
         <w:tc>
           <w:tcPr>
             <w:tcW w:w="6374" w:type="dxa"/>
-            <w:tcBorders/>
           </w:tcPr>
           <w:p>
             <w:pPr>
               <w:pStyle w:val="ListParagraph"/>
-              <w:widowControl/>
-              <w:spacing w:lineRule="auto" w:line="240" w:before="0" w:after="0"/>
-              <w:ind w:start="0"/>
-              <w:contextualSpacing/>
-              <w:jc w:val="start"/>
-              <w:rPr>
-                <w:rFonts w:cs="Calibri" w:cstheme="minorHAnsi"/>
-                <w:lang w:val="en-US"/>
-              </w:rPr>
-            </w:pPr>
-            <w:r>
-              <w:rPr>
-                <w:rFonts w:eastAsia="宋体" w:cs="Calibri" w:cstheme="minorHAnsi"/>
-                <w:kern w:val="0"/>
-                <w:sz w:val="22"/>
-                <w:szCs w:val="22"/>
-                <w:lang w:val="en-US" w:eastAsia="de-DE" w:bidi="ar-SA"/>
+              <w:spacing w:after="0" w:line="240" w:lineRule="auto"/>
+              <w:ind w:left="0"/>
+              <w:rPr>
+                <w:rFonts w:cstheme="minorHAnsi"/>
+                <w:lang w:val="en-US"/>
+              </w:rPr>
+            </w:pPr>
+            <w:r>
+              <w:rPr>
+                <w:rFonts w:eastAsia="SimSun" w:cstheme="minorHAnsi"/>
+                <w:lang w:val="en-US"/>
               </w:rPr>
               <w:t>Type of peer review used (single blind</w:t>
             </w:r>
             <w:r>
               <w:rPr>
                 <w:rStyle w:val="FootnoteReference"/>
-                <w:rFonts w:eastAsia="宋体" w:cs="Calibri" w:cstheme="minorHAnsi"/>
-                <w:kern w:val="0"/>
-                <w:sz w:val="22"/>
-                <w:szCs w:val="22"/>
-                <w:lang w:val="en-US" w:eastAsia="de-DE" w:bidi="ar-SA"/>
+                <w:rFonts w:eastAsia="SimSun" w:cstheme="minorHAnsi"/>
+                <w:lang w:val="en-US"/>
+              </w:rPr>
+              <w:footnoteReference w:id="1"/>
+            </w:r>
+            <w:r>
+              <w:rPr>
+                <w:rFonts w:eastAsia="SimSun" w:cstheme="minorHAnsi"/>
+                <w:lang w:val="en-US"/>
+              </w:rPr>
+              <w:t>, double blind</w:t>
+            </w:r>
+            <w:r>
+              <w:rPr>
+                <w:rStyle w:val="FootnoteReference"/>
+                <w:rFonts w:eastAsia="SimSun" w:cstheme="minorHAnsi"/>
+                <w:lang w:val="en-US"/>
               </w:rPr>
               <w:footnoteReference w:id="2"/>
             </w:r>
             <w:r>
               <w:rPr>
-                <w:rFonts w:eastAsia="宋体" w:cs="Calibri" w:cstheme="minorHAnsi"/>
-                <w:kern w:val="0"/>
-                <w:sz w:val="22"/>
-                <w:szCs w:val="22"/>
-                <w:lang w:val="en-US" w:eastAsia="de-DE" w:bidi="ar-SA"/>
-              </w:rPr>
-              <w:t>, double blind</w:t>
+                <w:rFonts w:eastAsia="SimSun" w:cstheme="minorHAnsi"/>
+                <w:lang w:val="en-US"/>
+              </w:rPr>
+              <w:t>, open peer review</w:t>
             </w:r>
             <w:r>
               <w:rPr>
                 <w:rStyle w:val="FootnoteReference"/>
-                <w:rFonts w:eastAsia="宋体" w:cs="Calibri" w:cstheme="minorHAnsi"/>
-                <w:kern w:val="0"/>
-                <w:sz w:val="22"/>
-                <w:szCs w:val="22"/>
-                <w:lang w:val="en-US" w:eastAsia="de-DE" w:bidi="ar-SA"/>
+                <w:rFonts w:eastAsia="SimSun" w:cstheme="minorHAnsi"/>
+                <w:lang w:val="en-US"/>
               </w:rPr>
               <w:footnoteReference w:id="3"/>
             </w:r>
             <w:r>
               <w:rPr>
-                <w:rFonts w:eastAsia="宋体" w:cs="Calibri" w:cstheme="minorHAnsi"/>
-                <w:kern w:val="0"/>
-                <w:sz w:val="22"/>
-                <w:szCs w:val="22"/>
-                <w:lang w:val="en-US" w:eastAsia="de-DE" w:bidi="ar-SA"/>
-              </w:rPr>
-              <w:t>, open peer review</w:t>
-            </w:r>
-            <w:r>
-              <w:rPr>
-                <w:rStyle w:val="FootnoteReference"/>
-                <w:rFonts w:eastAsia="宋体" w:cs="Calibri" w:cstheme="minorHAnsi"/>
-                <w:kern w:val="0"/>
-                <w:sz w:val="22"/>
-                <w:szCs w:val="22"/>
-                <w:lang w:val="en-US" w:eastAsia="de-DE" w:bidi="ar-SA"/>
-              </w:rPr>
-              <w:footnoteReference w:id="4"/>
-            </w:r>
-            <w:r>
-              <w:rPr>
-                <w:rFonts w:eastAsia="宋体" w:cs="Calibri" w:cstheme="minorHAnsi"/>
-                <w:kern w:val="0"/>
-                <w:sz w:val="22"/>
-                <w:szCs w:val="22"/>
-                <w:lang w:val="en-US" w:eastAsia="de-DE" w:bidi="ar-SA"/>
+                <w:rFonts w:eastAsia="SimSun" w:cstheme="minorHAnsi"/>
+                <w:lang w:val="en-US"/>
               </w:rPr>
               <w:t>, or other (please specify which)):</w:t>
             </w:r>
@@ -1776,44 +1619,32 @@
         <w:tc>
           <w:tcPr>
             <w:tcW w:w="2693" w:type="dxa"/>
-            <w:tcBorders/>
           </w:tcPr>
           <w:p>
             <w:pPr>
               <w:pStyle w:val="ListParagraph"/>
-              <w:widowControl/>
-              <w:spacing w:lineRule="auto" w:line="240" w:before="0" w:after="0"/>
-              <w:ind w:start="0"/>
-              <w:contextualSpacing/>
-              <w:jc w:val="start"/>
-              <w:rPr>
-                <w:rFonts w:cs="Calibri" w:cstheme="minorHAnsi"/>
+              <w:spacing w:after="0" w:line="240" w:lineRule="auto"/>
+              <w:ind w:left="0"/>
+              <w:rPr>
+                <w:rFonts w:cstheme="minorHAnsi"/>
                 <w:lang w:val="en-US"/>
               </w:rPr>
             </w:pPr>
             <w:sdt>
               <w:sdtPr>
                 <w:alias w:val=""/>
-                <w:dropDownList w:lastValue="0">
-                  <w:listItem w:value="Choose an item." w:displayText="Choose an item."/>
-                  <w:listItem w:value="Single Blind" w:displayText="Single Blind"/>
-                  <w:listItem w:value="Double Blind" w:displayText="Double Blind"/>
-                  <w:listItem w:value="Open Peer Review" w:displayText="Open Peer Review"/>
-                  <w:listItem w:value="Other - Please specify" w:displayText="Other - Please specify"/>
+                <w:id w:val="259032324"/>
+                <w:dropDownList>
+                  <w:listItem w:displayText="Choose an item." w:value="Choose an item."/>
+                  <w:listItem w:displayText="Single Blind" w:value="Single Blind"/>
+                  <w:listItem w:displayText="Double Blind" w:value="Double Blind"/>
+                  <w:listItem w:displayText="Open Peer Review" w:value="Open Peer Review"/>
+                  <w:listItem w:displayText="Other - Please specify" w:value="Other - Please specify"/>
                 </w:dropDownList>
               </w:sdtPr>
               <w:sdtContent>
                 <w:r>
-                  <w:rPr>
-                    <w:rFonts w:eastAsia="宋体" w:cs=""/>
-                    <w:kern w:val="0"/>
-                    <w:sz w:val="22"/>
-                    <w:szCs w:val="22"/>
-                    <w:lang w:val="de-DE" w:eastAsia="de-DE" w:bidi="ar-SA"/>
-                  </w:rPr>
-                </w:r>
-                <w:r>
-                  <w:t>Choose an item.</w:t>
+                  <w:t>Single Blind</w:t>
                 </w:r>
               </w:sdtContent>
             </w:sdt>
@@ -1821,57 +1652,38 @@
           <w:p>
             <w:pPr>
               <w:pStyle w:val="ListParagraph"/>
-              <w:widowControl/>
-              <w:spacing w:lineRule="auto" w:line="240" w:before="0" w:after="0"/>
-              <w:ind w:start="0"/>
-              <w:contextualSpacing/>
-              <w:jc w:val="start"/>
-              <w:rPr>
-                <w:rFonts w:cs="Calibri" w:cstheme="minorHAnsi"/>
-                <w:lang w:val="en-US"/>
-              </w:rPr>
-            </w:pPr>
-            <w:r>
-              <w:rPr>
-                <w:rFonts w:eastAsia="宋体" w:cs="Calibri" w:cstheme="minorHAnsi"/>
-                <w:kern w:val="0"/>
-                <w:sz w:val="22"/>
-                <w:szCs w:val="22"/>
-                <w:lang w:val="en-US" w:eastAsia="de-DE" w:bidi="ar-SA"/>
-              </w:rPr>
-            </w:r>
+              <w:spacing w:after="0" w:line="240" w:lineRule="auto"/>
+              <w:ind w:left="0"/>
+              <w:rPr>
+                <w:rFonts w:cstheme="minorHAnsi"/>
+                <w:lang w:val="en-US"/>
+              </w:rPr>
+            </w:pPr>
           </w:p>
         </w:tc>
       </w:tr>
       <w:tr>
         <w:trPr>
-          <w:trHeight w:val="304" w:hRule="atLeast"/>
+          <w:trHeight w:val="304"/>
         </w:trPr>
         <w:tc>
           <w:tcPr>
             <w:tcW w:w="6374" w:type="dxa"/>
-            <w:tcBorders/>
           </w:tcPr>
           <w:p>
             <w:pPr>
               <w:pStyle w:val="ListParagraph"/>
-              <w:widowControl/>
-              <w:spacing w:lineRule="auto" w:line="240" w:before="0" w:after="0"/>
-              <w:ind w:start="0"/>
-              <w:contextualSpacing/>
-              <w:jc w:val="start"/>
-              <w:rPr>
-                <w:rFonts w:cs="Calibri" w:cstheme="minorHAnsi"/>
-                <w:lang w:val="en-US"/>
-              </w:rPr>
-            </w:pPr>
-            <w:r>
-              <w:rPr>
-                <w:rFonts w:eastAsia="宋体" w:cs="Calibri" w:cstheme="minorHAnsi"/>
-                <w:kern w:val="0"/>
-                <w:sz w:val="22"/>
-                <w:szCs w:val="22"/>
-                <w:lang w:val="en-US" w:eastAsia="de-DE" w:bidi="ar-SA"/>
+              <w:spacing w:after="0" w:line="240" w:lineRule="auto"/>
+              <w:ind w:left="0"/>
+              <w:rPr>
+                <w:rFonts w:cstheme="minorHAnsi"/>
+                <w:lang w:val="en-US"/>
+              </w:rPr>
+            </w:pPr>
+            <w:r>
+              <w:rPr>
+                <w:rFonts w:eastAsia="SimSun" w:cstheme="minorHAnsi"/>
+                <w:lang w:val="en-US"/>
               </w:rPr>
               <w:t>Was an online submission system employed? Which one?</w:t>
             </w:r>
@@ -1880,62 +1692,51 @@
         <w:tc>
           <w:tcPr>
             <w:tcW w:w="2693" w:type="dxa"/>
-            <w:tcBorders/>
           </w:tcPr>
           <w:p>
             <w:pPr>
               <w:pStyle w:val="ListParagraph"/>
-              <w:widowControl/>
-              <w:spacing w:lineRule="auto" w:line="240" w:before="0" w:after="0"/>
-              <w:ind w:start="0"/>
-              <w:contextualSpacing/>
-              <w:jc w:val="start"/>
-              <w:rPr>
-                <w:rFonts w:cs="Calibri" w:cstheme="minorHAnsi"/>
-                <w:lang w:val="en-US"/>
-              </w:rPr>
-            </w:pPr>
-            <w:r>
-              <w:rPr>
-                <w:rFonts w:eastAsia="宋体" w:cs="Calibri" w:cstheme="minorHAnsi"/>
-                <w:kern w:val="0"/>
-                <w:sz w:val="22"/>
-                <w:szCs w:val="22"/>
-                <w:lang w:val="en-US" w:eastAsia="de-DE" w:bidi="ar-SA"/>
-              </w:rPr>
-            </w:r>
+              <w:spacing w:after="0" w:line="240" w:lineRule="auto"/>
+              <w:ind w:left="0"/>
+              <w:rPr>
+                <w:rFonts w:cstheme="minorHAnsi"/>
+                <w:lang w:val="en-US"/>
+              </w:rPr>
+            </w:pPr>
+            <w:proofErr w:type="spellStart"/>
+            <w:r>
+              <w:rPr>
+                <w:rFonts w:cstheme="minorHAnsi"/>
+                <w:lang w:val="en-US"/>
+              </w:rPr>
+              <w:t>Easychair</w:t>
+            </w:r>
+            <w:proofErr w:type="spellEnd"/>
           </w:p>
         </w:tc>
       </w:tr>
       <w:tr>
         <w:trPr>
-          <w:trHeight w:val="304" w:hRule="atLeast"/>
+          <w:trHeight w:val="304"/>
         </w:trPr>
         <w:tc>
           <w:tcPr>
             <w:tcW w:w="6374" w:type="dxa"/>
-            <w:tcBorders/>
           </w:tcPr>
           <w:p>
             <w:pPr>
               <w:pStyle w:val="ListParagraph"/>
-              <w:widowControl/>
-              <w:spacing w:lineRule="auto" w:line="240" w:before="0" w:after="0"/>
-              <w:ind w:start="0"/>
-              <w:contextualSpacing/>
-              <w:jc w:val="start"/>
-              <w:rPr>
-                <w:rFonts w:cs="Calibri" w:cstheme="minorHAnsi"/>
-                <w:lang w:val="en-US"/>
-              </w:rPr>
-            </w:pPr>
-            <w:r>
-              <w:rPr>
-                <w:rFonts w:eastAsia="宋体" w:cs="Calibri" w:cstheme="minorHAnsi"/>
-                <w:kern w:val="0"/>
-                <w:sz w:val="22"/>
-                <w:szCs w:val="22"/>
-                <w:lang w:val="en-US" w:eastAsia="de-DE" w:bidi="ar-SA"/>
+              <w:spacing w:after="0" w:line="240" w:lineRule="auto"/>
+              <w:ind w:left="0"/>
+              <w:rPr>
+                <w:rFonts w:cstheme="minorHAnsi"/>
+                <w:lang w:val="en-US"/>
+              </w:rPr>
+            </w:pPr>
+            <w:r>
+              <w:rPr>
+                <w:rFonts w:eastAsia="SimSun" w:cstheme="minorHAnsi"/>
+                <w:lang w:val="en-US"/>
               </w:rPr>
               <w:t>Which feature(s) do you particularly appreciate about the submission system you used? (This field is voluntary.)</w:t>
             </w:r>
@@ -1944,62 +1745,70 @@
         <w:tc>
           <w:tcPr>
             <w:tcW w:w="2693" w:type="dxa"/>
-            <w:tcBorders/>
           </w:tcPr>
           <w:p>
             <w:pPr>
               <w:pStyle w:val="ListParagraph"/>
-              <w:widowControl/>
-              <w:spacing w:lineRule="auto" w:line="240" w:before="0" w:after="0"/>
-              <w:ind w:start="0"/>
-              <w:contextualSpacing/>
-              <w:jc w:val="start"/>
-              <w:rPr>
-                <w:rFonts w:cs="Calibri" w:cstheme="minorHAnsi"/>
-                <w:lang w:val="en-US"/>
-              </w:rPr>
-            </w:pPr>
-            <w:r>
-              <w:rPr>
-                <w:rFonts w:eastAsia="宋体" w:cs="Calibri" w:cstheme="minorHAnsi"/>
-                <w:kern w:val="0"/>
-                <w:sz w:val="22"/>
-                <w:szCs w:val="22"/>
-                <w:lang w:val="en-US" w:eastAsia="de-DE" w:bidi="ar-SA"/>
-              </w:rPr>
+              <w:spacing w:after="0" w:line="240" w:lineRule="auto"/>
+              <w:ind w:left="0"/>
+              <w:rPr>
+                <w:rFonts w:cstheme="minorHAnsi"/>
+                <w:lang w:val="en-US"/>
+              </w:rPr>
+            </w:pPr>
+            <w:r>
+              <w:rPr>
+                <w:rFonts w:cstheme="minorHAnsi"/>
+                <w:lang w:val="en-US"/>
+              </w:rPr>
+              <w:t>Multiple track</w:t>
+            </w:r>
+            <w:r>
+              <w:rPr>
+                <w:rFonts w:cstheme="minorHAnsi"/>
+                <w:lang w:val="en-US"/>
+              </w:rPr>
+              <w:t xml:space="preserve"> handling</w:t>
+            </w:r>
+            <w:r>
+              <w:rPr>
+                <w:rFonts w:cstheme="minorHAnsi"/>
+                <w:lang w:val="en-US"/>
+              </w:rPr>
+              <w:t>, automated proceeding generation</w:t>
+            </w:r>
+            <w:r>
+              <w:rPr>
+                <w:rFonts w:cstheme="minorHAnsi"/>
+                <w:lang w:val="en-US"/>
+              </w:rPr>
+              <w:t xml:space="preserve">, providing analytical and statics data </w:t>
             </w:r>
           </w:p>
         </w:tc>
       </w:tr>
       <w:tr>
         <w:trPr>
-          <w:trHeight w:val="304" w:hRule="atLeast"/>
+          <w:trHeight w:val="304"/>
         </w:trPr>
         <w:tc>
           <w:tcPr>
             <w:tcW w:w="6374" w:type="dxa"/>
-            <w:tcBorders/>
           </w:tcPr>
           <w:p>
             <w:pPr>
               <w:pStyle w:val="ListParagraph"/>
-              <w:widowControl/>
-              <w:spacing w:lineRule="auto" w:line="240" w:before="0" w:after="0"/>
-              <w:ind w:start="0"/>
-              <w:contextualSpacing/>
-              <w:jc w:val="start"/>
-              <w:rPr>
-                <w:rFonts w:cs="Calibri" w:cstheme="minorHAnsi"/>
-                <w:lang w:val="en-US"/>
-              </w:rPr>
-            </w:pPr>
-            <w:r>
-              <w:rPr>
-                <w:rFonts w:eastAsia="宋体" w:cs="Calibri" w:cstheme="minorHAnsi"/>
-                <w:kern w:val="0"/>
-                <w:sz w:val="22"/>
-                <w:szCs w:val="22"/>
-                <w:lang w:val="en-US" w:eastAsia="de-DE" w:bidi="ar-SA"/>
+              <w:spacing w:after="0" w:line="240" w:lineRule="auto"/>
+              <w:ind w:left="0"/>
+              <w:rPr>
+                <w:rFonts w:cstheme="minorHAnsi"/>
+                <w:lang w:val="en-US"/>
+              </w:rPr>
+            </w:pPr>
+            <w:r>
+              <w:rPr>
+                <w:rFonts w:eastAsia="SimSun" w:cstheme="minorHAnsi"/>
+                <w:lang w:val="en-US"/>
               </w:rPr>
               <w:t>Number of submissions sent for peer review:</w:t>
             </w:r>
@@ -2008,62 +1817,49 @@
         <w:tc>
           <w:tcPr>
             <w:tcW w:w="2693" w:type="dxa"/>
-            <w:tcBorders/>
           </w:tcPr>
           <w:p>
             <w:pPr>
               <w:pStyle w:val="ListParagraph"/>
-              <w:widowControl/>
-              <w:spacing w:lineRule="auto" w:line="240" w:before="0" w:after="0"/>
-              <w:ind w:start="0"/>
-              <w:contextualSpacing/>
-              <w:jc w:val="start"/>
-              <w:rPr>
-                <w:rFonts w:cs="Calibri" w:cstheme="minorHAnsi"/>
-                <w:lang w:val="en-US"/>
-              </w:rPr>
-            </w:pPr>
-            <w:r>
-              <w:rPr>
-                <w:rFonts w:eastAsia="宋体" w:cs="Calibri" w:cstheme="minorHAnsi"/>
-                <w:kern w:val="0"/>
-                <w:sz w:val="22"/>
-                <w:szCs w:val="22"/>
-                <w:lang w:val="en-US" w:eastAsia="de-DE" w:bidi="ar-SA"/>
-              </w:rPr>
+              <w:spacing w:after="0" w:line="240" w:lineRule="auto"/>
+              <w:ind w:left="0"/>
+              <w:rPr>
+                <w:rFonts w:cstheme="minorHAnsi"/>
+                <w:lang w:val="en-US"/>
+              </w:rPr>
+            </w:pPr>
+            <w:r>
+              <w:rPr>
+                <w:rFonts w:cstheme="minorHAnsi"/>
+                <w:lang w:val="en-US"/>
+              </w:rPr>
+              <w:t>28</w:t>
             </w:r>
           </w:p>
         </w:tc>
       </w:tr>
       <w:tr>
         <w:trPr>
-          <w:trHeight w:val="321" w:hRule="atLeast"/>
+          <w:trHeight w:val="321"/>
         </w:trPr>
         <w:tc>
           <w:tcPr>
             <w:tcW w:w="6374" w:type="dxa"/>
-            <w:tcBorders/>
           </w:tcPr>
           <w:p>
             <w:pPr>
               <w:pStyle w:val="ListParagraph"/>
-              <w:widowControl/>
-              <w:spacing w:lineRule="auto" w:line="240" w:before="0" w:after="0"/>
-              <w:ind w:start="0"/>
-              <w:contextualSpacing/>
-              <w:jc w:val="start"/>
-              <w:rPr>
-                <w:rFonts w:cs="Calibri" w:cstheme="minorHAnsi"/>
-                <w:lang w:val="en-US"/>
-              </w:rPr>
-            </w:pPr>
-            <w:r>
-              <w:rPr>
-                <w:rFonts w:eastAsia="宋体" w:cs="Calibri" w:cstheme="minorHAnsi"/>
-                <w:kern w:val="0"/>
-                <w:sz w:val="22"/>
-                <w:szCs w:val="22"/>
-                <w:lang w:val="en-US" w:eastAsia="de-DE" w:bidi="ar-SA"/>
+              <w:spacing w:after="0" w:line="240" w:lineRule="auto"/>
+              <w:ind w:left="0"/>
+              <w:rPr>
+                <w:rFonts w:cstheme="minorHAnsi"/>
+                <w:lang w:val="en-US"/>
+              </w:rPr>
+            </w:pPr>
+            <w:r>
+              <w:rPr>
+                <w:rFonts w:eastAsia="SimSun" w:cstheme="minorHAnsi"/>
+                <w:lang w:val="en-US"/>
               </w:rPr>
               <w:t>Number of full papers accepted:</w:t>
             </w:r>
@@ -2072,62 +1868,49 @@
         <w:tc>
           <w:tcPr>
             <w:tcW w:w="2693" w:type="dxa"/>
-            <w:tcBorders/>
           </w:tcPr>
           <w:p>
             <w:pPr>
               <w:pStyle w:val="ListParagraph"/>
-              <w:widowControl/>
-              <w:spacing w:lineRule="auto" w:line="240" w:before="0" w:after="0"/>
-              <w:ind w:start="0"/>
-              <w:contextualSpacing/>
-              <w:jc w:val="start"/>
-              <w:rPr>
-                <w:rFonts w:cs="Calibri" w:cstheme="minorHAnsi"/>
-                <w:lang w:val="en-US"/>
-              </w:rPr>
-            </w:pPr>
-            <w:r>
-              <w:rPr>
-                <w:rFonts w:eastAsia="宋体" w:cs="Calibri" w:cstheme="minorHAnsi"/>
-                <w:kern w:val="0"/>
-                <w:sz w:val="22"/>
-                <w:szCs w:val="22"/>
-                <w:lang w:val="en-US" w:eastAsia="de-DE" w:bidi="ar-SA"/>
-              </w:rPr>
+              <w:spacing w:after="0" w:line="240" w:lineRule="auto"/>
+              <w:ind w:left="0"/>
+              <w:rPr>
+                <w:rFonts w:cstheme="minorHAnsi"/>
+                <w:lang w:val="en-US"/>
+              </w:rPr>
+            </w:pPr>
+            <w:r>
+              <w:rPr>
+                <w:rFonts w:cstheme="minorHAnsi"/>
+                <w:lang w:val="en-US"/>
+              </w:rPr>
+              <w:t>11</w:t>
             </w:r>
           </w:p>
         </w:tc>
       </w:tr>
       <w:tr>
         <w:trPr>
-          <w:trHeight w:val="336" w:hRule="atLeast"/>
+          <w:trHeight w:val="336"/>
         </w:trPr>
         <w:tc>
           <w:tcPr>
             <w:tcW w:w="6374" w:type="dxa"/>
-            <w:tcBorders/>
           </w:tcPr>
           <w:p>
             <w:pPr>
               <w:pStyle w:val="ListParagraph"/>
-              <w:widowControl/>
-              <w:spacing w:lineRule="auto" w:line="240" w:before="0" w:after="0"/>
-              <w:ind w:start="0"/>
-              <w:contextualSpacing/>
-              <w:jc w:val="start"/>
-              <w:rPr>
-                <w:rFonts w:cs="Calibri" w:cstheme="minorHAnsi"/>
-                <w:lang w:val="en-US"/>
-              </w:rPr>
-            </w:pPr>
-            <w:r>
-              <w:rPr>
-                <w:rFonts w:eastAsia="宋体" w:cs="Calibri" w:cstheme="minorHAnsi"/>
-                <w:kern w:val="0"/>
-                <w:sz w:val="22"/>
-                <w:szCs w:val="22"/>
-                <w:lang w:val="en-US" w:eastAsia="de-DE" w:bidi="ar-SA"/>
+              <w:spacing w:after="0" w:line="240" w:lineRule="auto"/>
+              <w:ind w:left="0"/>
+              <w:rPr>
+                <w:rFonts w:cstheme="minorHAnsi"/>
+                <w:lang w:val="en-US"/>
+              </w:rPr>
+            </w:pPr>
+            <w:r>
+              <w:rPr>
+                <w:rFonts w:eastAsia="SimSun" w:cstheme="minorHAnsi"/>
+                <w:lang w:val="en-US"/>
               </w:rPr>
               <w:t>Number of short papers accepted (This should have been discussed and agreed with the Springer Editor):</w:t>
             </w:r>
@@ -2136,62 +1919,49 @@
         <w:tc>
           <w:tcPr>
             <w:tcW w:w="2693" w:type="dxa"/>
-            <w:tcBorders/>
           </w:tcPr>
           <w:p>
             <w:pPr>
               <w:pStyle w:val="ListParagraph"/>
-              <w:widowControl/>
-              <w:spacing w:lineRule="auto" w:line="240" w:before="0" w:after="0"/>
-              <w:ind w:start="0"/>
-              <w:contextualSpacing/>
-              <w:jc w:val="start"/>
-              <w:rPr>
-                <w:rFonts w:cs="Calibri" w:cstheme="minorHAnsi"/>
-                <w:lang w:val="en-US"/>
-              </w:rPr>
-            </w:pPr>
-            <w:r>
-              <w:rPr>
-                <w:rFonts w:eastAsia="宋体" w:cs="Calibri" w:cstheme="minorHAnsi"/>
-                <w:kern w:val="0"/>
-                <w:sz w:val="22"/>
-                <w:szCs w:val="22"/>
-                <w:lang w:val="en-US" w:eastAsia="de-DE" w:bidi="ar-SA"/>
-              </w:rPr>
+              <w:spacing w:after="0" w:line="240" w:lineRule="auto"/>
+              <w:ind w:left="0"/>
+              <w:rPr>
+                <w:rFonts w:cstheme="minorHAnsi"/>
+                <w:lang w:val="en-US"/>
+              </w:rPr>
+            </w:pPr>
+            <w:r>
+              <w:rPr>
+                <w:rFonts w:cstheme="minorHAnsi"/>
+                <w:lang w:val="en-US"/>
+              </w:rPr>
+              <w:t>0</w:t>
             </w:r>
           </w:p>
         </w:tc>
       </w:tr>
       <w:tr>
         <w:trPr>
-          <w:trHeight w:val="336" w:hRule="atLeast"/>
+          <w:trHeight w:val="336"/>
         </w:trPr>
         <w:tc>
           <w:tcPr>
             <w:tcW w:w="6374" w:type="dxa"/>
-            <w:tcBorders/>
           </w:tcPr>
           <w:p>
             <w:pPr>
               <w:pStyle w:val="ListParagraph"/>
-              <w:widowControl/>
-              <w:spacing w:lineRule="auto" w:line="240" w:before="0" w:after="0"/>
-              <w:ind w:start="0"/>
-              <w:contextualSpacing/>
-              <w:jc w:val="start"/>
-              <w:rPr>
-                <w:rFonts w:cs="Calibri" w:cstheme="minorHAnsi"/>
-                <w:lang w:val="en-US"/>
-              </w:rPr>
-            </w:pPr>
-            <w:r>
-              <w:rPr>
-                <w:rFonts w:eastAsia="宋体" w:cs="Calibri" w:cstheme="minorHAnsi"/>
-                <w:kern w:val="0"/>
-                <w:sz w:val="22"/>
-                <w:szCs w:val="22"/>
-                <w:lang w:val="en-US" w:eastAsia="de-DE" w:bidi="ar-SA"/>
+              <w:spacing w:after="0" w:line="240" w:lineRule="auto"/>
+              <w:ind w:left="0"/>
+              <w:rPr>
+                <w:rFonts w:cstheme="minorHAnsi"/>
+                <w:lang w:val="en-US"/>
+              </w:rPr>
+            </w:pPr>
+            <w:r>
+              <w:rPr>
+                <w:rFonts w:eastAsia="SimSun" w:cstheme="minorHAnsi"/>
+                <w:lang w:val="en-US"/>
               </w:rPr>
               <w:t>Number and type of other papers accepted (This should have been discussed and agreed with the Springer Editor):</w:t>
             </w:r>
@@ -2200,62 +1970,49 @@
         <w:tc>
           <w:tcPr>
             <w:tcW w:w="2693" w:type="dxa"/>
-            <w:tcBorders/>
           </w:tcPr>
           <w:p>
             <w:pPr>
               <w:pStyle w:val="ListParagraph"/>
-              <w:widowControl/>
-              <w:spacing w:lineRule="auto" w:line="240" w:before="0" w:after="0"/>
-              <w:ind w:start="0"/>
-              <w:contextualSpacing/>
-              <w:jc w:val="start"/>
-              <w:rPr>
-                <w:rFonts w:cs="Calibri" w:cstheme="minorHAnsi"/>
-                <w:lang w:val="en-US"/>
-              </w:rPr>
-            </w:pPr>
-            <w:r>
-              <w:rPr>
-                <w:rFonts w:eastAsia="宋体" w:cs="Calibri" w:cstheme="minorHAnsi"/>
-                <w:kern w:val="0"/>
-                <w:sz w:val="22"/>
-                <w:szCs w:val="22"/>
-                <w:lang w:val="en-US" w:eastAsia="de-DE" w:bidi="ar-SA"/>
-              </w:rPr>
+              <w:spacing w:after="0" w:line="240" w:lineRule="auto"/>
+              <w:ind w:left="0"/>
+              <w:rPr>
+                <w:rFonts w:cstheme="minorHAnsi"/>
+                <w:lang w:val="en-US"/>
+              </w:rPr>
+            </w:pPr>
+            <w:r>
+              <w:rPr>
+                <w:rFonts w:cstheme="minorHAnsi"/>
+                <w:lang w:val="en-US"/>
+              </w:rPr>
+              <w:t>2 tool papers</w:t>
             </w:r>
           </w:p>
         </w:tc>
       </w:tr>
       <w:tr>
         <w:trPr>
-          <w:trHeight w:val="336" w:hRule="atLeast"/>
+          <w:trHeight w:val="336"/>
         </w:trPr>
         <w:tc>
           <w:tcPr>
             <w:tcW w:w="6374" w:type="dxa"/>
-            <w:tcBorders/>
           </w:tcPr>
           <w:p>
             <w:pPr>
               <w:pStyle w:val="ListParagraph"/>
-              <w:widowControl/>
-              <w:spacing w:lineRule="auto" w:line="240" w:before="0" w:after="0"/>
-              <w:ind w:start="0"/>
-              <w:contextualSpacing/>
-              <w:jc w:val="start"/>
-              <w:rPr>
-                <w:rFonts w:cs="Calibri" w:cstheme="minorHAnsi"/>
-                <w:lang w:val="en-US"/>
-              </w:rPr>
-            </w:pPr>
-            <w:r>
-              <w:rPr>
-                <w:rFonts w:eastAsia="宋体" w:cs="Calibri" w:cstheme="minorHAnsi"/>
-                <w:kern w:val="0"/>
-                <w:sz w:val="22"/>
-                <w:szCs w:val="22"/>
-                <w:lang w:val="en-US" w:eastAsia="de-DE" w:bidi="ar-SA"/>
+              <w:spacing w:after="0" w:line="240" w:lineRule="auto"/>
+              <w:ind w:left="0"/>
+              <w:rPr>
+                <w:rFonts w:cstheme="minorHAnsi"/>
+                <w:lang w:val="en-US"/>
+              </w:rPr>
+            </w:pPr>
+            <w:r>
+              <w:rPr>
+                <w:rFonts w:eastAsia="SimSun" w:cstheme="minorHAnsi"/>
+                <w:lang w:val="en-US"/>
               </w:rPr>
               <w:t>Average number of reviews received per submission:</w:t>
             </w:r>
@@ -2264,66 +2021,52 @@
         <w:tc>
           <w:tcPr>
             <w:tcW w:w="2693" w:type="dxa"/>
-            <w:tcBorders/>
           </w:tcPr>
           <w:p>
             <w:pPr>
               <w:pStyle w:val="ListParagraph"/>
-              <w:widowControl/>
               <w:tabs>
-                <w:tab w:val="clear" w:pos="708"/>
-                <w:tab w:val="left" w:pos="937" w:leader="none"/>
+                <w:tab w:val="left" w:pos="937"/>
               </w:tabs>
-              <w:spacing w:lineRule="auto" w:line="240" w:before="0" w:after="0"/>
-              <w:ind w:start="0"/>
-              <w:contextualSpacing/>
-              <w:jc w:val="start"/>
-              <w:rPr>
-                <w:rFonts w:cs="Calibri" w:cstheme="minorHAnsi"/>
-                <w:lang w:val="en-US"/>
-              </w:rPr>
-            </w:pPr>
-            <w:r>
-              <w:rPr>
-                <w:rFonts w:eastAsia="宋体" w:cs="Calibri" w:cstheme="minorHAnsi"/>
-                <w:kern w:val="0"/>
-                <w:sz w:val="22"/>
-                <w:szCs w:val="22"/>
-                <w:lang w:val="en-US" w:eastAsia="de-DE" w:bidi="ar-SA"/>
-              </w:rPr>
+              <w:spacing w:after="0" w:line="240" w:lineRule="auto"/>
+              <w:ind w:left="0"/>
+              <w:rPr>
+                <w:rFonts w:cstheme="minorHAnsi"/>
+                <w:lang w:val="en-US"/>
+              </w:rPr>
+            </w:pPr>
+            <w:r>
+              <w:rPr>
+                <w:rFonts w:cstheme="minorHAnsi"/>
+                <w:lang w:val="en-US"/>
+              </w:rPr>
+              <w:t>3</w:t>
             </w:r>
           </w:p>
         </w:tc>
       </w:tr>
       <w:tr>
         <w:trPr>
-          <w:trHeight w:val="336" w:hRule="atLeast"/>
+          <w:trHeight w:val="336"/>
         </w:trPr>
         <w:tc>
           <w:tcPr>
             <w:tcW w:w="6374" w:type="dxa"/>
-            <w:tcBorders/>
           </w:tcPr>
           <w:p>
             <w:pPr>
               <w:pStyle w:val="ListParagraph"/>
-              <w:widowControl/>
-              <w:spacing w:lineRule="auto" w:line="240" w:before="0" w:after="0"/>
-              <w:ind w:start="0"/>
-              <w:contextualSpacing/>
-              <w:jc w:val="start"/>
-              <w:rPr>
-                <w:rFonts w:cs="Calibri" w:cstheme="minorHAnsi"/>
-                <w:lang w:val="en-US"/>
-              </w:rPr>
-            </w:pPr>
-            <w:r>
-              <w:rPr>
-                <w:rFonts w:eastAsia="宋体" w:cs="Calibri" w:cstheme="minorHAnsi"/>
-                <w:kern w:val="0"/>
-                <w:sz w:val="22"/>
-                <w:szCs w:val="22"/>
-                <w:lang w:val="en-US" w:eastAsia="de-DE" w:bidi="ar-SA"/>
+              <w:spacing w:after="0" w:line="240" w:lineRule="auto"/>
+              <w:ind w:left="0"/>
+              <w:rPr>
+                <w:rFonts w:cstheme="minorHAnsi"/>
+                <w:lang w:val="en-US"/>
+              </w:rPr>
+            </w:pPr>
+            <w:r>
+              <w:rPr>
+                <w:rFonts w:eastAsia="SimSun" w:cstheme="minorHAnsi"/>
+                <w:lang w:val="en-US"/>
               </w:rPr>
               <w:t>Average number of papers per reviewer:</w:t>
             </w:r>
@@ -2332,66 +2075,52 @@
         <w:tc>
           <w:tcPr>
             <w:tcW w:w="2693" w:type="dxa"/>
-            <w:tcBorders/>
           </w:tcPr>
           <w:p>
             <w:pPr>
               <w:pStyle w:val="ListParagraph"/>
-              <w:widowControl/>
               <w:tabs>
-                <w:tab w:val="clear" w:pos="708"/>
-                <w:tab w:val="left" w:pos="937" w:leader="none"/>
+                <w:tab w:val="left" w:pos="937"/>
               </w:tabs>
-              <w:spacing w:lineRule="auto" w:line="240" w:before="0" w:after="0"/>
-              <w:ind w:start="0"/>
-              <w:contextualSpacing/>
-              <w:jc w:val="start"/>
-              <w:rPr>
-                <w:rFonts w:cs="Calibri" w:cstheme="minorHAnsi"/>
-                <w:lang w:val="en-US"/>
-              </w:rPr>
-            </w:pPr>
-            <w:r>
-              <w:rPr>
-                <w:rFonts w:eastAsia="宋体" w:cs="Calibri" w:cstheme="minorHAnsi"/>
-                <w:kern w:val="0"/>
-                <w:sz w:val="22"/>
-                <w:szCs w:val="22"/>
-                <w:lang w:val="en-US" w:eastAsia="de-DE" w:bidi="ar-SA"/>
-              </w:rPr>
+              <w:spacing w:after="0" w:line="240" w:lineRule="auto"/>
+              <w:ind w:left="0"/>
+              <w:rPr>
+                <w:rFonts w:cstheme="minorHAnsi"/>
+                <w:lang w:val="en-US"/>
+              </w:rPr>
+            </w:pPr>
+            <w:r>
+              <w:rPr>
+                <w:rFonts w:cstheme="minorHAnsi"/>
+                <w:lang w:val="en-US"/>
+              </w:rPr>
+              <w:t>2.5</w:t>
             </w:r>
           </w:p>
         </w:tc>
       </w:tr>
       <w:tr>
         <w:trPr>
-          <w:trHeight w:val="336" w:hRule="atLeast"/>
+          <w:trHeight w:val="336"/>
         </w:trPr>
         <w:tc>
           <w:tcPr>
             <w:tcW w:w="6374" w:type="dxa"/>
-            <w:tcBorders/>
           </w:tcPr>
           <w:p>
             <w:pPr>
               <w:pStyle w:val="ListParagraph"/>
-              <w:widowControl/>
-              <w:spacing w:lineRule="auto" w:line="240" w:before="0" w:after="0"/>
-              <w:ind w:start="0"/>
-              <w:contextualSpacing/>
-              <w:jc w:val="start"/>
-              <w:rPr>
-                <w:rFonts w:cs="Calibri" w:cstheme="minorHAnsi"/>
-                <w:lang w:val="en-US"/>
-              </w:rPr>
-            </w:pPr>
-            <w:r>
-              <w:rPr>
-                <w:rFonts w:eastAsia="宋体" w:cs="Calibri" w:cstheme="minorHAnsi"/>
-                <w:kern w:val="0"/>
-                <w:sz w:val="22"/>
-                <w:szCs w:val="22"/>
-                <w:lang w:val="en-US" w:eastAsia="de-DE" w:bidi="ar-SA"/>
+              <w:spacing w:after="0" w:line="240" w:lineRule="auto"/>
+              <w:ind w:left="0"/>
+              <w:rPr>
+                <w:rFonts w:cstheme="minorHAnsi"/>
+                <w:lang w:val="en-US"/>
+              </w:rPr>
+            </w:pPr>
+            <w:r>
+              <w:rPr>
+                <w:rFonts w:eastAsia="SimSun" w:cstheme="minorHAnsi"/>
+                <w:lang w:val="en-US"/>
               </w:rPr>
               <w:t xml:space="preserve">Were external reviewers involved (outside the PC)? </w:t>
             </w:r>
@@ -2400,29 +2129,23 @@
         <w:tc>
           <w:tcPr>
             <w:tcW w:w="2693" w:type="dxa"/>
-            <w:tcBorders/>
           </w:tcPr>
           <w:p>
             <w:pPr>
               <w:pStyle w:val="ListParagraph"/>
-              <w:widowControl/>
-              <w:spacing w:lineRule="auto" w:line="240" w:before="0" w:after="0"/>
-              <w:ind w:start="0"/>
-              <w:contextualSpacing/>
-              <w:jc w:val="start"/>
-              <w:rPr>
-                <w:rFonts w:cs="Calibri" w:cstheme="minorHAnsi"/>
-                <w:lang w:val="en-US"/>
-              </w:rPr>
-            </w:pPr>
-            <w:r>
-              <w:rPr>
-                <w:rFonts w:eastAsia="宋体" w:cs="Calibri" w:cstheme="minorHAnsi"/>
-                <w:kern w:val="0"/>
-                <w:sz w:val="22"/>
-                <w:szCs w:val="22"/>
-                <w:lang w:val="en-US" w:eastAsia="de-DE" w:bidi="ar-SA"/>
-              </w:rPr>
+              <w:spacing w:after="0" w:line="240" w:lineRule="auto"/>
+              <w:ind w:left="0"/>
+              <w:rPr>
+                <w:rFonts w:cstheme="minorHAnsi"/>
+                <w:lang w:val="en-US"/>
+              </w:rPr>
+            </w:pPr>
+            <w:r>
+              <w:rPr>
+                <w:rFonts w:cstheme="minorHAnsi"/>
+                <w:lang w:val="en-US"/>
+              </w:rPr>
+              <w:t>8</w:t>
             </w:r>
           </w:p>
         </w:tc>
@@ -2430,18 +2153,11 @@
     </w:tbl>
     <w:p>
       <w:pPr>
-        <w:pStyle w:val="Normal"/>
-        <w:rPr>
-          <w:rFonts w:cs="Calibri" w:cstheme="minorHAnsi"/>
-          <w:lang w:val="en-US"/>
-        </w:rPr>
-      </w:pPr>
-      <w:r>
-        <w:rPr>
-          <w:rFonts w:cs="Calibri" w:cstheme="minorHAnsi"/>
-          <w:lang w:val="en-US"/>
-        </w:rPr>
-      </w:r>
+        <w:rPr>
+          <w:rFonts w:cstheme="minorHAnsi"/>
+          <w:lang w:val="en-US"/>
+        </w:rPr>
+      </w:pPr>
     </w:p>
     <w:p>
       <w:pPr>
@@ -2451,7 +2167,7 @@
           <w:numId w:val="2"/>
         </w:numPr>
         <w:rPr>
-          <w:rFonts w:cs="Calibri" w:cstheme="minorHAnsi"/>
+          <w:rFonts w:cstheme="minorHAnsi"/>
           <w:b/>
           <w:u w:val="single"/>
           <w:lang w:val="en-US"/>
@@ -2459,7 +2175,7 @@
       </w:pPr>
       <w:r>
         <w:rPr>
-          <w:rFonts w:cs="Calibri" w:cstheme="minorHAnsi"/>
+          <w:rFonts w:cstheme="minorHAnsi"/>
           <w:b/>
           <w:u w:val="single"/>
           <w:lang w:val="en-US"/>
@@ -2469,24 +2185,23 @@
     </w:p>
     <w:p>
       <w:pPr>
-        <w:pStyle w:val="Normal"/>
-        <w:rPr>
-          <w:rFonts w:cs="Calibri" w:cstheme="minorHAnsi"/>
-          <w:lang w:val="en-US"/>
-        </w:rPr>
-      </w:pPr>
-      <w:r>
-        <w:rPr>
-          <w:rFonts w:cs="Calibri" w:cstheme="minorHAnsi"/>
+        <w:rPr>
+          <w:rFonts w:cstheme="minorHAnsi"/>
+          <w:lang w:val="en-US"/>
+        </w:rPr>
+      </w:pPr>
+      <w:r>
+        <w:rPr>
+          <w:rFonts w:cstheme="minorHAnsi"/>
           <w:lang w:val="en-US"/>
         </w:rPr>
         <w:t xml:space="preserve">Please provide a list of some 8-20 keywords pertaining to the topical focus of the work. The ACM codes on the following site: </w:t>
       </w:r>
-      <w:hyperlink r:id="rId3">
+      <w:hyperlink r:id="rId12">
         <w:r>
           <w:rPr>
             <w:rStyle w:val="Hyperlink"/>
-            <w:rFonts w:cs="Calibri" w:cstheme="minorHAnsi"/>
+            <w:rFonts w:cstheme="minorHAnsi"/>
             <w:lang w:val="en-US"/>
           </w:rPr>
           <w:t>http://www.acm.org/about/class/2012?pageIndex=0</w:t>
@@ -2494,7 +2209,7 @@
       </w:hyperlink>
       <w:r>
         <w:rPr>
-          <w:rFonts w:cs="Calibri" w:cstheme="minorHAnsi"/>
+          <w:rFonts w:cstheme="minorHAnsi"/>
           <w:lang w:val="en-US"/>
         </w:rPr>
         <w:t xml:space="preserve">  provide a useful source of such keywords.</w:t>
@@ -2502,15 +2217,14 @@
     </w:p>
     <w:p>
       <w:pPr>
-        <w:pStyle w:val="Normal"/>
-        <w:rPr>
-          <w:rFonts w:cs="Calibri" w:cstheme="minorHAnsi"/>
-          <w:lang w:val="en-US"/>
-        </w:rPr>
-      </w:pPr>
-      <w:r>
-        <w:rPr>
-          <w:rFonts w:cs="Calibri" w:cstheme="minorHAnsi"/>
+        <w:rPr>
+          <w:rFonts w:cstheme="minorHAnsi"/>
+          <w:lang w:val="en-US"/>
+        </w:rPr>
+      </w:pPr>
+      <w:r>
+        <w:rPr>
+          <w:rFonts w:cstheme="minorHAnsi"/>
           <w:lang w:val="en-US"/>
         </w:rPr>
         <w:t xml:space="preserve">Please enter keywords here: </w:t>
@@ -2518,63 +2232,35 @@
     </w:p>
     <w:p>
       <w:pPr>
-        <w:pStyle w:val="Normal"/>
-        <w:rPr>
-          <w:rFonts w:cs="Calibri" w:cstheme="minorHAnsi"/>
-          <w:lang w:val="en-US"/>
-        </w:rPr>
-      </w:pPr>
-      <w:r>
-        <w:rPr>
-          <w:rFonts w:cs="Calibri" w:cstheme="minorHAnsi"/>
-          <w:lang w:val="en-US"/>
-        </w:rPr>
-      </w:r>
-    </w:p>
-    <w:p>
-      <w:pPr>
-        <w:pStyle w:val="Normal"/>
-        <w:rPr>
-          <w:rFonts w:cs="Calibri" w:cstheme="minorHAnsi"/>
-          <w:lang w:val="en-US"/>
-        </w:rPr>
-      </w:pPr>
-      <w:r>
-        <w:rPr>
-          <w:rFonts w:cs="Calibri" w:cstheme="minorHAnsi"/>
-          <w:lang w:val="en-US"/>
-        </w:rPr>
-      </w:r>
-    </w:p>
-    <w:p>
-      <w:pPr>
-        <w:pStyle w:val="Normal"/>
-        <w:rPr>
-          <w:rFonts w:cs="Calibri" w:cstheme="minorHAnsi"/>
-          <w:lang w:val="en-US"/>
-        </w:rPr>
-      </w:pPr>
-      <w:r>
-        <w:rPr>
-          <w:rFonts w:cs="Calibri" w:cstheme="minorHAnsi"/>
-          <w:lang w:val="en-US"/>
-        </w:rPr>
-      </w:r>
-    </w:p>
-    <w:p>
-      <w:pPr>
-        <w:pStyle w:val="Normal"/>
-        <w:rPr>
-          <w:rFonts w:cs="Calibri" w:cstheme="minorHAnsi"/>
-          <w:lang w:val="en-US"/>
-        </w:rPr>
-      </w:pPr>
-      <w:r>
-        <w:rPr>
-          <w:rFonts w:cs="Calibri" w:cstheme="minorHAnsi"/>
-          <w:lang w:val="en-US"/>
-        </w:rPr>
-      </w:r>
+        <w:rPr>
+          <w:rFonts w:cstheme="minorHAnsi"/>
+          <w:lang w:val="en-US"/>
+        </w:rPr>
+      </w:pPr>
+    </w:p>
+    <w:p>
+      <w:pPr>
+        <w:rPr>
+          <w:rFonts w:cstheme="minorHAnsi"/>
+          <w:lang w:val="en-US"/>
+        </w:rPr>
+      </w:pPr>
+    </w:p>
+    <w:p>
+      <w:pPr>
+        <w:rPr>
+          <w:rFonts w:cstheme="minorHAnsi"/>
+          <w:lang w:val="en-US"/>
+        </w:rPr>
+      </w:pPr>
+    </w:p>
+    <w:p>
+      <w:pPr>
+        <w:rPr>
+          <w:rFonts w:cstheme="minorHAnsi"/>
+          <w:lang w:val="en-US"/>
+        </w:rPr>
+      </w:pPr>
     </w:p>
     <w:p>
       <w:pPr>
@@ -2583,10 +2269,9 @@
           <w:ilvl w:val="0"/>
           <w:numId w:val="2"/>
         </w:numPr>
-        <w:spacing w:before="0" w:after="0"/>
-        <w:contextualSpacing/>
-        <w:rPr>
-          <w:rFonts w:cs="Calibri" w:cstheme="minorHAnsi"/>
+        <w:spacing w:after="0"/>
+        <w:rPr>
+          <w:rFonts w:cstheme="minorHAnsi"/>
           <w:b/>
           <w:u w:val="single"/>
           <w:lang w:val="en-US"/>
@@ -2594,7 +2279,7 @@
       </w:pPr>
       <w:r>
         <w:rPr>
-          <w:rFonts w:cs="Calibri" w:cstheme="minorHAnsi"/>
+          <w:rFonts w:cstheme="minorHAnsi"/>
           <w:b/>
           <w:u w:val="single"/>
           <w:lang w:val="en-US"/>
@@ -2604,16 +2289,15 @@
     </w:p>
     <w:p>
       <w:pPr>
-        <w:pStyle w:val="Normal"/>
-        <w:spacing w:before="0" w:after="0"/>
-        <w:rPr>
-          <w:rFonts w:cs="Calibri" w:cstheme="minorHAnsi"/>
-          <w:lang w:val="en-US"/>
-        </w:rPr>
-      </w:pPr>
-      <w:r>
-        <w:rPr>
-          <w:rFonts w:cs="Calibri" w:cstheme="minorHAnsi"/>
+        <w:spacing w:after="0"/>
+        <w:rPr>
+          <w:rFonts w:cstheme="minorHAnsi"/>
+          <w:lang w:val="en-US"/>
+        </w:rPr>
+      </w:pPr>
+      <w:r>
+        <w:rPr>
+          <w:rFonts w:cstheme="minorHAnsi"/>
           <w:lang w:val="en-US"/>
         </w:rPr>
         <w:t>In the manuscript files uploaded to Springer, have you:</w:t>
@@ -2621,26 +2305,18 @@
     </w:p>
     <w:p>
       <w:pPr>
-        <w:pStyle w:val="Normal"/>
-        <w:spacing w:before="0" w:after="0"/>
-        <w:rPr>
-          <w:rFonts w:cs="Calibri" w:cstheme="minorHAnsi"/>
-          <w:lang w:val="en-US"/>
-        </w:rPr>
-      </w:pPr>
-      <w:r>
-        <w:rPr>
-          <w:rFonts w:cs="Calibri" w:cstheme="minorHAnsi"/>
-          <w:lang w:val="en-US"/>
-        </w:rPr>
-      </w:r>
-    </w:p>
-    <w:p>
-      <w:pPr>
-        <w:pStyle w:val="Normal"/>
-        <w:spacing w:before="0" w:after="0"/>
-        <w:rPr>
-          <w:rFonts w:cs="Calibri" w:cstheme="minorHAnsi"/>
+        <w:spacing w:after="0"/>
+        <w:rPr>
+          <w:rFonts w:cstheme="minorHAnsi"/>
+          <w:lang w:val="en-US"/>
+        </w:rPr>
+      </w:pPr>
+    </w:p>
+    <w:p>
+      <w:pPr>
+        <w:spacing w:after="0"/>
+        <w:rPr>
+          <w:rFonts w:cstheme="minorHAnsi"/>
           <w:lang w:val="en-US"/>
         </w:rPr>
       </w:pPr>
@@ -2649,20 +2325,14 @@
           <w:id w:val="-761995515"/>
           <w14:checkbox>
             <w14:checked w14:val="0"/>
-            <w14:checkedState w14:val="2612"/>
-            <w14:uncheckedState w14:val="2610"/>
+            <w14:checkedState w14:val="2612" w14:font="MS Gothic"/>
+            <w14:uncheckedState w14:val="2610" w14:font="MS Gothic"/>
           </w14:checkbox>
         </w:sdtPr>
         <w:sdtContent>
           <w:r>
             <w:rPr>
-              <w:rFonts w:eastAsia="MS Gothic" w:cs="Segoe UI Symbol" w:hint="eastAsia" w:ascii="MS Gothic" w:hAnsi="MS Gothic"/>
-              <w:lang w:val="en-US"/>
-            </w:rPr>
-          </w:r>
-          <w:r>
-            <w:rPr>
-              <w:rFonts w:eastAsia="MS Gothic" w:cs="Segoe UI Symbol" w:hint="eastAsia" w:ascii="MS Gothic" w:hAnsi="MS Gothic"/>
+              <w:rFonts w:ascii="MS Gothic" w:eastAsia="MS Gothic" w:hAnsi="MS Gothic" w:cs="Segoe UI Symbol" w:hint="eastAsia"/>
               <w:lang w:val="en-US"/>
             </w:rPr>
             <w:t>☐</w:t>
@@ -2671,14 +2341,14 @@
       </w:sdt>
       <w:r>
         <w:rPr>
-          <w:rFonts w:cs="Segoe UI Symbol" w:ascii="Segoe UI Symbol" w:hAnsi="Segoe UI Symbol"/>
+          <w:rFonts w:ascii="Segoe UI Symbol" w:hAnsi="Segoe UI Symbol" w:cs="Segoe UI Symbol"/>
           <w:lang w:val="en-US"/>
         </w:rPr>
         <w:tab/>
       </w:r>
       <w:r>
         <w:rPr>
-          <w:rFonts w:cs="Calibri" w:cstheme="minorHAnsi"/>
+          <w:rFonts w:cstheme="minorHAnsi"/>
           <w:lang w:val="en-US"/>
         </w:rPr>
         <w:t>Included Preface, Organization pages, Table of Contents?</w:t>
@@ -2686,10 +2356,9 @@
     </w:p>
     <w:p>
       <w:pPr>
-        <w:pStyle w:val="Normal"/>
-        <w:spacing w:before="0" w:after="0"/>
-        <w:rPr>
-          <w:rFonts w:cs="Calibri" w:cstheme="minorHAnsi"/>
+        <w:spacing w:after="0"/>
+        <w:rPr>
+          <w:rFonts w:cstheme="minorHAnsi"/>
           <w:lang w:val="en-US"/>
         </w:rPr>
       </w:pPr>
@@ -2698,20 +2367,14 @@
           <w:id w:val="-1210024486"/>
           <w14:checkbox>
             <w14:checked w14:val="0"/>
-            <w14:checkedState w14:val="2612"/>
-            <w14:uncheckedState w14:val="2610"/>
+            <w14:checkedState w14:val="2612" w14:font="MS Gothic"/>
+            <w14:uncheckedState w14:val="2610" w14:font="MS Gothic"/>
           </w14:checkbox>
         </w:sdtPr>
         <w:sdtContent>
           <w:r>
             <w:rPr>
-              <w:rFonts w:eastAsia="MS Gothic" w:cs="Segoe UI Symbol" w:hint="eastAsia" w:ascii="MS Gothic" w:hAnsi="MS Gothic"/>
-              <w:lang w:val="en-US"/>
-            </w:rPr>
-          </w:r>
-          <w:r>
-            <w:rPr>
-              <w:rFonts w:eastAsia="MS Gothic" w:cs="Segoe UI Symbol" w:hint="eastAsia" w:ascii="MS Gothic" w:hAnsi="MS Gothic"/>
+              <w:rFonts w:ascii="MS Gothic" w:eastAsia="MS Gothic" w:hAnsi="MS Gothic" w:cs="Segoe UI Symbol" w:hint="eastAsia"/>
               <w:lang w:val="en-US"/>
             </w:rPr>
             <w:t>☐</w:t>
@@ -2720,14 +2383,14 @@
       </w:sdt>
       <w:r>
         <w:rPr>
-          <w:rFonts w:cs="Segoe UI Symbol" w:ascii="Segoe UI Symbol" w:hAnsi="Segoe UI Symbol"/>
+          <w:rFonts w:ascii="Segoe UI Symbol" w:hAnsi="Segoe UI Symbol" w:cs="Segoe UI Symbol"/>
           <w:lang w:val="en-US"/>
         </w:rPr>
         <w:tab/>
       </w:r>
       <w:r>
         <w:rPr>
-          <w:rFonts w:cs="Calibri" w:cstheme="minorHAnsi"/>
+          <w:rFonts w:cstheme="minorHAnsi"/>
           <w:lang w:val="en-US"/>
         </w:rPr>
         <w:t>Included all License-to-Publish forms from authors?</w:t>
@@ -2735,11 +2398,10 @@
     </w:p>
     <w:p>
       <w:pPr>
-        <w:pStyle w:val="Normal"/>
-        <w:spacing w:before="0" w:after="0"/>
-        <w:ind w:hanging="705" w:start="705"/>
-        <w:rPr>
-          <w:rFonts w:cs="Calibri" w:cstheme="minorHAnsi"/>
+        <w:spacing w:after="0"/>
+        <w:ind w:left="705" w:hanging="705"/>
+        <w:rPr>
+          <w:rFonts w:cstheme="minorHAnsi"/>
           <w:lang w:val="en-US"/>
         </w:rPr>
       </w:pPr>
@@ -2748,20 +2410,14 @@
           <w:id w:val="-172728412"/>
           <w14:checkbox>
             <w14:checked w14:val="0"/>
-            <w14:checkedState w14:val="2612"/>
-            <w14:uncheckedState w14:val="2610"/>
+            <w14:checkedState w14:val="2612" w14:font="MS Gothic"/>
+            <w14:uncheckedState w14:val="2610" w14:font="MS Gothic"/>
           </w14:checkbox>
         </w:sdtPr>
         <w:sdtContent>
           <w:r>
             <w:rPr>
-              <w:rFonts w:eastAsia="MS Gothic" w:cs="Segoe UI Symbol" w:hint="eastAsia" w:ascii="MS Gothic" w:hAnsi="MS Gothic"/>
-              <w:lang w:val="en-US"/>
-            </w:rPr>
-          </w:r>
-          <w:r>
-            <w:rPr>
-              <w:rFonts w:eastAsia="MS Gothic" w:cs="Segoe UI Symbol" w:hint="eastAsia" w:ascii="MS Gothic" w:hAnsi="MS Gothic"/>
+              <w:rFonts w:ascii="MS Gothic" w:eastAsia="MS Gothic" w:hAnsi="MS Gothic" w:cs="Segoe UI Symbol" w:hint="eastAsia"/>
               <w:lang w:val="en-US"/>
             </w:rPr>
             <w:t>☐</w:t>
@@ -2770,14 +2426,14 @@
       </w:sdt>
       <w:r>
         <w:rPr>
-          <w:rFonts w:cs="Segoe UI Symbol" w:ascii="Segoe UI Symbol" w:hAnsi="Segoe UI Symbol"/>
+          <w:rFonts w:ascii="Segoe UI Symbol" w:hAnsi="Segoe UI Symbol" w:cs="Segoe UI Symbol"/>
           <w:lang w:val="en-US"/>
         </w:rPr>
         <w:tab/>
       </w:r>
       <w:r>
         <w:rPr>
-          <w:rFonts w:cs="Calibri" w:cstheme="minorHAnsi"/>
+          <w:rFonts w:cstheme="minorHAnsi"/>
           <w:lang w:val="en-US"/>
         </w:rPr>
         <w:t>Included source files (WORD or LaTeX with bib files) and reference PDFs for all papers in the way requested by LNCS in the editor guidelines?</w:t>
@@ -2785,10 +2441,9 @@
     </w:p>
     <w:p>
       <w:pPr>
-        <w:pStyle w:val="Normal"/>
-        <w:spacing w:before="0" w:after="0"/>
-        <w:rPr>
-          <w:rFonts w:cs="Calibri" w:cstheme="minorHAnsi"/>
+        <w:spacing w:after="0"/>
+        <w:rPr>
+          <w:rFonts w:cstheme="minorHAnsi"/>
           <w:lang w:val="en-US"/>
         </w:rPr>
       </w:pPr>
@@ -2797,20 +2452,14 @@
           <w:id w:val="1276829723"/>
           <w14:checkbox>
             <w14:checked w14:val="0"/>
-            <w14:checkedState w14:val="2612"/>
-            <w14:uncheckedState w14:val="2610"/>
+            <w14:checkedState w14:val="2612" w14:font="MS Gothic"/>
+            <w14:uncheckedState w14:val="2610" w14:font="MS Gothic"/>
           </w14:checkbox>
         </w:sdtPr>
         <w:sdtContent>
           <w:r>
             <w:rPr>
-              <w:rFonts w:eastAsia="MS Gothic" w:cs="Segoe UI Symbol" w:hint="eastAsia" w:ascii="MS Gothic" w:hAnsi="MS Gothic"/>
-              <w:lang w:val="en-US"/>
-            </w:rPr>
-          </w:r>
-          <w:r>
-            <w:rPr>
-              <w:rFonts w:eastAsia="MS Gothic" w:cs="Segoe UI Symbol" w:hint="eastAsia" w:ascii="MS Gothic" w:hAnsi="MS Gothic"/>
+              <w:rFonts w:ascii="MS Gothic" w:eastAsia="MS Gothic" w:hAnsi="MS Gothic" w:cs="Segoe UI Symbol" w:hint="eastAsia"/>
               <w:lang w:val="en-US"/>
             </w:rPr>
             <w:t>☐</w:t>
@@ -2819,14 +2468,14 @@
       </w:sdt>
       <w:r>
         <w:rPr>
-          <w:rFonts w:cs="Segoe UI Symbol" w:ascii="Segoe UI Symbol" w:hAnsi="Segoe UI Symbol"/>
+          <w:rFonts w:ascii="Segoe UI Symbol" w:hAnsi="Segoe UI Symbol" w:cs="Segoe UI Symbol"/>
           <w:lang w:val="en-US"/>
         </w:rPr>
         <w:tab/>
       </w:r>
       <w:r>
         <w:rPr>
-          <w:rFonts w:cs="Calibri" w:cstheme="minorHAnsi"/>
+          <w:rFonts w:cstheme="minorHAnsi"/>
           <w:lang w:val="en-US"/>
         </w:rPr>
         <w:t>Included a conference logo (if you wish to have it on the cover)?</w:t>
@@ -2834,10 +2483,9 @@
     </w:p>
     <w:p>
       <w:pPr>
-        <w:pStyle w:val="Normal"/>
-        <w:spacing w:before="0" w:after="0"/>
-        <w:rPr>
-          <w:rFonts w:cs="Calibri" w:cstheme="minorHAnsi"/>
+        <w:spacing w:after="0"/>
+        <w:rPr>
+          <w:rFonts w:cstheme="minorHAnsi"/>
           <w:lang w:val="en-US"/>
         </w:rPr>
       </w:pPr>
@@ -2846,20 +2494,14 @@
           <w:id w:val="2054487534"/>
           <w14:checkbox>
             <w14:checked w14:val="0"/>
-            <w14:checkedState w14:val="2612"/>
-            <w14:uncheckedState w14:val="2610"/>
+            <w14:checkedState w14:val="2612" w14:font="MS Gothic"/>
+            <w14:uncheckedState w14:val="2610" w14:font="MS Gothic"/>
           </w14:checkbox>
         </w:sdtPr>
         <w:sdtContent>
           <w:r>
             <w:rPr>
-              <w:rFonts w:eastAsia="MS Gothic" w:cs="Segoe UI Symbol" w:hint="eastAsia" w:ascii="MS Gothic" w:hAnsi="MS Gothic"/>
-              <w:lang w:val="en-US"/>
-            </w:rPr>
-          </w:r>
-          <w:r>
-            <w:rPr>
-              <w:rFonts w:eastAsia="MS Gothic" w:cs="Segoe UI Symbol" w:hint="eastAsia" w:ascii="MS Gothic" w:hAnsi="MS Gothic"/>
+              <w:rFonts w:ascii="MS Gothic" w:eastAsia="MS Gothic" w:hAnsi="MS Gothic" w:cs="Segoe UI Symbol" w:hint="eastAsia"/>
               <w:lang w:val="en-US"/>
             </w:rPr>
             <w:t>☐</w:t>
@@ -2868,14 +2510,14 @@
       </w:sdt>
       <w:r>
         <w:rPr>
-          <w:rFonts w:cs="Segoe UI Symbol" w:ascii="Segoe UI Symbol" w:hAnsi="Segoe UI Symbol"/>
+          <w:rFonts w:ascii="Segoe UI Symbol" w:hAnsi="Segoe UI Symbol" w:cs="Segoe UI Symbol"/>
           <w:lang w:val="en-US"/>
         </w:rPr>
         <w:tab/>
       </w:r>
       <w:r>
         <w:rPr>
-          <w:rFonts w:cs="Calibri" w:cstheme="minorHAnsi"/>
+          <w:rFonts w:cstheme="minorHAnsi"/>
           <w:lang w:val="en-US"/>
         </w:rPr>
         <w:t>Included an Excel-list of email addresses of corresponding authors?</w:t>
@@ -2883,34 +2525,25 @@
     </w:p>
     <w:p>
       <w:pPr>
-        <w:pStyle w:val="Normal"/>
-        <w:spacing w:before="0" w:after="0"/>
-        <w:rPr>
-          <w:rFonts w:cs="Calibri" w:cstheme="minorHAnsi"/>
+        <w:spacing w:after="0"/>
+        <w:rPr>
+          <w:rFonts w:cstheme="minorHAnsi"/>
           <w:u w:val="single"/>
           <w:lang w:val="en-US"/>
         </w:rPr>
       </w:pPr>
-      <w:r>
-        <w:rPr>
-          <w:rFonts w:cs="Calibri" w:cstheme="minorHAnsi"/>
-          <w:u w:val="single"/>
-          <w:lang w:val="en-US"/>
-        </w:rPr>
-      </w:r>
-    </w:p>
-    <w:p>
-      <w:pPr>
-        <w:pStyle w:val="Normal"/>
-        <w:spacing w:before="0" w:after="0"/>
-        <w:rPr>
-          <w:rFonts w:cs="Calibri" w:cstheme="minorHAnsi"/>
-          <w:lang w:val="en-US"/>
-        </w:rPr>
-      </w:pPr>
-      <w:r>
-        <w:rPr>
-          <w:rFonts w:cs="Calibri" w:cstheme="minorHAnsi"/>
+    </w:p>
+    <w:p>
+      <w:pPr>
+        <w:spacing w:after="0"/>
+        <w:rPr>
+          <w:rFonts w:cstheme="minorHAnsi"/>
+          <w:lang w:val="en-US"/>
+        </w:rPr>
+      </w:pPr>
+      <w:r>
+        <w:rPr>
+          <w:rFonts w:cstheme="minorHAnsi"/>
           <w:lang w:val="en-US"/>
         </w:rPr>
         <w:t>Editor’s guidelines:</w:t>
@@ -2918,18 +2551,17 @@
     </w:p>
     <w:p>
       <w:pPr>
-        <w:pStyle w:val="Normal"/>
-        <w:spacing w:before="0" w:after="0"/>
-        <w:rPr>
-          <w:rFonts w:cs="Calibri" w:cstheme="minorHAnsi"/>
-          <w:lang w:val="en-US"/>
-        </w:rPr>
-      </w:pPr>
-      <w:hyperlink r:id="rId4">
+        <w:spacing w:after="0"/>
+        <w:rPr>
+          <w:rFonts w:cstheme="minorHAnsi"/>
+          <w:lang w:val="en-US"/>
+        </w:rPr>
+      </w:pPr>
+      <w:hyperlink r:id="rId13">
         <w:r>
           <w:rPr>
             <w:rStyle w:val="Hyperlink"/>
-            <w:rFonts w:cs="Calibri" w:cstheme="minorHAnsi"/>
+            <w:rFonts w:cstheme="minorHAnsi"/>
             <w:lang w:val="en-US"/>
           </w:rPr>
           <w:t>https://www.springer.com/gp/computer-science/lncs/editor-guidelines-for-springer-proceedings</w:t>
@@ -2938,16 +2570,15 @@
     </w:p>
     <w:p>
       <w:pPr>
-        <w:pStyle w:val="Normal"/>
-        <w:spacing w:before="0" w:after="0"/>
-        <w:rPr>
-          <w:rFonts w:cs="Calibri" w:cstheme="minorHAnsi"/>
-          <w:lang w:val="en-US"/>
-        </w:rPr>
-      </w:pPr>
-      <w:r>
-        <w:rPr>
-          <w:rFonts w:cs="Calibri" w:cstheme="minorHAnsi"/>
+        <w:spacing w:after="0"/>
+        <w:rPr>
+          <w:rFonts w:cstheme="minorHAnsi"/>
+          <w:lang w:val="en-US"/>
+        </w:rPr>
+      </w:pPr>
+      <w:r>
+        <w:rPr>
+          <w:rFonts w:cstheme="minorHAnsi"/>
           <w:lang w:val="en-US"/>
         </w:rPr>
         <w:t>Authors’ guidelines:</w:t>
@@ -2955,19 +2586,18 @@
     </w:p>
     <w:p>
       <w:pPr>
-        <w:pStyle w:val="Normal"/>
-        <w:spacing w:before="0" w:after="0"/>
-        <w:rPr>
-          <w:rFonts w:cs="Calibri" w:cstheme="minorHAnsi"/>
-          <w:color w:themeColor="hyperlink" w:val="0000FF"/>
-          <w:lang w:val="en-US"/>
-        </w:rPr>
-      </w:pPr>
-      <w:hyperlink r:id="rId5">
+        <w:spacing w:after="0"/>
+        <w:rPr>
+          <w:rFonts w:cstheme="minorHAnsi"/>
+          <w:color w:val="0000FF" w:themeColor="hyperlink"/>
+          <w:lang w:val="en-US"/>
+        </w:rPr>
+      </w:pPr>
+      <w:hyperlink r:id="rId14">
         <w:r>
           <w:rPr>
             <w:rStyle w:val="Hyperlink"/>
-            <w:rFonts w:cs="Calibri" w:cstheme="minorHAnsi"/>
+            <w:rFonts w:cstheme="minorHAnsi"/>
             <w:u w:val="none"/>
             <w:lang w:val="en-US"/>
           </w:rPr>
@@ -2977,7 +2607,7 @@
       <w:r>
         <w:rPr>
           <w:rStyle w:val="Hyperlink"/>
-          <w:rFonts w:cs="Calibri" w:cstheme="minorHAnsi"/>
+          <w:rFonts w:cstheme="minorHAnsi"/>
           <w:u w:val="none"/>
           <w:lang w:val="en-US"/>
         </w:rPr>
@@ -2986,54 +2616,102 @@
     </w:p>
     <w:p>
       <w:pPr>
-        <w:pStyle w:val="Normal"/>
-        <w:spacing w:before="0" w:after="0"/>
-        <w:rPr>
-          <w:rFonts w:cs="Calibri" w:cstheme="minorHAnsi"/>
+        <w:spacing w:after="0"/>
+        <w:rPr>
+          <w:rFonts w:cstheme="minorHAnsi"/>
           <w:u w:val="single"/>
           <w:lang w:val="en-US"/>
         </w:rPr>
       </w:pPr>
-      <w:r>
-        <w:rPr>
-          <w:rFonts w:cs="Calibri" w:cstheme="minorHAnsi"/>
-          <w:u w:val="single"/>
-          <w:lang w:val="en-US"/>
-        </w:rPr>
-      </w:r>
     </w:p>
     <w:sectPr>
-      <w:headerReference w:type="even" r:id="rId6"/>
-      <w:headerReference w:type="default" r:id="rId7"/>
-      <w:headerReference w:type="first" r:id="rId8"/>
-      <w:footnotePr>
-        <w:numFmt w:val="decimal"/>
-      </w:footnotePr>
-      <w:type w:val="nextPage"/>
+      <w:headerReference w:type="even" r:id="rId15"/>
+      <w:headerReference w:type="default" r:id="rId16"/>
+      <w:headerReference w:type="first" r:id="rId17"/>
       <w:pgSz w:w="11906" w:h="16838"/>
-      <w:pgMar w:left="1417" w:right="1417" w:gutter="0" w:header="708" w:top="1417" w:footer="0" w:bottom="1134"/>
-      <w:pgNumType w:fmt="decimal"/>
-      <w:formProt w:val="false"/>
-      <w:textDirection w:val="lrTb"/>
-      <w:docGrid w:type="default" w:linePitch="360" w:charSpace="0"/>
+      <w:pgMar w:top="1417" w:right="1417" w:bottom="1134" w:left="1417" w:header="708" w:footer="0" w:gutter="0"/>
+      <w:cols w:space="720"/>
+      <w:formProt w:val="0"/>
+      <w:docGrid w:linePitch="360"/>
     </w:sectPr>
   </w:body>
 </w:document>
 </file>
 
+<file path=word/endnotes.xml><?xml version="1.0" encoding="utf-8"?>
+<w:endnotes xmlns:wpc="http://schemas.microsoft.com/office/word/2010/wordprocessingCanvas" xmlns:cx="http://schemas.microsoft.com/office/drawing/2014/chartex" xmlns:cx1="http://schemas.microsoft.com/office/drawing/2015/9/8/chartex" xmlns:cx2="http://schemas.microsoft.com/office/drawing/2015/10/21/chartex" xmlns:cx3="http://schemas.microsoft.com/office/drawing/2016/5/9/chartex" xmlns:cx4="http://schemas.microsoft.com/office/drawing/2016/5/10/chartex" xmlns:cx5="http://schemas.microsoft.com/office/drawing/2016/5/11/chartex" xmlns:cx6="http://schemas.microsoft.com/office/drawing/2016/5/12/chartex" xmlns:cx7="http://schemas.microsoft.com/office/drawing/2016/5/13/chartex" xmlns:cx8="http://schemas.microsoft.com/office/drawing/2016/5/14/chartex" xmlns:mc="http://schemas.openxmlformats.org/markup-compatibility/2006" xmlns:aink="http://schemas.microsoft.com/office/drawing/2016/ink" xmlns:am3d="http://schemas.microsoft.com/office/drawing/2017/model3d" xmlns:o="urn:schemas-microsoft-com:office:office" xmlns:oel="http://schemas.microsoft.com/office/2019/extlst" xmlns:r="http://schemas.openxmlformats.org/officeDocument/2006/relationships" xmlns:m="http://schemas.openxmlformats.org/officeDocument/2006/math" xmlns:v="urn:schemas-microsoft-com:vml" xmlns:wp14="http://schemas.microsoft.com/office/word/2010/wordprocessingDrawing" xmlns:wp="http://schemas.openxmlformats.org/drawingml/2006/wordprocessingDrawing" xmlns:w10="urn:schemas-microsoft-com:office:word" xmlns:w="http://schemas.openxmlformats.org/wordprocessingml/2006/main" xmlns:w14="http://schemas.microsoft.com/office/word/2010/wordml" xmlns:w15="http://schemas.microsoft.com/office/word/2012/wordml" xmlns:w16cex="http://schemas.microsoft.com/office/word/2018/wordml/cex" xmlns:w16cid="http://schemas.microsoft.com/office/word/2016/wordml/cid" xmlns:w16="http://schemas.microsoft.com/office/word/2018/wordml" xmlns:w16du="http://schemas.microsoft.com/office/word/2023/wordml/word16du" xmlns:w16sdtdh="http://schemas.microsoft.com/office/word/2020/wordml/sdtdatahash" xmlns:w16sdtfl="http://schemas.microsoft.com/office/word/2024/wordml/sdtformatlock" xmlns:w16se="http://schemas.microsoft.com/office/word/2015/wordml/symex" xmlns:wpg="http://schemas.microsoft.com/office/word/2010/wordprocessingGroup" xmlns:wpi="http://schemas.microsoft.com/office/word/2010/wordprocessingInk" xmlns:wne="http://schemas.microsoft.com/office/word/2006/wordml" xmlns:wps="http://schemas.microsoft.com/office/word/2010/wordprocessingShape" mc:Ignorable="w14 w15 w16se w16cid w16 w16cex w16sdtdh w16sdtfl w16du wp14">
+  <w:endnote w:type="separator" w:id="-1">
+    <w:p>
+      <w:pPr>
+        <w:spacing w:after="0" w:line="240" w:lineRule="auto"/>
+      </w:pPr>
+      <w:r>
+        <w:separator/>
+      </w:r>
+    </w:p>
+  </w:endnote>
+  <w:endnote w:type="continuationSeparator" w:id="0">
+    <w:p>
+      <w:pPr>
+        <w:spacing w:after="0" w:line="240" w:lineRule="auto"/>
+      </w:pPr>
+      <w:r>
+        <w:continuationSeparator/>
+      </w:r>
+    </w:p>
+  </w:endnote>
+</w:endnotes>
+</file>
+
 <file path=word/footnotes.xml><?xml version="1.0" encoding="utf-8"?>
-<w:footnotes xmlns:o="urn:schemas-microsoft-com:office:office" xmlns:r="http://schemas.openxmlformats.org/officeDocument/2006/relationships" xmlns:v="urn:schemas-microsoft-com:vml" xmlns:w="http://schemas.openxmlformats.org/wordprocessingml/2006/main" xmlns:w10="urn:schemas-microsoft-com:office:word" xmlns:wp="http://schemas.openxmlformats.org/drawingml/2006/wordprocessingDrawing" xmlns:pic="http://schemas.openxmlformats.org/drawingml/2006/picture" xmlns:wps="http://schemas.microsoft.com/office/word/2010/wordprocessingShape" xmlns:wpg="http://schemas.microsoft.com/office/word/2010/wordprocessingGroup" xmlns:mc="http://schemas.openxmlformats.org/markup-compatibility/2006" xmlns:wp14="http://schemas.microsoft.com/office/word/2010/wordprocessingDrawing" xmlns:w14="http://schemas.microsoft.com/office/word/2010/wordml" xmlns:w15="http://schemas.microsoft.com/office/word/2012/wordml" mc:Ignorable="w14 wp14 w15">
-  <w:footnote w:id="0" w:type="separator">
+<w:footnotes xmlns:wpc="http://schemas.microsoft.com/office/word/2010/wordprocessingCanvas" xmlns:cx="http://schemas.microsoft.com/office/drawing/2014/chartex" xmlns:cx1="http://schemas.microsoft.com/office/drawing/2015/9/8/chartex" xmlns:cx2="http://schemas.microsoft.com/office/drawing/2015/10/21/chartex" xmlns:cx3="http://schemas.microsoft.com/office/drawing/2016/5/9/chartex" xmlns:cx4="http://schemas.microsoft.com/office/drawing/2016/5/10/chartex" xmlns:cx5="http://schemas.microsoft.com/office/drawing/2016/5/11/chartex" xmlns:cx6="http://schemas.microsoft.com/office/drawing/2016/5/12/chartex" xmlns:cx7="http://schemas.microsoft.com/office/drawing/2016/5/13/chartex" xmlns:cx8="http://schemas.microsoft.com/office/drawing/2016/5/14/chartex" xmlns:mc="http://schemas.openxmlformats.org/markup-compatibility/2006" xmlns:aink="http://schemas.microsoft.com/office/drawing/2016/ink" xmlns:am3d="http://schemas.microsoft.com/office/drawing/2017/model3d" xmlns:o="urn:schemas-microsoft-com:office:office" xmlns:oel="http://schemas.microsoft.com/office/2019/extlst" xmlns:r="http://schemas.openxmlformats.org/officeDocument/2006/relationships" xmlns:m="http://schemas.openxmlformats.org/officeDocument/2006/math" xmlns:v="urn:schemas-microsoft-com:vml" xmlns:wp14="http://schemas.microsoft.com/office/word/2010/wordprocessingDrawing" xmlns:wp="http://schemas.openxmlformats.org/drawingml/2006/wordprocessingDrawing" xmlns:w10="urn:schemas-microsoft-com:office:word" xmlns:w="http://schemas.openxmlformats.org/wordprocessingml/2006/main" xmlns:w14="http://schemas.microsoft.com/office/word/2010/wordml" xmlns:w15="http://schemas.microsoft.com/office/word/2012/wordml" xmlns:w16cex="http://schemas.microsoft.com/office/word/2018/wordml/cex" xmlns:w16cid="http://schemas.microsoft.com/office/word/2016/wordml/cid" xmlns:w16="http://schemas.microsoft.com/office/word/2018/wordml" xmlns:w16du="http://schemas.microsoft.com/office/word/2023/wordml/word16du" xmlns:w16sdtdh="http://schemas.microsoft.com/office/word/2020/wordml/sdtdatahash" xmlns:w16sdtfl="http://schemas.microsoft.com/office/word/2024/wordml/sdtformatlock" xmlns:w16se="http://schemas.microsoft.com/office/word/2015/wordml/symex" xmlns:wpg="http://schemas.microsoft.com/office/word/2010/wordprocessingGroup" xmlns:wpi="http://schemas.microsoft.com/office/word/2010/wordprocessingInk" xmlns:wne="http://schemas.microsoft.com/office/word/2006/wordml" xmlns:wps="http://schemas.microsoft.com/office/word/2010/wordprocessingShape" mc:Ignorable="w14 w15 w16se w16cid w16 w16cex w16sdtdh w16sdtfl w16du wp14">
+  <w:footnote w:type="separator" w:id="-1">
     <w:p>
       <w:r>
         <w:separator/>
       </w:r>
     </w:p>
   </w:footnote>
-  <w:footnote w:id="1" w:type="continuationSeparator">
+  <w:footnote w:type="continuationSeparator" w:id="0">
     <w:p>
       <w:r>
         <w:continuationSeparator/>
+      </w:r>
+    </w:p>
+  </w:footnote>
+  <w:footnote w:id="1">
+    <w:p>
+      <w:pPr>
+        <w:pStyle w:val="FootnoteText"/>
+        <w:rPr>
+          <w:lang w:val="en-US"/>
+        </w:rPr>
+      </w:pPr>
+      <w:r>
+        <w:rPr>
+          <w:rStyle w:val="FootnoteCharacters"/>
+        </w:rPr>
+        <w:footnoteRef/>
+      </w:r>
+      <w:r>
+        <w:rPr>
+          <w:lang w:val="en-US"/>
+        </w:rPr>
+        <w:t xml:space="preserve">  The identities of the reviewers remain anonymous but the </w:t>
+      </w:r>
+      <w:proofErr w:type="gramStart"/>
+      <w:r>
+        <w:rPr>
+          <w:lang w:val="en-US"/>
+        </w:rPr>
+        <w:t>authors‘ names</w:t>
+      </w:r>
+      <w:proofErr w:type="gramEnd"/>
+      <w:r>
+        <w:rPr>
+          <w:lang w:val="en-US"/>
+        </w:rPr>
+        <w:t xml:space="preserve"> appear on the paper.</w:t>
       </w:r>
     </w:p>
   </w:footnote>
@@ -3055,13 +2733,7 @@
         <w:rPr>
           <w:lang w:val="en-US"/>
         </w:rPr>
-        <w:t xml:space="preserve">  </w:t>
-      </w:r>
-      <w:r>
-        <w:rPr>
-          <w:lang w:val="en-US"/>
-        </w:rPr>
-        <w:t>The identities of the reviewers remain anonymous but the authors‘ names appear on the paper.</w:t>
+        <w:t xml:space="preserve">  Both the reviewers’ identities and the authors’ identities remain anonymous.</w:t>
       </w:r>
     </w:p>
   </w:footnote>
@@ -3083,41 +2755,7 @@
         <w:rPr>
           <w:lang w:val="en-US"/>
         </w:rPr>
-        <w:t xml:space="preserve">  </w:t>
-      </w:r>
-      <w:r>
-        <w:rPr>
-          <w:lang w:val="en-US"/>
-        </w:rPr>
-        <w:t>Both the reviewers’ identities and the authors’ identities remain anonymous.</w:t>
-      </w:r>
-    </w:p>
-  </w:footnote>
-  <w:footnote w:id="4">
-    <w:p>
-      <w:pPr>
-        <w:pStyle w:val="FootnoteText"/>
-        <w:rPr>
-          <w:lang w:val="en-US"/>
-        </w:rPr>
-      </w:pPr>
-      <w:r>
-        <w:rPr>
-          <w:rStyle w:val="FootnoteCharacters"/>
-        </w:rPr>
-        <w:footnoteRef/>
-      </w:r>
-      <w:r>
-        <w:rPr>
-          <w:lang w:val="en-US"/>
-        </w:rPr>
-        <w:t xml:space="preserve">  </w:t>
-      </w:r>
-      <w:r>
-        <w:rPr>
-          <w:lang w:val="en-US"/>
-        </w:rPr>
-        <w:t>The reviewers’ identities are known.</w:t>
+        <w:t xml:space="preserve">  The reviewers’ identities are known.</w:t>
       </w:r>
     </w:p>
   </w:footnote>
@@ -3125,35 +2763,30 @@
 </file>
 
 <file path=word/header1.xml><?xml version="1.0" encoding="utf-8"?>
-<w:hdr xmlns:o="urn:schemas-microsoft-com:office:office" xmlns:r="http://schemas.openxmlformats.org/officeDocument/2006/relationships" xmlns:v="urn:schemas-microsoft-com:vml" xmlns:w="http://schemas.openxmlformats.org/wordprocessingml/2006/main" xmlns:w10="urn:schemas-microsoft-com:office:word" xmlns:wp="http://schemas.openxmlformats.org/drawingml/2006/wordprocessingDrawing" xmlns:pic="http://schemas.openxmlformats.org/drawingml/2006/picture" xmlns:wps="http://schemas.microsoft.com/office/word/2010/wordprocessingShape" xmlns:wpg="http://schemas.microsoft.com/office/word/2010/wordprocessingGroup" xmlns:mc="http://schemas.openxmlformats.org/markup-compatibility/2006" xmlns:wp14="http://schemas.microsoft.com/office/word/2010/wordprocessingDrawing" xmlns:w14="http://schemas.microsoft.com/office/word/2010/wordml" xmlns:w15="http://schemas.microsoft.com/office/word/2012/wordml" mc:Ignorable="w14 wp14 w15">
+<w:hdr xmlns:wpc="http://schemas.microsoft.com/office/word/2010/wordprocessingCanvas" xmlns:cx="http://schemas.microsoft.com/office/drawing/2014/chartex" xmlns:cx1="http://schemas.microsoft.com/office/drawing/2015/9/8/chartex" xmlns:cx2="http://schemas.microsoft.com/office/drawing/2015/10/21/chartex" xmlns:cx3="http://schemas.microsoft.com/office/drawing/2016/5/9/chartex" xmlns:cx4="http://schemas.microsoft.com/office/drawing/2016/5/10/chartex" xmlns:cx5="http://schemas.microsoft.com/office/drawing/2016/5/11/chartex" xmlns:cx6="http://schemas.microsoft.com/office/drawing/2016/5/12/chartex" xmlns:cx7="http://schemas.microsoft.com/office/drawing/2016/5/13/chartex" xmlns:cx8="http://schemas.microsoft.com/office/drawing/2016/5/14/chartex" xmlns:mc="http://schemas.openxmlformats.org/markup-compatibility/2006" xmlns:aink="http://schemas.microsoft.com/office/drawing/2016/ink" xmlns:am3d="http://schemas.microsoft.com/office/drawing/2017/model3d" xmlns:o="urn:schemas-microsoft-com:office:office" xmlns:oel="http://schemas.microsoft.com/office/2019/extlst" xmlns:r="http://schemas.openxmlformats.org/officeDocument/2006/relationships" xmlns:m="http://schemas.openxmlformats.org/officeDocument/2006/math" xmlns:v="urn:schemas-microsoft-com:vml" xmlns:wp14="http://schemas.microsoft.com/office/word/2010/wordprocessingDrawing" xmlns:wp="http://schemas.openxmlformats.org/drawingml/2006/wordprocessingDrawing" xmlns:w10="urn:schemas-microsoft-com:office:word" xmlns:w="http://schemas.openxmlformats.org/wordprocessingml/2006/main" xmlns:w14="http://schemas.microsoft.com/office/word/2010/wordml" xmlns:w15="http://schemas.microsoft.com/office/word/2012/wordml" xmlns:w16cex="http://schemas.microsoft.com/office/word/2018/wordml/cex" xmlns:w16cid="http://schemas.microsoft.com/office/word/2016/wordml/cid" xmlns:w16="http://schemas.microsoft.com/office/word/2018/wordml" xmlns:w16du="http://schemas.microsoft.com/office/word/2023/wordml/word16du" xmlns:w16sdtdh="http://schemas.microsoft.com/office/word/2020/wordml/sdtdatahash" xmlns:w16sdtfl="http://schemas.microsoft.com/office/word/2024/wordml/sdtformatlock" xmlns:w16se="http://schemas.microsoft.com/office/word/2015/wordml/symex" xmlns:wpg="http://schemas.microsoft.com/office/word/2010/wordprocessingGroup" xmlns:wpi="http://schemas.microsoft.com/office/word/2010/wordprocessingInk" xmlns:wne="http://schemas.microsoft.com/office/word/2006/wordml" xmlns:wps="http://schemas.microsoft.com/office/word/2010/wordprocessingShape" mc:Ignorable="w14 w15 w16se w16cid w16 w16cex w16sdtdh w16sdtfl w16du wp14">
   <w:p>
     <w:pPr>
       <w:pStyle w:val="Header"/>
-      <w:rPr/>
     </w:pPr>
-    <w:r>
-      <w:rPr/>
-    </w:r>
   </w:p>
 </w:hdr>
 </file>
 
 <file path=word/header2.xml><?xml version="1.0" encoding="utf-8"?>
-<w:hdr xmlns:o="urn:schemas-microsoft-com:office:office" xmlns:r="http://schemas.openxmlformats.org/officeDocument/2006/relationships" xmlns:v="urn:schemas-microsoft-com:vml" xmlns:w="http://schemas.openxmlformats.org/wordprocessingml/2006/main" xmlns:w10="urn:schemas-microsoft-com:office:word" xmlns:wp="http://schemas.openxmlformats.org/drawingml/2006/wordprocessingDrawing" xmlns:pic="http://schemas.openxmlformats.org/drawingml/2006/picture" xmlns:wps="http://schemas.microsoft.com/office/word/2010/wordprocessingShape" xmlns:wpg="http://schemas.microsoft.com/office/word/2010/wordprocessingGroup" xmlns:mc="http://schemas.openxmlformats.org/markup-compatibility/2006" xmlns:wp14="http://schemas.microsoft.com/office/word/2010/wordprocessingDrawing" xmlns:w14="http://schemas.microsoft.com/office/word/2010/wordml" xmlns:w15="http://schemas.microsoft.com/office/word/2012/wordml" mc:Ignorable="w14 wp14 w15">
+<w:hdr xmlns:wpc="http://schemas.microsoft.com/office/word/2010/wordprocessingCanvas" xmlns:cx="http://schemas.microsoft.com/office/drawing/2014/chartex" xmlns:cx1="http://schemas.microsoft.com/office/drawing/2015/9/8/chartex" xmlns:cx2="http://schemas.microsoft.com/office/drawing/2015/10/21/chartex" xmlns:cx3="http://schemas.microsoft.com/office/drawing/2016/5/9/chartex" xmlns:cx4="http://schemas.microsoft.com/office/drawing/2016/5/10/chartex" xmlns:cx5="http://schemas.microsoft.com/office/drawing/2016/5/11/chartex" xmlns:cx6="http://schemas.microsoft.com/office/drawing/2016/5/12/chartex" xmlns:cx7="http://schemas.microsoft.com/office/drawing/2016/5/13/chartex" xmlns:cx8="http://schemas.microsoft.com/office/drawing/2016/5/14/chartex" xmlns:mc="http://schemas.openxmlformats.org/markup-compatibility/2006" xmlns:aink="http://schemas.microsoft.com/office/drawing/2016/ink" xmlns:am3d="http://schemas.microsoft.com/office/drawing/2017/model3d" xmlns:o="urn:schemas-microsoft-com:office:office" xmlns:oel="http://schemas.microsoft.com/office/2019/extlst" xmlns:r="http://schemas.openxmlformats.org/officeDocument/2006/relationships" xmlns:m="http://schemas.openxmlformats.org/officeDocument/2006/math" xmlns:v="urn:schemas-microsoft-com:vml" xmlns:wp14="http://schemas.microsoft.com/office/word/2010/wordprocessingDrawing" xmlns:wp="http://schemas.openxmlformats.org/drawingml/2006/wordprocessingDrawing" xmlns:w10="urn:schemas-microsoft-com:office:word" xmlns:w="http://schemas.openxmlformats.org/wordprocessingml/2006/main" xmlns:w14="http://schemas.microsoft.com/office/word/2010/wordml" xmlns:w15="http://schemas.microsoft.com/office/word/2012/wordml" xmlns:w16cex="http://schemas.microsoft.com/office/word/2018/wordml/cex" xmlns:w16cid="http://schemas.microsoft.com/office/word/2016/wordml/cid" xmlns:w16="http://schemas.microsoft.com/office/word/2018/wordml" xmlns:w16du="http://schemas.microsoft.com/office/word/2023/wordml/word16du" xmlns:w16sdtdh="http://schemas.microsoft.com/office/word/2020/wordml/sdtdatahash" xmlns:w16sdtfl="http://schemas.microsoft.com/office/word/2024/wordml/sdtformatlock" xmlns:w16se="http://schemas.microsoft.com/office/word/2015/wordml/symex" xmlns:wpg="http://schemas.microsoft.com/office/word/2010/wordprocessingGroup" xmlns:wpi="http://schemas.microsoft.com/office/word/2010/wordprocessingInk" xmlns:wne="http://schemas.microsoft.com/office/word/2006/wordml" xmlns:wps="http://schemas.microsoft.com/office/word/2010/wordprocessingShape" mc:Ignorable="w14 w15 w16se w16cid w16 w16cex w16sdtdh w16sdtfl w16du wp14">
   <w:sdt>
     <w:sdtPr>
       <w:id w:val="-1318336367"/>
       <w:docPartObj>
         <w:docPartGallery w:val="Page Numbers (Top of Page)"/>
-        <w:docPartUnique w:val="true"/>
+        <w:docPartUnique/>
       </w:docPartObj>
     </w:sdtPr>
     <w:sdtContent>
       <w:p>
         <w:pPr>
           <w:pStyle w:val="Header"/>
-          <w:jc w:val="end"/>
-          <w:rPr/>
+          <w:jc w:val="right"/>
         </w:pPr>
         <w:r>
           <w:rPr>
@@ -3274,21 +2907,20 @@
 </file>
 
 <file path=word/header3.xml><?xml version="1.0" encoding="utf-8"?>
-<w:hdr xmlns:o="urn:schemas-microsoft-com:office:office" xmlns:r="http://schemas.openxmlformats.org/officeDocument/2006/relationships" xmlns:v="urn:schemas-microsoft-com:vml" xmlns:w="http://schemas.openxmlformats.org/wordprocessingml/2006/main" xmlns:w10="urn:schemas-microsoft-com:office:word" xmlns:wp="http://schemas.openxmlformats.org/drawingml/2006/wordprocessingDrawing" xmlns:pic="http://schemas.openxmlformats.org/drawingml/2006/picture" xmlns:wps="http://schemas.microsoft.com/office/word/2010/wordprocessingShape" xmlns:wpg="http://schemas.microsoft.com/office/word/2010/wordprocessingGroup" xmlns:mc="http://schemas.openxmlformats.org/markup-compatibility/2006" xmlns:wp14="http://schemas.microsoft.com/office/word/2010/wordprocessingDrawing" xmlns:w14="http://schemas.microsoft.com/office/word/2010/wordml" xmlns:w15="http://schemas.microsoft.com/office/word/2012/wordml" mc:Ignorable="w14 wp14 w15">
+<w:hdr xmlns:wpc="http://schemas.microsoft.com/office/word/2010/wordprocessingCanvas" xmlns:cx="http://schemas.microsoft.com/office/drawing/2014/chartex" xmlns:cx1="http://schemas.microsoft.com/office/drawing/2015/9/8/chartex" xmlns:cx2="http://schemas.microsoft.com/office/drawing/2015/10/21/chartex" xmlns:cx3="http://schemas.microsoft.com/office/drawing/2016/5/9/chartex" xmlns:cx4="http://schemas.microsoft.com/office/drawing/2016/5/10/chartex" xmlns:cx5="http://schemas.microsoft.com/office/drawing/2016/5/11/chartex" xmlns:cx6="http://schemas.microsoft.com/office/drawing/2016/5/12/chartex" xmlns:cx7="http://schemas.microsoft.com/office/drawing/2016/5/13/chartex" xmlns:cx8="http://schemas.microsoft.com/office/drawing/2016/5/14/chartex" xmlns:mc="http://schemas.openxmlformats.org/markup-compatibility/2006" xmlns:aink="http://schemas.microsoft.com/office/drawing/2016/ink" xmlns:am3d="http://schemas.microsoft.com/office/drawing/2017/model3d" xmlns:o="urn:schemas-microsoft-com:office:office" xmlns:oel="http://schemas.microsoft.com/office/2019/extlst" xmlns:r="http://schemas.openxmlformats.org/officeDocument/2006/relationships" xmlns:m="http://schemas.openxmlformats.org/officeDocument/2006/math" xmlns:v="urn:schemas-microsoft-com:vml" xmlns:wp14="http://schemas.microsoft.com/office/word/2010/wordprocessingDrawing" xmlns:wp="http://schemas.openxmlformats.org/drawingml/2006/wordprocessingDrawing" xmlns:w10="urn:schemas-microsoft-com:office:word" xmlns:w="http://schemas.openxmlformats.org/wordprocessingml/2006/main" xmlns:w14="http://schemas.microsoft.com/office/word/2010/wordml" xmlns:w15="http://schemas.microsoft.com/office/word/2012/wordml" xmlns:w16cex="http://schemas.microsoft.com/office/word/2018/wordml/cex" xmlns:w16cid="http://schemas.microsoft.com/office/word/2016/wordml/cid" xmlns:w16="http://schemas.microsoft.com/office/word/2018/wordml" xmlns:w16du="http://schemas.microsoft.com/office/word/2023/wordml/word16du" xmlns:w16sdtdh="http://schemas.microsoft.com/office/word/2020/wordml/sdtdatahash" xmlns:w16sdtfl="http://schemas.microsoft.com/office/word/2024/wordml/sdtformatlock" xmlns:w16se="http://schemas.microsoft.com/office/word/2015/wordml/symex" xmlns:wpg="http://schemas.microsoft.com/office/word/2010/wordprocessingGroup" xmlns:wpi="http://schemas.microsoft.com/office/word/2010/wordprocessingInk" xmlns:wne="http://schemas.microsoft.com/office/word/2006/wordml" xmlns:wps="http://schemas.microsoft.com/office/word/2010/wordprocessingShape" mc:Ignorable="w14 w15 w16se w16cid w16 w16cex w16sdtdh w16sdtfl w16du wp14">
   <w:sdt>
     <w:sdtPr>
-      <w:id w:val="-1318336367"/>
+      <w:id w:val="-1178109606"/>
       <w:docPartObj>
         <w:docPartGallery w:val="Page Numbers (Top of Page)"/>
-        <w:docPartUnique w:val="true"/>
+        <w:docPartUnique/>
       </w:docPartObj>
     </w:sdtPr>
     <w:sdtContent>
       <w:p>
         <w:pPr>
           <w:pStyle w:val="Header"/>
-          <w:jc w:val="end"/>
-          <w:rPr/>
+          <w:jc w:val="right"/>
         </w:pPr>
         <w:r>
           <w:rPr>
@@ -3409,155 +3041,143 @@
 </file>
 
 <file path=word/numbering.xml><?xml version="1.0" encoding="utf-8"?>
-<w:numbering xmlns:w="http://schemas.openxmlformats.org/wordprocessingml/2006/main" xmlns:o="urn:schemas-microsoft-com:office:office" xmlns:r="http://schemas.openxmlformats.org/officeDocument/2006/relationships" xmlns:v="urn:schemas-microsoft-com:vml" xmlns:mc="http://schemas.openxmlformats.org/markup-compatibility/2006" xmlns:w14="http://schemas.microsoft.com/office/word/2010/wordml" mc:Ignorable="w14">
-  <w:abstractNum w:abstractNumId="1">
+<w:numbering xmlns:wpc="http://schemas.microsoft.com/office/word/2010/wordprocessingCanvas" xmlns:cx="http://schemas.microsoft.com/office/drawing/2014/chartex" xmlns:cx1="http://schemas.microsoft.com/office/drawing/2015/9/8/chartex" xmlns:cx2="http://schemas.microsoft.com/office/drawing/2015/10/21/chartex" xmlns:cx3="http://schemas.microsoft.com/office/drawing/2016/5/9/chartex" xmlns:cx4="http://schemas.microsoft.com/office/drawing/2016/5/10/chartex" xmlns:cx5="http://schemas.microsoft.com/office/drawing/2016/5/11/chartex" xmlns:cx6="http://schemas.microsoft.com/office/drawing/2016/5/12/chartex" xmlns:cx7="http://schemas.microsoft.com/office/drawing/2016/5/13/chartex" xmlns:cx8="http://schemas.microsoft.com/office/drawing/2016/5/14/chartex" xmlns:mc="http://schemas.openxmlformats.org/markup-compatibility/2006" xmlns:aink="http://schemas.microsoft.com/office/drawing/2016/ink" xmlns:am3d="http://schemas.microsoft.com/office/drawing/2017/model3d" xmlns:o="urn:schemas-microsoft-com:office:office" xmlns:oel="http://schemas.microsoft.com/office/2019/extlst" xmlns:r="http://schemas.openxmlformats.org/officeDocument/2006/relationships" xmlns:m="http://schemas.openxmlformats.org/officeDocument/2006/math" xmlns:v="urn:schemas-microsoft-com:vml" xmlns:wp14="http://schemas.microsoft.com/office/word/2010/wordprocessingDrawing" xmlns:wp="http://schemas.openxmlformats.org/drawingml/2006/wordprocessingDrawing" xmlns:w10="urn:schemas-microsoft-com:office:word" xmlns:w="http://schemas.openxmlformats.org/wordprocessingml/2006/main" xmlns:w14="http://schemas.microsoft.com/office/word/2010/wordml" xmlns:w15="http://schemas.microsoft.com/office/word/2012/wordml" xmlns:w16cex="http://schemas.microsoft.com/office/word/2018/wordml/cex" xmlns:w16cid="http://schemas.microsoft.com/office/word/2016/wordml/cid" xmlns:w16="http://schemas.microsoft.com/office/word/2018/wordml" xmlns:w16du="http://schemas.microsoft.com/office/word/2023/wordml/word16du" xmlns:w16sdtdh="http://schemas.microsoft.com/office/word/2020/wordml/sdtdatahash" xmlns:w16sdtfl="http://schemas.microsoft.com/office/word/2024/wordml/sdtformatlock" xmlns:w16se="http://schemas.microsoft.com/office/word/2015/wordml/symex" xmlns:wpg="http://schemas.microsoft.com/office/word/2010/wordprocessingGroup" xmlns:wpi="http://schemas.microsoft.com/office/word/2010/wordprocessingInk" xmlns:wne="http://schemas.microsoft.com/office/word/2006/wordml" xmlns:wps="http://schemas.microsoft.com/office/word/2010/wordprocessingShape" mc:Ignorable="w14 w15 w16se w16cid w16 w16cex w16sdtdh w16sdtfl w16du wp14">
+  <w:abstractNum w:abstractNumId="0" w15:restartNumberingAfterBreak="0">
+    <w:nsid w:val="1FFC308D"/>
+    <w:multiLevelType w:val="multilevel"/>
+    <w:tmpl w:val="89FAD306"/>
     <w:lvl w:ilvl="0">
-      <w:start w:val="2"/>
-      <w:numFmt w:val="bullet"/>
-      <w:lvlText w:val="-"/>
-      <w:lvlJc w:val="start"/>
+      <w:start w:val="1"/>
+      <w:numFmt w:val="none"/>
+      <w:suff w:val="nothing"/>
+      <w:lvlText w:val=""/>
+      <w:lvlJc w:val="left"/>
       <w:pPr>
         <w:tabs>
           <w:tab w:val="num" w:pos="0"/>
         </w:tabs>
-        <w:ind w:start="720" w:hanging="360"/>
-      </w:pPr>
-      <w:rPr>
-        <w:rFonts w:ascii="Calibri" w:hAnsi="Calibri" w:cs="Calibri" w:hint="default"/>
-      </w:rPr>
+        <w:ind w:left="0" w:firstLine="0"/>
+      </w:pPr>
     </w:lvl>
     <w:lvl w:ilvl="1">
       <w:start w:val="1"/>
-      <w:numFmt w:val="bullet"/>
-      <w:lvlText w:val="o"/>
-      <w:lvlJc w:val="start"/>
+      <w:numFmt w:val="none"/>
+      <w:suff w:val="nothing"/>
+      <w:lvlText w:val=""/>
+      <w:lvlJc w:val="left"/>
       <w:pPr>
         <w:tabs>
           <w:tab w:val="num" w:pos="0"/>
         </w:tabs>
-        <w:ind w:start="1440" w:hanging="360"/>
-      </w:pPr>
-      <w:rPr>
-        <w:rFonts w:ascii="Courier New" w:hAnsi="Courier New" w:cs="Courier New" w:hint="default"/>
-      </w:rPr>
+        <w:ind w:left="0" w:firstLine="0"/>
+      </w:pPr>
     </w:lvl>
     <w:lvl w:ilvl="2">
       <w:start w:val="1"/>
-      <w:numFmt w:val="bullet"/>
-      <w:lvlText w:val=""/>
-      <w:lvlJc w:val="start"/>
+      <w:numFmt w:val="none"/>
+      <w:suff w:val="nothing"/>
+      <w:lvlText w:val=""/>
+      <w:lvlJc w:val="left"/>
       <w:pPr>
         <w:tabs>
           <w:tab w:val="num" w:pos="0"/>
         </w:tabs>
-        <w:ind w:start="2160" w:hanging="360"/>
-      </w:pPr>
-      <w:rPr>
-        <w:rFonts w:ascii="Wingdings" w:hAnsi="Wingdings" w:cs="Wingdings" w:hint="default"/>
-      </w:rPr>
+        <w:ind w:left="0" w:firstLine="0"/>
+      </w:pPr>
     </w:lvl>
     <w:lvl w:ilvl="3">
       <w:start w:val="1"/>
-      <w:numFmt w:val="bullet"/>
-      <w:lvlText w:val=""/>
-      <w:lvlJc w:val="start"/>
+      <w:numFmt w:val="none"/>
+      <w:suff w:val="nothing"/>
+      <w:lvlText w:val=""/>
+      <w:lvlJc w:val="left"/>
       <w:pPr>
         <w:tabs>
           <w:tab w:val="num" w:pos="0"/>
         </w:tabs>
-        <w:ind w:start="2880" w:hanging="360"/>
-      </w:pPr>
-      <w:rPr>
-        <w:rFonts w:ascii="Symbol" w:hAnsi="Symbol" w:cs="Symbol" w:hint="default"/>
-      </w:rPr>
+        <w:ind w:left="0" w:firstLine="0"/>
+      </w:pPr>
     </w:lvl>
     <w:lvl w:ilvl="4">
       <w:start w:val="1"/>
-      <w:numFmt w:val="bullet"/>
-      <w:lvlText w:val="o"/>
-      <w:lvlJc w:val="start"/>
+      <w:numFmt w:val="none"/>
+      <w:suff w:val="nothing"/>
+      <w:lvlText w:val=""/>
+      <w:lvlJc w:val="left"/>
       <w:pPr>
         <w:tabs>
           <w:tab w:val="num" w:pos="0"/>
         </w:tabs>
-        <w:ind w:start="3600" w:hanging="360"/>
-      </w:pPr>
-      <w:rPr>
-        <w:rFonts w:ascii="Courier New" w:hAnsi="Courier New" w:cs="Courier New" w:hint="default"/>
-      </w:rPr>
+        <w:ind w:left="0" w:firstLine="0"/>
+      </w:pPr>
     </w:lvl>
     <w:lvl w:ilvl="5">
       <w:start w:val="1"/>
-      <w:numFmt w:val="bullet"/>
-      <w:lvlText w:val=""/>
-      <w:lvlJc w:val="start"/>
+      <w:numFmt w:val="none"/>
+      <w:suff w:val="nothing"/>
+      <w:lvlText w:val=""/>
+      <w:lvlJc w:val="left"/>
       <w:pPr>
         <w:tabs>
           <w:tab w:val="num" w:pos="0"/>
         </w:tabs>
-        <w:ind w:start="4320" w:hanging="360"/>
-      </w:pPr>
-      <w:rPr>
-        <w:rFonts w:ascii="Wingdings" w:hAnsi="Wingdings" w:cs="Wingdings" w:hint="default"/>
-      </w:rPr>
+        <w:ind w:left="0" w:firstLine="0"/>
+      </w:pPr>
     </w:lvl>
     <w:lvl w:ilvl="6">
       <w:start w:val="1"/>
-      <w:numFmt w:val="bullet"/>
-      <w:lvlText w:val=""/>
-      <w:lvlJc w:val="start"/>
+      <w:numFmt w:val="none"/>
+      <w:suff w:val="nothing"/>
+      <w:lvlText w:val=""/>
+      <w:lvlJc w:val="left"/>
       <w:pPr>
         <w:tabs>
           <w:tab w:val="num" w:pos="0"/>
         </w:tabs>
-        <w:ind w:start="5040" w:hanging="360"/>
-      </w:pPr>
-      <w:rPr>
-        <w:rFonts w:ascii="Symbol" w:hAnsi="Symbol" w:cs="Symbol" w:hint="default"/>
-      </w:rPr>
+        <w:ind w:left="0" w:firstLine="0"/>
+      </w:pPr>
     </w:lvl>
     <w:lvl w:ilvl="7">
       <w:start w:val="1"/>
-      <w:numFmt w:val="bullet"/>
-      <w:lvlText w:val="o"/>
-      <w:lvlJc w:val="start"/>
+      <w:numFmt w:val="none"/>
+      <w:suff w:val="nothing"/>
+      <w:lvlText w:val=""/>
+      <w:lvlJc w:val="left"/>
       <w:pPr>
         <w:tabs>
           <w:tab w:val="num" w:pos="0"/>
         </w:tabs>
-        <w:ind w:start="5760" w:hanging="360"/>
-      </w:pPr>
-      <w:rPr>
-        <w:rFonts w:ascii="Courier New" w:hAnsi="Courier New" w:cs="Courier New" w:hint="default"/>
-      </w:rPr>
+        <w:ind w:left="0" w:firstLine="0"/>
+      </w:pPr>
     </w:lvl>
     <w:lvl w:ilvl="8">
       <w:start w:val="1"/>
-      <w:numFmt w:val="bullet"/>
-      <w:lvlText w:val=""/>
-      <w:lvlJc w:val="start"/>
+      <w:numFmt w:val="none"/>
+      <w:suff w:val="nothing"/>
+      <w:lvlText w:val=""/>
+      <w:lvlJc w:val="left"/>
       <w:pPr>
         <w:tabs>
           <w:tab w:val="num" w:pos="0"/>
         </w:tabs>
-        <w:ind w:start="6480" w:hanging="360"/>
-      </w:pPr>
-      <w:rPr>
-        <w:rFonts w:ascii="Wingdings" w:hAnsi="Wingdings" w:cs="Wingdings" w:hint="default"/>
-      </w:rPr>
+        <w:ind w:left="0" w:firstLine="0"/>
+      </w:pPr>
     </w:lvl>
   </w:abstractNum>
-  <w:abstractNum w:abstractNumId="2">
+  <w:abstractNum w:abstractNumId="1" w15:restartNumberingAfterBreak="0">
+    <w:nsid w:val="56D72FAA"/>
+    <w:multiLevelType w:val="multilevel"/>
+    <w:tmpl w:val="8A7E7B74"/>
     <w:lvl w:ilvl="0">
       <w:start w:val="2"/>
       <w:numFmt w:val="decimal"/>
       <w:lvlText w:val="%1)"/>
-      <w:lvlJc w:val="start"/>
+      <w:lvlJc w:val="left"/>
       <w:pPr>
         <w:tabs>
           <w:tab w:val="num" w:pos="0"/>
         </w:tabs>
-        <w:ind w:start="360" w:hanging="360"/>
+        <w:ind w:left="360" w:hanging="360"/>
       </w:pPr>
       <w:rPr>
         <w:b/>
@@ -3568,245 +3188,257 @@
       <w:start w:val="1"/>
       <w:numFmt w:val="lowerLetter"/>
       <w:lvlText w:val="%2."/>
-      <w:lvlJc w:val="start"/>
+      <w:lvlJc w:val="left"/>
       <w:pPr>
         <w:tabs>
           <w:tab w:val="num" w:pos="0"/>
         </w:tabs>
-        <w:ind w:start="1440" w:hanging="360"/>
-      </w:pPr>
-      <w:rPr/>
+        <w:ind w:left="1440" w:hanging="360"/>
+      </w:pPr>
     </w:lvl>
     <w:lvl w:ilvl="2">
       <w:start w:val="1"/>
       <w:numFmt w:val="lowerRoman"/>
       <w:lvlText w:val="%3."/>
-      <w:lvlJc w:val="end"/>
+      <w:lvlJc w:val="right"/>
       <w:pPr>
         <w:tabs>
           <w:tab w:val="num" w:pos="0"/>
         </w:tabs>
-        <w:ind w:start="2160" w:hanging="180"/>
-      </w:pPr>
-      <w:rPr/>
+        <w:ind w:left="2160" w:hanging="180"/>
+      </w:pPr>
     </w:lvl>
     <w:lvl w:ilvl="3">
       <w:start w:val="1"/>
       <w:numFmt w:val="decimal"/>
       <w:lvlText w:val="%4."/>
-      <w:lvlJc w:val="start"/>
+      <w:lvlJc w:val="left"/>
       <w:pPr>
         <w:tabs>
           <w:tab w:val="num" w:pos="0"/>
         </w:tabs>
-        <w:ind w:start="2880" w:hanging="360"/>
-      </w:pPr>
-      <w:rPr/>
+        <w:ind w:left="2880" w:hanging="360"/>
+      </w:pPr>
     </w:lvl>
     <w:lvl w:ilvl="4">
       <w:start w:val="1"/>
       <w:numFmt w:val="lowerLetter"/>
       <w:lvlText w:val="%5."/>
-      <w:lvlJc w:val="start"/>
+      <w:lvlJc w:val="left"/>
       <w:pPr>
         <w:tabs>
           <w:tab w:val="num" w:pos="0"/>
         </w:tabs>
-        <w:ind w:start="3600" w:hanging="360"/>
-      </w:pPr>
-      <w:rPr/>
+        <w:ind w:left="3600" w:hanging="360"/>
+      </w:pPr>
     </w:lvl>
     <w:lvl w:ilvl="5">
       <w:start w:val="1"/>
       <w:numFmt w:val="lowerRoman"/>
       <w:lvlText w:val="%6."/>
-      <w:lvlJc w:val="end"/>
+      <w:lvlJc w:val="right"/>
       <w:pPr>
         <w:tabs>
           <w:tab w:val="num" w:pos="0"/>
         </w:tabs>
-        <w:ind w:start="4320" w:hanging="180"/>
-      </w:pPr>
-      <w:rPr/>
+        <w:ind w:left="4320" w:hanging="180"/>
+      </w:pPr>
     </w:lvl>
     <w:lvl w:ilvl="6">
       <w:start w:val="1"/>
       <w:numFmt w:val="decimal"/>
       <w:lvlText w:val="%7."/>
-      <w:lvlJc w:val="start"/>
+      <w:lvlJc w:val="left"/>
       <w:pPr>
         <w:tabs>
           <w:tab w:val="num" w:pos="0"/>
         </w:tabs>
-        <w:ind w:start="5040" w:hanging="360"/>
-      </w:pPr>
-      <w:rPr/>
+        <w:ind w:left="5040" w:hanging="360"/>
+      </w:pPr>
     </w:lvl>
     <w:lvl w:ilvl="7">
       <w:start w:val="1"/>
       <w:numFmt w:val="lowerLetter"/>
       <w:lvlText w:val="%8."/>
-      <w:lvlJc w:val="start"/>
+      <w:lvlJc w:val="left"/>
       <w:pPr>
         <w:tabs>
           <w:tab w:val="num" w:pos="0"/>
         </w:tabs>
-        <w:ind w:start="5760" w:hanging="360"/>
-      </w:pPr>
-      <w:rPr/>
+        <w:ind w:left="5760" w:hanging="360"/>
+      </w:pPr>
     </w:lvl>
     <w:lvl w:ilvl="8">
       <w:start w:val="1"/>
       <w:numFmt w:val="lowerRoman"/>
       <w:lvlText w:val="%9."/>
-      <w:lvlJc w:val="end"/>
+      <w:lvlJc w:val="right"/>
       <w:pPr>
         <w:tabs>
           <w:tab w:val="num" w:pos="0"/>
         </w:tabs>
-        <w:ind w:start="6480" w:hanging="180"/>
-      </w:pPr>
-      <w:rPr/>
+        <w:ind w:left="6480" w:hanging="180"/>
+      </w:pPr>
     </w:lvl>
   </w:abstractNum>
-  <w:abstractNum w:abstractNumId="3">
+  <w:abstractNum w:abstractNumId="2" w15:restartNumberingAfterBreak="0">
+    <w:nsid w:val="663714CC"/>
+    <w:multiLevelType w:val="multilevel"/>
+    <w:tmpl w:val="4CFCF0F6"/>
     <w:lvl w:ilvl="0">
-      <w:start w:val="1"/>
-      <w:numFmt w:val="none"/>
-      <w:suff w:val="nothing"/>
-      <w:lvlText w:val=""/>
-      <w:lvlJc w:val="start"/>
+      <w:start w:val="2"/>
+      <w:numFmt w:val="bullet"/>
+      <w:lvlText w:val="-"/>
+      <w:lvlJc w:val="left"/>
       <w:pPr>
         <w:tabs>
           <w:tab w:val="num" w:pos="0"/>
         </w:tabs>
-        <w:ind w:start="0" w:hanging="0"/>
-      </w:pPr>
+        <w:ind w:left="720" w:hanging="360"/>
+      </w:pPr>
+      <w:rPr>
+        <w:rFonts w:ascii="Calibri" w:hAnsi="Calibri" w:cs="Calibri" w:hint="default"/>
+      </w:rPr>
     </w:lvl>
     <w:lvl w:ilvl="1">
       <w:start w:val="1"/>
-      <w:numFmt w:val="none"/>
-      <w:pStyle w:val="Heading2"/>
-      <w:suff w:val="nothing"/>
-      <w:lvlText w:val=""/>
-      <w:lvlJc w:val="start"/>
+      <w:numFmt w:val="bullet"/>
+      <w:lvlText w:val="o"/>
+      <w:lvlJc w:val="left"/>
       <w:pPr>
         <w:tabs>
           <w:tab w:val="num" w:pos="0"/>
         </w:tabs>
-        <w:ind w:start="0" w:hanging="0"/>
-      </w:pPr>
+        <w:ind w:left="1440" w:hanging="360"/>
+      </w:pPr>
+      <w:rPr>
+        <w:rFonts w:ascii="Courier New" w:hAnsi="Courier New" w:cs="Courier New" w:hint="default"/>
+      </w:rPr>
     </w:lvl>
     <w:lvl w:ilvl="2">
       <w:start w:val="1"/>
-      <w:numFmt w:val="none"/>
-      <w:suff w:val="nothing"/>
-      <w:lvlText w:val=""/>
-      <w:lvlJc w:val="start"/>
+      <w:numFmt w:val="bullet"/>
+      <w:lvlText w:val=""/>
+      <w:lvlJc w:val="left"/>
       <w:pPr>
         <w:tabs>
           <w:tab w:val="num" w:pos="0"/>
         </w:tabs>
-        <w:ind w:start="0" w:hanging="0"/>
-      </w:pPr>
+        <w:ind w:left="2160" w:hanging="360"/>
+      </w:pPr>
+      <w:rPr>
+        <w:rFonts w:ascii="Wingdings" w:hAnsi="Wingdings" w:cs="Wingdings" w:hint="default"/>
+      </w:rPr>
     </w:lvl>
     <w:lvl w:ilvl="3">
       <w:start w:val="1"/>
-      <w:numFmt w:val="none"/>
-      <w:suff w:val="nothing"/>
-      <w:lvlText w:val=""/>
-      <w:lvlJc w:val="start"/>
+      <w:numFmt w:val="bullet"/>
+      <w:lvlText w:val=""/>
+      <w:lvlJc w:val="left"/>
       <w:pPr>
         <w:tabs>
           <w:tab w:val="num" w:pos="0"/>
         </w:tabs>
-        <w:ind w:start="0" w:hanging="0"/>
-      </w:pPr>
+        <w:ind w:left="2880" w:hanging="360"/>
+      </w:pPr>
+      <w:rPr>
+        <w:rFonts w:ascii="Symbol" w:hAnsi="Symbol" w:cs="Symbol" w:hint="default"/>
+      </w:rPr>
     </w:lvl>
     <w:lvl w:ilvl="4">
       <w:start w:val="1"/>
-      <w:numFmt w:val="none"/>
-      <w:suff w:val="nothing"/>
-      <w:lvlText w:val=""/>
-      <w:lvlJc w:val="start"/>
+      <w:numFmt w:val="bullet"/>
+      <w:lvlText w:val="o"/>
+      <w:lvlJc w:val="left"/>
       <w:pPr>
         <w:tabs>
           <w:tab w:val="num" w:pos="0"/>
         </w:tabs>
-        <w:ind w:start="0" w:hanging="0"/>
-      </w:pPr>
+        <w:ind w:left="3600" w:hanging="360"/>
+      </w:pPr>
+      <w:rPr>
+        <w:rFonts w:ascii="Courier New" w:hAnsi="Courier New" w:cs="Courier New" w:hint="default"/>
+      </w:rPr>
     </w:lvl>
     <w:lvl w:ilvl="5">
       <w:start w:val="1"/>
-      <w:numFmt w:val="none"/>
-      <w:suff w:val="nothing"/>
-      <w:lvlText w:val=""/>
-      <w:lvlJc w:val="start"/>
+      <w:numFmt w:val="bullet"/>
+      <w:lvlText w:val=""/>
+      <w:lvlJc w:val="left"/>
       <w:pPr>
         <w:tabs>
           <w:tab w:val="num" w:pos="0"/>
         </w:tabs>
-        <w:ind w:start="0" w:hanging="0"/>
-      </w:pPr>
+        <w:ind w:left="4320" w:hanging="360"/>
+      </w:pPr>
+      <w:rPr>
+        <w:rFonts w:ascii="Wingdings" w:hAnsi="Wingdings" w:cs="Wingdings" w:hint="default"/>
+      </w:rPr>
     </w:lvl>
     <w:lvl w:ilvl="6">
       <w:start w:val="1"/>
-      <w:numFmt w:val="none"/>
-      <w:suff w:val="nothing"/>
-      <w:lvlText w:val=""/>
-      <w:lvlJc w:val="start"/>
+      <w:numFmt w:val="bullet"/>
+      <w:lvlText w:val=""/>
+      <w:lvlJc w:val="left"/>
       <w:pPr>
         <w:tabs>
           <w:tab w:val="num" w:pos="0"/>
         </w:tabs>
-        <w:ind w:start="0" w:hanging="0"/>
-      </w:pPr>
+        <w:ind w:left="5040" w:hanging="360"/>
+      </w:pPr>
+      <w:rPr>
+        <w:rFonts w:ascii="Symbol" w:hAnsi="Symbol" w:cs="Symbol" w:hint="default"/>
+      </w:rPr>
     </w:lvl>
     <w:lvl w:ilvl="7">
       <w:start w:val="1"/>
-      <w:numFmt w:val="none"/>
-      <w:suff w:val="nothing"/>
-      <w:lvlText w:val=""/>
-      <w:lvlJc w:val="start"/>
+      <w:numFmt w:val="bullet"/>
+      <w:lvlText w:val="o"/>
+      <w:lvlJc w:val="left"/>
       <w:pPr>
         <w:tabs>
           <w:tab w:val="num" w:pos="0"/>
         </w:tabs>
-        <w:ind w:start="0" w:hanging="0"/>
-      </w:pPr>
+        <w:ind w:left="5760" w:hanging="360"/>
+      </w:pPr>
+      <w:rPr>
+        <w:rFonts w:ascii="Courier New" w:hAnsi="Courier New" w:cs="Courier New" w:hint="default"/>
+      </w:rPr>
     </w:lvl>
     <w:lvl w:ilvl="8">
       <w:start w:val="1"/>
-      <w:numFmt w:val="none"/>
-      <w:suff w:val="nothing"/>
-      <w:lvlText w:val=""/>
-      <w:lvlJc w:val="start"/>
+      <w:numFmt w:val="bullet"/>
+      <w:lvlText w:val=""/>
+      <w:lvlJc w:val="left"/>
       <w:pPr>
         <w:tabs>
           <w:tab w:val="num" w:pos="0"/>
         </w:tabs>
-        <w:ind w:start="0" w:hanging="0"/>
-      </w:pPr>
+        <w:ind w:left="6480" w:hanging="360"/>
+      </w:pPr>
+      <w:rPr>
+        <w:rFonts w:ascii="Wingdings" w:hAnsi="Wingdings" w:cs="Wingdings" w:hint="default"/>
+      </w:rPr>
     </w:lvl>
   </w:abstractNum>
-  <w:num w:numId="1">
+  <w:num w:numId="1" w16cid:durableId="1090545838">
+    <w:abstractNumId w:val="2"/>
+  </w:num>
+  <w:num w:numId="2" w16cid:durableId="1325553802">
     <w:abstractNumId w:val="1"/>
   </w:num>
-  <w:num w:numId="2">
-    <w:abstractNumId w:val="2"/>
-  </w:num>
-  <w:num w:numId="3">
-    <w:abstractNumId w:val="3"/>
+  <w:num w:numId="3" w16cid:durableId="927345975">
+    <w:abstractNumId w:val="0"/>
   </w:num>
 </w:numbering>
 </file>
 
 <file path=word/styles.xml><?xml version="1.0" encoding="utf-8"?>
-<w:styles xmlns:w="http://schemas.openxmlformats.org/wordprocessingml/2006/main" xmlns:w14="http://schemas.microsoft.com/office/word/2010/wordml" xmlns:mc="http://schemas.openxmlformats.org/markup-compatibility/2006" mc:Ignorable="w14">
+<w:styles xmlns:mc="http://schemas.openxmlformats.org/markup-compatibility/2006" xmlns:r="http://schemas.openxmlformats.org/officeDocument/2006/relationships" xmlns:w="http://schemas.openxmlformats.org/wordprocessingml/2006/main" xmlns:w14="http://schemas.microsoft.com/office/word/2010/wordml" xmlns:w15="http://schemas.microsoft.com/office/word/2012/wordml" xmlns:w16cex="http://schemas.microsoft.com/office/word/2018/wordml/cex" xmlns:w16cid="http://schemas.microsoft.com/office/word/2016/wordml/cid" xmlns:w16="http://schemas.microsoft.com/office/word/2018/wordml" xmlns:w16du="http://schemas.microsoft.com/office/word/2023/wordml/word16du" xmlns:w16sdtdh="http://schemas.microsoft.com/office/word/2020/wordml/sdtdatahash" xmlns:w16sdtfl="http://schemas.microsoft.com/office/word/2024/wordml/sdtformatlock" xmlns:w16se="http://schemas.microsoft.com/office/word/2015/wordml/symex" mc:Ignorable="w14 w15 w16se w16cid w16 w16cex w16sdtdh w16sdtfl w16du">
   <w:docDefaults>
     <w:rPrDefault>
       <w:rPr>
-        <w:rFonts w:ascii="Calibri" w:hAnsi="Calibri" w:eastAsia="宋体" w:cs="" w:asciiTheme="minorHAnsi" w:cstheme="minorBidi" w:eastAsiaTheme="minorEastAsia" w:hAnsiTheme="minorHAnsi"/>
+        <w:rFonts w:asciiTheme="minorHAnsi" w:eastAsiaTheme="minorEastAsia" w:hAnsiTheme="minorHAnsi" w:cstheme="minorBidi"/>
         <w:sz w:val="22"/>
         <w:szCs w:val="22"/>
         <w:lang w:val="de-DE" w:eastAsia="de-DE" w:bidi="ar-SA"/>
@@ -3814,1125 +3446,7 @@
     </w:rPrDefault>
     <w:pPrDefault>
       <w:pPr>
-        <w:suppressAutoHyphens w:val="true"/>
-      </w:pPr>
-    </w:pPrDefault>
-  </w:docDefaults>
-  <w:latentStyles w:defLockedState="0" w:defUIPriority="99" w:defSemiHidden="0" w:defUnhideWhenUsed="0" w:defQFormat="0" w:count="376">
-    <w:lsdException w:name="Normal" w:uiPriority="0" w:qFormat="1"/>
-    <w:lsdException w:name="heading 1" w:uiPriority="9" w:qFormat="1"/>
-    <w:lsdException w:name="heading 2" w:uiPriority="9" w:semiHidden="1" w:unhideWhenUsed="1" w:qFormat="1"/>
-    <w:lsdException w:name="heading 3" w:uiPriority="9" w:semiHidden="1" w:unhideWhenUsed="1" w:qFormat="1"/>
-    <w:lsdException w:name="heading 4" w:uiPriority="9" w:semiHidden="1" w:unhideWhenUsed="1" w:qFormat="1"/>
-    <w:lsdException w:name="heading 5" w:uiPriority="9" w:semiHidden="1" w:unhideWhenUsed="1" w:qFormat="1"/>
-    <w:lsdException w:name="heading 6" w:uiPriority="9" w:semiHidden="1" w:unhideWhenUsed="1" w:qFormat="1"/>
-    <w:lsdException w:name="heading 7" w:uiPriority="9" w:semiHidden="1" w:unhideWhenUsed="1" w:qFormat="1"/>
-    <w:lsdException w:name="heading 8" w:uiPriority="9" w:semiHidden="1" w:unhideWhenUsed="1" w:qFormat="1"/>
-    <w:lsdException w:name="heading 9" w:uiPriority="9" w:semiHidden="1" w:unhideWhenUsed="1" w:qFormat="1"/>
-    <w:lsdException w:name="index 1" w:semiHidden="1" w:unhideWhenUsed="1"/>
-    <w:lsdException w:name="index 2" w:semiHidden="1" w:unhideWhenUsed="1"/>
-    <w:lsdException w:name="index 3" w:semiHidden="1" w:unhideWhenUsed="1"/>
-    <w:lsdException w:name="index 4" w:semiHidden="1" w:unhideWhenUsed="1"/>
-    <w:lsdException w:name="index 5" w:semiHidden="1" w:unhideWhenUsed="1"/>
-    <w:lsdException w:name="index 6" w:semiHidden="1" w:unhideWhenUsed="1"/>
-    <w:lsdException w:name="index 7" w:semiHidden="1" w:unhideWhenUsed="1"/>
-    <w:lsdException w:name="index 8" w:semiHidden="1" w:unhideWhenUsed="1"/>
-    <w:lsdException w:name="index 9" w:semiHidden="1" w:unhideWhenUsed="1"/>
-    <w:lsdException w:name="toc 1" w:uiPriority="39" w:semiHidden="1" w:unhideWhenUsed="1"/>
-    <w:lsdException w:name="toc 2" w:uiPriority="39" w:semiHidden="1" w:unhideWhenUsed="1"/>
-    <w:lsdException w:name="toc 3" w:uiPriority="39" w:semiHidden="1" w:unhideWhenUsed="1"/>
-    <w:lsdException w:name="toc 4" w:uiPriority="39" w:semiHidden="1" w:unhideWhenUsed="1"/>
-    <w:lsdException w:name="toc 5" w:uiPriority="39" w:semiHidden="1" w:unhideWhenUsed="1"/>
-    <w:lsdException w:name="toc 6" w:uiPriority="39" w:semiHidden="1" w:unhideWhenUsed="1"/>
-    <w:lsdException w:name="toc 7" w:uiPriority="39" w:semiHidden="1" w:unhideWhenUsed="1"/>
-    <w:lsdException w:name="toc 8" w:uiPriority="39" w:semiHidden="1" w:unhideWhenUsed="1"/>
-    <w:lsdException w:name="toc 9" w:uiPriority="39" w:semiHidden="1" w:unhideWhenUsed="1"/>
-    <w:lsdException w:name="Normal Indent" w:semiHidden="1" w:unhideWhenUsed="1"/>
-    <w:lsdException w:name="footnote text" w:semiHidden="1" w:unhideWhenUsed="1"/>
-    <w:lsdException w:name="annotation text" w:semiHidden="1" w:unhideWhenUsed="1"/>
-    <w:lsdException w:name="header" w:semiHidden="1" w:unhideWhenUsed="1"/>
-    <w:lsdException w:name="footer" w:semiHidden="1" w:unhideWhenUsed="1"/>
-    <w:lsdException w:name="index heading" w:semiHidden="1" w:unhideWhenUsed="1"/>
-    <w:lsdException w:name="caption" w:uiPriority="35" w:semiHidden="1" w:unhideWhenUsed="1" w:qFormat="1"/>
-    <w:lsdException w:name="table of figures" w:semiHidden="1" w:unhideWhenUsed="1"/>
-    <w:lsdException w:name="envelope address" w:semiHidden="1" w:unhideWhenUsed="1"/>
-    <w:lsdException w:name="envelope return" w:semiHidden="1" w:unhideWhenUsed="1"/>
-    <w:lsdException w:name="footnote reference" w:semiHidden="1" w:unhideWhenUsed="1"/>
-    <w:lsdException w:name="annotation reference" w:semiHidden="1" w:unhideWhenUsed="1"/>
-    <w:lsdException w:name="line number" w:semiHidden="1" w:unhideWhenUsed="1"/>
-    <w:lsdException w:name="page number" w:semiHidden="1" w:unhideWhenUsed="1"/>
-    <w:lsdException w:name="endnote reference" w:semiHidden="1" w:unhideWhenUsed="1"/>
-    <w:lsdException w:name="endnote text" w:semiHidden="1" w:unhideWhenUsed="1"/>
-    <w:lsdException w:name="table of authorities" w:semiHidden="1" w:unhideWhenUsed="1"/>
-    <w:lsdException w:name="macro" w:semiHidden="1" w:unhideWhenUsed="1"/>
-    <w:lsdException w:name="toa heading" w:semiHidden="1" w:unhideWhenUsed="1"/>
-    <w:lsdException w:name="List" w:semiHidden="1" w:unhideWhenUsed="1"/>
-    <w:lsdException w:name="List Bullet" w:semiHidden="1" w:unhideWhenUsed="1"/>
-    <w:lsdException w:name="List Number" w:semiHidden="1" w:unhideWhenUsed="1"/>
-    <w:lsdException w:name="List 2" w:semiHidden="1" w:unhideWhenUsed="1"/>
-    <w:lsdException w:name="List 3" w:semiHidden="1" w:unhideWhenUsed="1"/>
-    <w:lsdException w:name="List 4" w:semiHidden="1" w:unhideWhenUsed="1"/>
-    <w:lsdException w:name="List 5" w:semiHidden="1" w:unhideWhenUsed="1"/>
-    <w:lsdException w:name="List Bullet 2" w:semiHidden="1" w:unhideWhenUsed="1"/>
-    <w:lsdException w:name="List Bullet 3" w:semiHidden="1" w:unhideWhenUsed="1"/>
-    <w:lsdException w:name="List Bullet 4" w:semiHidden="1" w:unhideWhenUsed="1"/>
-    <w:lsdException w:name="List Bullet 5" w:semiHidden="1" w:unhideWhenUsed="1"/>
-    <w:lsdException w:name="List Number 2" w:semiHidden="1" w:unhideWhenUsed="1"/>
-    <w:lsdException w:name="List Number 3" w:semiHidden="1" w:unhideWhenUsed="1"/>
-    <w:lsdException w:name="List Number 4" w:semiHidden="1" w:unhideWhenUsed="1"/>
-    <w:lsdException w:name="List Number 5" w:semiHidden="1" w:unhideWhenUsed="1"/>
-    <w:lsdException w:name="Title" w:uiPriority="10" w:qFormat="1"/>
-    <w:lsdException w:name="Closing" w:semiHidden="1" w:unhideWhenUsed="1"/>
-    <w:lsdException w:name="Signature" w:semiHidden="1" w:unhideWhenUsed="1"/>
-    <w:lsdException w:name="Default Paragraph Font" w:uiPriority="1" w:semiHidden="1" w:unhideWhenUsed="1"/>
-    <w:lsdException w:name="Body Text" w:semiHidden="1" w:unhideWhenUsed="1"/>
-    <w:lsdException w:name="Body Text Indent" w:semiHidden="1" w:unhideWhenUsed="1"/>
-    <w:lsdException w:name="List Continue" w:semiHidden="1" w:unhideWhenUsed="1"/>
-    <w:lsdException w:name="List Continue 2" w:semiHidden="1" w:unhideWhenUsed="1"/>
-    <w:lsdException w:name="List Continue 3" w:semiHidden="1" w:unhideWhenUsed="1"/>
-    <w:lsdException w:name="List Continue 4" w:semiHidden="1" w:unhideWhenUsed="1"/>
-    <w:lsdException w:name="List Continue 5" w:semiHidden="1" w:unhideWhenUsed="1"/>
-    <w:lsdException w:name="Message Header" w:semiHidden="1" w:unhideWhenUsed="1"/>
-    <w:lsdException w:name="Subtitle" w:uiPriority="11" w:qFormat="1"/>
-    <w:lsdException w:name="Salutation" w:semiHidden="1" w:unhideWhenUsed="1"/>
-    <w:lsdException w:name="Date" w:semiHidden="1" w:unhideWhenUsed="1"/>
-    <w:lsdException w:name="Body Text First Indent" w:semiHidden="1" w:unhideWhenUsed="1"/>
-    <w:lsdException w:name="Body Text First Indent 2" w:semiHidden="1" w:unhideWhenUsed="1"/>
-    <w:lsdException w:name="Note Heading" w:semiHidden="1" w:unhideWhenUsed="1"/>
-    <w:lsdException w:name="Body Text 2" w:semiHidden="1" w:unhideWhenUsed="1"/>
-    <w:lsdException w:name="Body Text 3" w:semiHidden="1" w:unhideWhenUsed="1"/>
-    <w:lsdException w:name="Body Text Indent 2" w:semiHidden="1" w:unhideWhenUsed="1"/>
-    <w:lsdException w:name="Body Text Indent 3" w:semiHidden="1" w:unhideWhenUsed="1"/>
-    <w:lsdException w:name="Block Text" w:semiHidden="1" w:unhideWhenUsed="1"/>
-    <w:lsdException w:name="Hyperlink" w:semiHidden="1" w:unhideWhenUsed="1"/>
-    <w:lsdException w:name="FollowedHyperlink" w:semiHidden="1" w:unhideWhenUsed="1"/>
-    <w:lsdException w:name="Strong" w:uiPriority="22" w:qFormat="1"/>
-    <w:lsdException w:name="Emphasis" w:uiPriority="20" w:qFormat="1"/>
-    <w:lsdException w:name="Document Map" w:semiHidden="1" w:unhideWhenUsed="1"/>
-    <w:lsdException w:name="Plain Text" w:semiHidden="1" w:unhideWhenUsed="1"/>
-    <w:lsdException w:name="E-mail Signature" w:semiHidden="1" w:unhideWhenUsed="1"/>
-    <w:lsdException w:name="HTML Top of Form" w:semiHidden="1" w:unhideWhenUsed="1"/>
-    <w:lsdException w:name="HTML Bottom of Form" w:semiHidden="1" w:unhideWhenUsed="1"/>
-    <w:lsdException w:name="Normal (Web)" w:semiHidden="1" w:unhideWhenUsed="1"/>
-    <w:lsdException w:name="HTML Acronym" w:semiHidden="1" w:unhideWhenUsed="1"/>
-    <w:lsdException w:name="HTML Address" w:semiHidden="1" w:unhideWhenUsed="1"/>
-    <w:lsdException w:name="HTML Cite" w:semiHidden="1" w:unhideWhenUsed="1"/>
-    <w:lsdException w:name="HTML Code" w:semiHidden="1" w:unhideWhenUsed="1"/>
-    <w:lsdException w:name="HTML Definition" w:semiHidden="1" w:unhideWhenUsed="1"/>
-    <w:lsdException w:name="HTML Keyboard" w:semiHidden="1" w:unhideWhenUsed="1"/>
-    <w:lsdException w:name="HTML Preformatted" w:semiHidden="1" w:unhideWhenUsed="1"/>
-    <w:lsdException w:name="HTML Sample" w:semiHidden="1" w:unhideWhenUsed="1"/>
-    <w:lsdException w:name="HTML Typewriter" w:semiHidden="1" w:unhideWhenUsed="1"/>
-    <w:lsdException w:name="HTML Variable" w:semiHidden="1" w:unhideWhenUsed="1"/>
-    <w:lsdException w:name="Normal Table" w:semiHidden="1" w:unhideWhenUsed="1"/>
-    <w:lsdException w:name="annotation subject" w:semiHidden="1" w:unhideWhenUsed="1"/>
-    <w:lsdException w:name="No List" w:semiHidden="1" w:unhideWhenUsed="1"/>
-    <w:lsdException w:name="Outline List 1" w:semiHidden="1" w:unhideWhenUsed="1"/>
-    <w:lsdException w:name="Outline List 2" w:semiHidden="1" w:unhideWhenUsed="1"/>
-    <w:lsdException w:name="Outline List 3" w:semiHidden="1" w:unhideWhenUsed="1"/>
-    <w:lsdException w:name="Table Simple 1" w:semiHidden="1" w:unhideWhenUsed="1"/>
-    <w:lsdException w:name="Table Simple 2" w:semiHidden="1" w:unhideWhenUsed="1"/>
-    <w:lsdException w:name="Table Simple 3" w:semiHidden="1" w:unhideWhenUsed="1"/>
-    <w:lsdException w:name="Table Classic 1" w:semiHidden="1" w:unhideWhenUsed="1"/>
-    <w:lsdException w:name="Table Classic 2" w:semiHidden="1" w:unhideWhenUsed="1"/>
-    <w:lsdException w:name="Table Classic 3" w:semiHidden="1" w:unhideWhenUsed="1"/>
-    <w:lsdException w:name="Table Classic 4" w:semiHidden="1" w:unhideWhenUsed="1"/>
-    <w:lsdException w:name="Table Colorful 1" w:semiHidden="1" w:unhideWhenUsed="1"/>
-    <w:lsdException w:name="Table Colorful 2" w:semiHidden="1" w:unhideWhenUsed="1"/>
-    <w:lsdException w:name="Table Colorful 3" w:semiHidden="1" w:unhideWhenUsed="1"/>
-    <w:lsdException w:name="Table Columns 1" w:semiHidden="1" w:unhideWhenUsed="1"/>
-    <w:lsdException w:name="Table Columns 2" w:semiHidden="1" w:unhideWhenUsed="1"/>
-    <w:lsdException w:name="Table Columns 3" w:semiHidden="1" w:unhideWhenUsed="1"/>
-    <w:lsdException w:name="Table Columns 4" w:semiHidden="1" w:unhideWhenUsed="1"/>
-    <w:lsdException w:name="Table Columns 5" w:semiHidden="1" w:unhideWhenUsed="1"/>
-    <w:lsdException w:name="Table Grid 1" w:semiHidden="1" w:unhideWhenUsed="1"/>
-    <w:lsdException w:name="Table Grid 2" w:semiHidden="1" w:unhideWhenUsed="1"/>
-    <w:lsdException w:name="Table Grid 3" w:semiHidden="1" w:unhideWhenUsed="1"/>
-    <w:lsdException w:name="Table Grid 4" w:semiHidden="1" w:unhideWhenUsed="1"/>
-    <w:lsdException w:name="Table Grid 5" w:semiHidden="1" w:unhideWhenUsed="1"/>
-    <w:lsdException w:name="Table Grid 6" w:semiHidden="1" w:unhideWhenUsed="1"/>
-    <w:lsdException w:name="Table Grid 7" w:semiHidden="1" w:unhideWhenUsed="1"/>
-    <w:lsdException w:name="Table Grid 8" w:semiHidden="1" w:unhideWhenUsed="1"/>
-    <w:lsdException w:name="Table List 1" w:semiHidden="1" w:unhideWhenUsed="1"/>
-    <w:lsdException w:name="Table List 2" w:semiHidden="1" w:unhideWhenUsed="1"/>
-    <w:lsdException w:name="Table List 3" w:semiHidden="1" w:unhideWhenUsed="1"/>
-    <w:lsdException w:name="Table List 4" w:semiHidden="1" w:unhideWhenUsed="1"/>
-    <w:lsdException w:name="Table List 5" w:semiHidden="1" w:unhideWhenUsed="1"/>
-    <w:lsdException w:name="Table List 6" w:semiHidden="1" w:unhideWhenUsed="1"/>
-    <w:lsdException w:name="Table List 7" w:semiHidden="1" w:unhideWhenUsed="1"/>
-    <w:lsdException w:name="Table List 8" w:semiHidden="1" w:unhideWhenUsed="1"/>
-    <w:lsdException w:name="Table 3D effects 1" w:semiHidden="1" w:unhideWhenUsed="1"/>
-    <w:lsdException w:name="Table 3D effects 2" w:semiHidden="1" w:unhideWhenUsed="1"/>
-    <w:lsdException w:name="Table 3D effects 3" w:semiHidden="1" w:unhideWhenUsed="1"/>
-    <w:lsdException w:name="Table Contemporary" w:semiHidden="1" w:unhideWhenUsed="1"/>
-    <w:lsdException w:name="Table Elegant" w:semiHidden="1" w:unhideWhenUsed="1"/>
-    <w:lsdException w:name="Table Professional" w:semiHidden="1" w:unhideWhenUsed="1"/>
-    <w:lsdException w:name="Table Subtle 1" w:semiHidden="1" w:unhideWhenUsed="1"/>
-    <w:lsdException w:name="Table Subtle 2" w:semiHidden="1" w:unhideWhenUsed="1"/>
-    <w:lsdException w:name="Table Web 1" w:semiHidden="1" w:unhideWhenUsed="1"/>
-    <w:lsdException w:name="Table Web 2" w:semiHidden="1" w:unhideWhenUsed="1"/>
-    <w:lsdException w:name="Table Web 3" w:semiHidden="1" w:unhideWhenUsed="1"/>
-    <w:lsdException w:name="Balloon Text" w:semiHidden="1" w:unhideWhenUsed="1"/>
-    <w:lsdException w:name="Table Grid" w:uiPriority="59"/>
-    <w:lsdException w:name="Table Theme" w:semiHidden="1" w:unhideWhenUsed="1"/>
-    <w:lsdException w:name="Placeholder Text" w:semiHidden="1"/>
-    <w:lsdException w:name="No Spacing" w:uiPriority="1" w:qFormat="1"/>
-    <w:lsdException w:name="Light Shading" w:uiPriority="60"/>
-    <w:lsdException w:name="Light List" w:uiPriority="61"/>
-    <w:lsdException w:name="Light Grid" w:uiPriority="62"/>
-    <w:lsdException w:name="Medium Shading 1" w:uiPriority="63"/>
-    <w:lsdException w:name="Medium Shading 2" w:uiPriority="64"/>
-    <w:lsdException w:name="Medium List 1" w:uiPriority="65"/>
-    <w:lsdException w:name="Medium List 2" w:uiPriority="66"/>
-    <w:lsdException w:name="Medium Grid 1" w:uiPriority="67"/>
-    <w:lsdException w:name="Medium Grid 2" w:uiPriority="68"/>
-    <w:lsdException w:name="Medium Grid 3" w:uiPriority="69"/>
-    <w:lsdException w:name="Dark List" w:uiPriority="70"/>
-    <w:lsdException w:name="Colorful Shading" w:uiPriority="71"/>
-    <w:lsdException w:name="Colorful List" w:uiPriority="72"/>
-    <w:lsdException w:name="Colorful Grid" w:uiPriority="73"/>
-    <w:lsdException w:name="Light Shading Accent 1" w:uiPriority="60"/>
-    <w:lsdException w:name="Light List Accent 1" w:uiPriority="61"/>
-    <w:lsdException w:name="Light Grid Accent 1" w:uiPriority="62"/>
-    <w:lsdException w:name="Medium Shading 1 Accent 1" w:uiPriority="63"/>
-    <w:lsdException w:name="Medium Shading 2 Accent 1" w:uiPriority="64"/>
-    <w:lsdException w:name="Medium List 1 Accent 1" w:uiPriority="65"/>
-    <w:lsdException w:name="Revision" w:semiHidden="1"/>
-    <w:lsdException w:name="List Paragraph" w:uiPriority="34" w:qFormat="1"/>
-    <w:lsdException w:name="Quote" w:uiPriority="29" w:qFormat="1"/>
-    <w:lsdException w:name="Intense Quote" w:uiPriority="30" w:qFormat="1"/>
-    <w:lsdException w:name="Medium List 2 Accent 1" w:uiPriority="66"/>
-    <w:lsdException w:name="Medium Grid 1 Accent 1" w:uiPriority="67"/>
-    <w:lsdException w:name="Medium Grid 2 Accent 1" w:uiPriority="68"/>
-    <w:lsdException w:name="Medium Grid 3 Accent 1" w:uiPriority="69"/>
-    <w:lsdException w:name="Dark List Accent 1" w:uiPriority="70"/>
-    <w:lsdException w:name="Colorful Shading Accent 1" w:uiPriority="71"/>
-    <w:lsdException w:name="Colorful List Accent 1" w:uiPriority="72"/>
-    <w:lsdException w:name="Colorful Grid Accent 1" w:uiPriority="73"/>
-    <w:lsdException w:name="Light Shading Accent 2" w:uiPriority="60"/>
-    <w:lsdException w:name="Light List Accent 2" w:uiPriority="61"/>
-    <w:lsdException w:name="Light Grid Accent 2" w:uiPriority="62"/>
-    <w:lsdException w:name="Medium Shading 1 Accent 2" w:uiPriority="63"/>
-    <w:lsdException w:name="Medium Shading 2 Accent 2" w:uiPriority="64"/>
-    <w:lsdException w:name="Medium List 1 Accent 2" w:uiPriority="65"/>
-    <w:lsdException w:name="Medium List 2 Accent 2" w:uiPriority="66"/>
-    <w:lsdException w:name="Medium Grid 1 Accent 2" w:uiPriority="67"/>
-    <w:lsdException w:name="Medium Grid 2 Accent 2" w:uiPriority="68"/>
-    <w:lsdException w:name="Medium Grid 3 Accent 2" w:uiPriority="69"/>
-    <w:lsdException w:name="Dark List Accent 2" w:uiPriority="70"/>
-    <w:lsdException w:name="Colorful Shading Accent 2" w:uiPriority="71"/>
-    <w:lsdException w:name="Colorful List Accent 2" w:uiPriority="72"/>
-    <w:lsdException w:name="Colorful Grid Accent 2" w:uiPriority="73"/>
-    <w:lsdException w:name="Light Shading Accent 3" w:uiPriority="60"/>
-    <w:lsdException w:name="Light List Accent 3" w:uiPriority="61"/>
-    <w:lsdException w:name="Light Grid Accent 3" w:uiPriority="62"/>
-    <w:lsdException w:name="Medium Shading 1 Accent 3" w:uiPriority="63"/>
-    <w:lsdException w:name="Medium Shading 2 Accent 3" w:uiPriority="64"/>
-    <w:lsdException w:name="Medium List 1 Accent 3" w:uiPriority="65"/>
-    <w:lsdException w:name="Medium List 2 Accent 3" w:uiPriority="66"/>
-    <w:lsdException w:name="Medium Grid 1 Accent 3" w:uiPriority="67"/>
-    <w:lsdException w:name="Medium Grid 2 Accent 3" w:uiPriority="68"/>
-    <w:lsdException w:name="Medium Grid 3 Accent 3" w:uiPriority="69"/>
-    <w:lsdException w:name="Dark List Accent 3" w:uiPriority="70"/>
-    <w:lsdException w:name="Colorful Shading Accent 3" w:uiPriority="71"/>
-    <w:lsdException w:name="Colorful List Accent 3" w:uiPriority="72"/>
-    <w:lsdException w:name="Colorful Grid Accent 3" w:uiPriority="73"/>
-    <w:lsdException w:name="Light Shading Accent 4" w:uiPriority="60"/>
-    <w:lsdException w:name="Light List Accent 4" w:uiPriority="61"/>
-    <w:lsdException w:name="Light Grid Accent 4" w:uiPriority="62"/>
-    <w:lsdException w:name="Medium Shading 1 Accent 4" w:uiPriority="63"/>
-    <w:lsdException w:name="Medium Shading 2 Accent 4" w:uiPriority="64"/>
-    <w:lsdException w:name="Medium List 1 Accent 4" w:uiPriority="65"/>
-    <w:lsdException w:name="Medium List 2 Accent 4" w:uiPriority="66"/>
-    <w:lsdException w:name="Medium Grid 1 Accent 4" w:uiPriority="67"/>
-    <w:lsdException w:name="Medium Grid 2 Accent 4" w:uiPriority="68"/>
-    <w:lsdException w:name="Medium Grid 3 Accent 4" w:uiPriority="69"/>
-    <w:lsdException w:name="Dark List Accent 4" w:uiPriority="70"/>
-    <w:lsdException w:name="Colorful Shading Accent 4" w:uiPriority="71"/>
-    <w:lsdException w:name="Colorful List Accent 4" w:uiPriority="72"/>
-    <w:lsdException w:name="Colorful Grid Accent 4" w:uiPriority="73"/>
-    <w:lsdException w:name="Light Shading Accent 5" w:uiPriority="60"/>
-    <w:lsdException w:name="Light List Accent 5" w:uiPriority="61"/>
-    <w:lsdException w:name="Light Grid Accent 5" w:uiPriority="62"/>
-    <w:lsdException w:name="Medium Shading 1 Accent 5" w:uiPriority="63"/>
-    <w:lsdException w:name="Medium Shading 2 Accent 5" w:uiPriority="64"/>
-    <w:lsdException w:name="Medium List 1 Accent 5" w:uiPriority="65"/>
-    <w:lsdException w:name="Medium List 2 Accent 5" w:uiPriority="66"/>
-    <w:lsdException w:name="Medium Grid 1 Accent 5" w:uiPriority="67"/>
-    <w:lsdException w:name="Medium Grid 2 Accent 5" w:uiPriority="68"/>
-    <w:lsdException w:name="Medium Grid 3 Accent 5" w:uiPriority="69"/>
-    <w:lsdException w:name="Dark List Accent 5" w:uiPriority="70"/>
-    <w:lsdException w:name="Colorful Shading Accent 5" w:uiPriority="71"/>
-    <w:lsdException w:name="Colorful List Accent 5" w:uiPriority="72"/>
-    <w:lsdException w:name="Colorful Grid Accent 5" w:uiPriority="73"/>
-    <w:lsdException w:name="Light Shading Accent 6" w:uiPriority="60"/>
-    <w:lsdException w:name="Light List Accent 6" w:uiPriority="61"/>
-    <w:lsdException w:name="Light Grid Accent 6" w:uiPriority="62"/>
-    <w:lsdException w:name="Medium Shading 1 Accent 6" w:uiPriority="63"/>
-    <w:lsdException w:name="Medium Shading 2 Accent 6" w:uiPriority="64"/>
-    <w:lsdException w:name="Medium List 1 Accent 6" w:uiPriority="65"/>
-    <w:lsdException w:name="Medium List 2 Accent 6" w:uiPriority="66"/>
-    <w:lsdException w:name="Medium Grid 1 Accent 6" w:uiPriority="67"/>
-    <w:lsdException w:name="Medium Grid 2 Accent 6" w:uiPriority="68"/>
-    <w:lsdException w:name="Medium Grid 3 Accent 6" w:uiPriority="69"/>
-    <w:lsdException w:name="Dark List Accent 6" w:uiPriority="70"/>
-    <w:lsdException w:name="Colorful Shading Accent 6" w:uiPriority="71"/>
-    <w:lsdException w:name="Colorful List Accent 6" w:uiPriority="72"/>
-    <w:lsdException w:name="Colorful Grid Accent 6" w:uiPriority="73"/>
-    <w:lsdException w:name="Subtle Emphasis" w:uiPriority="19" w:qFormat="1"/>
-    <w:lsdException w:name="Intense Emphasis" w:uiPriority="21" w:qFormat="1"/>
-    <w:lsdException w:name="Subtle Reference" w:uiPriority="31" w:qFormat="1"/>
-    <w:lsdException w:name="Intense Reference" w:uiPriority="32" w:qFormat="1"/>
-    <w:lsdException w:name="Book Title" w:uiPriority="33" w:qFormat="1"/>
-    <w:lsdException w:name="Bibliography" w:uiPriority="37" w:semiHidden="1" w:unhideWhenUsed="1"/>
-    <w:lsdException w:name="TOC Heading" w:uiPriority="39" w:semiHidden="1" w:unhideWhenUsed="1" w:qFormat="1"/>
-    <w:lsdException w:name="Plain Table 1" w:uiPriority="41"/>
-    <w:lsdException w:name="Plain Table 2" w:uiPriority="42"/>
-    <w:lsdException w:name="Plain Table 3" w:uiPriority="43"/>
-    <w:lsdException w:name="Plain Table 4" w:uiPriority="44"/>
-    <w:lsdException w:name="Plain Table 5" w:uiPriority="45"/>
-    <w:lsdException w:name="Grid Table Light" w:uiPriority="40"/>
-    <w:lsdException w:name="Grid Table 1 Light" w:uiPriority="46"/>
-    <w:lsdException w:name="Grid Table 2" w:uiPriority="47"/>
-    <w:lsdException w:name="Grid Table 3" w:uiPriority="48"/>
-    <w:lsdException w:name="Grid Table 4" w:uiPriority="49"/>
-    <w:lsdException w:name="Grid Table 5 Dark" w:uiPriority="50"/>
-    <w:lsdException w:name="Grid Table 6 Colorful" w:uiPriority="51"/>
-    <w:lsdException w:name="Grid Table 7 Colorful" w:uiPriority="52"/>
-    <w:lsdException w:name="Grid Table 1 Light Accent 1" w:uiPriority="46"/>
-    <w:lsdException w:name="Grid Table 2 Accent 1" w:uiPriority="47"/>
-    <w:lsdException w:name="Grid Table 3 Accent 1" w:uiPriority="48"/>
-    <w:lsdException w:name="Grid Table 4 Accent 1" w:uiPriority="49"/>
-    <w:lsdException w:name="Grid Table 5 Dark Accent 1" w:uiPriority="50"/>
-    <w:lsdException w:name="Grid Table 6 Colorful Accent 1" w:uiPriority="51"/>
-    <w:lsdException w:name="Grid Table 7 Colorful Accent 1" w:uiPriority="52"/>
-    <w:lsdException w:name="Grid Table 1 Light Accent 2" w:uiPriority="46"/>
-    <w:lsdException w:name="Grid Table 2 Accent 2" w:uiPriority="47"/>
-    <w:lsdException w:name="Grid Table 3 Accent 2" w:uiPriority="48"/>
-    <w:lsdException w:name="Grid Table 4 Accent 2" w:uiPriority="49"/>
-    <w:lsdException w:name="Grid Table 5 Dark Accent 2" w:uiPriority="50"/>
-    <w:lsdException w:name="Grid Table 6 Colorful Accent 2" w:uiPriority="51"/>
-    <w:lsdException w:name="Grid Table 7 Colorful Accent 2" w:uiPriority="52"/>
-    <w:lsdException w:name="Grid Table 1 Light Accent 3" w:uiPriority="46"/>
-    <w:lsdException w:name="Grid Table 2 Accent 3" w:uiPriority="47"/>
-    <w:lsdException w:name="Grid Table 3 Accent 3" w:uiPriority="48"/>
-    <w:lsdException w:name="Grid Table 4 Accent 3" w:uiPriority="49"/>
-    <w:lsdException w:name="Grid Table 5 Dark Accent 3" w:uiPriority="50"/>
-    <w:lsdException w:name="Grid Table 6 Colorful Accent 3" w:uiPriority="51"/>
-    <w:lsdException w:name="Grid Table 7 Colorful Accent 3" w:uiPriority="52"/>
-    <w:lsdException w:name="Grid Table 1 Light Accent 4" w:uiPriority="46"/>
-    <w:lsdException w:name="Grid Table 2 Accent 4" w:uiPriority="47"/>
-    <w:lsdException w:name="Grid Table 3 Accent 4" w:uiPriority="48"/>
-    <w:lsdException w:name="Grid Table 4 Accent 4" w:uiPriority="49"/>
-    <w:lsdException w:name="Grid Table 5 Dark Accent 4" w:uiPriority="50"/>
-    <w:lsdException w:name="Grid Table 6 Colorful Accent 4" w:uiPriority="51"/>
-    <w:lsdException w:name="Grid Table 7 Colorful Accent 4" w:uiPriority="52"/>
-    <w:lsdException w:name="Grid Table 1 Light Accent 5" w:uiPriority="46"/>
-    <w:lsdException w:name="Grid Table 2 Accent 5" w:uiPriority="47"/>
-    <w:lsdException w:name="Grid Table 3 Accent 5" w:uiPriority="48"/>
-    <w:lsdException w:name="Grid Table 4 Accent 5" w:uiPriority="49"/>
-    <w:lsdException w:name="Grid Table 5 Dark Accent 5" w:uiPriority="50"/>
-    <w:lsdException w:name="Grid Table 6 Colorful Accent 5" w:uiPriority="51"/>
-    <w:lsdException w:name="Grid Table 7 Colorful Accent 5" w:uiPriority="52"/>
-    <w:lsdException w:name="Grid Table 1 Light Accent 6" w:uiPriority="46"/>
-    <w:lsdException w:name="Grid Table 2 Accent 6" w:uiPriority="47"/>
-    <w:lsdException w:name="Grid Table 3 Accent 6" w:uiPriority="48"/>
-    <w:lsdException w:name="Grid Table 4 Accent 6" w:uiPriority="49"/>
-    <w:lsdException w:name="Grid Table 5 Dark Accent 6" w:uiPriority="50"/>
-    <w:lsdException w:name="Grid Table 6 Colorful Accent 6" w:uiPriority="51"/>
-    <w:lsdException w:name="Grid Table 7 Colorful Accent 6" w:uiPriority="52"/>
-    <w:lsdException w:name="List Table 1 Light" w:uiPriority="46"/>
-    <w:lsdException w:name="List Table 2" w:uiPriority="47"/>
-    <w:lsdException w:name="List Table 3" w:uiPriority="48"/>
-    <w:lsdException w:name="List Table 4" w:uiPriority="49"/>
-    <w:lsdException w:name="List Table 5 Dark" w:uiPriority="50"/>
-    <w:lsdException w:name="List Table 6 Colorful" w:uiPriority="51"/>
-    <w:lsdException w:name="List Table 7 Colorful" w:uiPriority="52"/>
-    <w:lsdException w:name="List Table 1 Light Accent 1" w:uiPriority="46"/>
-    <w:lsdException w:name="List Table 2 Accent 1" w:uiPriority="47"/>
-    <w:lsdException w:name="List Table 3 Accent 1" w:uiPriority="48"/>
-    <w:lsdException w:name="List Table 4 Accent 1" w:uiPriority="49"/>
-    <w:lsdException w:name="List Table 5 Dark Accent 1" w:uiPriority="50"/>
-    <w:lsdException w:name="List Table 6 Colorful Accent 1" w:uiPriority="51"/>
-    <w:lsdException w:name="List Table 7 Colorful Accent 1" w:uiPriority="52"/>
-    <w:lsdException w:name="List Table 1 Light Accent 2" w:uiPriority="46"/>
-    <w:lsdException w:name="List Table 2 Accent 2" w:uiPriority="47"/>
-    <w:lsdException w:name="List Table 3 Accent 2" w:uiPriority="48"/>
-    <w:lsdException w:name="List Table 4 Accent 2" w:uiPriority="49"/>
-    <w:lsdException w:name="List Table 5 Dark Accent 2" w:uiPriority="50"/>
-    <w:lsdException w:name="List Table 6 Colorful Accent 2" w:uiPriority="51"/>
-    <w:lsdException w:name="List Table 7 Colorful Accent 2" w:uiPriority="52"/>
-    <w:lsdException w:name="List Table 1 Light Accent 3" w:uiPriority="46"/>
-    <w:lsdException w:name="List Table 2 Accent 3" w:uiPriority="47"/>
-    <w:lsdException w:name="List Table 3 Accent 3" w:uiPriority="48"/>
-    <w:lsdException w:name="List Table 4 Accent 3" w:uiPriority="49"/>
-    <w:lsdException w:name="List Table 5 Dark Accent 3" w:uiPriority="50"/>
-    <w:lsdException w:name="List Table 6 Colorful Accent 3" w:uiPriority="51"/>
-    <w:lsdException w:name="List Table 7 Colorful Accent 3" w:uiPriority="52"/>
-    <w:lsdException w:name="List Table 1 Light Accent 4" w:uiPriority="46"/>
-    <w:lsdException w:name="List Table 2 Accent 4" w:uiPriority="47"/>
-    <w:lsdException w:name="List Table 3 Accent 4" w:uiPriority="48"/>
-    <w:lsdException w:name="List Table 4 Accent 4" w:uiPriority="49"/>
-    <w:lsdException w:name="List Table 5 Dark Accent 4" w:uiPriority="50"/>
-    <w:lsdException w:name="List Table 6 Colorful Accent 4" w:uiPriority="51"/>
-    <w:lsdException w:name="List Table 7 Colorful Accent 4" w:uiPriority="52"/>
-    <w:lsdException w:name="List Table 1 Light Accent 5" w:uiPriority="46"/>
-    <w:lsdException w:name="List Table 2 Accent 5" w:uiPriority="47"/>
-    <w:lsdException w:name="List Table 3 Accent 5" w:uiPriority="48"/>
-    <w:lsdException w:name="List Table 4 Accent 5" w:uiPriority="49"/>
-    <w:lsdException w:name="List Table 5 Dark Accent 5" w:uiPriority="50"/>
-    <w:lsdException w:name="List Table 6 Colorful Accent 5" w:uiPriority="51"/>
-    <w:lsdException w:name="List Table 7 Colorful Accent 5" w:uiPriority="52"/>
-    <w:lsdException w:name="List Table 1 Light Accent 6" w:uiPriority="46"/>
-    <w:lsdException w:name="List Table 2 Accent 6" w:uiPriority="47"/>
-    <w:lsdException w:name="List Table 3 Accent 6" w:uiPriority="48"/>
-    <w:lsdException w:name="List Table 4 Accent 6" w:uiPriority="49"/>
-    <w:lsdException w:name="List Table 5 Dark Accent 6" w:uiPriority="50"/>
-    <w:lsdException w:name="List Table 6 Colorful Accent 6" w:uiPriority="51"/>
-    <w:lsdException w:name="List Table 7 Colorful Accent 6" w:uiPriority="52"/>
-    <w:lsdException w:name="Mention" w:semiHidden="1" w:unhideWhenUsed="1"/>
-    <w:lsdException w:name="Smart Hyperlink" w:semiHidden="1" w:unhideWhenUsed="1"/>
-    <w:lsdException w:name="Hashtag" w:semiHidden="1" w:unhideWhenUsed="1"/>
-    <w:lsdException w:name="Unresolved Mention" w:semiHidden="1" w:unhideWhenUsed="1"/>
-    <w:lsdException w:name="Smart Link" w:semiHidden="1" w:unhideWhenUsed="1"/>
-  </w:latentStyles>
-  <w:style w:type="paragraph" w:styleId="Normal" w:default="1">
-    <w:name w:val="Normal"/>
-    <w:qFormat/>
-    <w:rsid w:val="00606c2d"/>
-    <w:pPr>
-      <w:widowControl/>
-      <w:bidi w:val="0"/>
-      <w:spacing w:lineRule="auto" w:line="276" w:before="0" w:after="200"/>
-      <w:jc w:val="start"/>
-    </w:pPr>
-    <w:rPr>
-      <w:rFonts w:ascii="Calibri" w:hAnsi="Calibri" w:eastAsia="宋体" w:cs="" w:asciiTheme="minorHAnsi" w:cstheme="minorBidi" w:eastAsiaTheme="minorEastAsia" w:hAnsiTheme="minorHAnsi"/>
-      <w:color w:val="auto"/>
-      <w:kern w:val="0"/>
-      <w:sz w:val="22"/>
-      <w:szCs w:val="22"/>
-      <w:lang w:val="de-DE" w:eastAsia="de-DE" w:bidi="ar-SA"/>
-    </w:rPr>
-  </w:style>
-  <w:style w:type="paragraph" w:styleId="Heading2">
-    <w:name w:val="heading 2"/>
-    <w:basedOn w:val="Heading"/>
-    <w:next w:val="BodyText"/>
-    <w:qFormat/>
-    <w:pPr>
-      <w:spacing w:before="200" w:after="120"/>
-      <w:outlineLvl w:val="1"/>
-    </w:pPr>
-    <w:rPr>
-      <w:rFonts w:ascii="Liberation Serif" w:hAnsi="Liberation Serif" w:eastAsia="DejaVu Sans" w:cs="DejaVu Sans"/>
-      <w:b/>
-      <w:bCs/>
-      <w:sz w:val="36"/>
-      <w:szCs w:val="36"/>
-    </w:rPr>
-  </w:style>
-  <w:style w:type="character" w:styleId="DefaultParagraphFont" w:default="1">
-    <w:name w:val="Default Paragraph Font"/>
-    <w:uiPriority w:val="1"/>
-    <w:semiHidden/>
-    <w:unhideWhenUsed/>
-    <w:qFormat/>
-    <w:rPr/>
-  </w:style>
-  <w:style w:type="character" w:styleId="Hyperlink">
-    <w:name w:val="Hyperlink"/>
-    <w:basedOn w:val="DefaultParagraphFont"/>
-    <w:uiPriority w:val="99"/>
-    <w:unhideWhenUsed/>
-    <w:rsid w:val="004e08e7"/>
-    <w:rPr>
-      <w:color w:themeColor="hyperlink" w:val="0000FF"/>
-      <w:u w:val="single"/>
-    </w:rPr>
-  </w:style>
-  <w:style w:type="character" w:styleId="PlainTextChar" w:customStyle="1">
-    <w:name w:val="Plain Text Char"/>
-    <w:basedOn w:val="DefaultParagraphFont"/>
-    <w:link w:val="PlainText"/>
-    <w:uiPriority w:val="99"/>
-    <w:semiHidden/>
-    <w:qFormat/>
-    <w:rsid w:val="004e08e7"/>
-    <w:rPr>
-      <w:rFonts w:ascii="Consolas" w:hAnsi="Consolas"/>
-      <w:sz w:val="21"/>
-      <w:szCs w:val="21"/>
-    </w:rPr>
-  </w:style>
-  <w:style w:type="character" w:styleId="BalloonTextChar" w:customStyle="1">
-    <w:name w:val="Balloon Text Char"/>
-    <w:basedOn w:val="DefaultParagraphFont"/>
-    <w:link w:val="BalloonText"/>
-    <w:uiPriority w:val="99"/>
-    <w:semiHidden/>
-    <w:qFormat/>
-    <w:rsid w:val="008072cf"/>
-    <w:rPr>
-      <w:rFonts w:ascii="Tahoma" w:hAnsi="Tahoma" w:cs="Tahoma"/>
-      <w:sz w:val="16"/>
-      <w:szCs w:val="16"/>
-    </w:rPr>
-  </w:style>
-  <w:style w:type="character" w:styleId="HeaderChar" w:customStyle="1">
-    <w:name w:val="Header Char"/>
-    <w:basedOn w:val="DefaultParagraphFont"/>
-    <w:link w:val="Header"/>
-    <w:uiPriority w:val="99"/>
-    <w:qFormat/>
-    <w:rsid w:val="00cb411b"/>
-    <w:rPr/>
-  </w:style>
-  <w:style w:type="character" w:styleId="FooterChar" w:customStyle="1">
-    <w:name w:val="Footer Char"/>
-    <w:basedOn w:val="DefaultParagraphFont"/>
-    <w:link w:val="Footer"/>
-    <w:uiPriority w:val="99"/>
-    <w:qFormat/>
-    <w:rsid w:val="00cb411b"/>
-    <w:rPr/>
-  </w:style>
-  <w:style w:type="character" w:styleId="FollowedHyperlink">
-    <w:name w:val="FollowedHyperlink"/>
-    <w:basedOn w:val="DefaultParagraphFont"/>
-    <w:uiPriority w:val="99"/>
-    <w:semiHidden/>
-    <w:unhideWhenUsed/>
-    <w:rsid w:val="00ab2346"/>
-    <w:rPr>
-      <w:color w:themeColor="followedHyperlink" w:val="800080"/>
-      <w:u w:val="single"/>
-    </w:rPr>
-  </w:style>
-  <w:style w:type="character" w:styleId="CommentReference">
-    <w:name w:val="annotation reference"/>
-    <w:basedOn w:val="DefaultParagraphFont"/>
-    <w:uiPriority w:val="99"/>
-    <w:semiHidden/>
-    <w:unhideWhenUsed/>
-    <w:qFormat/>
-    <w:rsid w:val="00e95649"/>
-    <w:rPr>
-      <w:sz w:val="16"/>
-      <w:szCs w:val="16"/>
-    </w:rPr>
-  </w:style>
-  <w:style w:type="character" w:styleId="CommentTextChar" w:customStyle="1">
-    <w:name w:val="Comment Text Char"/>
-    <w:basedOn w:val="DefaultParagraphFont"/>
-    <w:link w:val="CommentText"/>
-    <w:uiPriority w:val="99"/>
-    <w:qFormat/>
-    <w:rsid w:val="00e95649"/>
-    <w:rPr>
-      <w:sz w:val="20"/>
-      <w:szCs w:val="20"/>
-    </w:rPr>
-  </w:style>
-  <w:style w:type="character" w:styleId="CommentSubjectChar" w:customStyle="1">
-    <w:name w:val="Comment Subject Char"/>
-    <w:basedOn w:val="CommentTextChar"/>
-    <w:link w:val="annotationsubject"/>
-    <w:uiPriority w:val="99"/>
-    <w:semiHidden/>
-    <w:qFormat/>
-    <w:rsid w:val="00e95649"/>
-    <w:rPr>
-      <w:b/>
-      <w:bCs/>
-      <w:sz w:val="20"/>
-      <w:szCs w:val="20"/>
-    </w:rPr>
-  </w:style>
-  <w:style w:type="character" w:styleId="FootnoteTextChar" w:customStyle="1">
-    <w:name w:val="Footnote Text Char"/>
-    <w:basedOn w:val="DefaultParagraphFont"/>
-    <w:link w:val="FootnoteText"/>
-    <w:uiPriority w:val="99"/>
-    <w:semiHidden/>
-    <w:qFormat/>
-    <w:rsid w:val="00607223"/>
-    <w:rPr>
-      <w:sz w:val="20"/>
-      <w:szCs w:val="20"/>
-    </w:rPr>
-  </w:style>
-  <w:style w:type="character" w:styleId="FootnoteCharacters">
-    <w:name w:val="Footnote Characters"/>
-    <w:basedOn w:val="DefaultParagraphFont"/>
-    <w:uiPriority w:val="99"/>
-    <w:semiHidden/>
-    <w:unhideWhenUsed/>
-    <w:qFormat/>
-    <w:rsid w:val="00607223"/>
-    <w:rPr>
-      <w:vertAlign w:val="superscript"/>
-    </w:rPr>
-  </w:style>
-  <w:style w:type="character" w:styleId="FootnoteReference">
-    <w:name w:val="footnote reference"/>
-    <w:rPr>
-      <w:vertAlign w:val="superscript"/>
-    </w:rPr>
-  </w:style>
-  <w:style w:type="character" w:styleId="EndnoteTextChar" w:customStyle="1">
-    <w:name w:val="Endnote Text Char"/>
-    <w:basedOn w:val="DefaultParagraphFont"/>
-    <w:link w:val="EndnoteText"/>
-    <w:uiPriority w:val="99"/>
-    <w:semiHidden/>
-    <w:qFormat/>
-    <w:rsid w:val="00d45ba4"/>
-    <w:rPr>
-      <w:sz w:val="20"/>
-      <w:szCs w:val="20"/>
-    </w:rPr>
-  </w:style>
-  <w:style w:type="character" w:styleId="EndnoteCharacters">
-    <w:name w:val="Endnote Characters"/>
-    <w:basedOn w:val="DefaultParagraphFont"/>
-    <w:uiPriority w:val="99"/>
-    <w:semiHidden/>
-    <w:unhideWhenUsed/>
-    <w:qFormat/>
-    <w:rsid w:val="00d45ba4"/>
-    <w:rPr>
-      <w:vertAlign w:val="superscript"/>
-    </w:rPr>
-  </w:style>
-  <w:style w:type="character" w:styleId="EndnoteReference">
-    <w:name w:val="endnote reference"/>
-    <w:rPr>
-      <w:vertAlign w:val="superscript"/>
-    </w:rPr>
-  </w:style>
-  <w:style w:type="character" w:styleId="PlaceholderText">
-    <w:name w:val="Placeholder Text"/>
-    <w:basedOn w:val="DefaultParagraphFont"/>
-    <w:uiPriority w:val="99"/>
-    <w:semiHidden/>
-    <w:qFormat/>
-    <w:rsid w:val="00d45ba4"/>
-    <w:rPr>
-      <w:color w:val="808080"/>
-    </w:rPr>
-  </w:style>
-  <w:style w:type="paragraph" w:styleId="Heading">
-    <w:name w:val="Heading"/>
-    <w:basedOn w:val="Normal"/>
-    <w:next w:val="BodyText"/>
-    <w:qFormat/>
-    <w:pPr>
-      <w:keepNext w:val="true"/>
-      <w:spacing w:before="240" w:after="120"/>
-    </w:pPr>
-    <w:rPr>
-      <w:rFonts w:ascii="Liberation Sans" w:hAnsi="Liberation Sans" w:eastAsia="Noto Sans CJK SC" w:cs="Noto Sans Devanagari"/>
-      <w:sz w:val="28"/>
-      <w:szCs w:val="28"/>
-    </w:rPr>
-  </w:style>
-  <w:style w:type="paragraph" w:styleId="BodyText">
-    <w:name w:val="Body Text"/>
-    <w:basedOn w:val="Normal"/>
-    <w:pPr>
-      <w:spacing w:lineRule="auto" w:line="276" w:before="0" w:after="140"/>
-    </w:pPr>
-    <w:rPr/>
-  </w:style>
-  <w:style w:type="paragraph" w:styleId="List">
-    <w:name w:val="List"/>
-    <w:basedOn w:val="BodyText"/>
-    <w:pPr/>
-    <w:rPr>
-      <w:rFonts w:cs="Noto Sans Devanagari"/>
-    </w:rPr>
-  </w:style>
-  <w:style w:type="paragraph" w:styleId="Caption">
-    <w:name w:val="caption"/>
-    <w:basedOn w:val="Normal"/>
-    <w:qFormat/>
-    <w:pPr>
-      <w:suppressLineNumbers/>
-      <w:spacing w:before="120" w:after="120"/>
-    </w:pPr>
-    <w:rPr>
-      <w:rFonts w:cs="Noto Sans Devanagari"/>
-      <w:i/>
-      <w:iCs/>
-      <w:sz w:val="24"/>
-      <w:szCs w:val="24"/>
-    </w:rPr>
-  </w:style>
-  <w:style w:type="paragraph" w:styleId="Index">
-    <w:name w:val="Index"/>
-    <w:basedOn w:val="Normal"/>
-    <w:qFormat/>
-    <w:pPr>
-      <w:suppressLineNumbers/>
-    </w:pPr>
-    <w:rPr>
-      <w:rFonts w:cs="Noto Sans Devanagari"/>
-    </w:rPr>
-  </w:style>
-  <w:style w:type="paragraph" w:styleId="StandardSchwarz" w:customStyle="1">
-    <w:name w:val="Standard + Schwarz"/>
-    <w:basedOn w:val="Normal"/>
-    <w:uiPriority w:val="99"/>
-    <w:qFormat/>
-    <w:rsid w:val="00c27894"/>
-    <w:pPr>
-      <w:spacing w:lineRule="auto" w:line="240" w:before="0" w:after="0"/>
-    </w:pPr>
-    <w:rPr>
-      <w:rFonts w:ascii="Times New Roman" w:hAnsi="Times New Roman" w:eastAsia="Times New Roman" w:cs="Times New Roman"/>
-      <w:color w:val="000000"/>
-      <w:sz w:val="20"/>
-      <w:szCs w:val="20"/>
-      <w:lang w:val="en-US"/>
-    </w:rPr>
-  </w:style>
-  <w:style w:type="paragraph" w:styleId="ListParagraph">
-    <w:name w:val="List Paragraph"/>
-    <w:basedOn w:val="Normal"/>
-    <w:uiPriority w:val="34"/>
-    <w:qFormat/>
-    <w:rsid w:val="00c27894"/>
-    <w:pPr>
-      <w:spacing w:before="0" w:after="200"/>
-      <w:ind w:start="720"/>
-      <w:contextualSpacing/>
-    </w:pPr>
-    <w:rPr/>
-  </w:style>
-  <w:style w:type="paragraph" w:styleId="PlainText">
-    <w:name w:val="Plain Text"/>
-    <w:basedOn w:val="Normal"/>
-    <w:link w:val="PlainTextChar"/>
-    <w:uiPriority w:val="99"/>
-    <w:semiHidden/>
-    <w:unhideWhenUsed/>
-    <w:qFormat/>
-    <w:rsid w:val="004e08e7"/>
-    <w:pPr>
-      <w:spacing w:lineRule="auto" w:line="240" w:before="0" w:after="0"/>
-    </w:pPr>
-    <w:rPr>
-      <w:rFonts w:ascii="Consolas" w:hAnsi="Consolas"/>
-      <w:sz w:val="21"/>
-      <w:szCs w:val="21"/>
-    </w:rPr>
-  </w:style>
-  <w:style w:type="paragraph" w:styleId="BalloonText">
-    <w:name w:val="Balloon Text"/>
-    <w:basedOn w:val="Normal"/>
-    <w:link w:val="BalloonTextChar"/>
-    <w:uiPriority w:val="99"/>
-    <w:semiHidden/>
-    <w:unhideWhenUsed/>
-    <w:qFormat/>
-    <w:rsid w:val="008072cf"/>
-    <w:pPr>
-      <w:spacing w:lineRule="auto" w:line="240" w:before="0" w:after="0"/>
-    </w:pPr>
-    <w:rPr>
-      <w:rFonts w:ascii="Tahoma" w:hAnsi="Tahoma" w:cs="Tahoma"/>
-      <w:sz w:val="16"/>
-      <w:szCs w:val="16"/>
-    </w:rPr>
-  </w:style>
-  <w:style w:type="paragraph" w:styleId="HeaderandFooter">
-    <w:name w:val="Header and Footer"/>
-    <w:basedOn w:val="Normal"/>
-    <w:qFormat/>
-    <w:pPr/>
-    <w:rPr/>
-  </w:style>
-  <w:style w:type="paragraph" w:styleId="Header">
-    <w:name w:val="header"/>
-    <w:basedOn w:val="Normal"/>
-    <w:link w:val="HeaderChar"/>
-    <w:uiPriority w:val="99"/>
-    <w:unhideWhenUsed/>
-    <w:rsid w:val="00cb411b"/>
-    <w:pPr>
-      <w:tabs>
-        <w:tab w:val="clear" w:pos="708"/>
-        <w:tab w:val="center" w:pos="4536" w:leader="none"/>
-        <w:tab w:val="right" w:pos="9072" w:leader="none"/>
-      </w:tabs>
-      <w:spacing w:lineRule="auto" w:line="240" w:before="0" w:after="0"/>
-    </w:pPr>
-    <w:rPr/>
-  </w:style>
-  <w:style w:type="paragraph" w:styleId="Footer">
-    <w:name w:val="footer"/>
-    <w:basedOn w:val="Normal"/>
-    <w:link w:val="FooterChar"/>
-    <w:uiPriority w:val="99"/>
-    <w:unhideWhenUsed/>
-    <w:rsid w:val="00cb411b"/>
-    <w:pPr>
-      <w:tabs>
-        <w:tab w:val="clear" w:pos="708"/>
-        <w:tab w:val="center" w:pos="4536" w:leader="none"/>
-        <w:tab w:val="right" w:pos="9072" w:leader="none"/>
-      </w:tabs>
-      <w:spacing w:lineRule="auto" w:line="240" w:before="0" w:after="0"/>
-    </w:pPr>
-    <w:rPr/>
-  </w:style>
-  <w:style w:type="paragraph" w:styleId="CommentText">
-    <w:name w:val="annotation text"/>
-    <w:basedOn w:val="Normal"/>
-    <w:link w:val="CommentTextChar"/>
-    <w:uiPriority w:val="99"/>
-    <w:unhideWhenUsed/>
-    <w:rsid w:val="00e95649"/>
-    <w:pPr>
-      <w:spacing w:lineRule="auto" w:line="240"/>
-    </w:pPr>
-    <w:rPr>
-      <w:sz w:val="20"/>
-      <w:szCs w:val="20"/>
-    </w:rPr>
-  </w:style>
-  <w:style w:type="paragraph" w:styleId="annotationsubject">
-    <w:name w:val="annotation subject"/>
-    <w:basedOn w:val="CommentText"/>
-    <w:next w:val="CommentText"/>
-    <w:link w:val="CommentSubjectChar"/>
-    <w:uiPriority w:val="99"/>
-    <w:semiHidden/>
-    <w:unhideWhenUsed/>
-    <w:qFormat/>
-    <w:rsid w:val="00e95649"/>
-    <w:pPr/>
-    <w:rPr>
-      <w:b/>
-      <w:bCs/>
-    </w:rPr>
-  </w:style>
-  <w:style w:type="paragraph" w:styleId="FootnoteText">
-    <w:name w:val="footnote text"/>
-    <w:basedOn w:val="Normal"/>
-    <w:link w:val="FootnoteTextChar"/>
-    <w:uiPriority w:val="99"/>
-    <w:semiHidden/>
-    <w:unhideWhenUsed/>
-    <w:rsid w:val="00607223"/>
-    <w:pPr>
-      <w:spacing w:lineRule="auto" w:line="240" w:before="0" w:after="0"/>
-    </w:pPr>
-    <w:rPr>
-      <w:sz w:val="20"/>
-      <w:szCs w:val="20"/>
-    </w:rPr>
-  </w:style>
-  <w:style w:type="paragraph" w:styleId="EndnoteText">
-    <w:name w:val="endnote text"/>
-    <w:basedOn w:val="Normal"/>
-    <w:link w:val="EndnoteTextChar"/>
-    <w:uiPriority w:val="99"/>
-    <w:semiHidden/>
-    <w:unhideWhenUsed/>
-    <w:rsid w:val="00d45ba4"/>
-    <w:pPr>
-      <w:spacing w:lineRule="auto" w:line="240" w:before="0" w:after="0"/>
-    </w:pPr>
-    <w:rPr>
-      <w:sz w:val="20"/>
-      <w:szCs w:val="20"/>
-    </w:rPr>
-  </w:style>
-  <w:style w:type="paragraph" w:styleId="FrameContents">
-    <w:name w:val="Frame Contents"/>
-    <w:basedOn w:val="Normal"/>
-    <w:qFormat/>
-    <w:pPr/>
-    <w:rPr/>
-  </w:style>
-  <w:style w:type="numbering" w:styleId="NoList" w:default="1">
-    <w:name w:val="No List"/>
-    <w:uiPriority w:val="99"/>
-    <w:semiHidden/>
-    <w:unhideWhenUsed/>
-    <w:qFormat/>
-  </w:style>
-  <w:style w:type="table" w:default="1" w:styleId="TableNormal">
-    <w:name w:val="Normal Table"/>
-    <w:uiPriority w:val="99"/>
-    <w:semiHidden/>
-    <w:unhideWhenUsed/>
-    <w:tblPr>
-      <w:tblCellMar>
-        <w:top w:w="0" w:type="dxa"/>
-        <w:left w:w="108" w:type="dxa"/>
-        <w:bottom w:w="0" w:type="dxa"/>
-        <w:right w:w="108" w:type="dxa"/>
-      </w:tblCellMar>
-    </w:tblPr>
-  </w:style>
-  <w:style w:type="table" w:styleId="TableGrid">
-    <w:name w:val="Table Grid"/>
-    <w:basedOn w:val="TableNormal"/>
-    <w:uiPriority w:val="59"/>
-    <w:rsid w:val="00582549"/>
-    <w:pPr>
-      <w:spacing w:after="0" w:line="240" w:lineRule="auto"/>
-    </w:pPr>
-    <w:tblPr>
-      <w:tblBorders>
-        <w:top w:val="single" w:color="auto" w:sz="4" w:space="0"/>
-        <w:left w:val="single" w:color="auto" w:sz="4" w:space="0"/>
-        <w:bottom w:val="single" w:color="auto" w:sz="4" w:space="0"/>
-        <w:right w:val="single" w:color="auto" w:sz="4" w:space="0"/>
-        <w:insideH w:val="single" w:color="auto" w:sz="4" w:space="0"/>
-        <w:insideV w:val="single" w:color="auto" w:sz="4" w:space="0"/>
-      </w:tblBorders>
-    </w:tblPr>
-  </w:style>
-  <w:style w:type="table" w:customStyle="1" w:styleId="TableGrid1">
-    <w:name w:val="Table Grid1"/>
-    <w:basedOn w:val="TableNormal"/>
-    <w:uiPriority w:val="59"/>
-    <w:rsid w:val="009b66fc"/>
-    <w:pPr>
-      <w:spacing w:after="0" w:line="240" w:lineRule="auto"/>
-    </w:pPr>
-    <w:tblPr>
-      <w:tblBorders>
-        <w:top w:val="single" w:color="auto" w:sz="4" w:space="0"/>
-        <w:left w:val="single" w:color="auto" w:sz="4" w:space="0"/>
-        <w:bottom w:val="single" w:color="auto" w:sz="4" w:space="0"/>
-        <w:right w:val="single" w:color="auto" w:sz="4" w:space="0"/>
-        <w:insideH w:val="single" w:color="auto" w:sz="4" w:space="0"/>
-        <w:insideV w:val="single" w:color="auto" w:sz="4" w:space="0"/>
-      </w:tblBorders>
-    </w:tblPr>
-  </w:style>
-</w:styles>
-</file>
-
-<file path=word/glossary/document.xml><?xml version="1.0" encoding="utf-8"?>
-<w:glossaryDocument xmlns:wpc="http://schemas.microsoft.com/office/word/2010/wordprocessingCanvas" xmlns:cx="http://schemas.microsoft.com/office/drawing/2014/chartex" xmlns:cx1="http://schemas.microsoft.com/office/drawing/2015/9/8/chartex" xmlns:cx2="http://schemas.microsoft.com/office/drawing/2015/10/21/chartex" xmlns:cx3="http://schemas.microsoft.com/office/drawing/2016/5/9/chartex" xmlns:cx4="http://schemas.microsoft.com/office/drawing/2016/5/10/chartex" xmlns:cx5="http://schemas.microsoft.com/office/drawing/2016/5/11/chartex" xmlns:cx6="http://schemas.microsoft.com/office/drawing/2016/5/12/chartex" xmlns:cx7="http://schemas.microsoft.com/office/drawing/2016/5/13/chartex" xmlns:cx8="http://schemas.microsoft.com/office/drawing/2016/5/14/chartex" xmlns:mc="http://schemas.openxmlformats.org/markup-compatibility/2006" xmlns:aink="http://schemas.microsoft.com/office/drawing/2016/ink" xmlns:am3d="http://schemas.microsoft.com/office/drawing/2017/model3d" xmlns:o="urn:schemas-microsoft-com:office:office" xmlns:r="http://schemas.openxmlformats.org/officeDocument/2006/relationships" xmlns:m="http://schemas.openxmlformats.org/officeDocument/2006/math" xmlns:v="urn:schemas-microsoft-com:vml" xmlns:wp14="http://schemas.microsoft.com/office/word/2010/wordprocessingDrawing" xmlns:wp="http://schemas.openxmlformats.org/drawingml/2006/wordprocessingDrawing" xmlns:w10="urn:schemas-microsoft-com:office:word" xmlns:w="http://schemas.openxmlformats.org/wordprocessingml/2006/main" xmlns:w14="http://schemas.microsoft.com/office/word/2010/wordml" xmlns:w15="http://schemas.microsoft.com/office/word/2012/wordml" xmlns:w16cex="http://schemas.microsoft.com/office/word/2018/wordml/cex" xmlns:w16cid="http://schemas.microsoft.com/office/word/2016/wordml/cid" xmlns:w16="http://schemas.microsoft.com/office/word/2018/wordml" xmlns:w16se="http://schemas.microsoft.com/office/word/2015/wordml/symex" xmlns:wpg="http://schemas.microsoft.com/office/word/2010/wordprocessingGroup" xmlns:wpi="http://schemas.microsoft.com/office/word/2010/wordprocessingInk" xmlns:wne="http://schemas.microsoft.com/office/word/2006/wordml" xmlns:wps="http://schemas.microsoft.com/office/word/2010/wordprocessingShape" mc:Ignorable="w14 w15 w16se w16cid w16 w16cex wp14">
-  <w:docParts>
-    <w:docPart>
-      <w:docPartPr>
-        <w:name w:val="933604C45F5B462C83BEF1A495161127"/>
-        <w:category>
-          <w:name w:val="General"/>
-          <w:gallery w:val="placeholder"/>
-        </w:category>
-        <w:types>
-          <w:type w:val="bbPlcHdr"/>
-        </w:types>
-        <w:behaviors>
-          <w:behavior w:val="content"/>
-        </w:behaviors>
-        <w:guid w:val="{055844FF-C2F7-4BCA-B403-8E7FD5C43545}"/>
-      </w:docPartPr>
-      <w:docPartBody>
-        <w:p>
-          <w:pPr>
-            <w:pStyle w:val="933604C45F5B462C83BEF1A495161127"/>
-          </w:pPr>
-          <w:r>
-            <w:rPr>
-              <w:rStyle w:val="PlaceholderText"/>
-            </w:rPr>
-            <w:t>Choose an item.</w:t>
-          </w:r>
-        </w:p>
-      </w:docPartBody>
-    </w:docPart>
-  </w:docParts>
-</w:glossaryDocument>
-</file>
-
-<file path=word/glossary/fontTable.xml><?xml version="1.0" encoding="utf-8"?>
-<w:fonts xmlns:mc="http://schemas.openxmlformats.org/markup-compatibility/2006" xmlns:r="http://schemas.openxmlformats.org/officeDocument/2006/relationships" xmlns:w="http://schemas.openxmlformats.org/wordprocessingml/2006/main" xmlns:w14="http://schemas.microsoft.com/office/word/2010/wordml" xmlns:w15="http://schemas.microsoft.com/office/word/2012/wordml" xmlns:w16cex="http://schemas.microsoft.com/office/word/2018/wordml/cex" xmlns:w16cid="http://schemas.microsoft.com/office/word/2016/wordml/cid" xmlns:w16="http://schemas.microsoft.com/office/word/2018/wordml" xmlns:w16se="http://schemas.microsoft.com/office/word/2015/wordml/symex" mc:Ignorable="w14 w15 w16se w16cid w16 w16cex">
-  <w:font w:name="Times New Roman">
-    <w:panose1 w:val="02020603050405020304"/>
-    <w:charset w:val="00"/>
-    <w:family w:val="roman"/>
-    <w:pitch w:val="variable"/>
-    <w:sig w:usb0="E0002EFF" w:usb1="C000785B" w:usb2="00000009" w:usb3="00000000" w:csb0="000001FF" w:csb1="00000000"/>
-  </w:font>
-  <w:font w:name="Symbol">
-    <w:panose1 w:val="05050102010706020507"/>
-    <w:charset w:val="02"/>
-    <w:family w:val="roman"/>
-    <w:pitch w:val="variable"/>
-    <w:sig w:usb0="00000000" w:usb1="10000000" w:usb2="00000000" w:usb3="00000000" w:csb0="80000000" w:csb1="00000000"/>
-  </w:font>
-  <w:font w:name="Courier New">
-    <w:panose1 w:val="02070309020205020404"/>
-    <w:charset w:val="00"/>
-    <w:family w:val="modern"/>
-    <w:pitch w:val="fixed"/>
-    <w:sig w:usb0="E0002EFF" w:usb1="C0007843" w:usb2="00000009" w:usb3="00000000" w:csb0="000001FF" w:csb1="00000000"/>
-  </w:font>
-  <w:font w:name="Wingdings">
-    <w:panose1 w:val="05000000000000000000"/>
-    <w:charset w:val="02"/>
-    <w:family w:val="auto"/>
-    <w:pitch w:val="variable"/>
-    <w:sig w:usb0="00000000" w:usb1="10000000" w:usb2="00000000" w:usb3="00000000" w:csb0="80000000" w:csb1="00000000"/>
-  </w:font>
-  <w:font w:name="Calibri">
-    <w:panose1 w:val="020F0502020204030204"/>
-    <w:charset w:val="00"/>
-    <w:family w:val="swiss"/>
-    <w:pitch w:val="variable"/>
-    <w:sig w:usb0="E4002EFF" w:usb1="C000247B" w:usb2="00000009" w:usb3="00000000" w:csb0="000001FF" w:csb1="00000000"/>
-  </w:font>
-  <w:font w:name="SimSun">
-    <w:altName w:val="宋体"/>
-    <w:panose1 w:val="02010600030101010101"/>
-    <w:charset w:val="86"/>
-    <w:family w:val="auto"/>
-    <w:pitch w:val="variable"/>
-    <w:sig w:usb0="00000003" w:usb1="288F0000" w:usb2="00000016" w:usb3="00000000" w:csb0="00040001" w:csb1="00000000"/>
-  </w:font>
-  <w:font w:name="Consolas">
-    <w:panose1 w:val="020B0609020204030204"/>
-    <w:charset w:val="00"/>
-    <w:family w:val="modern"/>
-    <w:pitch w:val="fixed"/>
-    <w:sig w:usb0="E00006FF" w:usb1="0000FCFF" w:usb2="00000001" w:usb3="00000000" w:csb0="0000019F" w:csb1="00000000"/>
-  </w:font>
-  <w:font w:name="Tahoma">
-    <w:panose1 w:val="020B0604030504040204"/>
-    <w:charset w:val="00"/>
-    <w:family w:val="swiss"/>
-    <w:pitch w:val="variable"/>
-    <w:sig w:usb0="E1002EFF" w:usb1="C000605B" w:usb2="00000029" w:usb3="00000000" w:csb0="000101FF" w:csb1="00000000"/>
-  </w:font>
-  <w:font w:name="Segoe UI Symbol">
-    <w:panose1 w:val="020B0502040204020203"/>
-    <w:charset w:val="00"/>
-    <w:family w:val="swiss"/>
-    <w:pitch w:val="variable"/>
-    <w:sig w:usb0="800001E3" w:usb1="1200FFEF" w:usb2="00040000" w:usb3="00000000" w:csb0="00000001" w:csb1="00000000"/>
-  </w:font>
-  <w:font w:name="MS Gothic">
-    <w:altName w:val="ＭＳ ゴシック"/>
-    <w:panose1 w:val="020B0609070205080204"/>
-    <w:charset w:val="80"/>
-    <w:family w:val="modern"/>
-    <w:pitch w:val="fixed"/>
-    <w:sig w:usb0="E00002FF" w:usb1="6AC7FDFB" w:usb2="08000012" w:usb3="00000000" w:csb0="0002009F" w:csb1="00000000"/>
-  </w:font>
-  <w:font w:name="Cambria">
-    <w:panose1 w:val="02040503050406030204"/>
-    <w:charset w:val="00"/>
-    <w:family w:val="roman"/>
-    <w:pitch w:val="variable"/>
-    <w:sig w:usb0="E00006FF" w:usb1="420024FF" w:usb2="02000000" w:usb3="00000000" w:csb0="0000019F" w:csb1="00000000"/>
-  </w:font>
-  <w:font w:name="DengXian">
-    <w:altName w:val="等线"/>
-    <w:panose1 w:val="02010600030101010101"/>
-    <w:charset w:val="86"/>
-    <w:family w:val="auto"/>
-    <w:pitch w:val="variable"/>
-    <w:sig w:usb0="A00002BF" w:usb1="38CF7CFA" w:usb2="00000016" w:usb3="00000000" w:csb0="0004000F" w:csb1="00000000"/>
-  </w:font>
-  <w:font w:name="DengXian Light">
-    <w:altName w:val="等线 Light"/>
-    <w:panose1 w:val="02010600030101010101"/>
-    <w:charset w:val="86"/>
-    <w:family w:val="auto"/>
-    <w:pitch w:val="variable"/>
-    <w:sig w:usb0="A00002BF" w:usb1="38CF7CFA" w:usb2="00000016" w:usb3="00000000" w:csb0="0004000F" w:csb1="00000000"/>
-  </w:font>
-  <w:font w:name="Calibri Light">
-    <w:panose1 w:val="020F0302020204030204"/>
-    <w:charset w:val="00"/>
-    <w:family w:val="swiss"/>
-    <w:pitch w:val="variable"/>
-    <w:sig w:usb0="E4002EFF" w:usb1="C000247B" w:usb2="00000009" w:usb3="00000000" w:csb0="000001FF" w:csb1="00000000"/>
-  </w:font>
-</w:fonts>
-</file>
-
-<file path=word/glossary/settings.xml><?xml version="1.0" encoding="utf-8"?>
-<w:settings xmlns:mc="http://schemas.openxmlformats.org/markup-compatibility/2006" xmlns:o="urn:schemas-microsoft-com:office:office" xmlns:r="http://schemas.openxmlformats.org/officeDocument/2006/relationships" xmlns:m="http://schemas.openxmlformats.org/officeDocument/2006/math" xmlns:v="urn:schemas-microsoft-com:vml" xmlns:w10="urn:schemas-microsoft-com:office:word" xmlns:w="http://schemas.openxmlformats.org/wordprocessingml/2006/main" xmlns:w14="http://schemas.microsoft.com/office/word/2010/wordml" xmlns:w15="http://schemas.microsoft.com/office/word/2012/wordml" xmlns:w16cex="http://schemas.microsoft.com/office/word/2018/wordml/cex" xmlns:w16cid="http://schemas.microsoft.com/office/word/2016/wordml/cid" xmlns:w16="http://schemas.microsoft.com/office/word/2018/wordml" xmlns:w16se="http://schemas.microsoft.com/office/word/2015/wordml/symex" xmlns:sl="http://schemas.openxmlformats.org/schemaLibrary/2006/main" mc:Ignorable="w14 w15 w16se w16cid w16 w16cex">
-  <w:view w:val="normal"/>
-  <w:defaultTabStop w:val="720"/>
-  <w:hyphenationZone w:val="425"/>
-  <w:characterSpacingControl w:val="doNotCompress"/>
-  <w:compat>
-    <w:useFELayout/>
-    <w:compatSetting w:name="compatibilityMode" w:uri="http://schemas.microsoft.com/office/word" w:val="15"/>
-    <w:compatSetting w:name="overrideTableStyleFontSizeAndJustification" w:uri="http://schemas.microsoft.com/office/word" w:val="1"/>
-    <w:compatSetting w:name="enableOpenTypeFeatures" w:uri="http://schemas.microsoft.com/office/word" w:val="1"/>
-    <w:compatSetting w:name="doNotFlipMirrorIndents" w:uri="http://schemas.microsoft.com/office/word" w:val="1"/>
-    <w:compatSetting w:name="differentiateMultirowTableHeaders" w:uri="http://schemas.microsoft.com/office/word" w:val="1"/>
-    <w:compatSetting w:name="useWord2013TrackBottomHyphenation" w:uri="http://schemas.microsoft.com/office/word" w:val="1"/>
-  </w:compat>
-  <w:rsids>
-    <w:rsidRoot w:val="00471B58"/>
-    <w:rsid w:val="00167923"/>
-    <w:rsid w:val="0019676E"/>
-    <w:rsid w:val="002A240C"/>
-    <w:rsid w:val="00471B58"/>
-    <w:rsid w:val="004F3FA9"/>
-    <w:rsid w:val="00581BAB"/>
-    <w:rsid w:val="006550C7"/>
-    <w:rsid w:val="007C6091"/>
-    <w:rsid w:val="00B452F2"/>
-    <w:rsid w:val="00D074CA"/>
-    <w:rsid w:val="00D75C56"/>
-    <w:rsid w:val="00DB57B8"/>
-    <w:rsid w:val="00DC23F3"/>
-    <w:rsid w:val="00DF71D6"/>
-    <w:rsid w:val="00E451C7"/>
-    <w:rsid w:val="00EA3BD0"/>
-    <w:rsid w:val="00F345EF"/>
-    <w:rsid w:val="00F5228A"/>
-  </w:rsids>
-  <m:mathPr>
-    <m:mathFont m:val="Cambria Math"/>
-    <m:brkBin m:val="before"/>
-    <m:brkBinSub m:val="--"/>
-    <m:smallFrac m:val="0"/>
-    <m:dispDef/>
-    <m:lMargin m:val="0"/>
-    <m:rMargin m:val="0"/>
-    <m:defJc m:val="centerGroup"/>
-    <m:wrapIndent m:val="1440"/>
-    <m:intLim m:val="subSup"/>
-    <m:naryLim m:val="undOvr"/>
-  </m:mathPr>
-  <w:themeFontLang w:val="en-US" w:eastAsia="zh-CN"/>
-  <w:clrSchemeMapping w:bg1="light1" w:t1="dark1" w:bg2="light2" w:t2="dark2" w:accent1="accent1" w:accent2="accent2" w:accent3="accent3" w:accent4="accent4" w:accent5="accent5" w:accent6="accent6" w:hyperlink="hyperlink" w:followedHyperlink="followedHyperlink"/>
-  <w:decimalSymbol w:val=","/>
-  <w:listSeparator w:val=";"/>
-  <w15:chartTrackingRefBased/>
-</w:settings>
-</file>
-
-<file path=word/glossary/styles.xml><?xml version="1.0" encoding="utf-8"?>
-<w:styles xmlns:mc="http://schemas.openxmlformats.org/markup-compatibility/2006" xmlns:r="http://schemas.openxmlformats.org/officeDocument/2006/relationships" xmlns:w="http://schemas.openxmlformats.org/wordprocessingml/2006/main" xmlns:w14="http://schemas.microsoft.com/office/word/2010/wordml" xmlns:w15="http://schemas.microsoft.com/office/word/2012/wordml" xmlns:w16cex="http://schemas.microsoft.com/office/word/2018/wordml/cex" xmlns:w16cid="http://schemas.microsoft.com/office/word/2016/wordml/cid" xmlns:w16="http://schemas.microsoft.com/office/word/2018/wordml" xmlns:w16se="http://schemas.microsoft.com/office/word/2015/wordml/symex" mc:Ignorable="w14 w15 w16se w16cid w16 w16cex">
-  <w:docDefaults>
-    <w:rPrDefault>
-      <w:rPr>
-        <w:rFonts w:asciiTheme="minorHAnsi" w:eastAsiaTheme="minorEastAsia" w:hAnsiTheme="minorHAnsi" w:cstheme="minorBidi"/>
-        <w:sz w:val="22"/>
-        <w:szCs w:val="22"/>
-        <w:lang w:val="en-US" w:eastAsia="en-US" w:bidi="ar-SA"/>
-      </w:rPr>
-    </w:rPrDefault>
-    <w:pPrDefault>
-      <w:pPr>
-        <w:spacing w:after="160" w:line="259" w:lineRule="auto"/>
+        <w:suppressAutoHyphens/>
       </w:pPr>
     </w:pPrDefault>
   </w:docDefaults>
@@ -5091,7 +3605,7 @@
     <w:lsdException w:name="Table Web 2" w:semiHidden="1" w:unhideWhenUsed="1"/>
     <w:lsdException w:name="Table Web 3" w:semiHidden="1" w:unhideWhenUsed="1"/>
     <w:lsdException w:name="Balloon Text" w:semiHidden="1" w:unhideWhenUsed="1"/>
-    <w:lsdException w:name="Table Grid" w:uiPriority="39"/>
+    <w:lsdException w:name="Table Grid" w:uiPriority="59"/>
     <w:lsdException w:name="Table Theme" w:semiHidden="1" w:unhideWhenUsed="1"/>
     <w:lsdException w:name="Placeholder Text" w:semiHidden="1"/>
     <w:lsdException w:name="No Spacing" w:uiPriority="1" w:qFormat="1"/>
@@ -5317,11 +3831,31 @@
   <w:style w:type="paragraph" w:default="1" w:styleId="Normal">
     <w:name w:val="Normal"/>
     <w:qFormat/>
+    <w:rsid w:val="00606C2D"/>
+    <w:pPr>
+      <w:spacing w:after="200" w:line="276" w:lineRule="auto"/>
+    </w:pPr>
+  </w:style>
+  <w:style w:type="paragraph" w:styleId="Heading2">
+    <w:name w:val="heading 2"/>
+    <w:basedOn w:val="Heading"/>
+    <w:next w:val="BodyText"/>
+    <w:qFormat/>
+    <w:pPr>
+      <w:spacing w:before="200"/>
+      <w:outlineLvl w:val="1"/>
+    </w:pPr>
+    <w:rPr>
+      <w:rFonts w:ascii="Liberation Serif" w:eastAsia="DejaVu Sans" w:hAnsi="Liberation Serif" w:cs="DejaVu Sans"/>
+      <w:b/>
+      <w:bCs/>
+      <w:sz w:val="36"/>
+      <w:szCs w:val="36"/>
+    </w:rPr>
   </w:style>
   <w:style w:type="character" w:default="1" w:styleId="DefaultParagraphFont">
     <w:name w:val="Default Paragraph Font"/>
     <w:uiPriority w:val="1"/>
-    <w:semiHidden/>
     <w:unhideWhenUsed/>
   </w:style>
   <w:style w:type="table" w:default="1" w:styleId="TableNormal">
@@ -5345,74 +3879,479 @@
     <w:semiHidden/>
     <w:unhideWhenUsed/>
   </w:style>
+  <w:style w:type="character" w:styleId="Hyperlink">
+    <w:name w:val="Hyperlink"/>
+    <w:basedOn w:val="DefaultParagraphFont"/>
+    <w:uiPriority w:val="99"/>
+    <w:unhideWhenUsed/>
+    <w:rsid w:val="004E08E7"/>
+    <w:rPr>
+      <w:color w:val="0000FF" w:themeColor="hyperlink"/>
+      <w:u w:val="single"/>
+    </w:rPr>
+  </w:style>
+  <w:style w:type="character" w:customStyle="1" w:styleId="PlainTextChar">
+    <w:name w:val="Plain Text Char"/>
+    <w:basedOn w:val="DefaultParagraphFont"/>
+    <w:link w:val="PlainText"/>
+    <w:uiPriority w:val="99"/>
+    <w:semiHidden/>
+    <w:qFormat/>
+    <w:rsid w:val="004E08E7"/>
+    <w:rPr>
+      <w:rFonts w:ascii="Consolas" w:hAnsi="Consolas"/>
+      <w:sz w:val="21"/>
+      <w:szCs w:val="21"/>
+    </w:rPr>
+  </w:style>
+  <w:style w:type="character" w:customStyle="1" w:styleId="BalloonTextChar">
+    <w:name w:val="Balloon Text Char"/>
+    <w:basedOn w:val="DefaultParagraphFont"/>
+    <w:link w:val="BalloonText"/>
+    <w:uiPriority w:val="99"/>
+    <w:semiHidden/>
+    <w:qFormat/>
+    <w:rsid w:val="008072CF"/>
+    <w:rPr>
+      <w:rFonts w:ascii="Tahoma" w:hAnsi="Tahoma" w:cs="Tahoma"/>
+      <w:sz w:val="16"/>
+      <w:szCs w:val="16"/>
+    </w:rPr>
+  </w:style>
+  <w:style w:type="character" w:customStyle="1" w:styleId="HeaderChar">
+    <w:name w:val="Header Char"/>
+    <w:basedOn w:val="DefaultParagraphFont"/>
+    <w:link w:val="Header"/>
+    <w:uiPriority w:val="99"/>
+    <w:qFormat/>
+    <w:rsid w:val="00CB411B"/>
+  </w:style>
+  <w:style w:type="character" w:customStyle="1" w:styleId="FooterChar">
+    <w:name w:val="Footer Char"/>
+    <w:basedOn w:val="DefaultParagraphFont"/>
+    <w:link w:val="Footer"/>
+    <w:uiPriority w:val="99"/>
+    <w:qFormat/>
+    <w:rsid w:val="00CB411B"/>
+  </w:style>
+  <w:style w:type="character" w:styleId="FollowedHyperlink">
+    <w:name w:val="FollowedHyperlink"/>
+    <w:basedOn w:val="DefaultParagraphFont"/>
+    <w:uiPriority w:val="99"/>
+    <w:semiHidden/>
+    <w:unhideWhenUsed/>
+    <w:rsid w:val="00AB2346"/>
+    <w:rPr>
+      <w:color w:val="800080" w:themeColor="followedHyperlink"/>
+      <w:u w:val="single"/>
+    </w:rPr>
+  </w:style>
+  <w:style w:type="character" w:styleId="CommentReference">
+    <w:name w:val="annotation reference"/>
+    <w:basedOn w:val="DefaultParagraphFont"/>
+    <w:uiPriority w:val="99"/>
+    <w:semiHidden/>
+    <w:unhideWhenUsed/>
+    <w:qFormat/>
+    <w:rsid w:val="00E95649"/>
+    <w:rPr>
+      <w:sz w:val="16"/>
+      <w:szCs w:val="16"/>
+    </w:rPr>
+  </w:style>
+  <w:style w:type="character" w:customStyle="1" w:styleId="CommentTextChar">
+    <w:name w:val="Comment Text Char"/>
+    <w:basedOn w:val="DefaultParagraphFont"/>
+    <w:link w:val="CommentText"/>
+    <w:uiPriority w:val="99"/>
+    <w:qFormat/>
+    <w:rsid w:val="00E95649"/>
+    <w:rPr>
+      <w:sz w:val="20"/>
+      <w:szCs w:val="20"/>
+    </w:rPr>
+  </w:style>
+  <w:style w:type="character" w:customStyle="1" w:styleId="CommentSubjectChar">
+    <w:name w:val="Comment Subject Char"/>
+    <w:basedOn w:val="CommentTextChar"/>
+    <w:link w:val="CommentSubject"/>
+    <w:uiPriority w:val="99"/>
+    <w:semiHidden/>
+    <w:qFormat/>
+    <w:rsid w:val="00E95649"/>
+    <w:rPr>
+      <w:b/>
+      <w:bCs/>
+      <w:sz w:val="20"/>
+      <w:szCs w:val="20"/>
+    </w:rPr>
+  </w:style>
+  <w:style w:type="character" w:customStyle="1" w:styleId="FootnoteTextChar">
+    <w:name w:val="Footnote Text Char"/>
+    <w:basedOn w:val="DefaultParagraphFont"/>
+    <w:link w:val="FootnoteText"/>
+    <w:uiPriority w:val="99"/>
+    <w:semiHidden/>
+    <w:qFormat/>
+    <w:rsid w:val="00607223"/>
+    <w:rPr>
+      <w:sz w:val="20"/>
+      <w:szCs w:val="20"/>
+    </w:rPr>
+  </w:style>
+  <w:style w:type="character" w:customStyle="1" w:styleId="FootnoteCharacters">
+    <w:name w:val="Footnote Characters"/>
+    <w:basedOn w:val="DefaultParagraphFont"/>
+    <w:uiPriority w:val="99"/>
+    <w:semiHidden/>
+    <w:unhideWhenUsed/>
+    <w:qFormat/>
+    <w:rsid w:val="00607223"/>
+    <w:rPr>
+      <w:vertAlign w:val="superscript"/>
+    </w:rPr>
+  </w:style>
+  <w:style w:type="character" w:styleId="FootnoteReference">
+    <w:name w:val="footnote reference"/>
+    <w:rPr>
+      <w:vertAlign w:val="superscript"/>
+    </w:rPr>
+  </w:style>
+  <w:style w:type="character" w:customStyle="1" w:styleId="EndnoteTextChar">
+    <w:name w:val="Endnote Text Char"/>
+    <w:basedOn w:val="DefaultParagraphFont"/>
+    <w:link w:val="EndnoteText"/>
+    <w:uiPriority w:val="99"/>
+    <w:semiHidden/>
+    <w:qFormat/>
+    <w:rsid w:val="00D45BA4"/>
+    <w:rPr>
+      <w:sz w:val="20"/>
+      <w:szCs w:val="20"/>
+    </w:rPr>
+  </w:style>
+  <w:style w:type="character" w:customStyle="1" w:styleId="EndnoteCharacters">
+    <w:name w:val="Endnote Characters"/>
+    <w:basedOn w:val="DefaultParagraphFont"/>
+    <w:uiPriority w:val="99"/>
+    <w:semiHidden/>
+    <w:unhideWhenUsed/>
+    <w:qFormat/>
+    <w:rsid w:val="00D45BA4"/>
+    <w:rPr>
+      <w:vertAlign w:val="superscript"/>
+    </w:rPr>
+  </w:style>
+  <w:style w:type="character" w:styleId="EndnoteReference">
+    <w:name w:val="endnote reference"/>
+    <w:rPr>
+      <w:vertAlign w:val="superscript"/>
+    </w:rPr>
+  </w:style>
   <w:style w:type="character" w:styleId="PlaceholderText">
     <w:name w:val="Placeholder Text"/>
     <w:basedOn w:val="DefaultParagraphFont"/>
     <w:uiPriority w:val="99"/>
     <w:semiHidden/>
-    <w:rsid w:val="0019676E"/>
+    <w:qFormat/>
+    <w:rsid w:val="00D45BA4"/>
     <w:rPr>
       <w:color w:val="808080"/>
     </w:rPr>
   </w:style>
-  <w:style w:type="paragraph" w:customStyle="1" w:styleId="933604C45F5B462C83BEF1A495161127">
-    <w:name w:val="933604C45F5B462C83BEF1A495161127"/>
-    <w:rsid w:val="00471B58"/>
+  <w:style w:type="paragraph" w:customStyle="1" w:styleId="Heading">
+    <w:name w:val="Heading"/>
+    <w:basedOn w:val="Normal"/>
+    <w:next w:val="BodyText"/>
+    <w:qFormat/>
     <w:pPr>
-      <w:spacing w:after="200" w:line="276" w:lineRule="auto"/>
+      <w:keepNext/>
+      <w:spacing w:before="240" w:after="120"/>
+    </w:pPr>
+    <w:rPr>
+      <w:rFonts w:ascii="Liberation Sans" w:eastAsia="Noto Sans CJK SC" w:hAnsi="Liberation Sans" w:cs="Noto Sans Devanagari"/>
+      <w:sz w:val="28"/>
+      <w:szCs w:val="28"/>
+    </w:rPr>
+  </w:style>
+  <w:style w:type="paragraph" w:styleId="BodyText">
+    <w:name w:val="Body Text"/>
+    <w:basedOn w:val="Normal"/>
+    <w:pPr>
+      <w:spacing w:after="140"/>
+    </w:pPr>
+  </w:style>
+  <w:style w:type="paragraph" w:styleId="List">
+    <w:name w:val="List"/>
+    <w:basedOn w:val="BodyText"/>
+    <w:rPr>
+      <w:rFonts w:cs="Noto Sans Devanagari"/>
+    </w:rPr>
+  </w:style>
+  <w:style w:type="paragraph" w:styleId="Caption">
+    <w:name w:val="caption"/>
+    <w:basedOn w:val="Normal"/>
+    <w:qFormat/>
+    <w:pPr>
+      <w:suppressLineNumbers/>
+      <w:spacing w:before="120" w:after="120"/>
+    </w:pPr>
+    <w:rPr>
+      <w:rFonts w:cs="Noto Sans Devanagari"/>
+      <w:i/>
+      <w:iCs/>
+      <w:sz w:val="24"/>
+      <w:szCs w:val="24"/>
+    </w:rPr>
+  </w:style>
+  <w:style w:type="paragraph" w:customStyle="1" w:styleId="Index">
+    <w:name w:val="Index"/>
+    <w:basedOn w:val="Normal"/>
+    <w:qFormat/>
+    <w:pPr>
+      <w:suppressLineNumbers/>
+    </w:pPr>
+    <w:rPr>
+      <w:rFonts w:cs="Noto Sans Devanagari"/>
+    </w:rPr>
+  </w:style>
+  <w:style w:type="paragraph" w:customStyle="1" w:styleId="StandardSchwarz">
+    <w:name w:val="Standard + Schwarz"/>
+    <w:basedOn w:val="Normal"/>
+    <w:uiPriority w:val="99"/>
+    <w:qFormat/>
+    <w:rsid w:val="00C27894"/>
+    <w:pPr>
+      <w:spacing w:after="0" w:line="240" w:lineRule="auto"/>
+    </w:pPr>
+    <w:rPr>
+      <w:rFonts w:ascii="Times New Roman" w:eastAsia="Times New Roman" w:hAnsi="Times New Roman" w:cs="Times New Roman"/>
+      <w:color w:val="000000"/>
+      <w:sz w:val="20"/>
+      <w:szCs w:val="20"/>
+      <w:lang w:val="en-US"/>
+    </w:rPr>
+  </w:style>
+  <w:style w:type="paragraph" w:styleId="ListParagraph">
+    <w:name w:val="List Paragraph"/>
+    <w:basedOn w:val="Normal"/>
+    <w:uiPriority w:val="34"/>
+    <w:qFormat/>
+    <w:rsid w:val="00C27894"/>
+    <w:pPr>
       <w:ind w:left="720"/>
       <w:contextualSpacing/>
     </w:pPr>
+  </w:style>
+  <w:style w:type="paragraph" w:styleId="PlainText">
+    <w:name w:val="Plain Text"/>
+    <w:basedOn w:val="Normal"/>
+    <w:link w:val="PlainTextChar"/>
+    <w:uiPriority w:val="99"/>
+    <w:semiHidden/>
+    <w:unhideWhenUsed/>
+    <w:qFormat/>
+    <w:rsid w:val="004E08E7"/>
+    <w:pPr>
+      <w:spacing w:after="0" w:line="240" w:lineRule="auto"/>
+    </w:pPr>
     <w:rPr>
-      <w:lang w:val="de-DE" w:eastAsia="de-DE"/>
+      <w:rFonts w:ascii="Consolas" w:hAnsi="Consolas"/>
+      <w:sz w:val="21"/>
+      <w:szCs w:val="21"/>
     </w:rPr>
+  </w:style>
+  <w:style w:type="paragraph" w:styleId="BalloonText">
+    <w:name w:val="Balloon Text"/>
+    <w:basedOn w:val="Normal"/>
+    <w:link w:val="BalloonTextChar"/>
+    <w:uiPriority w:val="99"/>
+    <w:semiHidden/>
+    <w:unhideWhenUsed/>
+    <w:qFormat/>
+    <w:rsid w:val="008072CF"/>
+    <w:pPr>
+      <w:spacing w:after="0" w:line="240" w:lineRule="auto"/>
+    </w:pPr>
+    <w:rPr>
+      <w:rFonts w:ascii="Tahoma" w:hAnsi="Tahoma" w:cs="Tahoma"/>
+      <w:sz w:val="16"/>
+      <w:szCs w:val="16"/>
+    </w:rPr>
+  </w:style>
+  <w:style w:type="paragraph" w:customStyle="1" w:styleId="HeaderandFooter">
+    <w:name w:val="Header and Footer"/>
+    <w:basedOn w:val="Normal"/>
+    <w:qFormat/>
+  </w:style>
+  <w:style w:type="paragraph" w:styleId="Header">
+    <w:name w:val="header"/>
+    <w:basedOn w:val="Normal"/>
+    <w:link w:val="HeaderChar"/>
+    <w:uiPriority w:val="99"/>
+    <w:unhideWhenUsed/>
+    <w:rsid w:val="00CB411B"/>
+    <w:pPr>
+      <w:tabs>
+        <w:tab w:val="center" w:pos="4536"/>
+        <w:tab w:val="right" w:pos="9072"/>
+      </w:tabs>
+      <w:spacing w:after="0" w:line="240" w:lineRule="auto"/>
+    </w:pPr>
+  </w:style>
+  <w:style w:type="paragraph" w:styleId="Footer">
+    <w:name w:val="footer"/>
+    <w:basedOn w:val="Normal"/>
+    <w:link w:val="FooterChar"/>
+    <w:uiPriority w:val="99"/>
+    <w:unhideWhenUsed/>
+    <w:rsid w:val="00CB411B"/>
+    <w:pPr>
+      <w:tabs>
+        <w:tab w:val="center" w:pos="4536"/>
+        <w:tab w:val="right" w:pos="9072"/>
+      </w:tabs>
+      <w:spacing w:after="0" w:line="240" w:lineRule="auto"/>
+    </w:pPr>
+  </w:style>
+  <w:style w:type="paragraph" w:styleId="CommentText">
+    <w:name w:val="annotation text"/>
+    <w:basedOn w:val="Normal"/>
+    <w:link w:val="CommentTextChar"/>
+    <w:uiPriority w:val="99"/>
+    <w:unhideWhenUsed/>
+    <w:rsid w:val="00E95649"/>
+    <w:pPr>
+      <w:spacing w:line="240" w:lineRule="auto"/>
+    </w:pPr>
+    <w:rPr>
+      <w:sz w:val="20"/>
+      <w:szCs w:val="20"/>
+    </w:rPr>
+  </w:style>
+  <w:style w:type="paragraph" w:styleId="CommentSubject">
+    <w:name w:val="annotation subject"/>
+    <w:basedOn w:val="CommentText"/>
+    <w:next w:val="CommentText"/>
+    <w:link w:val="CommentSubjectChar"/>
+    <w:uiPriority w:val="99"/>
+    <w:semiHidden/>
+    <w:unhideWhenUsed/>
+    <w:qFormat/>
+    <w:rsid w:val="00E95649"/>
+    <w:rPr>
+      <w:b/>
+      <w:bCs/>
+    </w:rPr>
+  </w:style>
+  <w:style w:type="paragraph" w:styleId="FootnoteText">
+    <w:name w:val="footnote text"/>
+    <w:basedOn w:val="Normal"/>
+    <w:link w:val="FootnoteTextChar"/>
+    <w:uiPriority w:val="99"/>
+    <w:semiHidden/>
+    <w:unhideWhenUsed/>
+    <w:rsid w:val="00607223"/>
+    <w:pPr>
+      <w:spacing w:after="0" w:line="240" w:lineRule="auto"/>
+    </w:pPr>
+    <w:rPr>
+      <w:sz w:val="20"/>
+      <w:szCs w:val="20"/>
+    </w:rPr>
+  </w:style>
+  <w:style w:type="paragraph" w:styleId="EndnoteText">
+    <w:name w:val="endnote text"/>
+    <w:basedOn w:val="Normal"/>
+    <w:link w:val="EndnoteTextChar"/>
+    <w:uiPriority w:val="99"/>
+    <w:semiHidden/>
+    <w:unhideWhenUsed/>
+    <w:rsid w:val="00D45BA4"/>
+    <w:pPr>
+      <w:spacing w:after="0" w:line="240" w:lineRule="auto"/>
+    </w:pPr>
+    <w:rPr>
+      <w:sz w:val="20"/>
+      <w:szCs w:val="20"/>
+    </w:rPr>
+  </w:style>
+  <w:style w:type="paragraph" w:customStyle="1" w:styleId="FrameContents">
+    <w:name w:val="Frame Contents"/>
+    <w:basedOn w:val="Normal"/>
+    <w:qFormat/>
+  </w:style>
+  <w:style w:type="table" w:styleId="TableGrid">
+    <w:name w:val="Table Grid"/>
+    <w:basedOn w:val="TableNormal"/>
+    <w:uiPriority w:val="59"/>
+    <w:rsid w:val="00582549"/>
+    <w:tblPr>
+      <w:tblBorders>
+        <w:top w:val="single" w:sz="4" w:space="0" w:color="auto"/>
+        <w:left w:val="single" w:sz="4" w:space="0" w:color="auto"/>
+        <w:bottom w:val="single" w:sz="4" w:space="0" w:color="auto"/>
+        <w:right w:val="single" w:sz="4" w:space="0" w:color="auto"/>
+        <w:insideH w:val="single" w:sz="4" w:space="0" w:color="auto"/>
+        <w:insideV w:val="single" w:sz="4" w:space="0" w:color="auto"/>
+      </w:tblBorders>
+    </w:tblPr>
+  </w:style>
+  <w:style w:type="table" w:customStyle="1" w:styleId="TableGrid1">
+    <w:name w:val="Table Grid1"/>
+    <w:basedOn w:val="TableNormal"/>
+    <w:uiPriority w:val="59"/>
+    <w:rsid w:val="009B66FC"/>
+    <w:tblPr>
+      <w:tblBorders>
+        <w:top w:val="single" w:sz="4" w:space="0" w:color="auto"/>
+        <w:left w:val="single" w:sz="4" w:space="0" w:color="auto"/>
+        <w:bottom w:val="single" w:sz="4" w:space="0" w:color="auto"/>
+        <w:right w:val="single" w:sz="4" w:space="0" w:color="auto"/>
+        <w:insideH w:val="single" w:sz="4" w:space="0" w:color="auto"/>
+        <w:insideV w:val="single" w:sz="4" w:space="0" w:color="auto"/>
+      </w:tblBorders>
+    </w:tblPr>
   </w:style>
 </w:styles>
 </file>
 
-<file path=word/glossary/webSettings.xml><?xml version="1.0" encoding="utf-8"?>
-<w:webSettings xmlns:mc="http://schemas.openxmlformats.org/markup-compatibility/2006" xmlns:r="http://schemas.openxmlformats.org/officeDocument/2006/relationships" xmlns:w="http://schemas.openxmlformats.org/wordprocessingml/2006/main" xmlns:w14="http://schemas.microsoft.com/office/word/2010/wordml" xmlns:w15="http://schemas.microsoft.com/office/word/2012/wordml" xmlns:w16cex="http://schemas.microsoft.com/office/word/2018/wordml/cex" xmlns:w16cid="http://schemas.microsoft.com/office/word/2016/wordml/cid" xmlns:w16="http://schemas.microsoft.com/office/word/2018/wordml" xmlns:w16se="http://schemas.microsoft.com/office/word/2015/wordml/symex" mc:Ignorable="w14 w15 w16se w16cid w16 w16cex">
-  <w:optimizeForBrowser/>
-  <w:allowPNG/>
-</w:webSettings>
-</file>
-
 <file path=word/theme/theme1.xml><?xml version="1.0" encoding="utf-8"?>
-<a:theme xmlns:a="http://schemas.openxmlformats.org/drawingml/2006/main" xmlns:r="http://schemas.openxmlformats.org/officeDocument/2006/relationships" name="Larissa-Design">
+<a:theme xmlns:a="http://schemas.openxmlformats.org/drawingml/2006/main" name="Larissa-Design">
   <a:themeElements>
     <a:clrScheme name="Larissa">
       <a:dk1>
         <a:srgbClr val="000000"/>
       </a:dk1>
       <a:lt1>
-        <a:srgbClr val="ffffff"/>
+        <a:srgbClr val="FFFFFF"/>
       </a:lt1>
       <a:dk2>
-        <a:srgbClr val="1f497d"/>
+        <a:srgbClr val="1F497D"/>
       </a:dk2>
       <a:lt2>
-        <a:srgbClr val="eeece1"/>
+        <a:srgbClr val="EEECE1"/>
       </a:lt2>
       <a:accent1>
-        <a:srgbClr val="4f81bd"/>
+        <a:srgbClr val="4F81BD"/>
       </a:accent1>
       <a:accent2>
-        <a:srgbClr val="c0504d"/>
+        <a:srgbClr val="C0504D"/>
       </a:accent2>
       <a:accent3>
-        <a:srgbClr val="9bbb59"/>
+        <a:srgbClr val="9BBB59"/>
       </a:accent3>
       <a:accent4>
-        <a:srgbClr val="8064a2"/>
+        <a:srgbClr val="8064A2"/>
       </a:accent4>
       <a:accent5>
-        <a:srgbClr val="4bacc6"/>
+        <a:srgbClr val="4BACC6"/>
       </a:accent5>
       <a:accent6>
-        <a:srgbClr val="f79646"/>
+        <a:srgbClr val="F79646"/>
       </a:accent6>
       <a:hlink>
-        <a:srgbClr val="0000ff"/>
+        <a:srgbClr val="0000FF"/>
       </a:hlink>
       <a:folHlink>
         <a:srgbClr val="800080"/>
@@ -5420,12 +4359,12 @@
     </a:clrScheme>
     <a:fontScheme name="Larissa">
       <a:majorFont>
-        <a:latin typeface="Cambria" pitchFamily="0" charset="1"/>
+        <a:latin typeface="Cambria"/>
         <a:ea typeface=""/>
         <a:cs typeface=""/>
       </a:majorFont>
       <a:minorFont>
-        <a:latin typeface="Calibri" pitchFamily="0" charset="1"/>
+        <a:latin typeface="Calibri"/>
         <a:ea typeface=""/>
         <a:cs typeface=""/>
       </a:minorFont>
@@ -5454,7 +4393,7 @@
             </a:gs>
           </a:gsLst>
           <a:lin ang="16200000" scaled="1"/>
-          <a:tileRect l="0" t="0" r="0" b="0"/>
+          <a:tileRect/>
         </a:gradFill>
         <a:gradFill>
           <a:gsLst>
@@ -5475,7 +4414,7 @@
             </a:gs>
           </a:gsLst>
           <a:lin ang="16200000" scaled="0"/>
-          <a:tileRect l="0" t="0" r="0" b="0"/>
+          <a:tileRect/>
         </a:gradFill>
       </a:fillStyleLst>
       <a:lnStyleLst>
@@ -5526,7 +4465,7 @@
           <a:path path="circle">
             <a:fillToRect l="50000" t="-80000" r="50000" b="180000"/>
           </a:path>
-          <a:tileRect l="0" t="0" r="0" b="0"/>
+          <a:tileRect/>
         </a:gradFill>
         <a:gradFill>
           <a:gsLst>
@@ -5544,35 +4483,17 @@
           <a:path path="circle">
             <a:fillToRect l="50000" t="50000" r="50000" b="50000"/>
           </a:path>
-          <a:tileRect l="0" t="0" r="0" b="0"/>
+          <a:tileRect/>
         </a:gradFill>
       </a:bgFillStyleLst>
     </a:fmtScheme>
   </a:themeElements>
+  <a:objectDefaults/>
+  <a:extraClrSchemeLst/>
 </a:theme>
 </file>
 
 <file path=customXml/item1.xml><?xml version="1.0" encoding="utf-8"?>
-<p:properties xmlns:p="http://schemas.microsoft.com/office/2006/metadata/properties" xmlns:xsi="http://www.w3.org/2001/XMLSchema-instance" xmlns:pc="http://schemas.microsoft.com/office/infopath/2007/PartnerControls">
-  <documentManagement>
-    <lcf76f155ced4ddcb4097134ff3c332f xmlns="d9c60541-b97e-4531-bd5d-c95af8ba043f">
-      <Terms xmlns="http://schemas.microsoft.com/office/infopath/2007/PartnerControls"/>
-    </lcf76f155ced4ddcb4097134ff3c332f>
-    <TaxCatchAll xmlns="2298e316-5395-4ea8-8620-f0b006294e0b" xsi:nil="true"/>
-  </documentManagement>
-</p:properties>
-</file>
-
-<file path=customXml/item2.xml><?xml version="1.0" encoding="utf-8"?>
-<?mso-contentType ?>
-<FormTemplates xmlns="http://schemas.microsoft.com/sharepoint/v3/contenttype/forms">
-  <Display>DocumentLibraryForm</Display>
-  <Edit>DocumentLibraryForm</Edit>
-  <New>DocumentLibraryForm</New>
-</FormTemplates>
-</file>
-
-<file path=customXml/item3.xml><?xml version="1.0" encoding="utf-8"?>
 <ct:contentTypeSchema xmlns:ct="http://schemas.microsoft.com/office/2006/metadata/contentType" xmlns:ma="http://schemas.microsoft.com/office/2006/metadata/properties/metaAttributes" ct:_="" ma:_="" ma:contentTypeName="Document" ma:contentTypeID="0x0101001C9D4C717E432B45829341C6EB4E0512" ma:contentTypeVersion="12" ma:contentTypeDescription="Create a new document." ma:contentTypeScope="" ma:versionID="3ae6544b8d9a28c98e88cd16565aa9b5">
   <xsd:schema xmlns:xsd="http://www.w3.org/2001/XMLSchema" xmlns:xs="http://www.w3.org/2001/XMLSchema" xmlns:p="http://schemas.microsoft.com/office/2006/metadata/properties" xmlns:ns2="d9c60541-b97e-4531-bd5d-c95af8ba043f" xmlns:ns3="2298e316-5395-4ea8-8620-f0b006294e0b" targetNamespace="http://schemas.microsoft.com/office/2006/metadata/properties" ma:root="true" ma:fieldsID="5c5f6baa5816be1c78c45c735aa51177" ns2:_="" ns3:_="">
     <xsd:import namespace="d9c60541-b97e-4531-bd5d-c95af8ba043f"/>
@@ -5773,20 +4694,66 @@
 </ct:contentTypeSchema>
 </file>
 
+<file path=customXml/item2.xml><?xml version="1.0" encoding="utf-8"?>
+<?mso-contentType ?>
+<FormTemplates xmlns="http://schemas.microsoft.com/sharepoint/v3/contenttype/forms">
+  <Display>DocumentLibraryForm</Display>
+  <Edit>DocumentLibraryForm</Edit>
+  <New>DocumentLibraryForm</New>
+</FormTemplates>
+</file>
+
+<file path=customXml/item3.xml><?xml version="1.0" encoding="utf-8"?>
+<p:properties xmlns:p="http://schemas.microsoft.com/office/2006/metadata/properties" xmlns:xsi="http://www.w3.org/2001/XMLSchema-instance" xmlns:pc="http://schemas.microsoft.com/office/infopath/2007/PartnerControls">
+  <documentManagement>
+    <lcf76f155ced4ddcb4097134ff3c332f xmlns="d9c60541-b97e-4531-bd5d-c95af8ba043f">
+      <Terms xmlns="http://schemas.microsoft.com/office/infopath/2007/PartnerControls"/>
+    </lcf76f155ced4ddcb4097134ff3c332f>
+    <TaxCatchAll xmlns="2298e316-5395-4ea8-8620-f0b006294e0b" xsi:nil="true"/>
+  </documentManagement>
+</p:properties>
+</file>
+
 <file path=customXml/item4.xml><?xml version="1.0" encoding="utf-8"?>
 <b:Sources xmlns:b="http://schemas.openxmlformats.org/officeDocument/2006/bibliography" xmlns="http://schemas.openxmlformats.org/officeDocument/2006/bibliography" SelectedStyle="\APASixthEditionOfficeOnline.xsl" StyleName="APA" Version="6"/>
 </file>
 
 <file path=customXml/itemProps1.xml><?xml version="1.0" encoding="utf-8"?>
-<ds:datastoreItem xmlns:ds="http://schemas.openxmlformats.org/officeDocument/2006/customXml" ds:itemID="{C7014DF9-9EC5-4F0D-AA3E-FC9506FA3C69}"/>
+<ds:datastoreItem xmlns:ds="http://schemas.openxmlformats.org/officeDocument/2006/customXml" ds:itemID="{858B033C-9FFC-498A-99B8-8C64F1144180}">
+  <ds:schemaRefs>
+    <ds:schemaRef ds:uri="http://schemas.microsoft.com/office/2006/metadata/contentType"/>
+    <ds:schemaRef ds:uri="http://schemas.microsoft.com/office/2006/metadata/properties/metaAttributes"/>
+    <ds:schemaRef ds:uri="http://www.w3.org/2001/XMLSchema"/>
+    <ds:schemaRef ds:uri="http://schemas.microsoft.com/office/2006/metadata/properties"/>
+    <ds:schemaRef ds:uri="d9c60541-b97e-4531-bd5d-c95af8ba043f"/>
+    <ds:schemaRef ds:uri="2298e316-5395-4ea8-8620-f0b006294e0b"/>
+    <ds:schemaRef ds:uri="http://schemas.microsoft.com/office/2006/documentManagement/types"/>
+    <ds:schemaRef ds:uri="http://schemas.microsoft.com/office/infopath/2007/PartnerControls"/>
+    <ds:schemaRef ds:uri="http://schemas.openxmlformats.org/package/2006/metadata/core-properties"/>
+    <ds:schemaRef ds:uri="http://purl.org/dc/elements/1.1/"/>
+    <ds:schemaRef ds:uri="http://purl.org/dc/terms/"/>
+    <ds:schemaRef ds:uri="http://schemas.microsoft.com/internal/obd"/>
+  </ds:schemaRefs>
+</ds:datastoreItem>
 </file>
 
 <file path=customXml/itemProps2.xml><?xml version="1.0" encoding="utf-8"?>
-<ds:datastoreItem xmlns:ds="http://schemas.openxmlformats.org/officeDocument/2006/customXml" ds:itemID="{92CF7133-810B-46E4-B70A-61E425598E6C}"/>
+<ds:datastoreItem xmlns:ds="http://schemas.openxmlformats.org/officeDocument/2006/customXml" ds:itemID="{92CF7133-810B-46E4-B70A-61E425598E6C}">
+  <ds:schemaRefs>
+    <ds:schemaRef ds:uri="http://schemas.microsoft.com/sharepoint/v3/contenttype/forms"/>
+  </ds:schemaRefs>
+</ds:datastoreItem>
 </file>
 
 <file path=customXml/itemProps3.xml><?xml version="1.0" encoding="utf-8"?>
-<ds:datastoreItem xmlns:ds="http://schemas.openxmlformats.org/officeDocument/2006/customXml" ds:itemID="{858B033C-9FFC-498A-99B8-8C64F1144180}"/>
+<ds:datastoreItem xmlns:ds="http://schemas.openxmlformats.org/officeDocument/2006/customXml" ds:itemID="{C7014DF9-9EC5-4F0D-AA3E-FC9506FA3C69}">
+  <ds:schemaRefs>
+    <ds:schemaRef ds:uri="http://schemas.microsoft.com/office/2006/metadata/properties"/>
+    <ds:schemaRef ds:uri="http://schemas.microsoft.com/office/infopath/2007/PartnerControls"/>
+    <ds:schemaRef ds:uri="d9c60541-b97e-4531-bd5d-c95af8ba043f"/>
+    <ds:schemaRef ds:uri="2298e316-5395-4ea8-8620-f0b006294e0b"/>
+  </ds:schemaRefs>
+</ds:datastoreItem>
 </file>
 
 <file path=customXml/itemProps4.xml><?xml version="1.0" encoding="utf-8"?>

--- a/proceedings-content/LNCS_productionII.docx
+++ b/proceedings-content/LNCS_productionII.docx
@@ -865,21 +865,7 @@
               <w:rPr>
                 <w:rFonts w:ascii="Calibri" w:hAnsi="Calibri" w:cstheme="minorHAnsi"/>
               </w:rPr>
-              <w:t xml:space="preserve">Via </w:t>
-            </w:r>
-            <w:proofErr w:type="spellStart"/>
-            <w:r>
-              <w:rPr>
-                <w:rFonts w:ascii="Calibri" w:hAnsi="Calibri" w:cstheme="minorHAnsi"/>
-              </w:rPr>
-              <w:t>dell’Università</w:t>
-            </w:r>
-            <w:proofErr w:type="spellEnd"/>
-            <w:r>
-              <w:rPr>
-                <w:rFonts w:ascii="Calibri" w:hAnsi="Calibri" w:cstheme="minorHAnsi"/>
-              </w:rPr>
-              <w:t xml:space="preserve"> 50, 57522, Cesena, Italy</w:t>
+              <w:t>Via dell’Università 50, 57522, Cesena, Italy</w:t>
             </w:r>
           </w:p>
         </w:tc>
@@ -1703,7 +1689,6 @@
                 <w:lang w:val="en-US"/>
               </w:rPr>
             </w:pPr>
-            <w:proofErr w:type="spellStart"/>
             <w:r>
               <w:rPr>
                 <w:rFonts w:cstheme="minorHAnsi"/>
@@ -1711,7 +1696,6 @@
               </w:rPr>
               <w:t>Easychair</w:t>
             </w:r>
-            <w:proofErr w:type="spellEnd"/>
           </w:p>
         </w:tc>
       </w:tr>
@@ -2234,9 +2218,149 @@
       <w:pPr>
         <w:rPr>
           <w:rFonts w:cstheme="minorHAnsi"/>
-          <w:lang w:val="en-US"/>
-        </w:rPr>
-      </w:pPr>
+        </w:rPr>
+      </w:pPr>
+      <w:r>
+        <w:rPr>
+          <w:rFonts w:cstheme="minorHAnsi"/>
+        </w:rPr>
+        <w:t>Software and its engineering~Formal language definitions</w:t>
+      </w:r>
+    </w:p>
+    <w:p>
+      <w:pPr>
+        <w:rPr>
+          <w:rFonts w:cstheme="minorHAnsi"/>
+        </w:rPr>
+      </w:pPr>
+      <w:r>
+        <w:rPr>
+          <w:rFonts w:cstheme="minorHAnsi"/>
+        </w:rPr>
+        <w:t>Software and its engineering~Distributed programming languages</w:t>
+      </w:r>
+    </w:p>
+    <w:p>
+      <w:pPr>
+        <w:rPr>
+          <w:rFonts w:cstheme="minorHAnsi"/>
+        </w:rPr>
+      </w:pPr>
+      <w:r>
+        <w:rPr>
+          <w:rFonts w:cstheme="minorHAnsi"/>
+        </w:rPr>
+        <w:lastRenderedPageBreak/>
+        <w:t>Software and its engineering</w:t>
+      </w:r>
+      <w:r>
+        <w:rPr>
+          <w:rFonts w:cstheme="minorHAnsi"/>
+        </w:rPr>
+        <w:t>~Formal software verification</w:t>
+      </w:r>
+    </w:p>
+    <w:p>
+      <w:pPr>
+        <w:rPr>
+          <w:rFonts w:cstheme="minorHAnsi"/>
+        </w:rPr>
+      </w:pPr>
+      <w:r>
+        <w:rPr>
+          <w:rFonts w:cstheme="minorHAnsi"/>
+        </w:rPr>
+        <w:t>Software and its engineering~Software as a service orchestration system</w:t>
+      </w:r>
+    </w:p>
+    <w:p>
+      <w:pPr>
+        <w:tabs>
+          <w:tab w:val="num" w:pos="720"/>
+        </w:tabs>
+        <w:rPr>
+          <w:rFonts w:cstheme="minorHAnsi"/>
+        </w:rPr>
+      </w:pPr>
+      <w:hyperlink r:id="rId13" w:history="1">
+        <w:r>
+          <w:t>Theory of computation</w:t>
+        </w:r>
+      </w:hyperlink>
+      <w:r>
+        <w:rPr>
+          <w:rFonts w:cstheme="minorHAnsi"/>
+        </w:rPr>
+        <w:t xml:space="preserve">~ </w:t>
+      </w:r>
+      <w:hyperlink r:id="rId14" w:history="1">
+        <w:r>
+          <w:t>Verification by model checking</w:t>
+        </w:r>
+      </w:hyperlink>
+    </w:p>
+    <w:p>
+      <w:pPr>
+        <w:rPr>
+          <w:rFonts w:cstheme="minorHAnsi"/>
+          <w:lang w:val="en-US"/>
+        </w:rPr>
+      </w:pPr>
+      <w:r>
+        <w:rPr>
+          <w:rFonts w:cstheme="minorHAnsi"/>
+        </w:rPr>
+        <w:t>Computing methodologies~Self-organization</w:t>
+      </w:r>
+    </w:p>
+    <w:p>
+      <w:pPr>
+        <w:rPr>
+          <w:rFonts w:cstheme="minorHAnsi"/>
+          <w:lang w:val="en-US"/>
+        </w:rPr>
+      </w:pPr>
+      <w:r>
+        <w:rPr>
+          <w:rFonts w:cstheme="minorHAnsi"/>
+        </w:rPr>
+        <w:t>Computing methodologies~</w:t>
+      </w:r>
+      <w:r>
+        <w:t xml:space="preserve"> </w:t>
+      </w:r>
+      <w:r>
+        <w:rPr>
+          <w:rFonts w:cstheme="minorHAnsi"/>
+        </w:rPr>
+        <w:t>Distributed programming languages</w:t>
+      </w:r>
+    </w:p>
+    <w:p>
+      <w:pPr>
+        <w:tabs>
+          <w:tab w:val="num" w:pos="720"/>
+        </w:tabs>
+        <w:rPr>
+          <w:rFonts w:cstheme="minorHAnsi"/>
+        </w:rPr>
+      </w:pPr>
+      <w:hyperlink r:id="rId15" w:history="1">
+        <w:r>
+          <w:t>Computing methodologies</w:t>
+        </w:r>
+      </w:hyperlink>
+      <w:r>
+        <w:rPr>
+          <w:rFonts w:cstheme="minorHAnsi"/>
+        </w:rPr>
+        <w:t>~</w:t>
+      </w:r>
+      <w:hyperlink r:id="rId16" w:history="1">
+        <w:r>
+          <w:t>Simulation tools</w:t>
+        </w:r>
+      </w:hyperlink>
     </w:p>
     <w:p>
       <w:pPr>
@@ -2557,7 +2681,7 @@
           <w:lang w:val="en-US"/>
         </w:rPr>
       </w:pPr>
-      <w:hyperlink r:id="rId13">
+      <w:hyperlink r:id="rId17">
         <w:r>
           <w:rPr>
             <w:rStyle w:val="Hyperlink"/>
@@ -2593,7 +2717,7 @@
           <w:lang w:val="en-US"/>
         </w:rPr>
       </w:pPr>
-      <w:hyperlink r:id="rId14">
+      <w:hyperlink r:id="rId18">
         <w:r>
           <w:rPr>
             <w:rStyle w:val="Hyperlink"/>
@@ -2625,9 +2749,9 @@
       </w:pPr>
     </w:p>
     <w:sectPr>
-      <w:headerReference w:type="even" r:id="rId15"/>
-      <w:headerReference w:type="default" r:id="rId16"/>
-      <w:headerReference w:type="first" r:id="rId17"/>
+      <w:headerReference w:type="even" r:id="rId19"/>
+      <w:headerReference w:type="default" r:id="rId20"/>
+      <w:headerReference w:type="first" r:id="rId21"/>
       <w:pgSz w:w="11906" w:h="16838"/>
       <w:pgMar w:top="1417" w:right="1417" w:bottom="1134" w:left="1417" w:header="708" w:footer="0" w:gutter="0"/>
       <w:cols w:space="720"/>
@@ -2697,21 +2821,7 @@
         <w:rPr>
           <w:lang w:val="en-US"/>
         </w:rPr>
-        <w:t xml:space="preserve">  The identities of the reviewers remain anonymous but the </w:t>
-      </w:r>
-      <w:proofErr w:type="gramStart"/>
-      <w:r>
-        <w:rPr>
-          <w:lang w:val="en-US"/>
-        </w:rPr>
-        <w:t>authors‘ names</w:t>
-      </w:r>
-      <w:proofErr w:type="gramEnd"/>
-      <w:r>
-        <w:rPr>
-          <w:lang w:val="en-US"/>
-        </w:rPr>
-        <w:t xml:space="preserve"> appear on the paper.</w:t>
+        <w:t xml:space="preserve">  The identities of the reviewers remain anonymous but the authors‘ names appear on the paper.</w:t>
       </w:r>
     </w:p>
   </w:footnote>
@@ -3165,6 +3275,155 @@
     </w:lvl>
   </w:abstractNum>
   <w:abstractNum w:abstractNumId="1" w15:restartNumberingAfterBreak="0">
+    <w:nsid w:val="52A43418"/>
+    <w:multiLevelType w:val="multilevel"/>
+    <w:tmpl w:val="9A60BB84"/>
+    <w:lvl w:ilvl="0">
+      <w:start w:val="1"/>
+      <w:numFmt w:val="bullet"/>
+      <w:lvlText w:val=""/>
+      <w:lvlJc w:val="left"/>
+      <w:pPr>
+        <w:tabs>
+          <w:tab w:val="num" w:pos="720"/>
+        </w:tabs>
+        <w:ind w:left="720" w:hanging="360"/>
+      </w:pPr>
+      <w:rPr>
+        <w:rFonts w:ascii="Symbol" w:hAnsi="Symbol" w:hint="default"/>
+        <w:sz w:val="20"/>
+      </w:rPr>
+    </w:lvl>
+    <w:lvl w:ilvl="1" w:tentative="1">
+      <w:start w:val="1"/>
+      <w:numFmt w:val="bullet"/>
+      <w:lvlText w:val="o"/>
+      <w:lvlJc w:val="left"/>
+      <w:pPr>
+        <w:tabs>
+          <w:tab w:val="num" w:pos="1440"/>
+        </w:tabs>
+        <w:ind w:left="1440" w:hanging="360"/>
+      </w:pPr>
+      <w:rPr>
+        <w:rFonts w:ascii="Courier New" w:hAnsi="Courier New" w:hint="default"/>
+        <w:sz w:val="20"/>
+      </w:rPr>
+    </w:lvl>
+    <w:lvl w:ilvl="2" w:tentative="1">
+      <w:start w:val="1"/>
+      <w:numFmt w:val="bullet"/>
+      <w:lvlText w:val=""/>
+      <w:lvlJc w:val="left"/>
+      <w:pPr>
+        <w:tabs>
+          <w:tab w:val="num" w:pos="2160"/>
+        </w:tabs>
+        <w:ind w:left="2160" w:hanging="360"/>
+      </w:pPr>
+      <w:rPr>
+        <w:rFonts w:ascii="Wingdings" w:hAnsi="Wingdings" w:hint="default"/>
+        <w:sz w:val="20"/>
+      </w:rPr>
+    </w:lvl>
+    <w:lvl w:ilvl="3" w:tentative="1">
+      <w:start w:val="1"/>
+      <w:numFmt w:val="bullet"/>
+      <w:lvlText w:val=""/>
+      <w:lvlJc w:val="left"/>
+      <w:pPr>
+        <w:tabs>
+          <w:tab w:val="num" w:pos="2880"/>
+        </w:tabs>
+        <w:ind w:left="2880" w:hanging="360"/>
+      </w:pPr>
+      <w:rPr>
+        <w:rFonts w:ascii="Wingdings" w:hAnsi="Wingdings" w:hint="default"/>
+        <w:sz w:val="20"/>
+      </w:rPr>
+    </w:lvl>
+    <w:lvl w:ilvl="4" w:tentative="1">
+      <w:start w:val="1"/>
+      <w:numFmt w:val="bullet"/>
+      <w:lvlText w:val=""/>
+      <w:lvlJc w:val="left"/>
+      <w:pPr>
+        <w:tabs>
+          <w:tab w:val="num" w:pos="3600"/>
+        </w:tabs>
+        <w:ind w:left="3600" w:hanging="360"/>
+      </w:pPr>
+      <w:rPr>
+        <w:rFonts w:ascii="Wingdings" w:hAnsi="Wingdings" w:hint="default"/>
+        <w:sz w:val="20"/>
+      </w:rPr>
+    </w:lvl>
+    <w:lvl w:ilvl="5" w:tentative="1">
+      <w:start w:val="1"/>
+      <w:numFmt w:val="bullet"/>
+      <w:lvlText w:val=""/>
+      <w:lvlJc w:val="left"/>
+      <w:pPr>
+        <w:tabs>
+          <w:tab w:val="num" w:pos="4320"/>
+        </w:tabs>
+        <w:ind w:left="4320" w:hanging="360"/>
+      </w:pPr>
+      <w:rPr>
+        <w:rFonts w:ascii="Wingdings" w:hAnsi="Wingdings" w:hint="default"/>
+        <w:sz w:val="20"/>
+      </w:rPr>
+    </w:lvl>
+    <w:lvl w:ilvl="6" w:tentative="1">
+      <w:start w:val="1"/>
+      <w:numFmt w:val="bullet"/>
+      <w:lvlText w:val=""/>
+      <w:lvlJc w:val="left"/>
+      <w:pPr>
+        <w:tabs>
+          <w:tab w:val="num" w:pos="5040"/>
+        </w:tabs>
+        <w:ind w:left="5040" w:hanging="360"/>
+      </w:pPr>
+      <w:rPr>
+        <w:rFonts w:ascii="Wingdings" w:hAnsi="Wingdings" w:hint="default"/>
+        <w:sz w:val="20"/>
+      </w:rPr>
+    </w:lvl>
+    <w:lvl w:ilvl="7" w:tentative="1">
+      <w:start w:val="1"/>
+      <w:numFmt w:val="bullet"/>
+      <w:lvlText w:val=""/>
+      <w:lvlJc w:val="left"/>
+      <w:pPr>
+        <w:tabs>
+          <w:tab w:val="num" w:pos="5760"/>
+        </w:tabs>
+        <w:ind w:left="5760" w:hanging="360"/>
+      </w:pPr>
+      <w:rPr>
+        <w:rFonts w:ascii="Wingdings" w:hAnsi="Wingdings" w:hint="default"/>
+        <w:sz w:val="20"/>
+      </w:rPr>
+    </w:lvl>
+    <w:lvl w:ilvl="8" w:tentative="1">
+      <w:start w:val="1"/>
+      <w:numFmt w:val="bullet"/>
+      <w:lvlText w:val=""/>
+      <w:lvlJc w:val="left"/>
+      <w:pPr>
+        <w:tabs>
+          <w:tab w:val="num" w:pos="6480"/>
+        </w:tabs>
+        <w:ind w:left="6480" w:hanging="360"/>
+      </w:pPr>
+      <w:rPr>
+        <w:rFonts w:ascii="Wingdings" w:hAnsi="Wingdings" w:hint="default"/>
+        <w:sz w:val="20"/>
+      </w:rPr>
+    </w:lvl>
+  </w:abstractNum>
+  <w:abstractNum w:abstractNumId="2" w15:restartNumberingAfterBreak="0">
     <w:nsid w:val="56D72FAA"/>
     <w:multiLevelType w:val="multilevel"/>
     <w:tmpl w:val="8A7E7B74"/>
@@ -3281,7 +3540,156 @@
       </w:pPr>
     </w:lvl>
   </w:abstractNum>
-  <w:abstractNum w:abstractNumId="2" w15:restartNumberingAfterBreak="0">
+  <w:abstractNum w:abstractNumId="3" w15:restartNumberingAfterBreak="0">
+    <w:nsid w:val="64C05AD3"/>
+    <w:multiLevelType w:val="multilevel"/>
+    <w:tmpl w:val="36F494B0"/>
+    <w:lvl w:ilvl="0">
+      <w:start w:val="1"/>
+      <w:numFmt w:val="bullet"/>
+      <w:lvlText w:val=""/>
+      <w:lvlJc w:val="left"/>
+      <w:pPr>
+        <w:tabs>
+          <w:tab w:val="num" w:pos="720"/>
+        </w:tabs>
+        <w:ind w:left="720" w:hanging="360"/>
+      </w:pPr>
+      <w:rPr>
+        <w:rFonts w:ascii="Symbol" w:hAnsi="Symbol" w:hint="default"/>
+        <w:sz w:val="20"/>
+      </w:rPr>
+    </w:lvl>
+    <w:lvl w:ilvl="1" w:tentative="1">
+      <w:start w:val="1"/>
+      <w:numFmt w:val="bullet"/>
+      <w:lvlText w:val="o"/>
+      <w:lvlJc w:val="left"/>
+      <w:pPr>
+        <w:tabs>
+          <w:tab w:val="num" w:pos="1440"/>
+        </w:tabs>
+        <w:ind w:left="1440" w:hanging="360"/>
+      </w:pPr>
+      <w:rPr>
+        <w:rFonts w:ascii="Courier New" w:hAnsi="Courier New" w:hint="default"/>
+        <w:sz w:val="20"/>
+      </w:rPr>
+    </w:lvl>
+    <w:lvl w:ilvl="2" w:tentative="1">
+      <w:start w:val="1"/>
+      <w:numFmt w:val="bullet"/>
+      <w:lvlText w:val=""/>
+      <w:lvlJc w:val="left"/>
+      <w:pPr>
+        <w:tabs>
+          <w:tab w:val="num" w:pos="2160"/>
+        </w:tabs>
+        <w:ind w:left="2160" w:hanging="360"/>
+      </w:pPr>
+      <w:rPr>
+        <w:rFonts w:ascii="Wingdings" w:hAnsi="Wingdings" w:hint="default"/>
+        <w:sz w:val="20"/>
+      </w:rPr>
+    </w:lvl>
+    <w:lvl w:ilvl="3" w:tentative="1">
+      <w:start w:val="1"/>
+      <w:numFmt w:val="bullet"/>
+      <w:lvlText w:val=""/>
+      <w:lvlJc w:val="left"/>
+      <w:pPr>
+        <w:tabs>
+          <w:tab w:val="num" w:pos="2880"/>
+        </w:tabs>
+        <w:ind w:left="2880" w:hanging="360"/>
+      </w:pPr>
+      <w:rPr>
+        <w:rFonts w:ascii="Wingdings" w:hAnsi="Wingdings" w:hint="default"/>
+        <w:sz w:val="20"/>
+      </w:rPr>
+    </w:lvl>
+    <w:lvl w:ilvl="4" w:tentative="1">
+      <w:start w:val="1"/>
+      <w:numFmt w:val="bullet"/>
+      <w:lvlText w:val=""/>
+      <w:lvlJc w:val="left"/>
+      <w:pPr>
+        <w:tabs>
+          <w:tab w:val="num" w:pos="3600"/>
+        </w:tabs>
+        <w:ind w:left="3600" w:hanging="360"/>
+      </w:pPr>
+      <w:rPr>
+        <w:rFonts w:ascii="Wingdings" w:hAnsi="Wingdings" w:hint="default"/>
+        <w:sz w:val="20"/>
+      </w:rPr>
+    </w:lvl>
+    <w:lvl w:ilvl="5" w:tentative="1">
+      <w:start w:val="1"/>
+      <w:numFmt w:val="bullet"/>
+      <w:lvlText w:val=""/>
+      <w:lvlJc w:val="left"/>
+      <w:pPr>
+        <w:tabs>
+          <w:tab w:val="num" w:pos="4320"/>
+        </w:tabs>
+        <w:ind w:left="4320" w:hanging="360"/>
+      </w:pPr>
+      <w:rPr>
+        <w:rFonts w:ascii="Wingdings" w:hAnsi="Wingdings" w:hint="default"/>
+        <w:sz w:val="20"/>
+      </w:rPr>
+    </w:lvl>
+    <w:lvl w:ilvl="6" w:tentative="1">
+      <w:start w:val="1"/>
+      <w:numFmt w:val="bullet"/>
+      <w:lvlText w:val=""/>
+      <w:lvlJc w:val="left"/>
+      <w:pPr>
+        <w:tabs>
+          <w:tab w:val="num" w:pos="5040"/>
+        </w:tabs>
+        <w:ind w:left="5040" w:hanging="360"/>
+      </w:pPr>
+      <w:rPr>
+        <w:rFonts w:ascii="Wingdings" w:hAnsi="Wingdings" w:hint="default"/>
+        <w:sz w:val="20"/>
+      </w:rPr>
+    </w:lvl>
+    <w:lvl w:ilvl="7" w:tentative="1">
+      <w:start w:val="1"/>
+      <w:numFmt w:val="bullet"/>
+      <w:lvlText w:val=""/>
+      <w:lvlJc w:val="left"/>
+      <w:pPr>
+        <w:tabs>
+          <w:tab w:val="num" w:pos="5760"/>
+        </w:tabs>
+        <w:ind w:left="5760" w:hanging="360"/>
+      </w:pPr>
+      <w:rPr>
+        <w:rFonts w:ascii="Wingdings" w:hAnsi="Wingdings" w:hint="default"/>
+        <w:sz w:val="20"/>
+      </w:rPr>
+    </w:lvl>
+    <w:lvl w:ilvl="8" w:tentative="1">
+      <w:start w:val="1"/>
+      <w:numFmt w:val="bullet"/>
+      <w:lvlText w:val=""/>
+      <w:lvlJc w:val="left"/>
+      <w:pPr>
+        <w:tabs>
+          <w:tab w:val="num" w:pos="6480"/>
+        </w:tabs>
+        <w:ind w:left="6480" w:hanging="360"/>
+      </w:pPr>
+      <w:rPr>
+        <w:rFonts w:ascii="Wingdings" w:hAnsi="Wingdings" w:hint="default"/>
+        <w:sz w:val="20"/>
+      </w:rPr>
+    </w:lvl>
+  </w:abstractNum>
+  <w:abstractNum w:abstractNumId="4" w15:restartNumberingAfterBreak="0">
     <w:nsid w:val="663714CC"/>
     <w:multiLevelType w:val="multilevel"/>
     <w:tmpl w:val="4CFCF0F6"/>
@@ -3422,13 +3830,19 @@
     </w:lvl>
   </w:abstractNum>
   <w:num w:numId="1" w16cid:durableId="1090545838">
-    <w:abstractNumId w:val="2"/>
+    <w:abstractNumId w:val="4"/>
   </w:num>
   <w:num w:numId="2" w16cid:durableId="1325553802">
-    <w:abstractNumId w:val="1"/>
+    <w:abstractNumId w:val="2"/>
   </w:num>
   <w:num w:numId="3" w16cid:durableId="927345975">
     <w:abstractNumId w:val="0"/>
+  </w:num>
+  <w:num w:numId="4" w16cid:durableId="748424605">
+    <w:abstractNumId w:val="1"/>
+  </w:num>
+  <w:num w:numId="5" w16cid:durableId="1551065432">
+    <w:abstractNumId w:val="3"/>
   </w:num>
 </w:numbering>
 </file>
@@ -4313,6 +4727,18 @@
       </w:tblBorders>
     </w:tblPr>
   </w:style>
+  <w:style w:type="character" w:styleId="UnresolvedMention">
+    <w:name w:val="Unresolved Mention"/>
+    <w:basedOn w:val="DefaultParagraphFont"/>
+    <w:uiPriority w:val="99"/>
+    <w:semiHidden/>
+    <w:unhideWhenUsed/>
+    <w:rsid w:val="00420EA5"/>
+    <w:rPr>
+      <w:color w:val="605E5C"/>
+      <w:shd w:val="clear" w:color="auto" w:fill="E1DFDD"/>
+    </w:rPr>
+  </w:style>
 </w:styles>
 </file>
 
@@ -4494,6 +4920,15 @@
 </file>
 
 <file path=customXml/item1.xml><?xml version="1.0" encoding="utf-8"?>
+<?mso-contentType ?>
+<FormTemplates xmlns="http://schemas.microsoft.com/sharepoint/v3/contenttype/forms">
+  <Display>DocumentLibraryForm</Display>
+  <Edit>DocumentLibraryForm</Edit>
+  <New>DocumentLibraryForm</New>
+</FormTemplates>
+</file>
+
+<file path=customXml/item2.xml><?xml version="1.0" encoding="utf-8"?>
 <ct:contentTypeSchema xmlns:ct="http://schemas.microsoft.com/office/2006/metadata/contentType" xmlns:ma="http://schemas.microsoft.com/office/2006/metadata/properties/metaAttributes" ct:_="" ma:_="" ma:contentTypeName="Document" ma:contentTypeID="0x0101001C9D4C717E432B45829341C6EB4E0512" ma:contentTypeVersion="12" ma:contentTypeDescription="Create a new document." ma:contentTypeScope="" ma:versionID="3ae6544b8d9a28c98e88cd16565aa9b5">
   <xsd:schema xmlns:xsd="http://www.w3.org/2001/XMLSchema" xmlns:xs="http://www.w3.org/2001/XMLSchema" xmlns:p="http://schemas.microsoft.com/office/2006/metadata/properties" xmlns:ns2="d9c60541-b97e-4531-bd5d-c95af8ba043f" xmlns:ns3="2298e316-5395-4ea8-8620-f0b006294e0b" targetNamespace="http://schemas.microsoft.com/office/2006/metadata/properties" ma:root="true" ma:fieldsID="5c5f6baa5816be1c78c45c735aa51177" ns2:_="" ns3:_="">
     <xsd:import namespace="d9c60541-b97e-4531-bd5d-c95af8ba043f"/>
@@ -4694,16 +5129,11 @@
 </ct:contentTypeSchema>
 </file>
 
-<file path=customXml/item2.xml><?xml version="1.0" encoding="utf-8"?>
-<?mso-contentType ?>
-<FormTemplates xmlns="http://schemas.microsoft.com/sharepoint/v3/contenttype/forms">
-  <Display>DocumentLibraryForm</Display>
-  <Edit>DocumentLibraryForm</Edit>
-  <New>DocumentLibraryForm</New>
-</FormTemplates>
+<file path=customXml/item3.xml><?xml version="1.0" encoding="utf-8"?>
+<b:Sources xmlns:b="http://schemas.openxmlformats.org/officeDocument/2006/bibliography" xmlns="http://schemas.openxmlformats.org/officeDocument/2006/bibliography" SelectedStyle="\APASixthEditionOfficeOnline.xsl" StyleName="APA" Version="6"/>
 </file>
 
-<file path=customXml/item3.xml><?xml version="1.0" encoding="utf-8"?>
+<file path=customXml/item4.xml><?xml version="1.0" encoding="utf-8"?>
 <p:properties xmlns:p="http://schemas.microsoft.com/office/2006/metadata/properties" xmlns:xsi="http://www.w3.org/2001/XMLSchema-instance" xmlns:pc="http://schemas.microsoft.com/office/infopath/2007/PartnerControls">
   <documentManagement>
     <lcf76f155ced4ddcb4097134ff3c332f xmlns="d9c60541-b97e-4531-bd5d-c95af8ba043f">
@@ -4714,11 +5144,15 @@
 </p:properties>
 </file>
 
-<file path=customXml/item4.xml><?xml version="1.0" encoding="utf-8"?>
-<b:Sources xmlns:b="http://schemas.openxmlformats.org/officeDocument/2006/bibliography" xmlns="http://schemas.openxmlformats.org/officeDocument/2006/bibliography" SelectedStyle="\APASixthEditionOfficeOnline.xsl" StyleName="APA" Version="6"/>
+<file path=customXml/itemProps1.xml><?xml version="1.0" encoding="utf-8"?>
+<ds:datastoreItem xmlns:ds="http://schemas.openxmlformats.org/officeDocument/2006/customXml" ds:itemID="{92CF7133-810B-46E4-B70A-61E425598E6C}">
+  <ds:schemaRefs>
+    <ds:schemaRef ds:uri="http://schemas.microsoft.com/sharepoint/v3/contenttype/forms"/>
+  </ds:schemaRefs>
+</ds:datastoreItem>
 </file>
 
-<file path=customXml/itemProps1.xml><?xml version="1.0" encoding="utf-8"?>
+<file path=customXml/itemProps2.xml><?xml version="1.0" encoding="utf-8"?>
 <ds:datastoreItem xmlns:ds="http://schemas.openxmlformats.org/officeDocument/2006/customXml" ds:itemID="{858B033C-9FFC-498A-99B8-8C64F1144180}">
   <ds:schemaRefs>
     <ds:schemaRef ds:uri="http://schemas.microsoft.com/office/2006/metadata/contentType"/>
@@ -4737,15 +5171,15 @@
 </ds:datastoreItem>
 </file>
 
-<file path=customXml/itemProps2.xml><?xml version="1.0" encoding="utf-8"?>
-<ds:datastoreItem xmlns:ds="http://schemas.openxmlformats.org/officeDocument/2006/customXml" ds:itemID="{92CF7133-810B-46E4-B70A-61E425598E6C}">
+<file path=customXml/itemProps3.xml><?xml version="1.0" encoding="utf-8"?>
+<ds:datastoreItem xmlns:ds="http://schemas.openxmlformats.org/officeDocument/2006/customXml" ds:itemID="{845F6E27-77E8-4E8B-AFB7-C23BC71FAB6B}">
   <ds:schemaRefs>
-    <ds:schemaRef ds:uri="http://schemas.microsoft.com/sharepoint/v3/contenttype/forms"/>
+    <ds:schemaRef ds:uri="http://schemas.openxmlformats.org/officeDocument/2006/bibliography"/>
   </ds:schemaRefs>
 </ds:datastoreItem>
 </file>
 
-<file path=customXml/itemProps3.xml><?xml version="1.0" encoding="utf-8"?>
+<file path=customXml/itemProps4.xml><?xml version="1.0" encoding="utf-8"?>
 <ds:datastoreItem xmlns:ds="http://schemas.openxmlformats.org/officeDocument/2006/customXml" ds:itemID="{C7014DF9-9EC5-4F0D-AA3E-FC9506FA3C69}">
   <ds:schemaRefs>
     <ds:schemaRef ds:uri="http://schemas.microsoft.com/office/2006/metadata/properties"/>
@@ -4754,12 +5188,4 @@
     <ds:schemaRef ds:uri="2298e316-5395-4ea8-8620-f0b006294e0b"/>
   </ds:schemaRefs>
 </ds:datastoreItem>
-</file>
-
-<file path=customXml/itemProps4.xml><?xml version="1.0" encoding="utf-8"?>
-<ds:datastoreItem xmlns:ds="http://schemas.openxmlformats.org/officeDocument/2006/customXml" ds:itemID="{845F6E27-77E8-4E8B-AFB7-C23BC71FAB6B}">
-  <ds:schemaRefs>
-    <ds:schemaRef ds:uri="http://schemas.openxmlformats.org/officeDocument/2006/bibliography"/>
-  </ds:schemaRefs>
-</ds:datastoreItem>
 </file>
--- a/proceedings-content/LNCS_productionII.docx
+++ b/proceedings-content/LNCS_productionII.docx
@@ -1396,6 +1396,19 @@
                 <w:lang w:val="en-US"/>
               </w:rPr>
             </w:pPr>
+            <w:r>
+              <w:rPr>
+                <w:rFonts w:cstheme="minorHAnsi"/>
+                <w:lang w:val="en-US"/>
+              </w:rPr>
+              <w:t xml:space="preserve">Roberto </w:t>
+            </w:r>
+            <w:r>
+              <w:rPr>
+                <w:rFonts w:ascii="Calibri" w:hAnsi="Calibri" w:cstheme="minorHAnsi"/>
+              </w:rPr>
+              <w:t>Casadei</w:t>
+            </w:r>
           </w:p>
         </w:tc>
         <w:tc>
@@ -1410,6 +1423,12 @@
                 <w:lang w:val="en-US"/>
               </w:rPr>
             </w:pPr>
+            <w:r>
+              <w:rPr>
+                <w:rFonts w:ascii="Calibri" w:hAnsi="Calibri" w:cstheme="minorHAnsi"/>
+              </w:rPr>
+              <w:t>roby.casadei@unibo.it</w:t>
+            </w:r>
           </w:p>
         </w:tc>
       </w:tr>
@@ -2278,9 +2297,6 @@
         <w:tabs>
           <w:tab w:val="num" w:pos="720"/>
         </w:tabs>
-        <w:rPr>
-          <w:rFonts w:cstheme="minorHAnsi"/>
-        </w:rPr>
       </w:pPr>
       <w:hyperlink r:id="rId13" w:history="1">
         <w:r>
@@ -2301,43 +2317,6 @@
     </w:p>
     <w:p>
       <w:pPr>
-        <w:rPr>
-          <w:rFonts w:cstheme="minorHAnsi"/>
-          <w:lang w:val="en-US"/>
-        </w:rPr>
-      </w:pPr>
-      <w:r>
-        <w:rPr>
-          <w:rFonts w:cstheme="minorHAnsi"/>
-        </w:rPr>
-        <w:t>Computing methodologies~Self-organization</w:t>
-      </w:r>
-    </w:p>
-    <w:p>
-      <w:pPr>
-        <w:rPr>
-          <w:rFonts w:cstheme="minorHAnsi"/>
-          <w:lang w:val="en-US"/>
-        </w:rPr>
-      </w:pPr>
-      <w:r>
-        <w:rPr>
-          <w:rFonts w:cstheme="minorHAnsi"/>
-        </w:rPr>
-        <w:t>Computing methodologies~</w:t>
-      </w:r>
-      <w:r>
-        <w:t xml:space="preserve"> </w:t>
-      </w:r>
-      <w:r>
-        <w:rPr>
-          <w:rFonts w:cstheme="minorHAnsi"/>
-        </w:rPr>
-        <w:t>Distributed programming languages</w:t>
-      </w:r>
-    </w:p>
-    <w:p>
-      <w:pPr>
         <w:tabs>
           <w:tab w:val="num" w:pos="720"/>
         </w:tabs>
@@ -2346,6 +2325,64 @@
         </w:rPr>
       </w:pPr>
       <w:hyperlink r:id="rId15" w:history="1">
+        <w:r>
+          <w:t>Theory of computation</w:t>
+        </w:r>
+      </w:hyperlink>
+      <w:r>
+        <w:rPr>
+          <w:rFonts w:cstheme="minorHAnsi"/>
+        </w:rPr>
+        <w:t>~</w:t>
+      </w:r>
+    </w:p>
+    <w:p>
+      <w:pPr>
+        <w:rPr>
+          <w:rFonts w:cstheme="minorHAnsi"/>
+          <w:lang w:val="en-US"/>
+        </w:rPr>
+      </w:pPr>
+      <w:r>
+        <w:rPr>
+          <w:rFonts w:cstheme="minorHAnsi"/>
+        </w:rPr>
+        <w:t>Computing methodologies~Self-organization</w:t>
+      </w:r>
+    </w:p>
+    <w:p>
+      <w:pPr>
+        <w:rPr>
+          <w:rFonts w:cstheme="minorHAnsi"/>
+          <w:lang w:val="en-US"/>
+        </w:rPr>
+      </w:pPr>
+      <w:r>
+        <w:rPr>
+          <w:rFonts w:cstheme="minorHAnsi"/>
+        </w:rPr>
+        <w:t>Computing methodologies~</w:t>
+      </w:r>
+      <w:r>
+        <w:t xml:space="preserve"> </w:t>
+      </w:r>
+      <w:r>
+        <w:rPr>
+          <w:rFonts w:cstheme="minorHAnsi"/>
+        </w:rPr>
+        <w:t>Distributed programming languages</w:t>
+      </w:r>
+    </w:p>
+    <w:p>
+      <w:pPr>
+        <w:tabs>
+          <w:tab w:val="num" w:pos="720"/>
+        </w:tabs>
+        <w:rPr>
+          <w:rFonts w:cstheme="minorHAnsi"/>
+        </w:rPr>
+      </w:pPr>
+      <w:hyperlink r:id="rId16" w:history="1">
         <w:r>
           <w:t>Computing methodologies</w:t>
         </w:r>
@@ -2356,7 +2393,7 @@
         </w:rPr>
         <w:t>~</w:t>
       </w:r>
-      <w:hyperlink r:id="rId16" w:history="1">
+      <w:hyperlink r:id="rId17" w:history="1">
         <w:r>
           <w:t>Simulation tools</w:t>
         </w:r>
@@ -2681,7 +2718,7 @@
           <w:lang w:val="en-US"/>
         </w:rPr>
       </w:pPr>
-      <w:hyperlink r:id="rId17">
+      <w:hyperlink r:id="rId18">
         <w:r>
           <w:rPr>
             <w:rStyle w:val="Hyperlink"/>
@@ -2717,7 +2754,7 @@
           <w:lang w:val="en-US"/>
         </w:rPr>
       </w:pPr>
-      <w:hyperlink r:id="rId18">
+      <w:hyperlink r:id="rId19">
         <w:r>
           <w:rPr>
             <w:rStyle w:val="Hyperlink"/>
@@ -2749,9 +2786,9 @@
       </w:pPr>
     </w:p>
     <w:sectPr>
-      <w:headerReference w:type="even" r:id="rId19"/>
-      <w:headerReference w:type="default" r:id="rId20"/>
-      <w:headerReference w:type="first" r:id="rId21"/>
+      <w:headerReference w:type="even" r:id="rId20"/>
+      <w:headerReference w:type="default" r:id="rId21"/>
+      <w:headerReference w:type="first" r:id="rId22"/>
       <w:pgSz w:w="11906" w:h="16838"/>
       <w:pgMar w:top="1417" w:right="1417" w:bottom="1134" w:left="1417" w:header="708" w:footer="0" w:gutter="0"/>
       <w:cols w:space="720"/>
@@ -3434,9 +3471,9 @@
       <w:lvlJc w:val="left"/>
       <w:pPr>
         <w:tabs>
-          <w:tab w:val="num" w:pos="0"/>
+          <w:tab w:val="num" w:pos="180"/>
         </w:tabs>
-        <w:ind w:left="360" w:hanging="360"/>
+        <w:ind w:left="540" w:hanging="360"/>
       </w:pPr>
       <w:rPr>
         <w:b/>
@@ -4270,6 +4307,7 @@
   <w:style w:type="character" w:default="1" w:styleId="DefaultParagraphFont">
     <w:name w:val="Default Paragraph Font"/>
     <w:uiPriority w:val="1"/>
+    <w:semiHidden/>
     <w:unhideWhenUsed/>
   </w:style>
   <w:style w:type="table" w:default="1" w:styleId="TableNormal">
@@ -4920,15 +4958,6 @@
 </file>
 
 <file path=customXml/item1.xml><?xml version="1.0" encoding="utf-8"?>
-<?mso-contentType ?>
-<FormTemplates xmlns="http://schemas.microsoft.com/sharepoint/v3/contenttype/forms">
-  <Display>DocumentLibraryForm</Display>
-  <Edit>DocumentLibraryForm</Edit>
-  <New>DocumentLibraryForm</New>
-</FormTemplates>
-</file>
-
-<file path=customXml/item2.xml><?xml version="1.0" encoding="utf-8"?>
 <ct:contentTypeSchema xmlns:ct="http://schemas.microsoft.com/office/2006/metadata/contentType" xmlns:ma="http://schemas.microsoft.com/office/2006/metadata/properties/metaAttributes" ct:_="" ma:_="" ma:contentTypeName="Document" ma:contentTypeID="0x0101001C9D4C717E432B45829341C6EB4E0512" ma:contentTypeVersion="12" ma:contentTypeDescription="Create a new document." ma:contentTypeScope="" ma:versionID="3ae6544b8d9a28c98e88cd16565aa9b5">
   <xsd:schema xmlns:xsd="http://www.w3.org/2001/XMLSchema" xmlns:xs="http://www.w3.org/2001/XMLSchema" xmlns:p="http://schemas.microsoft.com/office/2006/metadata/properties" xmlns:ns2="d9c60541-b97e-4531-bd5d-c95af8ba043f" xmlns:ns3="2298e316-5395-4ea8-8620-f0b006294e0b" targetNamespace="http://schemas.microsoft.com/office/2006/metadata/properties" ma:root="true" ma:fieldsID="5c5f6baa5816be1c78c45c735aa51177" ns2:_="" ns3:_="">
     <xsd:import namespace="d9c60541-b97e-4531-bd5d-c95af8ba043f"/>
@@ -5129,11 +5158,16 @@
 </ct:contentTypeSchema>
 </file>
 
-<file path=customXml/item3.xml><?xml version="1.0" encoding="utf-8"?>
-<b:Sources xmlns:b="http://schemas.openxmlformats.org/officeDocument/2006/bibliography" xmlns="http://schemas.openxmlformats.org/officeDocument/2006/bibliography" SelectedStyle="\APASixthEditionOfficeOnline.xsl" StyleName="APA" Version="6"/>
+<file path=customXml/item2.xml><?xml version="1.0" encoding="utf-8"?>
+<?mso-contentType ?>
+<FormTemplates xmlns="http://schemas.microsoft.com/sharepoint/v3/contenttype/forms">
+  <Display>DocumentLibraryForm</Display>
+  <Edit>DocumentLibraryForm</Edit>
+  <New>DocumentLibraryForm</New>
+</FormTemplates>
 </file>
 
-<file path=customXml/item4.xml><?xml version="1.0" encoding="utf-8"?>
+<file path=customXml/item3.xml><?xml version="1.0" encoding="utf-8"?>
 <p:properties xmlns:p="http://schemas.microsoft.com/office/2006/metadata/properties" xmlns:xsi="http://www.w3.org/2001/XMLSchema-instance" xmlns:pc="http://schemas.microsoft.com/office/infopath/2007/PartnerControls">
   <documentManagement>
     <lcf76f155ced4ddcb4097134ff3c332f xmlns="d9c60541-b97e-4531-bd5d-c95af8ba043f">
@@ -5144,15 +5178,11 @@
 </p:properties>
 </file>
 
-<file path=customXml/itemProps1.xml><?xml version="1.0" encoding="utf-8"?>
-<ds:datastoreItem xmlns:ds="http://schemas.openxmlformats.org/officeDocument/2006/customXml" ds:itemID="{92CF7133-810B-46E4-B70A-61E425598E6C}">
-  <ds:schemaRefs>
-    <ds:schemaRef ds:uri="http://schemas.microsoft.com/sharepoint/v3/contenttype/forms"/>
-  </ds:schemaRefs>
-</ds:datastoreItem>
+<file path=customXml/item4.xml><?xml version="1.0" encoding="utf-8"?>
+<b:Sources xmlns:b="http://schemas.openxmlformats.org/officeDocument/2006/bibliography" xmlns="http://schemas.openxmlformats.org/officeDocument/2006/bibliography" SelectedStyle="\APASixthEditionOfficeOnline.xsl" StyleName="APA" Version="6"/>
 </file>
 
-<file path=customXml/itemProps2.xml><?xml version="1.0" encoding="utf-8"?>
+<file path=customXml/itemProps1.xml><?xml version="1.0" encoding="utf-8"?>
 <ds:datastoreItem xmlns:ds="http://schemas.openxmlformats.org/officeDocument/2006/customXml" ds:itemID="{858B033C-9FFC-498A-99B8-8C64F1144180}">
   <ds:schemaRefs>
     <ds:schemaRef ds:uri="http://schemas.microsoft.com/office/2006/metadata/contentType"/>
@@ -5171,15 +5201,15 @@
 </ds:datastoreItem>
 </file>
 
-<file path=customXml/itemProps3.xml><?xml version="1.0" encoding="utf-8"?>
-<ds:datastoreItem xmlns:ds="http://schemas.openxmlformats.org/officeDocument/2006/customXml" ds:itemID="{845F6E27-77E8-4E8B-AFB7-C23BC71FAB6B}">
+<file path=customXml/itemProps2.xml><?xml version="1.0" encoding="utf-8"?>
+<ds:datastoreItem xmlns:ds="http://schemas.openxmlformats.org/officeDocument/2006/customXml" ds:itemID="{92CF7133-810B-46E4-B70A-61E425598E6C}">
   <ds:schemaRefs>
-    <ds:schemaRef ds:uri="http://schemas.openxmlformats.org/officeDocument/2006/bibliography"/>
+    <ds:schemaRef ds:uri="http://schemas.microsoft.com/sharepoint/v3/contenttype/forms"/>
   </ds:schemaRefs>
 </ds:datastoreItem>
 </file>
 
-<file path=customXml/itemProps4.xml><?xml version="1.0" encoding="utf-8"?>
+<file path=customXml/itemProps3.xml><?xml version="1.0" encoding="utf-8"?>
 <ds:datastoreItem xmlns:ds="http://schemas.openxmlformats.org/officeDocument/2006/customXml" ds:itemID="{C7014DF9-9EC5-4F0D-AA3E-FC9506FA3C69}">
   <ds:schemaRefs>
     <ds:schemaRef ds:uri="http://schemas.microsoft.com/office/2006/metadata/properties"/>
@@ -5188,4 +5218,12 @@
     <ds:schemaRef ds:uri="2298e316-5395-4ea8-8620-f0b006294e0b"/>
   </ds:schemaRefs>
 </ds:datastoreItem>
+</file>
+
+<file path=customXml/itemProps4.xml><?xml version="1.0" encoding="utf-8"?>
+<ds:datastoreItem xmlns:ds="http://schemas.openxmlformats.org/officeDocument/2006/customXml" ds:itemID="{845F6E27-77E8-4E8B-AFB7-C23BC71FAB6B}">
+  <ds:schemaRefs>
+    <ds:schemaRef ds:uri="http://schemas.openxmlformats.org/officeDocument/2006/bibliography"/>
+  </ds:schemaRefs>
+</ds:datastoreItem>
 </file>
--- a/proceedings-content/LNCS_productionII.docx
+++ b/proceedings-content/LNCS_productionII.docx
@@ -1,18 +1,19 @@
 
 <file path=word/document.xml><?xml version="1.0" encoding="utf-8"?>
-<w:document xmlns:wpc="http://schemas.microsoft.com/office/word/2010/wordprocessingCanvas" xmlns:cx="http://schemas.microsoft.com/office/drawing/2014/chartex" xmlns:cx1="http://schemas.microsoft.com/office/drawing/2015/9/8/chartex" xmlns:cx2="http://schemas.microsoft.com/office/drawing/2015/10/21/chartex" xmlns:cx3="http://schemas.microsoft.com/office/drawing/2016/5/9/chartex" xmlns:cx4="http://schemas.microsoft.com/office/drawing/2016/5/10/chartex" xmlns:cx5="http://schemas.microsoft.com/office/drawing/2016/5/11/chartex" xmlns:cx6="http://schemas.microsoft.com/office/drawing/2016/5/12/chartex" xmlns:cx7="http://schemas.microsoft.com/office/drawing/2016/5/13/chartex" xmlns:cx8="http://schemas.microsoft.com/office/drawing/2016/5/14/chartex" xmlns:mc="http://schemas.openxmlformats.org/markup-compatibility/2006" xmlns:aink="http://schemas.microsoft.com/office/drawing/2016/ink" xmlns:am3d="http://schemas.microsoft.com/office/drawing/2017/model3d" xmlns:o="urn:schemas-microsoft-com:office:office" xmlns:oel="http://schemas.microsoft.com/office/2019/extlst" xmlns:r="http://schemas.openxmlformats.org/officeDocument/2006/relationships" xmlns:m="http://schemas.openxmlformats.org/officeDocument/2006/math" xmlns:v="urn:schemas-microsoft-com:vml" xmlns:wp14="http://schemas.microsoft.com/office/word/2010/wordprocessingDrawing" xmlns:wp="http://schemas.openxmlformats.org/drawingml/2006/wordprocessingDrawing" xmlns:w10="urn:schemas-microsoft-com:office:word" xmlns:w="http://schemas.openxmlformats.org/wordprocessingml/2006/main" xmlns:w14="http://schemas.microsoft.com/office/word/2010/wordml" xmlns:w15="http://schemas.microsoft.com/office/word/2012/wordml" xmlns:w16cex="http://schemas.microsoft.com/office/word/2018/wordml/cex" xmlns:w16cid="http://schemas.microsoft.com/office/word/2016/wordml/cid" xmlns:w16="http://schemas.microsoft.com/office/word/2018/wordml" xmlns:w16du="http://schemas.microsoft.com/office/word/2023/wordml/word16du" xmlns:w16sdtdh="http://schemas.microsoft.com/office/word/2020/wordml/sdtdatahash" xmlns:w16sdtfl="http://schemas.microsoft.com/office/word/2024/wordml/sdtformatlock" xmlns:w16se="http://schemas.microsoft.com/office/word/2015/wordml/symex" xmlns:wpg="http://schemas.microsoft.com/office/word/2010/wordprocessingGroup" xmlns:wpi="http://schemas.microsoft.com/office/word/2010/wordprocessingInk" xmlns:wne="http://schemas.microsoft.com/office/word/2006/wordml" xmlns:wps="http://schemas.microsoft.com/office/word/2010/wordprocessingShape" mc:Ignorable="w14 w15 w16se w16cid w16 w16cex w16sdtdh w16sdtfl w16du wp14">
+<w:document xmlns:o="urn:schemas-microsoft-com:office:office" xmlns:r="http://schemas.openxmlformats.org/officeDocument/2006/relationships" xmlns:v="urn:schemas-microsoft-com:vml" xmlns:w="http://schemas.openxmlformats.org/wordprocessingml/2006/main" xmlns:w10="urn:schemas-microsoft-com:office:word" xmlns:wp="http://schemas.openxmlformats.org/drawingml/2006/wordprocessingDrawing" xmlns:pic="http://schemas.openxmlformats.org/drawingml/2006/picture" xmlns:wps="http://schemas.microsoft.com/office/word/2010/wordprocessingShape" xmlns:wpg="http://schemas.microsoft.com/office/word/2010/wordprocessingGroup" xmlns:mc="http://schemas.openxmlformats.org/markup-compatibility/2006" xmlns:wp14="http://schemas.microsoft.com/office/word/2010/wordprocessingDrawing" xmlns:w14="http://schemas.microsoft.com/office/word/2010/wordml" xmlns:w15="http://schemas.microsoft.com/office/word/2012/wordml" mc:Ignorable="w14 wp14 w15">
   <w:body>
     <w:p>
       <w:pPr>
-        <w:rPr>
-          <w:rFonts w:cstheme="minorHAnsi"/>
+        <w:pStyle w:val="Normal"/>
+        <w:rPr>
+          <w:rFonts w:cs="Calibri" w:cstheme="minorHAnsi"/>
           <w:b/>
           <w:lang w:val="en-US"/>
         </w:rPr>
       </w:pPr>
       <w:r>
         <w:rPr>
-          <w:rFonts w:cstheme="minorHAnsi"/>
+          <w:rFonts w:cs="Calibri" w:cstheme="minorHAnsi"/>
           <w:b/>
           <w:lang w:val="en-US"/>
         </w:rPr>
@@ -21,15 +22,16 @@
     </w:p>
     <w:p>
       <w:pPr>
-        <w:rPr>
-          <w:rFonts w:cstheme="minorHAnsi"/>
+        <w:pStyle w:val="Normal"/>
+        <w:rPr>
+          <w:rFonts w:cs="Calibri" w:cstheme="minorHAnsi"/>
           <w:b/>
           <w:lang w:val="en-US"/>
         </w:rPr>
       </w:pPr>
       <w:r>
         <w:rPr>
-          <w:rFonts w:cstheme="minorHAnsi"/>
+          <w:rFonts w:cs="Calibri" w:cstheme="minorHAnsi"/>
           <w:b/>
           <w:lang w:val="en-US"/>
         </w:rPr>
@@ -38,21 +40,22 @@
     </w:p>
     <w:p>
       <w:pPr>
-        <w:rPr>
-          <w:rFonts w:cstheme="minorHAnsi"/>
-          <w:lang w:val="en-US"/>
-        </w:rPr>
-      </w:pPr>
-      <w:r>
-        <w:rPr>
-          <w:rFonts w:cstheme="minorHAnsi"/>
+        <w:pStyle w:val="Normal"/>
+        <w:rPr>
+          <w:rFonts w:cs="Calibri" w:cstheme="minorHAnsi"/>
+          <w:lang w:val="en-US"/>
+        </w:rPr>
+      </w:pPr>
+      <w:r>
+        <w:rPr>
+          <w:rFonts w:cs="Calibri" w:cstheme="minorHAnsi"/>
           <w:lang w:val="en-US"/>
         </w:rPr>
         <w:t xml:space="preserve">Names, Affiliations and Email-Addresses of </w:t>
       </w:r>
       <w:r>
         <w:rPr>
-          <w:rFonts w:cstheme="minorHAnsi"/>
+          <w:rFonts w:cs="Calibri" w:cstheme="minorHAnsi"/>
           <w:u w:val="single"/>
           <w:lang w:val="en-US"/>
         </w:rPr>
@@ -60,14 +63,14 @@
       </w:r>
       <w:r>
         <w:rPr>
-          <w:rFonts w:cstheme="minorHAnsi"/>
+          <w:rFonts w:cs="Calibri" w:cstheme="minorHAnsi"/>
           <w:lang w:val="en-US"/>
         </w:rPr>
         <w:t xml:space="preserve"> of the Volume Editors, </w:t>
       </w:r>
       <w:r>
         <w:rPr>
-          <w:rFonts w:cstheme="minorHAnsi"/>
+          <w:rFonts w:cs="Calibri" w:cstheme="minorHAnsi"/>
           <w:u w:val="single"/>
           <w:lang w:val="en-US"/>
         </w:rPr>
@@ -75,7 +78,7 @@
       </w:r>
       <w:r>
         <w:rPr>
-          <w:rFonts w:cstheme="minorHAnsi"/>
+          <w:rFonts w:cs="Calibri" w:cstheme="minorHAnsi"/>
           <w:lang w:val="en-US"/>
         </w:rPr>
         <w:t xml:space="preserve"> in which they are to appear on the cover, not forgetting any middle initials you would like to include.</w:t>
@@ -89,20 +92,20 @@
           <w:numId w:val="1"/>
         </w:numPr>
         <w:rPr>
-          <w:rFonts w:cstheme="minorHAnsi"/>
-          <w:lang w:val="en-US"/>
-        </w:rPr>
-      </w:pPr>
-      <w:r>
-        <w:rPr>
-          <w:rFonts w:cstheme="minorHAnsi"/>
+          <w:rFonts w:cs="Calibri" w:cstheme="minorHAnsi"/>
+          <w:lang w:val="en-US"/>
+        </w:rPr>
+      </w:pPr>
+      <w:r>
+        <w:rPr>
+          <w:rFonts w:cs="Calibri" w:cstheme="minorHAnsi"/>
           <w:lang w:val="en-US"/>
         </w:rPr>
         <w:t xml:space="preserve">Editors’ names </w:t>
       </w:r>
       <w:r>
         <w:rPr>
-          <w:rFonts w:cstheme="minorHAnsi"/>
+          <w:rFonts w:cs="Calibri" w:cstheme="minorHAnsi"/>
           <w:u w:val="single"/>
           <w:lang w:val="en-US"/>
         </w:rPr>
@@ -110,7 +113,7 @@
       </w:r>
       <w:r>
         <w:rPr>
-          <w:rFonts w:cstheme="minorHAnsi"/>
+          <w:rFonts w:cs="Calibri" w:cstheme="minorHAnsi"/>
           <w:lang w:val="en-US"/>
         </w:rPr>
         <w:t xml:space="preserve"> be added following publication. </w:t>
@@ -124,13 +127,13 @@
           <w:numId w:val="1"/>
         </w:numPr>
         <w:rPr>
-          <w:rFonts w:cstheme="minorHAnsi"/>
-          <w:lang w:val="en-US"/>
-        </w:rPr>
-      </w:pPr>
-      <w:r>
-        <w:rPr>
-          <w:rFonts w:cstheme="minorHAnsi"/>
+          <w:rFonts w:cs="Calibri" w:cstheme="minorHAnsi"/>
+          <w:lang w:val="en-US"/>
+        </w:rPr>
+      </w:pPr>
+      <w:r>
+        <w:rPr>
+          <w:rFonts w:cs="Calibri" w:cstheme="minorHAnsi"/>
           <w:lang w:val="en-US"/>
         </w:rPr>
         <w:t>The information provided here will be used for the cover and the imprint page of the book.</w:t>
@@ -144,20 +147,20 @@
           <w:numId w:val="1"/>
         </w:numPr>
         <w:rPr>
-          <w:rFonts w:cstheme="minorHAnsi"/>
-          <w:lang w:val="en-US"/>
-        </w:rPr>
-      </w:pPr>
-      <w:r>
-        <w:rPr>
-          <w:rFonts w:cstheme="minorHAnsi"/>
+          <w:rFonts w:cs="Calibri" w:cstheme="minorHAnsi"/>
+          <w:lang w:val="en-US"/>
+        </w:rPr>
+      </w:pPr>
+      <w:r>
+        <w:rPr>
+          <w:rFonts w:cs="Calibri" w:cstheme="minorHAnsi"/>
           <w:lang w:val="en-US"/>
         </w:rPr>
         <w:t xml:space="preserve">Please use the </w:t>
       </w:r>
       <w:r>
         <w:rPr>
-          <w:rFonts w:cstheme="minorHAnsi"/>
+          <w:rFonts w:cs="Calibri" w:cstheme="minorHAnsi"/>
           <w:u w:val="single"/>
           <w:lang w:val="en-US"/>
         </w:rPr>
@@ -165,7 +168,7 @@
       </w:r>
       <w:r>
         <w:rPr>
-          <w:rFonts w:cstheme="minorHAnsi"/>
+          <w:rFonts w:cs="Calibri" w:cstheme="minorHAnsi"/>
           <w:lang w:val="en-US"/>
         </w:rPr>
         <w:t xml:space="preserve">. The “last name” is the family name. </w:t>
@@ -179,13 +182,13 @@
           <w:numId w:val="1"/>
         </w:numPr>
         <w:rPr>
-          <w:rFonts w:cstheme="minorHAnsi"/>
-          <w:lang w:val="en-US"/>
-        </w:rPr>
-      </w:pPr>
-      <w:r>
-        <w:rPr>
-          <w:rFonts w:cstheme="minorHAnsi"/>
+          <w:rFonts w:cs="Calibri" w:cstheme="minorHAnsi"/>
+          <w:lang w:val="en-US"/>
+        </w:rPr>
+      </w:pPr>
+      <w:r>
+        <w:rPr>
+          <w:rFonts w:cs="Calibri" w:cstheme="minorHAnsi"/>
           <w:lang w:val="en-US"/>
         </w:rPr>
         <w:t>The volume editors should be restricted to those responsible for the final selection of the papers</w:t>
@@ -194,15 +197,16 @@
     <w:tbl>
       <w:tblPr>
         <w:tblW w:w="9513" w:type="dxa"/>
+        <w:jc w:val="start"/>
         <w:tblInd w:w="-5" w:type="dxa"/>
         <w:tblLayout w:type="fixed"/>
         <w:tblCellMar>
           <w:top w:w="57" w:type="dxa"/>
-          <w:left w:w="57" w:type="dxa"/>
+          <w:start w:w="57" w:type="dxa"/>
           <w:bottom w:w="57" w:type="dxa"/>
-          <w:right w:w="57" w:type="dxa"/>
+          <w:end w:w="57" w:type="dxa"/>
         </w:tblCellMar>
-        <w:tblLook w:val="00A0" w:firstRow="1" w:lastRow="0" w:firstColumn="1" w:lastColumn="0" w:noHBand="0" w:noVBand="0"/>
+        <w:tblLook w:val="00a0" w:noHBand="0" w:noVBand="0" w:firstColumn="1" w:lastRow="0" w:lastColumn="0" w:firstRow="1"/>
       </w:tblPr>
       <w:tblGrid>
         <w:gridCol w:w="2694"/>
@@ -211,29 +215,36 @@
       </w:tblGrid>
       <w:tr>
         <w:trPr>
-          <w:trHeight w:val="257"/>
+          <w:trHeight w:val="257" w:hRule="atLeast"/>
         </w:trPr>
         <w:tc>
           <w:tcPr>
             <w:tcW w:w="2694" w:type="dxa"/>
             <w:tcBorders>
               <w:top w:val="single" w:sz="4" w:space="0" w:color="000000"/>
-              <w:left w:val="single" w:sz="4" w:space="0" w:color="000000"/>
+              <w:start w:val="single" w:sz="4" w:space="0" w:color="000000"/>
               <w:bottom w:val="single" w:sz="4" w:space="0" w:color="000000"/>
-              <w:right w:val="single" w:sz="4" w:space="0" w:color="000000"/>
+              <w:end w:val="single" w:sz="4" w:space="0" w:color="000000"/>
             </w:tcBorders>
             <w:vAlign w:val="center"/>
           </w:tcPr>
           <w:p>
             <w:pPr>
               <w:pStyle w:val="StandardSchwarz"/>
-              <w:keepNext/>
-              <w:rPr>
-                <w:rFonts w:asciiTheme="minorHAnsi" w:hAnsiTheme="minorHAnsi" w:cstheme="minorHAnsi"/>
+              <w:keepNext w:val="true"/>
+              <w:rPr>
+                <w:rFonts w:ascii="Calibri" w:hAnsi="Calibri" w:cs="Calibri" w:asciiTheme="minorHAnsi" w:cstheme="minorHAnsi" w:hAnsiTheme="minorHAnsi"/>
                 <w:sz w:val="18"/>
                 <w:szCs w:val="18"/>
               </w:rPr>
             </w:pPr>
+            <w:r>
+              <w:rPr>
+                <w:rFonts w:cs="Calibri" w:cstheme="minorHAnsi" w:ascii="Calibri" w:hAnsi="Calibri"/>
+                <w:sz w:val="18"/>
+                <w:szCs w:val="18"/>
+              </w:rPr>
+            </w:r>
           </w:p>
         </w:tc>
         <w:tc>
@@ -241,25 +252,25 @@
             <w:tcW w:w="3203" w:type="dxa"/>
             <w:tcBorders>
               <w:top w:val="single" w:sz="4" w:space="0" w:color="000000"/>
-              <w:left w:val="single" w:sz="4" w:space="0" w:color="000000"/>
+              <w:start w:val="single" w:sz="4" w:space="0" w:color="000000"/>
               <w:bottom w:val="single" w:sz="4" w:space="0" w:color="000000"/>
-              <w:right w:val="single" w:sz="4" w:space="0" w:color="000000"/>
+              <w:end w:val="single" w:sz="4" w:space="0" w:color="000000"/>
             </w:tcBorders>
             <w:vAlign w:val="center"/>
           </w:tcPr>
           <w:p>
             <w:pPr>
               <w:pStyle w:val="StandardSchwarz"/>
-              <w:keepNext/>
-              <w:rPr>
-                <w:rFonts w:asciiTheme="minorHAnsi" w:hAnsiTheme="minorHAnsi" w:cstheme="minorHAnsi"/>
+              <w:keepNext w:val="true"/>
+              <w:rPr>
+                <w:rFonts w:ascii="Calibri" w:hAnsi="Calibri" w:cs="Calibri" w:asciiTheme="minorHAnsi" w:cstheme="minorHAnsi" w:hAnsiTheme="minorHAnsi"/>
                 <w:sz w:val="18"/>
                 <w:szCs w:val="18"/>
               </w:rPr>
             </w:pPr>
             <w:r>
               <w:rPr>
-                <w:rFonts w:asciiTheme="minorHAnsi" w:hAnsiTheme="minorHAnsi" w:cstheme="minorHAnsi"/>
+                <w:rFonts w:cs="Calibri" w:ascii="Calibri" w:hAnsi="Calibri" w:asciiTheme="minorHAnsi" w:cstheme="minorHAnsi" w:hAnsiTheme="minorHAnsi"/>
                 <w:sz w:val="18"/>
                 <w:szCs w:val="18"/>
               </w:rPr>
@@ -272,25 +283,25 @@
             <w:tcW w:w="3616" w:type="dxa"/>
             <w:tcBorders>
               <w:top w:val="single" w:sz="4" w:space="0" w:color="000000"/>
-              <w:left w:val="single" w:sz="4" w:space="0" w:color="000000"/>
+              <w:start w:val="single" w:sz="4" w:space="0" w:color="000000"/>
               <w:bottom w:val="single" w:sz="4" w:space="0" w:color="000000"/>
-              <w:right w:val="single" w:sz="4" w:space="0" w:color="000000"/>
+              <w:end w:val="single" w:sz="4" w:space="0" w:color="000000"/>
             </w:tcBorders>
             <w:vAlign w:val="center"/>
           </w:tcPr>
           <w:p>
             <w:pPr>
               <w:pStyle w:val="StandardSchwarz"/>
-              <w:keepNext/>
-              <w:rPr>
-                <w:rFonts w:asciiTheme="minorHAnsi" w:hAnsiTheme="minorHAnsi" w:cstheme="minorHAnsi"/>
+              <w:keepNext w:val="true"/>
+              <w:rPr>
+                <w:rFonts w:ascii="Calibri" w:hAnsi="Calibri" w:cs="Calibri" w:asciiTheme="minorHAnsi" w:cstheme="minorHAnsi" w:hAnsiTheme="minorHAnsi"/>
                 <w:sz w:val="18"/>
                 <w:szCs w:val="18"/>
               </w:rPr>
             </w:pPr>
             <w:r>
               <w:rPr>
-                <w:rFonts w:asciiTheme="minorHAnsi" w:hAnsiTheme="minorHAnsi" w:cstheme="minorHAnsi"/>
+                <w:rFonts w:cs="Calibri" w:ascii="Calibri" w:hAnsi="Calibri" w:asciiTheme="minorHAnsi" w:cstheme="minorHAnsi" w:hAnsiTheme="minorHAnsi"/>
                 <w:sz w:val="18"/>
                 <w:szCs w:val="18"/>
               </w:rPr>
@@ -301,16 +312,16 @@
       </w:tr>
       <w:tr>
         <w:trPr>
-          <w:trHeight w:val="257"/>
+          <w:trHeight w:val="257" w:hRule="atLeast"/>
         </w:trPr>
         <w:tc>
           <w:tcPr>
             <w:tcW w:w="2694" w:type="dxa"/>
             <w:tcBorders>
               <w:top w:val="single" w:sz="4" w:space="0" w:color="000000"/>
-              <w:left w:val="single" w:sz="4" w:space="0" w:color="000000"/>
+              <w:start w:val="single" w:sz="4" w:space="0" w:color="000000"/>
               <w:bottom w:val="single" w:sz="4" w:space="0" w:color="000000"/>
-              <w:right w:val="single" w:sz="4" w:space="0" w:color="000000"/>
+              <w:end w:val="single" w:sz="4" w:space="0" w:color="000000"/>
             </w:tcBorders>
             <w:vAlign w:val="center"/>
           </w:tcPr>
@@ -318,14 +329,14 @@
             <w:pPr>
               <w:pStyle w:val="StandardSchwarz"/>
               <w:rPr>
-                <w:rFonts w:asciiTheme="minorHAnsi" w:hAnsiTheme="minorHAnsi" w:cstheme="minorHAnsi"/>
+                <w:rFonts w:ascii="Calibri" w:hAnsi="Calibri" w:cs="Calibri" w:asciiTheme="minorHAnsi" w:cstheme="minorHAnsi" w:hAnsiTheme="minorHAnsi"/>
                 <w:sz w:val="18"/>
                 <w:szCs w:val="18"/>
               </w:rPr>
             </w:pPr>
             <w:r>
               <w:rPr>
-                <w:rFonts w:asciiTheme="minorHAnsi" w:hAnsiTheme="minorHAnsi" w:cstheme="minorHAnsi"/>
+                <w:rFonts w:cs="Calibri" w:ascii="Calibri" w:hAnsi="Calibri" w:asciiTheme="minorHAnsi" w:cstheme="minorHAnsi" w:hAnsiTheme="minorHAnsi"/>
                 <w:sz w:val="18"/>
                 <w:szCs w:val="18"/>
               </w:rPr>
@@ -338,9 +349,9 @@
             <w:tcW w:w="3203" w:type="dxa"/>
             <w:tcBorders>
               <w:top w:val="single" w:sz="4" w:space="0" w:color="000000"/>
-              <w:left w:val="single" w:sz="4" w:space="0" w:color="000000"/>
+              <w:start w:val="single" w:sz="4" w:space="0" w:color="000000"/>
               <w:bottom w:val="single" w:sz="4" w:space="0" w:color="000000"/>
-              <w:right w:val="single" w:sz="4" w:space="0" w:color="000000"/>
+              <w:end w:val="single" w:sz="4" w:space="0" w:color="000000"/>
             </w:tcBorders>
             <w:vAlign w:val="center"/>
           </w:tcPr>
@@ -348,12 +359,12 @@
             <w:pPr>
               <w:pStyle w:val="StandardSchwarz"/>
               <w:rPr>
-                <w:rFonts w:asciiTheme="minorHAnsi" w:hAnsiTheme="minorHAnsi" w:cstheme="minorHAnsi"/>
+                <w:rFonts w:ascii="Calibri" w:hAnsi="Calibri" w:cs="Calibri" w:asciiTheme="minorHAnsi" w:cstheme="minorHAnsi" w:hAnsiTheme="minorHAnsi"/>
               </w:rPr>
             </w:pPr>
             <w:r>
               <w:rPr>
-                <w:rFonts w:ascii="Calibri" w:hAnsi="Calibri" w:cstheme="minorHAnsi"/>
+                <w:rFonts w:cs="Calibri" w:ascii="Calibri" w:hAnsi="Calibri" w:cstheme="minorHAnsi"/>
               </w:rPr>
               <w:t>Roberto</w:t>
             </w:r>
@@ -364,9 +375,9 @@
             <w:tcW w:w="3616" w:type="dxa"/>
             <w:tcBorders>
               <w:top w:val="single" w:sz="4" w:space="0" w:color="000000"/>
-              <w:left w:val="single" w:sz="4" w:space="0" w:color="000000"/>
+              <w:start w:val="single" w:sz="4" w:space="0" w:color="000000"/>
               <w:bottom w:val="single" w:sz="4" w:space="0" w:color="000000"/>
-              <w:right w:val="single" w:sz="4" w:space="0" w:color="000000"/>
+              <w:end w:val="single" w:sz="4" w:space="0" w:color="000000"/>
             </w:tcBorders>
             <w:vAlign w:val="center"/>
           </w:tcPr>
@@ -374,12 +385,12 @@
             <w:pPr>
               <w:pStyle w:val="StandardSchwarz"/>
               <w:rPr>
-                <w:rFonts w:asciiTheme="minorHAnsi" w:hAnsiTheme="minorHAnsi" w:cstheme="minorHAnsi"/>
+                <w:rFonts w:ascii="Calibri" w:hAnsi="Calibri" w:cs="Calibri" w:asciiTheme="minorHAnsi" w:cstheme="minorHAnsi" w:hAnsiTheme="minorHAnsi"/>
               </w:rPr>
             </w:pPr>
             <w:r>
               <w:rPr>
-                <w:rFonts w:ascii="Calibri" w:hAnsi="Calibri" w:cstheme="minorHAnsi"/>
+                <w:rFonts w:cs="Calibri" w:ascii="Calibri" w:hAnsi="Calibri" w:cstheme="minorHAnsi"/>
               </w:rPr>
               <w:t>Fatemeh</w:t>
             </w:r>
@@ -388,15 +399,15 @@
       </w:tr>
       <w:tr>
         <w:trPr>
-          <w:trHeight w:val="273"/>
+          <w:trHeight w:val="273" w:hRule="atLeast"/>
         </w:trPr>
         <w:tc>
           <w:tcPr>
             <w:tcW w:w="2694" w:type="dxa"/>
             <w:tcBorders>
-              <w:left w:val="single" w:sz="4" w:space="0" w:color="000000"/>
+              <w:start w:val="single" w:sz="4" w:space="0" w:color="000000"/>
               <w:bottom w:val="single" w:sz="4" w:space="0" w:color="000000"/>
-              <w:right w:val="single" w:sz="4" w:space="0" w:color="000000"/>
+              <w:end w:val="single" w:sz="4" w:space="0" w:color="000000"/>
             </w:tcBorders>
             <w:vAlign w:val="center"/>
           </w:tcPr>
@@ -404,14 +415,14 @@
             <w:pPr>
               <w:pStyle w:val="StandardSchwarz"/>
               <w:rPr>
-                <w:rFonts w:asciiTheme="minorHAnsi" w:hAnsiTheme="minorHAnsi" w:cstheme="minorHAnsi"/>
+                <w:rFonts w:ascii="Calibri" w:hAnsi="Calibri" w:cs="Calibri" w:asciiTheme="minorHAnsi" w:cstheme="minorHAnsi" w:hAnsiTheme="minorHAnsi"/>
                 <w:sz w:val="18"/>
                 <w:szCs w:val="18"/>
               </w:rPr>
             </w:pPr>
             <w:r>
               <w:rPr>
-                <w:rFonts w:asciiTheme="minorHAnsi" w:hAnsiTheme="minorHAnsi" w:cstheme="minorHAnsi"/>
+                <w:rFonts w:cs="Calibri" w:ascii="Calibri" w:hAnsi="Calibri" w:asciiTheme="minorHAnsi" w:cstheme="minorHAnsi" w:hAnsiTheme="minorHAnsi"/>
                 <w:sz w:val="18"/>
                 <w:szCs w:val="18"/>
               </w:rPr>
@@ -423,9 +434,9 @@
           <w:tcPr>
             <w:tcW w:w="3203" w:type="dxa"/>
             <w:tcBorders>
-              <w:left w:val="single" w:sz="4" w:space="0" w:color="000000"/>
+              <w:start w:val="single" w:sz="4" w:space="0" w:color="000000"/>
               <w:bottom w:val="single" w:sz="4" w:space="0" w:color="000000"/>
-              <w:right w:val="single" w:sz="4" w:space="0" w:color="000000"/>
+              <w:end w:val="single" w:sz="4" w:space="0" w:color="000000"/>
             </w:tcBorders>
             <w:vAlign w:val="center"/>
           </w:tcPr>
@@ -433,12 +444,12 @@
             <w:pPr>
               <w:pStyle w:val="StandardSchwarz"/>
               <w:rPr>
-                <w:rFonts w:asciiTheme="minorHAnsi" w:hAnsiTheme="minorHAnsi" w:cstheme="minorHAnsi"/>
+                <w:rFonts w:ascii="Calibri" w:hAnsi="Calibri" w:cs="Calibri" w:asciiTheme="minorHAnsi" w:cstheme="minorHAnsi" w:hAnsiTheme="minorHAnsi"/>
               </w:rPr>
             </w:pPr>
             <w:r>
               <w:rPr>
-                <w:rFonts w:ascii="Calibri" w:hAnsi="Calibri" w:cstheme="minorHAnsi"/>
+                <w:rFonts w:cs="Calibri" w:ascii="Calibri" w:hAnsi="Calibri" w:cstheme="minorHAnsi"/>
               </w:rPr>
               <w:t>Casadei</w:t>
             </w:r>
@@ -448,9 +459,9 @@
           <w:tcPr>
             <w:tcW w:w="3616" w:type="dxa"/>
             <w:tcBorders>
-              <w:left w:val="single" w:sz="4" w:space="0" w:color="000000"/>
+              <w:start w:val="single" w:sz="4" w:space="0" w:color="000000"/>
               <w:bottom w:val="single" w:sz="4" w:space="0" w:color="000000"/>
-              <w:right w:val="single" w:sz="4" w:space="0" w:color="000000"/>
+              <w:end w:val="single" w:sz="4" w:space="0" w:color="000000"/>
             </w:tcBorders>
             <w:vAlign w:val="center"/>
           </w:tcPr>
@@ -458,12 +469,12 @@
             <w:pPr>
               <w:pStyle w:val="StandardSchwarz"/>
               <w:rPr>
-                <w:rFonts w:asciiTheme="minorHAnsi" w:hAnsiTheme="minorHAnsi" w:cstheme="minorHAnsi"/>
+                <w:rFonts w:ascii="Calibri" w:hAnsi="Calibri" w:cs="Calibri" w:asciiTheme="minorHAnsi" w:cstheme="minorHAnsi" w:hAnsiTheme="minorHAnsi"/>
               </w:rPr>
             </w:pPr>
             <w:r>
               <w:rPr>
-                <w:rFonts w:ascii="Calibri" w:hAnsi="Calibri" w:cstheme="minorHAnsi"/>
+                <w:rFonts w:cs="Calibri" w:ascii="Calibri" w:hAnsi="Calibri" w:cstheme="minorHAnsi"/>
               </w:rPr>
               <w:t>Ghassemi</w:t>
             </w:r>
@@ -472,15 +483,15 @@
       </w:tr>
       <w:tr>
         <w:trPr>
-          <w:trHeight w:val="273"/>
+          <w:trHeight w:val="273" w:hRule="atLeast"/>
         </w:trPr>
         <w:tc>
           <w:tcPr>
             <w:tcW w:w="2694" w:type="dxa"/>
             <w:tcBorders>
-              <w:left w:val="single" w:sz="4" w:space="0" w:color="000000"/>
+              <w:start w:val="single" w:sz="4" w:space="0" w:color="000000"/>
               <w:bottom w:val="single" w:sz="4" w:space="0" w:color="000000"/>
-              <w:right w:val="single" w:sz="4" w:space="0" w:color="000000"/>
+              <w:end w:val="single" w:sz="4" w:space="0" w:color="000000"/>
             </w:tcBorders>
             <w:vAlign w:val="center"/>
           </w:tcPr>
@@ -488,14 +499,14 @@
             <w:pPr>
               <w:pStyle w:val="StandardSchwarz"/>
               <w:rPr>
-                <w:rFonts w:asciiTheme="minorHAnsi" w:hAnsiTheme="minorHAnsi" w:cstheme="minorHAnsi"/>
+                <w:rFonts w:ascii="Calibri" w:hAnsi="Calibri" w:cs="Calibri" w:asciiTheme="minorHAnsi" w:cstheme="minorHAnsi" w:hAnsiTheme="minorHAnsi"/>
                 <w:sz w:val="18"/>
                 <w:szCs w:val="18"/>
               </w:rPr>
             </w:pPr>
             <w:r>
               <w:rPr>
-                <w:rFonts w:asciiTheme="minorHAnsi" w:hAnsiTheme="minorHAnsi" w:cstheme="minorHAnsi"/>
+                <w:rFonts w:cs="Calibri" w:ascii="Calibri" w:hAnsi="Calibri" w:asciiTheme="minorHAnsi" w:cstheme="minorHAnsi" w:hAnsiTheme="minorHAnsi"/>
                 <w:sz w:val="18"/>
                 <w:szCs w:val="18"/>
               </w:rPr>
@@ -507,9 +518,9 @@
           <w:tcPr>
             <w:tcW w:w="3203" w:type="dxa"/>
             <w:tcBorders>
-              <w:left w:val="single" w:sz="4" w:space="0" w:color="000000"/>
+              <w:start w:val="single" w:sz="4" w:space="0" w:color="000000"/>
               <w:bottom w:val="single" w:sz="4" w:space="0" w:color="000000"/>
-              <w:right w:val="single" w:sz="4" w:space="0" w:color="000000"/>
+              <w:end w:val="single" w:sz="4" w:space="0" w:color="000000"/>
             </w:tcBorders>
             <w:vAlign w:val="center"/>
           </w:tcPr>
@@ -517,13 +528,13 @@
             <w:pPr>
               <w:pStyle w:val="StandardSchwarz"/>
               <w:rPr>
-                <w:rFonts w:asciiTheme="minorHAnsi" w:hAnsiTheme="minorHAnsi" w:cstheme="minorHAnsi"/>
+                <w:rFonts w:ascii="Calibri" w:hAnsi="Calibri" w:cs="Calibri" w:asciiTheme="minorHAnsi" w:cstheme="minorHAnsi" w:hAnsiTheme="minorHAnsi"/>
                 <w:lang w:val="de-DE"/>
               </w:rPr>
             </w:pPr>
             <w:r>
               <w:rPr>
-                <w:rFonts w:ascii="Calibri" w:hAnsi="Calibri" w:cstheme="minorHAnsi"/>
+                <w:rFonts w:cs="Calibri" w:ascii="Calibri" w:hAnsi="Calibri" w:cstheme="minorHAnsi"/>
                 <w:lang w:val="de-DE"/>
               </w:rPr>
               <w:t>0000-0001-9149-949X</w:t>
@@ -534,9 +545,9 @@
           <w:tcPr>
             <w:tcW w:w="3616" w:type="dxa"/>
             <w:tcBorders>
-              <w:left w:val="single" w:sz="4" w:space="0" w:color="000000"/>
+              <w:start w:val="single" w:sz="4" w:space="0" w:color="000000"/>
               <w:bottom w:val="single" w:sz="4" w:space="0" w:color="000000"/>
-              <w:right w:val="single" w:sz="4" w:space="0" w:color="000000"/>
+              <w:end w:val="single" w:sz="4" w:space="0" w:color="000000"/>
             </w:tcBorders>
             <w:vAlign w:val="center"/>
           </w:tcPr>
@@ -544,13 +555,13 @@
             <w:pPr>
               <w:pStyle w:val="StandardSchwarz"/>
               <w:rPr>
-                <w:rFonts w:asciiTheme="minorHAnsi" w:hAnsiTheme="minorHAnsi" w:cstheme="minorHAnsi"/>
+                <w:rFonts w:ascii="Calibri" w:hAnsi="Calibri" w:cs="Calibri" w:asciiTheme="minorHAnsi" w:cstheme="minorHAnsi" w:hAnsiTheme="minorHAnsi"/>
                 <w:lang w:val="de-DE"/>
               </w:rPr>
             </w:pPr>
             <w:r>
               <w:rPr>
-                <w:rFonts w:ascii="Calibri" w:hAnsi="Calibri" w:cstheme="minorHAnsi"/>
+                <w:rFonts w:cs="Calibri" w:ascii="Calibri" w:hAnsi="Calibri" w:cstheme="minorHAnsi"/>
                 <w:lang w:val="de-DE"/>
               </w:rPr>
               <w:t>0000-0002-9677-3854</w:t>
@@ -560,15 +571,15 @@
       </w:tr>
       <w:tr>
         <w:trPr>
-          <w:trHeight w:val="273"/>
+          <w:trHeight w:val="273" w:hRule="atLeast"/>
         </w:trPr>
         <w:tc>
           <w:tcPr>
             <w:tcW w:w="2694" w:type="dxa"/>
             <w:tcBorders>
-              <w:left w:val="single" w:sz="4" w:space="0" w:color="000000"/>
+              <w:start w:val="single" w:sz="4" w:space="0" w:color="000000"/>
               <w:bottom w:val="single" w:sz="4" w:space="0" w:color="000000"/>
-              <w:right w:val="single" w:sz="4" w:space="0" w:color="000000"/>
+              <w:end w:val="single" w:sz="4" w:space="0" w:color="000000"/>
             </w:tcBorders>
             <w:vAlign w:val="center"/>
           </w:tcPr>
@@ -576,7 +587,7 @@
             <w:pPr>
               <w:pStyle w:val="StandardSchwarz"/>
               <w:rPr>
-                <w:rFonts w:asciiTheme="minorHAnsi" w:hAnsiTheme="minorHAnsi" w:cstheme="minorHAnsi"/>
+                <w:rFonts w:ascii="Calibri" w:hAnsi="Calibri" w:cs="Calibri" w:asciiTheme="minorHAnsi" w:cstheme="minorHAnsi" w:hAnsiTheme="minorHAnsi"/>
                 <w:sz w:val="18"/>
                 <w:szCs w:val="18"/>
                 <w:lang w:val="de-DE"/>
@@ -584,7 +595,7 @@
             </w:pPr>
             <w:r>
               <w:rPr>
-                <w:rFonts w:asciiTheme="minorHAnsi" w:hAnsiTheme="minorHAnsi" w:cstheme="minorHAnsi"/>
+                <w:rFonts w:cs="Calibri" w:ascii="Calibri" w:hAnsi="Calibri" w:asciiTheme="minorHAnsi" w:cstheme="minorHAnsi" w:hAnsiTheme="minorHAnsi"/>
                 <w:sz w:val="18"/>
                 <w:szCs w:val="18"/>
               </w:rPr>
@@ -596,9 +607,9 @@
           <w:tcPr>
             <w:tcW w:w="3203" w:type="dxa"/>
             <w:tcBorders>
-              <w:left w:val="single" w:sz="4" w:space="0" w:color="000000"/>
+              <w:start w:val="single" w:sz="4" w:space="0" w:color="000000"/>
               <w:bottom w:val="single" w:sz="4" w:space="0" w:color="000000"/>
-              <w:right w:val="single" w:sz="4" w:space="0" w:color="000000"/>
+              <w:end w:val="single" w:sz="4" w:space="0" w:color="000000"/>
             </w:tcBorders>
             <w:vAlign w:val="center"/>
           </w:tcPr>
@@ -606,13 +617,13 @@
             <w:pPr>
               <w:pStyle w:val="StandardSchwarz"/>
               <w:rPr>
-                <w:rFonts w:asciiTheme="minorHAnsi" w:hAnsiTheme="minorHAnsi" w:cstheme="minorHAnsi"/>
+                <w:rFonts w:ascii="Calibri" w:hAnsi="Calibri" w:cs="Calibri" w:asciiTheme="minorHAnsi" w:cstheme="minorHAnsi" w:hAnsiTheme="minorHAnsi"/>
                 <w:lang w:val="de-DE"/>
               </w:rPr>
             </w:pPr>
             <w:r>
               <w:rPr>
-                <w:rFonts w:ascii="Calibri" w:hAnsi="Calibri" w:cstheme="minorHAnsi"/>
+                <w:rFonts w:cs="Calibri" w:ascii="Calibri" w:hAnsi="Calibri" w:cstheme="minorHAnsi"/>
                 <w:lang w:val="de-DE"/>
               </w:rPr>
               <w:t>roby.casadei@unibo.it</w:t>
@@ -623,9 +634,9 @@
           <w:tcPr>
             <w:tcW w:w="3616" w:type="dxa"/>
             <w:tcBorders>
-              <w:left w:val="single" w:sz="4" w:space="0" w:color="000000"/>
+              <w:start w:val="single" w:sz="4" w:space="0" w:color="000000"/>
               <w:bottom w:val="single" w:sz="4" w:space="0" w:color="000000"/>
-              <w:right w:val="single" w:sz="4" w:space="0" w:color="000000"/>
+              <w:end w:val="single" w:sz="4" w:space="0" w:color="000000"/>
             </w:tcBorders>
             <w:vAlign w:val="center"/>
           </w:tcPr>
@@ -633,52 +644,31 @@
             <w:pPr>
               <w:pStyle w:val="StandardSchwarz"/>
               <w:rPr>
-                <w:rFonts w:asciiTheme="minorHAnsi" w:hAnsiTheme="minorHAnsi" w:cstheme="minorHAnsi"/>
+                <w:rFonts w:ascii="Calibri" w:hAnsi="Calibri" w:cs="Calibri" w:asciiTheme="minorHAnsi" w:cstheme="minorHAnsi" w:hAnsiTheme="minorHAnsi"/>
                 <w:lang w:val="de-DE"/>
               </w:rPr>
             </w:pPr>
             <w:r>
               <w:rPr>
-                <w:rFonts w:ascii="Calibri" w:hAnsi="Calibri" w:cstheme="minorHAnsi"/>
+                <w:rFonts w:cs="Calibri" w:ascii="Calibri" w:hAnsi="Calibri" w:cstheme="minorHAnsi"/>
                 <w:lang w:val="de-DE"/>
               </w:rPr>
-              <w:t>f</w:t>
-            </w:r>
-            <w:r>
-              <w:rPr>
-                <w:rFonts w:ascii="Calibri" w:hAnsi="Calibri" w:cstheme="minorHAnsi"/>
-                <w:lang w:val="de-DE"/>
-              </w:rPr>
-              <w:t>g</w:t>
-            </w:r>
-            <w:r>
-              <w:rPr>
-                <w:rFonts w:ascii="Calibri" w:hAnsi="Calibri" w:cstheme="minorHAnsi"/>
-                <w:lang w:val="de-DE"/>
-              </w:rPr>
-              <w:t>hassemi@</w:t>
-            </w:r>
-            <w:r>
-              <w:rPr>
-                <w:rFonts w:ascii="Calibri" w:hAnsi="Calibri" w:cstheme="minorHAnsi"/>
-                <w:lang w:val="de-DE"/>
-              </w:rPr>
-              <w:t>ut.ac.ir</w:t>
+              <w:t>fghassemi@ut.ac.ir</w:t>
             </w:r>
           </w:p>
         </w:tc>
       </w:tr>
       <w:tr>
         <w:trPr>
-          <w:trHeight w:val="273"/>
+          <w:trHeight w:val="273" w:hRule="atLeast"/>
         </w:trPr>
         <w:tc>
           <w:tcPr>
             <w:tcW w:w="2694" w:type="dxa"/>
             <w:tcBorders>
-              <w:left w:val="single" w:sz="4" w:space="0" w:color="000000"/>
+              <w:start w:val="single" w:sz="4" w:space="0" w:color="000000"/>
               <w:bottom w:val="single" w:sz="4" w:space="0" w:color="000000"/>
-              <w:right w:val="single" w:sz="4" w:space="0" w:color="000000"/>
+              <w:end w:val="single" w:sz="4" w:space="0" w:color="000000"/>
             </w:tcBorders>
             <w:vAlign w:val="center"/>
           </w:tcPr>
@@ -686,14 +676,14 @@
             <w:pPr>
               <w:pStyle w:val="StandardSchwarz"/>
               <w:rPr>
-                <w:rFonts w:asciiTheme="minorHAnsi" w:hAnsiTheme="minorHAnsi" w:cstheme="minorHAnsi"/>
+                <w:rFonts w:ascii="Calibri" w:hAnsi="Calibri" w:cs="Calibri" w:asciiTheme="minorHAnsi" w:cstheme="minorHAnsi" w:hAnsiTheme="minorHAnsi"/>
                 <w:sz w:val="18"/>
                 <w:szCs w:val="18"/>
               </w:rPr>
             </w:pPr>
             <w:r>
               <w:rPr>
-                <w:rFonts w:asciiTheme="minorHAnsi" w:hAnsiTheme="minorHAnsi" w:cstheme="minorHAnsi"/>
+                <w:rFonts w:cs="Calibri" w:ascii="Calibri" w:hAnsi="Calibri" w:asciiTheme="minorHAnsi" w:cstheme="minorHAnsi" w:hAnsiTheme="minorHAnsi"/>
                 <w:sz w:val="18"/>
                 <w:szCs w:val="18"/>
               </w:rPr>
@@ -705,9 +695,9 @@
           <w:tcPr>
             <w:tcW w:w="3203" w:type="dxa"/>
             <w:tcBorders>
-              <w:left w:val="single" w:sz="4" w:space="0" w:color="000000"/>
+              <w:start w:val="single" w:sz="4" w:space="0" w:color="000000"/>
               <w:bottom w:val="single" w:sz="4" w:space="0" w:color="000000"/>
-              <w:right w:val="single" w:sz="4" w:space="0" w:color="000000"/>
+              <w:end w:val="single" w:sz="4" w:space="0" w:color="000000"/>
             </w:tcBorders>
             <w:vAlign w:val="center"/>
           </w:tcPr>
@@ -715,13 +705,13 @@
             <w:pPr>
               <w:pStyle w:val="StandardSchwarz"/>
               <w:rPr>
-                <w:rFonts w:asciiTheme="minorHAnsi" w:hAnsiTheme="minorHAnsi" w:cstheme="minorHAnsi"/>
+                <w:rFonts w:ascii="Calibri" w:hAnsi="Calibri" w:cs="Calibri" w:asciiTheme="minorHAnsi" w:cstheme="minorHAnsi" w:hAnsiTheme="minorHAnsi"/>
                 <w:lang w:val="de-DE"/>
               </w:rPr>
             </w:pPr>
             <w:r>
               <w:rPr>
-                <w:rFonts w:ascii="Calibri" w:hAnsi="Calibri" w:cstheme="minorHAnsi"/>
+                <w:rFonts w:cs="Calibri" w:ascii="Calibri" w:hAnsi="Calibri" w:cstheme="minorHAnsi"/>
                 <w:lang w:val="de-DE"/>
               </w:rPr>
               <w:t>University of Bologna, Italy</w:t>
@@ -732,9 +722,9 @@
           <w:tcPr>
             <w:tcW w:w="3616" w:type="dxa"/>
             <w:tcBorders>
-              <w:left w:val="single" w:sz="4" w:space="0" w:color="000000"/>
+              <w:start w:val="single" w:sz="4" w:space="0" w:color="000000"/>
               <w:bottom w:val="single" w:sz="4" w:space="0" w:color="000000"/>
-              <w:right w:val="single" w:sz="4" w:space="0" w:color="000000"/>
+              <w:end w:val="single" w:sz="4" w:space="0" w:color="000000"/>
             </w:tcBorders>
             <w:vAlign w:val="center"/>
           </w:tcPr>
@@ -742,13 +732,13 @@
             <w:pPr>
               <w:pStyle w:val="StandardSchwarz"/>
               <w:rPr>
-                <w:rFonts w:asciiTheme="minorHAnsi" w:hAnsiTheme="minorHAnsi" w:cstheme="minorHAnsi"/>
+                <w:rFonts w:ascii="Calibri" w:hAnsi="Calibri" w:cs="Calibri" w:asciiTheme="minorHAnsi" w:cstheme="minorHAnsi" w:hAnsiTheme="minorHAnsi"/>
                 <w:lang w:val="de-DE"/>
               </w:rPr>
             </w:pPr>
             <w:r>
               <w:rPr>
-                <w:rFonts w:ascii="Calibri" w:hAnsi="Calibri" w:cstheme="minorHAnsi"/>
+                <w:rFonts w:cs="Calibri" w:ascii="Calibri" w:hAnsi="Calibri" w:cstheme="minorHAnsi"/>
                 <w:lang w:val="de-DE"/>
               </w:rPr>
               <w:t>University of Tehran, Iran</w:t>
@@ -758,15 +748,15 @@
       </w:tr>
       <w:tr>
         <w:trPr>
-          <w:trHeight w:val="273"/>
+          <w:trHeight w:val="273" w:hRule="atLeast"/>
         </w:trPr>
         <w:tc>
           <w:tcPr>
             <w:tcW w:w="2694" w:type="dxa"/>
             <w:tcBorders>
-              <w:left w:val="single" w:sz="4" w:space="0" w:color="000000"/>
+              <w:start w:val="single" w:sz="4" w:space="0" w:color="000000"/>
               <w:bottom w:val="single" w:sz="4" w:space="0" w:color="000000"/>
-              <w:right w:val="single" w:sz="4" w:space="0" w:color="000000"/>
+              <w:end w:val="single" w:sz="4" w:space="0" w:color="000000"/>
             </w:tcBorders>
             <w:vAlign w:val="center"/>
           </w:tcPr>
@@ -774,14 +764,14 @@
             <w:pPr>
               <w:pStyle w:val="StandardSchwarz"/>
               <w:rPr>
-                <w:rFonts w:asciiTheme="minorHAnsi" w:hAnsiTheme="minorHAnsi" w:cstheme="minorHAnsi"/>
+                <w:rFonts w:ascii="Calibri" w:hAnsi="Calibri" w:cs="Calibri" w:asciiTheme="minorHAnsi" w:cstheme="minorHAnsi" w:hAnsiTheme="minorHAnsi"/>
                 <w:sz w:val="18"/>
                 <w:szCs w:val="18"/>
               </w:rPr>
             </w:pPr>
             <w:r>
               <w:rPr>
-                <w:rFonts w:asciiTheme="minorHAnsi" w:hAnsiTheme="minorHAnsi" w:cstheme="minorHAnsi"/>
+                <w:rFonts w:cs="Calibri" w:ascii="Calibri" w:hAnsi="Calibri" w:asciiTheme="minorHAnsi" w:cstheme="minorHAnsi" w:hAnsiTheme="minorHAnsi"/>
                 <w:sz w:val="18"/>
                 <w:szCs w:val="18"/>
               </w:rPr>
@@ -792,14 +782,14 @@
             <w:pPr>
               <w:pStyle w:val="StandardSchwarz"/>
               <w:rPr>
-                <w:rFonts w:asciiTheme="minorHAnsi" w:hAnsiTheme="minorHAnsi" w:cstheme="minorHAnsi"/>
+                <w:rFonts w:ascii="Calibri" w:hAnsi="Calibri" w:cs="Calibri" w:asciiTheme="minorHAnsi" w:cstheme="minorHAnsi" w:hAnsiTheme="minorHAnsi"/>
                 <w:sz w:val="18"/>
                 <w:szCs w:val="18"/>
               </w:rPr>
             </w:pPr>
             <w:r>
               <w:rPr>
-                <w:rFonts w:asciiTheme="minorHAnsi" w:hAnsiTheme="minorHAnsi" w:cstheme="minorHAnsi"/>
+                <w:rFonts w:cs="Calibri" w:ascii="Calibri" w:hAnsi="Calibri" w:asciiTheme="minorHAnsi" w:cstheme="minorHAnsi" w:hAnsiTheme="minorHAnsi"/>
                 <w:sz w:val="18"/>
                 <w:szCs w:val="18"/>
               </w:rPr>
@@ -807,7 +797,7 @@
             </w:r>
             <w:r>
               <w:rPr>
-                <w:rFonts w:asciiTheme="minorHAnsi" w:hAnsiTheme="minorHAnsi" w:cstheme="minorHAnsi"/>
+                <w:rFonts w:cs="Calibri" w:ascii="Calibri" w:hAnsi="Calibri" w:asciiTheme="minorHAnsi" w:cstheme="minorHAnsi" w:hAnsiTheme="minorHAnsi"/>
                 <w:b/>
                 <w:sz w:val="18"/>
                 <w:szCs w:val="18"/>
@@ -816,7 +806,7 @@
             </w:r>
             <w:r>
               <w:rPr>
-                <w:rFonts w:asciiTheme="minorHAnsi" w:hAnsiTheme="minorHAnsi" w:cstheme="minorHAnsi"/>
+                <w:rFonts w:cs="Calibri" w:ascii="Calibri" w:hAnsi="Calibri" w:asciiTheme="minorHAnsi" w:cstheme="minorHAnsi" w:hAnsiTheme="minorHAnsi"/>
                 <w:sz w:val="18"/>
                 <w:szCs w:val="18"/>
               </w:rPr>
@@ -827,30 +817,44 @@
             <w:pPr>
               <w:pStyle w:val="StandardSchwarz"/>
               <w:rPr>
-                <w:rFonts w:asciiTheme="minorHAnsi" w:hAnsiTheme="minorHAnsi" w:cstheme="minorHAnsi"/>
+                <w:rFonts w:ascii="Calibri" w:hAnsi="Calibri" w:cs="Calibri" w:asciiTheme="minorHAnsi" w:cstheme="minorHAnsi" w:hAnsiTheme="minorHAnsi"/>
                 <w:sz w:val="18"/>
                 <w:szCs w:val="18"/>
               </w:rPr>
             </w:pPr>
+            <w:r>
+              <w:rPr>
+                <w:rFonts w:cs="Calibri" w:cstheme="minorHAnsi" w:ascii="Calibri" w:hAnsi="Calibri"/>
+                <w:sz w:val="18"/>
+                <w:szCs w:val="18"/>
+              </w:rPr>
+            </w:r>
           </w:p>
           <w:p>
             <w:pPr>
               <w:pStyle w:val="StandardSchwarz"/>
               <w:rPr>
-                <w:rFonts w:asciiTheme="minorHAnsi" w:hAnsiTheme="minorHAnsi" w:cstheme="minorHAnsi"/>
+                <w:rFonts w:ascii="Calibri" w:hAnsi="Calibri" w:cs="Calibri" w:asciiTheme="minorHAnsi" w:cstheme="minorHAnsi" w:hAnsiTheme="minorHAnsi"/>
                 <w:sz w:val="18"/>
                 <w:szCs w:val="18"/>
               </w:rPr>
             </w:pPr>
+            <w:r>
+              <w:rPr>
+                <w:rFonts w:cs="Calibri" w:cstheme="minorHAnsi" w:ascii="Calibri" w:hAnsi="Calibri"/>
+                <w:sz w:val="18"/>
+                <w:szCs w:val="18"/>
+              </w:rPr>
+            </w:r>
           </w:p>
         </w:tc>
         <w:tc>
           <w:tcPr>
             <w:tcW w:w="3203" w:type="dxa"/>
             <w:tcBorders>
-              <w:left w:val="single" w:sz="4" w:space="0" w:color="000000"/>
+              <w:start w:val="single" w:sz="4" w:space="0" w:color="000000"/>
               <w:bottom w:val="single" w:sz="4" w:space="0" w:color="000000"/>
-              <w:right w:val="single" w:sz="4" w:space="0" w:color="000000"/>
+              <w:end w:val="single" w:sz="4" w:space="0" w:color="000000"/>
             </w:tcBorders>
             <w:vAlign w:val="center"/>
           </w:tcPr>
@@ -858,12 +862,12 @@
             <w:pPr>
               <w:pStyle w:val="StandardSchwarz"/>
               <w:rPr>
-                <w:rFonts w:asciiTheme="minorHAnsi" w:hAnsiTheme="minorHAnsi" w:cstheme="minorHAnsi"/>
+                <w:rFonts w:ascii="Calibri" w:hAnsi="Calibri" w:cs="Calibri" w:asciiTheme="minorHAnsi" w:cstheme="minorHAnsi" w:hAnsiTheme="minorHAnsi"/>
               </w:rPr>
             </w:pPr>
             <w:r>
               <w:rPr>
-                <w:rFonts w:ascii="Calibri" w:hAnsi="Calibri" w:cstheme="minorHAnsi"/>
+                <w:rFonts w:cs="Calibri" w:ascii="Calibri" w:hAnsi="Calibri" w:cstheme="minorHAnsi"/>
               </w:rPr>
               <w:t>Via dell’Università 50, 57522, Cesena, Italy</w:t>
             </w:r>
@@ -873,9 +877,9 @@
           <w:tcPr>
             <w:tcW w:w="3616" w:type="dxa"/>
             <w:tcBorders>
-              <w:left w:val="single" w:sz="4" w:space="0" w:color="000000"/>
+              <w:start w:val="single" w:sz="4" w:space="0" w:color="000000"/>
               <w:bottom w:val="single" w:sz="4" w:space="0" w:color="000000"/>
-              <w:right w:val="single" w:sz="4" w:space="0" w:color="000000"/>
+              <w:end w:val="single" w:sz="4" w:space="0" w:color="000000"/>
             </w:tcBorders>
             <w:vAlign w:val="center"/>
           </w:tcPr>
@@ -883,28 +887,21 @@
             <w:pPr>
               <w:pStyle w:val="StandardSchwarz"/>
               <w:rPr>
-                <w:rFonts w:asciiTheme="minorHAnsi" w:hAnsiTheme="minorHAnsi" w:cstheme="minorHAnsi"/>
+                <w:rFonts w:ascii="Calibri" w:hAnsi="Calibri" w:cs="Calibri" w:asciiTheme="minorHAnsi" w:cstheme="minorHAnsi" w:hAnsiTheme="minorHAnsi"/>
               </w:rPr>
             </w:pPr>
             <w:r>
               <w:rPr>
-                <w:rFonts w:asciiTheme="minorHAnsi" w:hAnsiTheme="minorHAnsi" w:cstheme="minorHAnsi"/>
+                <w:rFonts w:cs="Calibri" w:ascii="Calibri" w:hAnsi="Calibri" w:asciiTheme="minorHAnsi" w:cstheme="minorHAnsi" w:hAnsiTheme="minorHAnsi"/>
               </w:rPr>
               <w:t xml:space="preserve">North Kargar, </w:t>
             </w:r>
             <w:r>
               <w:rPr>
-                <w:rFonts w:asciiTheme="minorHAnsi" w:hAnsiTheme="minorHAnsi" w:cstheme="minorHAnsi"/>
+                <w:rFonts w:cs="Calibri" w:ascii="Calibri" w:hAnsi="Calibri" w:asciiTheme="minorHAnsi" w:cstheme="minorHAnsi" w:hAnsiTheme="minorHAnsi"/>
                 <w:lang w:val="de-DE"/>
               </w:rPr>
-              <w:t>1439957131</w:t>
-            </w:r>
-            <w:r>
-              <w:rPr>
-                <w:rFonts w:asciiTheme="minorHAnsi" w:hAnsiTheme="minorHAnsi" w:cstheme="minorHAnsi"/>
-                <w:lang w:val="de-DE"/>
-              </w:rPr>
-              <w:t>, Tehran, Iran</w:t>
+              <w:t>1439957131, Tehran, Iran</w:t>
             </w:r>
           </w:p>
         </w:tc>
@@ -912,11 +909,18 @@
     </w:tbl>
     <w:p>
       <w:pPr>
-        <w:rPr>
-          <w:rFonts w:cstheme="minorHAnsi"/>
-          <w:lang w:val="en-US"/>
-        </w:rPr>
-      </w:pPr>
+        <w:pStyle w:val="Normal"/>
+        <w:rPr>
+          <w:rFonts w:cs="Calibri" w:cstheme="minorHAnsi"/>
+          <w:lang w:val="en-US"/>
+        </w:rPr>
+      </w:pPr>
+      <w:r>
+        <w:rPr>
+          <w:rFonts w:cs="Calibri" w:cstheme="minorHAnsi"/>
+          <w:lang w:val="en-US"/>
+        </w:rPr>
+      </w:r>
     </w:p>
     <w:p>
       <w:pPr>
@@ -926,7 +930,7 @@
           <w:numId w:val="2"/>
         </w:numPr>
         <w:rPr>
-          <w:rFonts w:cstheme="minorHAnsi"/>
+          <w:rFonts w:cs="Calibri" w:cstheme="minorHAnsi"/>
           <w:bCs/>
           <w:sz w:val="20"/>
           <w:szCs w:val="20"/>
@@ -936,7 +940,7 @@
       <w:bookmarkStart w:id="0" w:name="_Hlk124423414"/>
       <w:r>
         <w:rPr>
-          <w:rFonts w:cstheme="minorHAnsi"/>
+          <w:rFonts w:cs="Calibri" w:cstheme="minorHAnsi"/>
           <w:b/>
           <w:lang w:val="en-US"/>
         </w:rPr>
@@ -944,7 +948,7 @@
       </w:r>
       <w:r>
         <w:rPr>
-          <w:rFonts w:cstheme="minorHAnsi"/>
+          <w:rFonts w:cs="Calibri" w:cstheme="minorHAnsi"/>
           <w:bCs/>
           <w:sz w:val="20"/>
           <w:szCs w:val="20"/>
@@ -955,7 +959,7 @@
       <w:bookmarkEnd w:id="0"/>
       <w:r>
         <w:rPr>
-          <w:rFonts w:cstheme="minorHAnsi"/>
+          <w:rFonts w:cs="Calibri" w:cstheme="minorHAnsi"/>
           <w:bCs/>
           <w:sz w:val="20"/>
           <w:szCs w:val="20"/>
@@ -968,32 +972,49 @@
       <w:tblPr>
         <w:tblStyle w:val="TableGrid"/>
         <w:tblW w:w="9062" w:type="dxa"/>
+        <w:jc w:val="start"/>
+        <w:tblInd w:w="0" w:type="dxa"/>
         <w:tblLayout w:type="fixed"/>
-        <w:tblLook w:val="04A0" w:firstRow="1" w:lastRow="0" w:firstColumn="1" w:lastColumn="0" w:noHBand="0" w:noVBand="1"/>
+        <w:tblCellMar>
+          <w:top w:w="0" w:type="dxa"/>
+          <w:start w:w="108" w:type="dxa"/>
+          <w:bottom w:w="0" w:type="dxa"/>
+          <w:end w:w="108" w:type="dxa"/>
+        </w:tblCellMar>
+        <w:tblLook w:val="04a0" w:noHBand="0" w:noVBand="1" w:firstColumn="1" w:lastRow="0" w:lastColumn="0" w:firstRow="1"/>
       </w:tblPr>
       <w:tblGrid>
         <w:gridCol w:w="1980"/>
         <w:gridCol w:w="7082"/>
       </w:tblGrid>
       <w:tr>
+        <w:trPr/>
         <w:tc>
           <w:tcPr>
             <w:tcW w:w="1980" w:type="dxa"/>
+            <w:tcBorders/>
           </w:tcPr>
           <w:p>
             <w:pPr>
-              <w:spacing w:after="0" w:line="240" w:lineRule="auto"/>
-              <w:rPr>
-                <w:rFonts w:cstheme="minorHAnsi"/>
+              <w:pStyle w:val="Normal"/>
+              <w:widowControl/>
+              <w:suppressAutoHyphens w:val="true"/>
+              <w:spacing w:lineRule="auto" w:line="240" w:before="0" w:after="0"/>
+              <w:jc w:val="start"/>
+              <w:rPr>
+                <w:rFonts w:cs="Calibri" w:cstheme="minorHAnsi"/>
                 <w:b/>
                 <w:lang w:val="en-US"/>
               </w:rPr>
             </w:pPr>
             <w:r>
               <w:rPr>
-                <w:rFonts w:eastAsia="SimSun" w:cstheme="minorHAnsi"/>
+                <w:rFonts w:eastAsia="SimSun" w:cs="Calibri" w:cstheme="minorHAnsi"/>
                 <w:b/>
-                <w:lang w:val="en-US"/>
+                <w:kern w:val="0"/>
+                <w:sz w:val="22"/>
+                <w:szCs w:val="22"/>
+                <w:lang w:val="en-US" w:eastAsia="de-DE" w:bidi="ar-SA"/>
               </w:rPr>
               <w:t>Name</w:t>
             </w:r>
@@ -1002,21 +1023,29 @@
         <w:tc>
           <w:tcPr>
             <w:tcW w:w="7082" w:type="dxa"/>
+            <w:tcBorders/>
           </w:tcPr>
           <w:p>
             <w:pPr>
-              <w:spacing w:after="0" w:line="240" w:lineRule="auto"/>
-              <w:rPr>
-                <w:rFonts w:cstheme="minorHAnsi"/>
+              <w:pStyle w:val="Normal"/>
+              <w:widowControl/>
+              <w:suppressAutoHyphens w:val="true"/>
+              <w:spacing w:lineRule="auto" w:line="240" w:before="0" w:after="0"/>
+              <w:jc w:val="start"/>
+              <w:rPr>
+                <w:rFonts w:cs="Calibri" w:cstheme="minorHAnsi"/>
                 <w:b/>
                 <w:lang w:val="en-US"/>
               </w:rPr>
             </w:pPr>
             <w:r>
               <w:rPr>
-                <w:rFonts w:eastAsia="SimSun" w:cstheme="minorHAnsi"/>
+                <w:rFonts w:eastAsia="SimSun" w:cs="Calibri" w:cstheme="minorHAnsi"/>
                 <w:b/>
-                <w:lang w:val="en-US"/>
+                <w:kern w:val="0"/>
+                <w:sz w:val="22"/>
+                <w:szCs w:val="22"/>
+                <w:lang w:val="en-US" w:eastAsia="de-DE" w:bidi="ar-SA"/>
               </w:rPr>
               <w:t>Roberto Casadei</w:t>
             </w:r>
@@ -1026,12 +1055,20 @@
     </w:tbl>
     <w:p>
       <w:pPr>
-        <w:rPr>
-          <w:rFonts w:cstheme="minorHAnsi"/>
+        <w:pStyle w:val="Normal"/>
+        <w:rPr>
+          <w:rFonts w:cs="Calibri" w:cstheme="minorHAnsi"/>
           <w:b/>
           <w:lang w:val="en-US"/>
         </w:rPr>
       </w:pPr>
+      <w:r>
+        <w:rPr>
+          <w:rFonts w:cs="Calibri" w:cstheme="minorHAnsi"/>
+          <w:b/>
+          <w:lang w:val="en-US"/>
+        </w:rPr>
+      </w:r>
     </w:p>
     <w:p>
       <w:pPr>
@@ -1041,14 +1078,14 @@
           <w:numId w:val="2"/>
         </w:numPr>
         <w:rPr>
-          <w:rFonts w:cstheme="minorHAnsi"/>
+          <w:rFonts w:cs="Calibri" w:cstheme="minorHAnsi"/>
           <w:b/>
           <w:lang w:val="en-US"/>
         </w:rPr>
       </w:pPr>
       <w:r>
         <w:rPr>
-          <w:rFonts w:cstheme="minorHAnsi"/>
+          <w:rFonts w:cs="Calibri" w:cstheme="minorHAnsi"/>
           <w:b/>
           <w:lang w:val="en-US"/>
         </w:rPr>
@@ -1063,13 +1100,13 @@
           <w:numId w:val="1"/>
         </w:numPr>
         <w:rPr>
-          <w:rFonts w:cstheme="minorHAnsi"/>
-          <w:lang w:val="en-US"/>
-        </w:rPr>
-      </w:pPr>
-      <w:r>
-        <w:rPr>
-          <w:rFonts w:cstheme="minorHAnsi"/>
+          <w:rFonts w:cs="Calibri" w:cstheme="minorHAnsi"/>
+          <w:lang w:val="en-US"/>
+        </w:rPr>
+      </w:pPr>
+      <w:r>
+        <w:rPr>
+          <w:rFonts w:cs="Calibri" w:cstheme="minorHAnsi"/>
           <w:lang w:val="en-US"/>
         </w:rPr>
         <w:t>The preface should include the number of papers submitted and selected as well as the type of review used and the number of reviews per paper</w:t>
@@ -1083,13 +1120,13 @@
           <w:numId w:val="1"/>
         </w:numPr>
         <w:rPr>
-          <w:rFonts w:cstheme="minorHAnsi"/>
-          <w:lang w:val="en-US"/>
-        </w:rPr>
-      </w:pPr>
-      <w:r>
-        <w:rPr>
-          <w:rFonts w:cstheme="minorHAnsi"/>
+          <w:rFonts w:cs="Calibri" w:cstheme="minorHAnsi"/>
+          <w:lang w:val="en-US"/>
+        </w:rPr>
+      </w:pPr>
+      <w:r>
+        <w:rPr>
+          <w:rFonts w:cs="Calibri" w:cstheme="minorHAnsi"/>
           <w:lang w:val="en-US"/>
         </w:rPr>
         <w:t>The names of the PC chairs should appear at the bottom of the preface</w:t>
@@ -1103,13 +1140,13 @@
           <w:numId w:val="1"/>
         </w:numPr>
         <w:rPr>
-          <w:rFonts w:cstheme="minorHAnsi"/>
-          <w:lang w:val="en-US"/>
-        </w:rPr>
-      </w:pPr>
-      <w:r>
-        <w:rPr>
-          <w:rFonts w:cstheme="minorHAnsi"/>
+          <w:rFonts w:cs="Calibri" w:cstheme="minorHAnsi"/>
+          <w:lang w:val="en-US"/>
+        </w:rPr>
+      </w:pPr>
+      <w:r>
+        <w:rPr>
+          <w:rFonts w:cs="Calibri" w:cstheme="minorHAnsi"/>
           <w:lang w:val="en-US"/>
         </w:rPr>
         <w:t>The PC Chairs should be clearly identified as Program Committee Chairs on the organization pages</w:t>
@@ -1118,25 +1155,31 @@
     <w:p>
       <w:pPr>
         <w:pStyle w:val="ListParagraph"/>
-        <w:ind w:left="0"/>
-        <w:rPr>
-          <w:rFonts w:cstheme="minorHAnsi"/>
-          <w:lang w:val="en-US"/>
-        </w:rPr>
-      </w:pPr>
+        <w:ind w:start="0"/>
+        <w:rPr>
+          <w:rFonts w:cs="Calibri" w:cstheme="minorHAnsi"/>
+          <w:lang w:val="en-US"/>
+        </w:rPr>
+      </w:pPr>
+      <w:r>
+        <w:rPr>
+          <w:rFonts w:cs="Calibri" w:cstheme="minorHAnsi"/>
+          <w:lang w:val="en-US"/>
+        </w:rPr>
+      </w:r>
     </w:p>
     <w:p>
       <w:pPr>
         <w:pStyle w:val="ListParagraph"/>
-        <w:ind w:left="0"/>
-        <w:rPr>
-          <w:rFonts w:cstheme="minorHAnsi"/>
-          <w:lang w:val="en-US"/>
-        </w:rPr>
-      </w:pPr>
-      <w:r>
-        <w:rPr>
-          <w:rFonts w:cstheme="minorHAnsi"/>
+        <w:ind w:start="0"/>
+        <w:rPr>
+          <w:rFonts w:cs="Calibri" w:cstheme="minorHAnsi"/>
+          <w:lang w:val="en-US"/>
+        </w:rPr>
+      </w:pPr>
+      <w:r>
+        <w:rPr>
+          <w:rFonts w:cs="Calibri" w:cstheme="minorHAnsi"/>
           <w:lang w:val="en-US"/>
         </w:rPr>
         <w:t>OK.</w:t>
@@ -1150,7 +1193,7 @@
           <w:numId w:val="2"/>
         </w:numPr>
         <w:rPr>
-          <w:rFonts w:cstheme="minorHAnsi"/>
+          <w:rFonts w:cs="Calibri" w:cstheme="minorHAnsi"/>
           <w:b/>
           <w:lang w:val="en-US"/>
         </w:rPr>
@@ -1169,7 +1212,7 @@
         </w:rPr>
         <w:t xml:space="preserve"> that you have drawn the authors’ attention to our </w:t>
       </w:r>
-      <w:hyperlink r:id="rId11">
+      <w:hyperlink r:id="rId2">
         <w:r>
           <w:rPr>
             <w:rStyle w:val="Hyperlink"/>
@@ -1188,7 +1231,7 @@
     <w:p>
       <w:pPr>
         <w:pStyle w:val="ListParagraph"/>
-        <w:ind w:left="0"/>
+        <w:ind w:start="0"/>
         <w:rPr>
           <w:lang w:val="en-US"/>
         </w:rPr>
@@ -1203,11 +1246,16 @@
     <w:p>
       <w:pPr>
         <w:pStyle w:val="ListParagraph"/>
-        <w:ind w:left="0"/>
-        <w:rPr>
-          <w:lang w:val="en-US"/>
-        </w:rPr>
-      </w:pPr>
+        <w:ind w:start="0"/>
+        <w:rPr>
+          <w:lang w:val="en-US"/>
+        </w:rPr>
+      </w:pPr>
+      <w:r>
+        <w:rPr>
+          <w:lang w:val="en-US"/>
+        </w:rPr>
+      </w:r>
     </w:p>
     <w:p>
       <w:pPr>
@@ -1222,7 +1270,7 @@
       </w:pPr>
       <w:r>
         <w:rPr>
-          <w:rFonts w:cstheme="minorHAnsi"/>
+          <w:rFonts w:cs="Calibri" w:cstheme="minorHAnsi"/>
           <w:b/>
           <w:lang w:val="en-US"/>
         </w:rPr>
@@ -1238,16 +1286,21 @@
     <w:p>
       <w:pPr>
         <w:pStyle w:val="ListParagraph"/>
-        <w:ind w:left="0"/>
-        <w:rPr>
-          <w:lang w:val="en-US"/>
-        </w:rPr>
-      </w:pPr>
+        <w:ind w:start="0"/>
+        <w:rPr>
+          <w:lang w:val="en-US"/>
+        </w:rPr>
+      </w:pPr>
+      <w:r>
+        <w:rPr>
+          <w:lang w:val="en-US"/>
+        </w:rPr>
+      </w:r>
     </w:p>
     <w:p>
       <w:pPr>
         <w:pStyle w:val="ListParagraph"/>
-        <w:ind w:left="0"/>
+        <w:ind w:start="0"/>
         <w:rPr>
           <w:lang w:val="en-US"/>
         </w:rPr>
@@ -1262,13 +1315,20 @@
     <w:p>
       <w:pPr>
         <w:pStyle w:val="ListParagraph"/>
-        <w:ind w:left="360"/>
+        <w:spacing w:before="0" w:after="200"/>
+        <w:ind w:start="360"/>
+        <w:contextualSpacing/>
         <w:rPr>
           <w:lang w:val="en-US"/>
         </w:rPr>
       </w:pPr>
       <w:r>
         <w:br w:type="column"/>
+      </w:r>
+      <w:r>
+        <w:rPr>
+          <w:lang w:val="en-US"/>
+        </w:rPr>
       </w:r>
     </w:p>
     <w:p>
@@ -1279,14 +1339,14 @@
           <w:numId w:val="2"/>
         </w:numPr>
         <w:rPr>
-          <w:rFonts w:cstheme="minorHAnsi"/>
+          <w:rFonts w:cs="Calibri" w:cstheme="minorHAnsi"/>
           <w:b/>
           <w:lang w:val="en-US"/>
         </w:rPr>
       </w:pPr>
       <w:r>
         <w:rPr>
-          <w:rFonts w:cstheme="minorHAnsi"/>
+          <w:rFonts w:cs="Calibri" w:cstheme="minorHAnsi"/>
           <w:b/>
           <w:lang w:val="en-US"/>
         </w:rPr>
@@ -1295,31 +1355,20 @@
     </w:p>
     <w:p>
       <w:pPr>
-        <w:rPr>
-          <w:rFonts w:cstheme="minorHAnsi"/>
-          <w:lang w:val="en-US"/>
-        </w:rPr>
-      </w:pPr>
-      <w:r>
-        <w:rPr>
-          <w:rFonts w:cstheme="minorHAnsi"/>
+        <w:pStyle w:val="Normal"/>
+        <w:rPr>
+          <w:rFonts w:cs="Calibri" w:cstheme="minorHAnsi"/>
+          <w:lang w:val="en-US"/>
+        </w:rPr>
+      </w:pPr>
+      <w:r>
+        <w:rPr>
+          <w:rFonts w:cs="Calibri" w:cstheme="minorHAnsi"/>
           <w:lang w:val="en-US"/>
         </w:rPr>
         <w:t xml:space="preserve">Please check the conference terms regarding availability. </w:t>
-      </w:r>
-      <w:r>
-        <w:rPr>
-          <w:rFonts w:cstheme="minorHAnsi"/>
-          <w:lang w:val="en-US"/>
-        </w:rPr>
         <w:br/>
         <w:t xml:space="preserve">If you opt for the free online access to the proceedings on SpringerLink for a period of 4 weeks, please provide the details below. </w:t>
-      </w:r>
-      <w:r>
-        <w:rPr>
-          <w:rFonts w:cstheme="minorHAnsi"/>
-          <w:lang w:val="en-US"/>
-        </w:rPr>
         <w:br/>
         <w:t xml:space="preserve">NB: We do not set up 4-week online access if your conference website is a Google site. </w:t>
       </w:r>
@@ -1328,32 +1377,49 @@
       <w:tblPr>
         <w:tblStyle w:val="TableGrid"/>
         <w:tblW w:w="9062" w:type="dxa"/>
+        <w:jc w:val="start"/>
+        <w:tblInd w:w="0" w:type="dxa"/>
         <w:tblLayout w:type="fixed"/>
-        <w:tblLook w:val="04A0" w:firstRow="1" w:lastRow="0" w:firstColumn="1" w:lastColumn="0" w:noHBand="0" w:noVBand="1"/>
+        <w:tblCellMar>
+          <w:top w:w="0" w:type="dxa"/>
+          <w:start w:w="108" w:type="dxa"/>
+          <w:bottom w:w="0" w:type="dxa"/>
+          <w:end w:w="108" w:type="dxa"/>
+        </w:tblCellMar>
+        <w:tblLook w:val="04a0" w:noHBand="0" w:noVBand="1" w:firstColumn="1" w:lastRow="0" w:lastColumn="0" w:firstRow="1"/>
       </w:tblPr>
       <w:tblGrid>
-        <w:gridCol w:w="4389"/>
-        <w:gridCol w:w="4673"/>
+        <w:gridCol w:w="4388"/>
+        <w:gridCol w:w="4674"/>
       </w:tblGrid>
       <w:tr>
+        <w:trPr/>
         <w:tc>
           <w:tcPr>
-            <w:tcW w:w="4389" w:type="dxa"/>
+            <w:tcW w:w="4388" w:type="dxa"/>
+            <w:tcBorders/>
           </w:tcPr>
           <w:p>
             <w:pPr>
-              <w:spacing w:after="0" w:line="240" w:lineRule="auto"/>
-              <w:rPr>
-                <w:rFonts w:cstheme="minorHAnsi"/>
+              <w:pStyle w:val="Normal"/>
+              <w:widowControl/>
+              <w:suppressAutoHyphens w:val="true"/>
+              <w:spacing w:lineRule="auto" w:line="240" w:before="0" w:after="0"/>
+              <w:jc w:val="start"/>
+              <w:rPr>
+                <w:rFonts w:cs="Calibri" w:cstheme="minorHAnsi"/>
                 <w:b/>
                 <w:lang w:val="en-US"/>
               </w:rPr>
             </w:pPr>
             <w:r>
               <w:rPr>
-                <w:rFonts w:eastAsia="SimSun" w:cstheme="minorHAnsi"/>
+                <w:rFonts w:eastAsia="SimSun" w:cs="Calibri" w:cstheme="minorHAnsi"/>
                 <w:b/>
-                <w:lang w:val="en-US"/>
+                <w:kern w:val="0"/>
+                <w:sz w:val="22"/>
+                <w:szCs w:val="22"/>
+                <w:lang w:val="en-US" w:eastAsia="de-DE" w:bidi="ar-SA"/>
               </w:rPr>
               <w:t>Webmaster name</w:t>
             </w:r>
@@ -1361,22 +1427,30 @@
         </w:tc>
         <w:tc>
           <w:tcPr>
-            <w:tcW w:w="4673" w:type="dxa"/>
+            <w:tcW w:w="4674" w:type="dxa"/>
+            <w:tcBorders/>
           </w:tcPr>
           <w:p>
             <w:pPr>
-              <w:spacing w:after="0" w:line="240" w:lineRule="auto"/>
-              <w:rPr>
-                <w:rFonts w:cstheme="minorHAnsi"/>
+              <w:pStyle w:val="Normal"/>
+              <w:widowControl/>
+              <w:suppressAutoHyphens w:val="true"/>
+              <w:spacing w:lineRule="auto" w:line="240" w:before="0" w:after="0"/>
+              <w:jc w:val="start"/>
+              <w:rPr>
+                <w:rFonts w:cs="Calibri" w:cstheme="minorHAnsi"/>
                 <w:b/>
                 <w:lang w:val="en-US"/>
               </w:rPr>
             </w:pPr>
             <w:r>
               <w:rPr>
-                <w:rFonts w:eastAsia="SimSun" w:cstheme="minorHAnsi"/>
+                <w:rFonts w:eastAsia="SimSun" w:cs="Calibri" w:cstheme="minorHAnsi"/>
                 <w:b/>
-                <w:lang w:val="en-US"/>
+                <w:kern w:val="0"/>
+                <w:sz w:val="22"/>
+                <w:szCs w:val="22"/>
+                <w:lang w:val="en-US" w:eastAsia="de-DE" w:bidi="ar-SA"/>
               </w:rPr>
               <w:t>Webmaster email address</w:t>
             </w:r>
@@ -1384,28 +1458,41 @@
         </w:tc>
       </w:tr>
       <w:tr>
+        <w:trPr/>
         <w:tc>
           <w:tcPr>
-            <w:tcW w:w="4389" w:type="dxa"/>
+            <w:tcW w:w="4388" w:type="dxa"/>
+            <w:tcBorders/>
           </w:tcPr>
           <w:p>
             <w:pPr>
-              <w:spacing w:after="0" w:line="240" w:lineRule="auto"/>
-              <w:rPr>
-                <w:rFonts w:cstheme="minorHAnsi"/>
+              <w:pStyle w:val="Normal"/>
+              <w:widowControl/>
+              <w:suppressAutoHyphens w:val="true"/>
+              <w:spacing w:lineRule="auto" w:line="240" w:before="0" w:after="0"/>
+              <w:jc w:val="start"/>
+              <w:rPr>
+                <w:rFonts w:cs="Calibri" w:cstheme="minorHAnsi"/>
                 <w:lang w:val="en-US"/>
               </w:rPr>
             </w:pPr>
             <w:r>
               <w:rPr>
-                <w:rFonts w:cstheme="minorHAnsi"/>
-                <w:lang w:val="en-US"/>
+                <w:rFonts w:eastAsia="" w:cs="Calibri" w:ascii="Calibri" w:hAnsi="Calibri" w:cstheme="minorHAnsi"/>
+                <w:kern w:val="0"/>
+                <w:sz w:val="22"/>
+                <w:szCs w:val="22"/>
+                <w:lang w:val="en-US" w:eastAsia="de-DE" w:bidi="ar-SA"/>
               </w:rPr>
               <w:t xml:space="preserve">Roberto </w:t>
             </w:r>
             <w:r>
               <w:rPr>
-                <w:rFonts w:ascii="Calibri" w:hAnsi="Calibri" w:cstheme="minorHAnsi"/>
+                <w:rFonts w:eastAsia="" w:cs="Calibri" w:ascii="Calibri" w:hAnsi="Calibri" w:cstheme="minorHAnsi"/>
+                <w:kern w:val="0"/>
+                <w:sz w:val="22"/>
+                <w:szCs w:val="22"/>
+                <w:lang w:val="de-DE" w:eastAsia="de-DE" w:bidi="ar-SA"/>
               </w:rPr>
               <w:t>Casadei</w:t>
             </w:r>
@@ -1413,19 +1500,28 @@
         </w:tc>
         <w:tc>
           <w:tcPr>
-            <w:tcW w:w="4673" w:type="dxa"/>
+            <w:tcW w:w="4674" w:type="dxa"/>
+            <w:tcBorders/>
           </w:tcPr>
           <w:p>
             <w:pPr>
-              <w:spacing w:after="0" w:line="240" w:lineRule="auto"/>
-              <w:rPr>
-                <w:rFonts w:cstheme="minorHAnsi"/>
+              <w:pStyle w:val="Normal"/>
+              <w:widowControl/>
+              <w:suppressAutoHyphens w:val="true"/>
+              <w:spacing w:lineRule="auto" w:line="240" w:before="0" w:after="0"/>
+              <w:jc w:val="start"/>
+              <w:rPr>
+                <w:rFonts w:cs="Calibri" w:cstheme="minorHAnsi"/>
                 <w:lang w:val="en-US"/>
               </w:rPr>
             </w:pPr>
             <w:r>
               <w:rPr>
-                <w:rFonts w:ascii="Calibri" w:hAnsi="Calibri" w:cstheme="minorHAnsi"/>
+                <w:rFonts w:eastAsia="" w:cs="Calibri" w:ascii="Calibri" w:hAnsi="Calibri" w:cstheme="minorHAnsi"/>
+                <w:kern w:val="0"/>
+                <w:sz w:val="22"/>
+                <w:szCs w:val="22"/>
+                <w:lang w:val="de-DE" w:eastAsia="de-DE" w:bidi="ar-SA"/>
               </w:rPr>
               <w:t>roby.casadei@unibo.it</w:t>
             </w:r>
@@ -1433,27 +1529,49 @@
         </w:tc>
       </w:tr>
       <w:tr>
+        <w:trPr/>
         <w:tc>
           <w:tcPr>
             <w:tcW w:w="9062" w:type="dxa"/>
             <w:gridSpan w:val="2"/>
+            <w:tcBorders/>
           </w:tcPr>
           <w:p>
             <w:pPr>
-              <w:spacing w:after="0" w:line="240" w:lineRule="auto"/>
-              <w:rPr>
-                <w:rFonts w:cstheme="minorHAnsi"/>
+              <w:pStyle w:val="Normal"/>
+              <w:widowControl/>
+              <w:suppressAutoHyphens w:val="true"/>
+              <w:spacing w:lineRule="auto" w:line="240" w:before="0" w:after="0"/>
+              <w:jc w:val="start"/>
+              <w:rPr>
+                <w:rFonts w:cs="Calibri" w:cstheme="minorHAnsi"/>
+                <w:b w:val="false"/>
+                <w:bCs w:val="false"/>
+                <w:lang w:val="en-US"/>
+              </w:rPr>
+            </w:pPr>
+            <w:r>
+              <w:rPr>
+                <w:rFonts w:eastAsia="SimSun" w:cs="Calibri" w:cstheme="minorHAnsi"/>
                 <w:b/>
-                <w:lang w:val="en-US"/>
-              </w:rPr>
-            </w:pPr>
-            <w:r>
-              <w:rPr>
-                <w:rFonts w:eastAsia="SimSun" w:cstheme="minorHAnsi"/>
-                <w:b/>
-                <w:lang w:val="en-US"/>
-              </w:rPr>
-              <w:t>Conference website URL:</w:t>
+                <w:kern w:val="0"/>
+                <w:sz w:val="22"/>
+                <w:szCs w:val="22"/>
+                <w:lang w:val="en-US" w:eastAsia="de-DE" w:bidi="ar-SA"/>
+              </w:rPr>
+              <w:t xml:space="preserve">Conference website URL: </w:t>
+            </w:r>
+            <w:r>
+              <w:rPr>
+                <w:rFonts w:eastAsia="SimSun" w:cs="Calibri" w:cstheme="minorHAnsi"/>
+                <w:b w:val="false"/>
+                <w:bCs w:val="false"/>
+                <w:kern w:val="0"/>
+                <w:sz w:val="22"/>
+                <w:szCs w:val="22"/>
+                <w:lang w:val="en-US" w:eastAsia="de-DE" w:bidi="ar-SA"/>
+              </w:rPr>
+              <w:t>https://www.discotec.org/2026/coordination</w:t>
             </w:r>
           </w:p>
         </w:tc>
@@ -1461,13 +1579,22 @@
     </w:tbl>
     <w:p>
       <w:pPr>
-        <w:rPr>
-          <w:rFonts w:cstheme="minorHAnsi"/>
+        <w:pStyle w:val="Normal"/>
+        <w:rPr>
+          <w:rFonts w:cs="Calibri" w:cstheme="minorHAnsi"/>
           <w:b/>
           <w:u w:val="single"/>
           <w:lang w:val="en-US"/>
         </w:rPr>
       </w:pPr>
+      <w:r>
+        <w:rPr>
+          <w:rFonts w:cs="Calibri" w:cstheme="minorHAnsi"/>
+          <w:b/>
+          <w:u w:val="single"/>
+          <w:lang w:val="en-US"/>
+        </w:rPr>
+      </w:r>
     </w:p>
     <w:p>
       <w:pPr>
@@ -1477,14 +1604,14 @@
           <w:numId w:val="2"/>
         </w:numPr>
         <w:rPr>
-          <w:rFonts w:cstheme="minorHAnsi"/>
+          <w:rFonts w:cs="Calibri" w:cstheme="minorHAnsi"/>
           <w:b/>
           <w:lang w:val="en-US"/>
         </w:rPr>
       </w:pPr>
       <w:r>
         <w:rPr>
-          <w:rFonts w:cstheme="minorHAnsi"/>
+          <w:rFonts w:cs="Calibri" w:cstheme="minorHAnsi"/>
           <w:b/>
           <w:lang w:val="en-US"/>
         </w:rPr>
@@ -1494,10 +1621,18 @@
     <w:tbl>
       <w:tblPr>
         <w:tblStyle w:val="TableGrid"/>
-        <w:tblpPr w:leftFromText="141" w:rightFromText="141" w:vertAnchor="text" w:horzAnchor="margin" w:tblpY="138"/>
+        <w:tblpPr w:vertAnchor="text" w:horzAnchor="margin" w:leftFromText="141" w:rightFromText="141" w:tblpX="0" w:tblpY="138"/>
         <w:tblW w:w="9067" w:type="dxa"/>
+        <w:jc w:val="start"/>
+        <w:tblInd w:w="-5" w:type="dxa"/>
         <w:tblLayout w:type="fixed"/>
-        <w:tblLook w:val="04A0" w:firstRow="1" w:lastRow="0" w:firstColumn="1" w:lastColumn="0" w:noHBand="0" w:noVBand="1"/>
+        <w:tblCellMar>
+          <w:top w:w="0" w:type="dxa"/>
+          <w:start w:w="108" w:type="dxa"/>
+          <w:bottom w:w="0" w:type="dxa"/>
+          <w:end w:w="108" w:type="dxa"/>
+        </w:tblCellMar>
+        <w:tblLook w:val="04a0" w:noHBand="0" w:noVBand="1" w:firstColumn="1" w:lastRow="0" w:lastColumn="0" w:firstRow="1"/>
       </w:tblPr>
       <w:tblGrid>
         <w:gridCol w:w="6374"/>
@@ -1505,28 +1640,36 @@
       </w:tblGrid>
       <w:tr>
         <w:trPr>
-          <w:trHeight w:val="304"/>
+          <w:trHeight w:val="304" w:hRule="atLeast"/>
         </w:trPr>
         <w:tc>
           <w:tcPr>
             <w:tcW w:w="6374" w:type="dxa"/>
+            <w:tcBorders/>
           </w:tcPr>
           <w:p>
             <w:pPr>
               <w:pStyle w:val="ListParagraph"/>
-              <w:spacing w:after="0" w:line="240" w:lineRule="auto"/>
-              <w:ind w:left="0"/>
-              <w:rPr>
-                <w:rFonts w:cstheme="minorHAnsi"/>
+              <w:widowControl/>
+              <w:suppressAutoHyphens w:val="true"/>
+              <w:spacing w:lineRule="auto" w:line="240" w:before="0" w:after="0"/>
+              <w:ind w:start="0"/>
+              <w:contextualSpacing/>
+              <w:jc w:val="start"/>
+              <w:rPr>
+                <w:rFonts w:cs="Calibri" w:cstheme="minorHAnsi"/>
                 <w:b/>
                 <w:lang w:val="en-US"/>
               </w:rPr>
             </w:pPr>
             <w:r>
               <w:rPr>
-                <w:rFonts w:eastAsia="SimSun" w:cstheme="minorHAnsi"/>
+                <w:rFonts w:eastAsia="SimSun" w:cs="Calibri" w:cstheme="minorHAnsi"/>
                 <w:b/>
-                <w:lang w:val="en-US"/>
+                <w:kern w:val="0"/>
+                <w:sz w:val="22"/>
+                <w:szCs w:val="22"/>
+                <w:lang w:val="en-US" w:eastAsia="de-DE" w:bidi="ar-SA"/>
               </w:rPr>
               <w:t>Peer Review Information</w:t>
             </w:r>
@@ -1535,87 +1678,127 @@
         <w:tc>
           <w:tcPr>
             <w:tcW w:w="2693" w:type="dxa"/>
+            <w:tcBorders/>
           </w:tcPr>
           <w:p>
             <w:pPr>
               <w:pStyle w:val="ListParagraph"/>
-              <w:spacing w:after="0" w:line="240" w:lineRule="auto"/>
-              <w:ind w:left="0"/>
-              <w:rPr>
-                <w:rFonts w:cstheme="minorHAnsi"/>
+              <w:widowControl/>
+              <w:suppressAutoHyphens w:val="true"/>
+              <w:spacing w:lineRule="auto" w:line="240" w:before="0" w:after="0"/>
+              <w:ind w:start="0"/>
+              <w:contextualSpacing/>
+              <w:jc w:val="start"/>
+              <w:rPr>
+                <w:rFonts w:cs="Calibri" w:cstheme="minorHAnsi"/>
                 <w:lang w:val="en-US"/>
               </w:rPr>
             </w:pPr>
+            <w:r>
+              <w:rPr>
+                <w:rFonts w:eastAsia="" w:cs="Calibri" w:cstheme="minorHAnsi"/>
+                <w:kern w:val="0"/>
+                <w:sz w:val="22"/>
+                <w:szCs w:val="22"/>
+                <w:lang w:val="en-US" w:eastAsia="de-DE" w:bidi="ar-SA"/>
+              </w:rPr>
+            </w:r>
           </w:p>
         </w:tc>
       </w:tr>
       <w:tr>
         <w:trPr>
-          <w:trHeight w:val="304"/>
+          <w:trHeight w:val="304" w:hRule="atLeast"/>
         </w:trPr>
         <w:tc>
           <w:tcPr>
             <w:tcW w:w="6374" w:type="dxa"/>
+            <w:tcBorders/>
           </w:tcPr>
           <w:p>
             <w:pPr>
               <w:pStyle w:val="ListParagraph"/>
-              <w:spacing w:after="0" w:line="240" w:lineRule="auto"/>
-              <w:ind w:left="0"/>
-              <w:rPr>
-                <w:rFonts w:cstheme="minorHAnsi"/>
+              <w:widowControl/>
+              <w:suppressAutoHyphens w:val="true"/>
+              <w:spacing w:lineRule="auto" w:line="240" w:before="0" w:after="0"/>
+              <w:ind w:start="0"/>
+              <w:contextualSpacing/>
+              <w:jc w:val="start"/>
+              <w:rPr>
+                <w:rFonts w:cs="Calibri" w:cstheme="minorHAnsi"/>
                 <w:lang w:val="en-US"/>
               </w:rPr>
             </w:pPr>
             <w:r>
               <w:rPr>
-                <w:rFonts w:eastAsia="SimSun" w:cstheme="minorHAnsi"/>
-                <w:lang w:val="en-US"/>
+                <w:rFonts w:eastAsia="SimSun" w:cs="Calibri" w:cstheme="minorHAnsi"/>
+                <w:kern w:val="0"/>
+                <w:sz w:val="22"/>
+                <w:szCs w:val="22"/>
+                <w:lang w:val="en-US" w:eastAsia="de-DE" w:bidi="ar-SA"/>
               </w:rPr>
               <w:t>Type of peer review used (single blind</w:t>
             </w:r>
             <w:r>
               <w:rPr>
                 <w:rStyle w:val="FootnoteReference"/>
-                <w:rFonts w:eastAsia="SimSun" w:cstheme="minorHAnsi"/>
-                <w:lang w:val="en-US"/>
-              </w:rPr>
-              <w:footnoteReference w:id="1"/>
-            </w:r>
-            <w:r>
-              <w:rPr>
-                <w:rFonts w:eastAsia="SimSun" w:cstheme="minorHAnsi"/>
-                <w:lang w:val="en-US"/>
+                <w:rFonts w:eastAsia="SimSun" w:cs="Calibri" w:cstheme="minorHAnsi"/>
+                <w:kern w:val="0"/>
+                <w:sz w:val="22"/>
+                <w:szCs w:val="22"/>
+                <w:lang w:val="en-US" w:eastAsia="de-DE" w:bidi="ar-SA"/>
+              </w:rPr>
+              <w:footnoteReference w:id="2"/>
+            </w:r>
+            <w:r>
+              <w:rPr>
+                <w:rFonts w:eastAsia="SimSun" w:cs="Calibri" w:cstheme="minorHAnsi"/>
+                <w:kern w:val="0"/>
+                <w:sz w:val="22"/>
+                <w:szCs w:val="22"/>
+                <w:lang w:val="en-US" w:eastAsia="de-DE" w:bidi="ar-SA"/>
               </w:rPr>
               <w:t>, double blind</w:t>
             </w:r>
             <w:r>
               <w:rPr>
                 <w:rStyle w:val="FootnoteReference"/>
-                <w:rFonts w:eastAsia="SimSun" w:cstheme="minorHAnsi"/>
-                <w:lang w:val="en-US"/>
-              </w:rPr>
-              <w:footnoteReference w:id="2"/>
-            </w:r>
-            <w:r>
-              <w:rPr>
-                <w:rFonts w:eastAsia="SimSun" w:cstheme="minorHAnsi"/>
-                <w:lang w:val="en-US"/>
+                <w:rFonts w:eastAsia="SimSun" w:cs="Calibri" w:cstheme="minorHAnsi"/>
+                <w:kern w:val="0"/>
+                <w:sz w:val="22"/>
+                <w:szCs w:val="22"/>
+                <w:lang w:val="en-US" w:eastAsia="de-DE" w:bidi="ar-SA"/>
+              </w:rPr>
+              <w:footnoteReference w:id="3"/>
+            </w:r>
+            <w:r>
+              <w:rPr>
+                <w:rFonts w:eastAsia="SimSun" w:cs="Calibri" w:cstheme="minorHAnsi"/>
+                <w:kern w:val="0"/>
+                <w:sz w:val="22"/>
+                <w:szCs w:val="22"/>
+                <w:lang w:val="en-US" w:eastAsia="de-DE" w:bidi="ar-SA"/>
               </w:rPr>
               <w:t>, open peer review</w:t>
             </w:r>
             <w:r>
               <w:rPr>
                 <w:rStyle w:val="FootnoteReference"/>
-                <w:rFonts w:eastAsia="SimSun" w:cstheme="minorHAnsi"/>
-                <w:lang w:val="en-US"/>
-              </w:rPr>
-              <w:footnoteReference w:id="3"/>
-            </w:r>
-            <w:r>
-              <w:rPr>
-                <w:rFonts w:eastAsia="SimSun" w:cstheme="minorHAnsi"/>
-                <w:lang w:val="en-US"/>
+                <w:rFonts w:eastAsia="SimSun" w:cs="Calibri" w:cstheme="minorHAnsi"/>
+                <w:kern w:val="0"/>
+                <w:sz w:val="22"/>
+                <w:szCs w:val="22"/>
+                <w:lang w:val="en-US" w:eastAsia="de-DE" w:bidi="ar-SA"/>
+              </w:rPr>
+              <w:footnoteReference w:id="4"/>
+            </w:r>
+            <w:r>
+              <w:rPr>
+                <w:rFonts w:eastAsia="SimSun" w:cs="Calibri" w:cstheme="minorHAnsi"/>
+                <w:kern w:val="0"/>
+                <w:sz w:val="22"/>
+                <w:szCs w:val="22"/>
+                <w:lang w:val="en-US" w:eastAsia="de-DE" w:bidi="ar-SA"/>
               </w:rPr>
               <w:t>, or other (please specify which)):</w:t>
             </w:r>
@@ -1624,20 +1807,24 @@
         <w:tc>
           <w:tcPr>
             <w:tcW w:w="2693" w:type="dxa"/>
+            <w:tcBorders/>
           </w:tcPr>
           <w:p>
             <w:pPr>
               <w:pStyle w:val="ListParagraph"/>
-              <w:spacing w:after="0" w:line="240" w:lineRule="auto"/>
-              <w:ind w:left="0"/>
-              <w:rPr>
-                <w:rFonts w:cstheme="minorHAnsi"/>
+              <w:widowControl/>
+              <w:suppressAutoHyphens w:val="true"/>
+              <w:spacing w:lineRule="auto" w:line="240" w:before="0" w:after="0"/>
+              <w:ind w:start="0"/>
+              <w:contextualSpacing/>
+              <w:jc w:val="start"/>
+              <w:rPr>
+                <w:rFonts w:cs="Calibri" w:cstheme="minorHAnsi"/>
                 <w:lang w:val="en-US"/>
               </w:rPr>
             </w:pPr>
             <w:sdt>
               <w:sdtPr>
-                <w:alias w:val=""/>
                 <w:id w:val="259032324"/>
                 <w:dropDownList>
                   <w:listItem w:displayText="Choose an item." w:value="Choose an item."/>
@@ -1649,6 +1836,22 @@
               </w:sdtPr>
               <w:sdtContent>
                 <w:r>
+                  <w:rPr>
+                    <w:rFonts w:eastAsia="" w:cs=""/>
+                    <w:kern w:val="0"/>
+                    <w:sz w:val="22"/>
+                    <w:szCs w:val="22"/>
+                    <w:lang w:val="de-DE" w:eastAsia="de-DE" w:bidi="ar-SA"/>
+                  </w:rPr>
+                </w:r>
+                <w:r>
+                  <w:rPr>
+                    <w:rFonts w:eastAsia="" w:cs=""/>
+                    <w:kern w:val="0"/>
+                    <w:sz w:val="22"/>
+                    <w:szCs w:val="22"/>
+                    <w:lang w:val="de-DE" w:eastAsia="de-DE" w:bidi="ar-SA"/>
+                  </w:rPr>
                   <w:t>Single Blind</w:t>
                 </w:r>
               </w:sdtContent>
@@ -1657,38 +1860,59 @@
           <w:p>
             <w:pPr>
               <w:pStyle w:val="ListParagraph"/>
-              <w:spacing w:after="0" w:line="240" w:lineRule="auto"/>
-              <w:ind w:left="0"/>
-              <w:rPr>
-                <w:rFonts w:cstheme="minorHAnsi"/>
+              <w:widowControl/>
+              <w:suppressAutoHyphens w:val="true"/>
+              <w:spacing w:lineRule="auto" w:line="240" w:before="0" w:after="0"/>
+              <w:ind w:start="0"/>
+              <w:contextualSpacing/>
+              <w:jc w:val="start"/>
+              <w:rPr>
+                <w:rFonts w:cs="Calibri" w:cstheme="minorHAnsi"/>
                 <w:lang w:val="en-US"/>
               </w:rPr>
             </w:pPr>
+            <w:r>
+              <w:rPr>
+                <w:rFonts w:eastAsia="" w:cs="Calibri" w:cstheme="minorHAnsi"/>
+                <w:kern w:val="0"/>
+                <w:sz w:val="22"/>
+                <w:szCs w:val="22"/>
+                <w:lang w:val="en-US" w:eastAsia="de-DE" w:bidi="ar-SA"/>
+              </w:rPr>
+            </w:r>
           </w:p>
         </w:tc>
       </w:tr>
       <w:tr>
         <w:trPr>
-          <w:trHeight w:val="304"/>
+          <w:trHeight w:val="304" w:hRule="atLeast"/>
         </w:trPr>
         <w:tc>
           <w:tcPr>
             <w:tcW w:w="6374" w:type="dxa"/>
+            <w:tcBorders/>
           </w:tcPr>
           <w:p>
             <w:pPr>
               <w:pStyle w:val="ListParagraph"/>
-              <w:spacing w:after="0" w:line="240" w:lineRule="auto"/>
-              <w:ind w:left="0"/>
-              <w:rPr>
-                <w:rFonts w:cstheme="minorHAnsi"/>
+              <w:widowControl/>
+              <w:suppressAutoHyphens w:val="true"/>
+              <w:spacing w:lineRule="auto" w:line="240" w:before="0" w:after="0"/>
+              <w:ind w:start="0"/>
+              <w:contextualSpacing/>
+              <w:jc w:val="start"/>
+              <w:rPr>
+                <w:rFonts w:cs="Calibri" w:cstheme="minorHAnsi"/>
                 <w:lang w:val="en-US"/>
               </w:rPr>
             </w:pPr>
             <w:r>
               <w:rPr>
-                <w:rFonts w:eastAsia="SimSun" w:cstheme="minorHAnsi"/>
-                <w:lang w:val="en-US"/>
+                <w:rFonts w:eastAsia="SimSun" w:cs="Calibri" w:cstheme="minorHAnsi"/>
+                <w:kern w:val="0"/>
+                <w:sz w:val="22"/>
+                <w:szCs w:val="22"/>
+                <w:lang w:val="en-US" w:eastAsia="de-DE" w:bidi="ar-SA"/>
               </w:rPr>
               <w:t>Was an online submission system employed? Which one?</w:t>
             </w:r>
@@ -1697,21 +1921,29 @@
         <w:tc>
           <w:tcPr>
             <w:tcW w:w="2693" w:type="dxa"/>
+            <w:tcBorders/>
           </w:tcPr>
           <w:p>
             <w:pPr>
               <w:pStyle w:val="ListParagraph"/>
-              <w:spacing w:after="0" w:line="240" w:lineRule="auto"/>
-              <w:ind w:left="0"/>
-              <w:rPr>
-                <w:rFonts w:cstheme="minorHAnsi"/>
+              <w:widowControl/>
+              <w:suppressAutoHyphens w:val="true"/>
+              <w:spacing w:lineRule="auto" w:line="240" w:before="0" w:after="0"/>
+              <w:ind w:start="0"/>
+              <w:contextualSpacing/>
+              <w:jc w:val="start"/>
+              <w:rPr>
+                <w:rFonts w:cs="Calibri" w:cstheme="minorHAnsi"/>
                 <w:lang w:val="en-US"/>
               </w:rPr>
             </w:pPr>
             <w:r>
               <w:rPr>
-                <w:rFonts w:cstheme="minorHAnsi"/>
-                <w:lang w:val="en-US"/>
+                <w:rFonts w:eastAsia="" w:cs="Calibri" w:cstheme="minorHAnsi"/>
+                <w:kern w:val="0"/>
+                <w:sz w:val="22"/>
+                <w:szCs w:val="22"/>
+                <w:lang w:val="en-US" w:eastAsia="de-DE" w:bidi="ar-SA"/>
               </w:rPr>
               <w:t>Easychair</w:t>
             </w:r>
@@ -1720,26 +1952,34 @@
       </w:tr>
       <w:tr>
         <w:trPr>
-          <w:trHeight w:val="304"/>
+          <w:trHeight w:val="304" w:hRule="atLeast"/>
         </w:trPr>
         <w:tc>
           <w:tcPr>
             <w:tcW w:w="6374" w:type="dxa"/>
+            <w:tcBorders/>
           </w:tcPr>
           <w:p>
             <w:pPr>
               <w:pStyle w:val="ListParagraph"/>
-              <w:spacing w:after="0" w:line="240" w:lineRule="auto"/>
-              <w:ind w:left="0"/>
-              <w:rPr>
-                <w:rFonts w:cstheme="minorHAnsi"/>
+              <w:widowControl/>
+              <w:suppressAutoHyphens w:val="true"/>
+              <w:spacing w:lineRule="auto" w:line="240" w:before="0" w:after="0"/>
+              <w:ind w:start="0"/>
+              <w:contextualSpacing/>
+              <w:jc w:val="start"/>
+              <w:rPr>
+                <w:rFonts w:cs="Calibri" w:cstheme="minorHAnsi"/>
                 <w:lang w:val="en-US"/>
               </w:rPr>
             </w:pPr>
             <w:r>
               <w:rPr>
-                <w:rFonts w:eastAsia="SimSun" w:cstheme="minorHAnsi"/>
-                <w:lang w:val="en-US"/>
+                <w:rFonts w:eastAsia="SimSun" w:cs="Calibri" w:cstheme="minorHAnsi"/>
+                <w:kern w:val="0"/>
+                <w:sz w:val="22"/>
+                <w:szCs w:val="22"/>
+                <w:lang w:val="en-US" w:eastAsia="de-DE" w:bidi="ar-SA"/>
               </w:rPr>
               <w:t>Which feature(s) do you particularly appreciate about the submission system you used? (This field is voluntary.)</w:t>
             </w:r>
@@ -1748,70 +1988,65 @@
         <w:tc>
           <w:tcPr>
             <w:tcW w:w="2693" w:type="dxa"/>
+            <w:tcBorders/>
           </w:tcPr>
           <w:p>
             <w:pPr>
               <w:pStyle w:val="ListParagraph"/>
-              <w:spacing w:after="0" w:line="240" w:lineRule="auto"/>
-              <w:ind w:left="0"/>
-              <w:rPr>
-                <w:rFonts w:cstheme="minorHAnsi"/>
+              <w:widowControl/>
+              <w:suppressAutoHyphens w:val="true"/>
+              <w:spacing w:lineRule="auto" w:line="240" w:before="0" w:after="0"/>
+              <w:ind w:start="0"/>
+              <w:contextualSpacing/>
+              <w:jc w:val="start"/>
+              <w:rPr>
+                <w:rFonts w:cs="Calibri" w:cstheme="minorHAnsi"/>
                 <w:lang w:val="en-US"/>
               </w:rPr>
             </w:pPr>
             <w:r>
               <w:rPr>
-                <w:rFonts w:cstheme="minorHAnsi"/>
-                <w:lang w:val="en-US"/>
-              </w:rPr>
-              <w:t>Multiple track</w:t>
-            </w:r>
-            <w:r>
-              <w:rPr>
-                <w:rFonts w:cstheme="minorHAnsi"/>
-                <w:lang w:val="en-US"/>
-              </w:rPr>
-              <w:t xml:space="preserve"> handling</w:t>
-            </w:r>
-            <w:r>
-              <w:rPr>
-                <w:rFonts w:cstheme="minorHAnsi"/>
-                <w:lang w:val="en-US"/>
-              </w:rPr>
-              <w:t>, automated proceeding generation</w:t>
-            </w:r>
-            <w:r>
-              <w:rPr>
-                <w:rFonts w:cstheme="minorHAnsi"/>
-                <w:lang w:val="en-US"/>
-              </w:rPr>
-              <w:t xml:space="preserve">, providing analytical and statics data </w:t>
+                <w:rFonts w:eastAsia="" w:cs="Calibri" w:cstheme="minorHAnsi"/>
+                <w:kern w:val="0"/>
+                <w:sz w:val="22"/>
+                <w:szCs w:val="22"/>
+                <w:lang w:val="en-US" w:eastAsia="de-DE" w:bidi="ar-SA"/>
+              </w:rPr>
+              <w:t xml:space="preserve">Multiple track handling, automated proceeding generation, providing analytical and statics data </w:t>
             </w:r>
           </w:p>
         </w:tc>
       </w:tr>
       <w:tr>
         <w:trPr>
-          <w:trHeight w:val="304"/>
+          <w:trHeight w:val="304" w:hRule="atLeast"/>
         </w:trPr>
         <w:tc>
           <w:tcPr>
             <w:tcW w:w="6374" w:type="dxa"/>
+            <w:tcBorders/>
           </w:tcPr>
           <w:p>
             <w:pPr>
               <w:pStyle w:val="ListParagraph"/>
-              <w:spacing w:after="0" w:line="240" w:lineRule="auto"/>
-              <w:ind w:left="0"/>
-              <w:rPr>
-                <w:rFonts w:cstheme="minorHAnsi"/>
+              <w:widowControl/>
+              <w:suppressAutoHyphens w:val="true"/>
+              <w:spacing w:lineRule="auto" w:line="240" w:before="0" w:after="0"/>
+              <w:ind w:start="0"/>
+              <w:contextualSpacing/>
+              <w:jc w:val="start"/>
+              <w:rPr>
+                <w:rFonts w:cs="Calibri" w:cstheme="minorHAnsi"/>
                 <w:lang w:val="en-US"/>
               </w:rPr>
             </w:pPr>
             <w:r>
               <w:rPr>
-                <w:rFonts w:eastAsia="SimSun" w:cstheme="minorHAnsi"/>
-                <w:lang w:val="en-US"/>
+                <w:rFonts w:eastAsia="SimSun" w:cs="Calibri" w:cstheme="minorHAnsi"/>
+                <w:kern w:val="0"/>
+                <w:sz w:val="22"/>
+                <w:szCs w:val="22"/>
+                <w:lang w:val="en-US" w:eastAsia="de-DE" w:bidi="ar-SA"/>
               </w:rPr>
               <w:t>Number of submissions sent for peer review:</w:t>
             </w:r>
@@ -1820,21 +2055,29 @@
         <w:tc>
           <w:tcPr>
             <w:tcW w:w="2693" w:type="dxa"/>
+            <w:tcBorders/>
           </w:tcPr>
           <w:p>
             <w:pPr>
               <w:pStyle w:val="ListParagraph"/>
-              <w:spacing w:after="0" w:line="240" w:lineRule="auto"/>
-              <w:ind w:left="0"/>
-              <w:rPr>
-                <w:rFonts w:cstheme="minorHAnsi"/>
+              <w:widowControl/>
+              <w:suppressAutoHyphens w:val="true"/>
+              <w:spacing w:lineRule="auto" w:line="240" w:before="0" w:after="0"/>
+              <w:ind w:start="0"/>
+              <w:contextualSpacing/>
+              <w:jc w:val="start"/>
+              <w:rPr>
+                <w:rFonts w:cs="Calibri" w:cstheme="minorHAnsi"/>
                 <w:lang w:val="en-US"/>
               </w:rPr>
             </w:pPr>
             <w:r>
               <w:rPr>
-                <w:rFonts w:cstheme="minorHAnsi"/>
-                <w:lang w:val="en-US"/>
+                <w:rFonts w:eastAsia="" w:cs="Calibri" w:cstheme="minorHAnsi"/>
+                <w:kern w:val="0"/>
+                <w:sz w:val="22"/>
+                <w:szCs w:val="22"/>
+                <w:lang w:val="en-US" w:eastAsia="de-DE" w:bidi="ar-SA"/>
               </w:rPr>
               <w:t>28</w:t>
             </w:r>
@@ -1843,26 +2086,34 @@
       </w:tr>
       <w:tr>
         <w:trPr>
-          <w:trHeight w:val="321"/>
+          <w:trHeight w:val="321" w:hRule="atLeast"/>
         </w:trPr>
         <w:tc>
           <w:tcPr>
             <w:tcW w:w="6374" w:type="dxa"/>
+            <w:tcBorders/>
           </w:tcPr>
           <w:p>
             <w:pPr>
               <w:pStyle w:val="ListParagraph"/>
-              <w:spacing w:after="0" w:line="240" w:lineRule="auto"/>
-              <w:ind w:left="0"/>
-              <w:rPr>
-                <w:rFonts w:cstheme="minorHAnsi"/>
+              <w:widowControl/>
+              <w:suppressAutoHyphens w:val="true"/>
+              <w:spacing w:lineRule="auto" w:line="240" w:before="0" w:after="0"/>
+              <w:ind w:start="0"/>
+              <w:contextualSpacing/>
+              <w:jc w:val="start"/>
+              <w:rPr>
+                <w:rFonts w:cs="Calibri" w:cstheme="minorHAnsi"/>
                 <w:lang w:val="en-US"/>
               </w:rPr>
             </w:pPr>
             <w:r>
               <w:rPr>
-                <w:rFonts w:eastAsia="SimSun" w:cstheme="minorHAnsi"/>
-                <w:lang w:val="en-US"/>
+                <w:rFonts w:eastAsia="SimSun" w:cs="Calibri" w:cstheme="minorHAnsi"/>
+                <w:kern w:val="0"/>
+                <w:sz w:val="22"/>
+                <w:szCs w:val="22"/>
+                <w:lang w:val="en-US" w:eastAsia="de-DE" w:bidi="ar-SA"/>
               </w:rPr>
               <w:t>Number of full papers accepted:</w:t>
             </w:r>
@@ -1871,21 +2122,29 @@
         <w:tc>
           <w:tcPr>
             <w:tcW w:w="2693" w:type="dxa"/>
+            <w:tcBorders/>
           </w:tcPr>
           <w:p>
             <w:pPr>
               <w:pStyle w:val="ListParagraph"/>
-              <w:spacing w:after="0" w:line="240" w:lineRule="auto"/>
-              <w:ind w:left="0"/>
-              <w:rPr>
-                <w:rFonts w:cstheme="minorHAnsi"/>
+              <w:widowControl/>
+              <w:suppressAutoHyphens w:val="true"/>
+              <w:spacing w:lineRule="auto" w:line="240" w:before="0" w:after="0"/>
+              <w:ind w:start="0"/>
+              <w:contextualSpacing/>
+              <w:jc w:val="start"/>
+              <w:rPr>
+                <w:rFonts w:cs="Calibri" w:cstheme="minorHAnsi"/>
                 <w:lang w:val="en-US"/>
               </w:rPr>
             </w:pPr>
             <w:r>
               <w:rPr>
-                <w:rFonts w:cstheme="minorHAnsi"/>
-                <w:lang w:val="en-US"/>
+                <w:rFonts w:eastAsia="" w:cs="Calibri" w:cstheme="minorHAnsi"/>
+                <w:kern w:val="0"/>
+                <w:sz w:val="22"/>
+                <w:szCs w:val="22"/>
+                <w:lang w:val="en-US" w:eastAsia="de-DE" w:bidi="ar-SA"/>
               </w:rPr>
               <w:t>11</w:t>
             </w:r>
@@ -1894,26 +2153,34 @@
       </w:tr>
       <w:tr>
         <w:trPr>
-          <w:trHeight w:val="336"/>
+          <w:trHeight w:val="336" w:hRule="atLeast"/>
         </w:trPr>
         <w:tc>
           <w:tcPr>
             <w:tcW w:w="6374" w:type="dxa"/>
+            <w:tcBorders/>
           </w:tcPr>
           <w:p>
             <w:pPr>
               <w:pStyle w:val="ListParagraph"/>
-              <w:spacing w:after="0" w:line="240" w:lineRule="auto"/>
-              <w:ind w:left="0"/>
-              <w:rPr>
-                <w:rFonts w:cstheme="minorHAnsi"/>
+              <w:widowControl/>
+              <w:suppressAutoHyphens w:val="true"/>
+              <w:spacing w:lineRule="auto" w:line="240" w:before="0" w:after="0"/>
+              <w:ind w:start="0"/>
+              <w:contextualSpacing/>
+              <w:jc w:val="start"/>
+              <w:rPr>
+                <w:rFonts w:cs="Calibri" w:cstheme="minorHAnsi"/>
                 <w:lang w:val="en-US"/>
               </w:rPr>
             </w:pPr>
             <w:r>
               <w:rPr>
-                <w:rFonts w:eastAsia="SimSun" w:cstheme="minorHAnsi"/>
-                <w:lang w:val="en-US"/>
+                <w:rFonts w:eastAsia="SimSun" w:cs="Calibri" w:cstheme="minorHAnsi"/>
+                <w:kern w:val="0"/>
+                <w:sz w:val="22"/>
+                <w:szCs w:val="22"/>
+                <w:lang w:val="en-US" w:eastAsia="de-DE" w:bidi="ar-SA"/>
               </w:rPr>
               <w:t>Number of short papers accepted (This should have been discussed and agreed with the Springer Editor):</w:t>
             </w:r>
@@ -1922,21 +2189,29 @@
         <w:tc>
           <w:tcPr>
             <w:tcW w:w="2693" w:type="dxa"/>
+            <w:tcBorders/>
           </w:tcPr>
           <w:p>
             <w:pPr>
               <w:pStyle w:val="ListParagraph"/>
-              <w:spacing w:after="0" w:line="240" w:lineRule="auto"/>
-              <w:ind w:left="0"/>
-              <w:rPr>
-                <w:rFonts w:cstheme="minorHAnsi"/>
+              <w:widowControl/>
+              <w:suppressAutoHyphens w:val="true"/>
+              <w:spacing w:lineRule="auto" w:line="240" w:before="0" w:after="0"/>
+              <w:ind w:start="0"/>
+              <w:contextualSpacing/>
+              <w:jc w:val="start"/>
+              <w:rPr>
+                <w:rFonts w:cs="Calibri" w:cstheme="minorHAnsi"/>
                 <w:lang w:val="en-US"/>
               </w:rPr>
             </w:pPr>
             <w:r>
               <w:rPr>
-                <w:rFonts w:cstheme="minorHAnsi"/>
-                <w:lang w:val="en-US"/>
+                <w:rFonts w:eastAsia="" w:cs="Calibri" w:cstheme="minorHAnsi"/>
+                <w:kern w:val="0"/>
+                <w:sz w:val="22"/>
+                <w:szCs w:val="22"/>
+                <w:lang w:val="en-US" w:eastAsia="de-DE" w:bidi="ar-SA"/>
               </w:rPr>
               <w:t>0</w:t>
             </w:r>
@@ -1945,26 +2220,34 @@
       </w:tr>
       <w:tr>
         <w:trPr>
-          <w:trHeight w:val="336"/>
+          <w:trHeight w:val="336" w:hRule="atLeast"/>
         </w:trPr>
         <w:tc>
           <w:tcPr>
             <w:tcW w:w="6374" w:type="dxa"/>
+            <w:tcBorders/>
           </w:tcPr>
           <w:p>
             <w:pPr>
               <w:pStyle w:val="ListParagraph"/>
-              <w:spacing w:after="0" w:line="240" w:lineRule="auto"/>
-              <w:ind w:left="0"/>
-              <w:rPr>
-                <w:rFonts w:cstheme="minorHAnsi"/>
+              <w:widowControl/>
+              <w:suppressAutoHyphens w:val="true"/>
+              <w:spacing w:lineRule="auto" w:line="240" w:before="0" w:after="0"/>
+              <w:ind w:start="0"/>
+              <w:contextualSpacing/>
+              <w:jc w:val="start"/>
+              <w:rPr>
+                <w:rFonts w:cs="Calibri" w:cstheme="minorHAnsi"/>
                 <w:lang w:val="en-US"/>
               </w:rPr>
             </w:pPr>
             <w:r>
               <w:rPr>
-                <w:rFonts w:eastAsia="SimSun" w:cstheme="minorHAnsi"/>
-                <w:lang w:val="en-US"/>
+                <w:rFonts w:eastAsia="SimSun" w:cs="Calibri" w:cstheme="minorHAnsi"/>
+                <w:kern w:val="0"/>
+                <w:sz w:val="22"/>
+                <w:szCs w:val="22"/>
+                <w:lang w:val="en-US" w:eastAsia="de-DE" w:bidi="ar-SA"/>
               </w:rPr>
               <w:t>Number and type of other papers accepted (This should have been discussed and agreed with the Springer Editor):</w:t>
             </w:r>
@@ -1973,21 +2256,29 @@
         <w:tc>
           <w:tcPr>
             <w:tcW w:w="2693" w:type="dxa"/>
+            <w:tcBorders/>
           </w:tcPr>
           <w:p>
             <w:pPr>
               <w:pStyle w:val="ListParagraph"/>
-              <w:spacing w:after="0" w:line="240" w:lineRule="auto"/>
-              <w:ind w:left="0"/>
-              <w:rPr>
-                <w:rFonts w:cstheme="minorHAnsi"/>
+              <w:widowControl/>
+              <w:suppressAutoHyphens w:val="true"/>
+              <w:spacing w:lineRule="auto" w:line="240" w:before="0" w:after="0"/>
+              <w:ind w:start="0"/>
+              <w:contextualSpacing/>
+              <w:jc w:val="start"/>
+              <w:rPr>
+                <w:rFonts w:cs="Calibri" w:cstheme="minorHAnsi"/>
                 <w:lang w:val="en-US"/>
               </w:rPr>
             </w:pPr>
             <w:r>
               <w:rPr>
-                <w:rFonts w:cstheme="minorHAnsi"/>
-                <w:lang w:val="en-US"/>
+                <w:rFonts w:eastAsia="" w:cs="Calibri" w:cstheme="minorHAnsi"/>
+                <w:kern w:val="0"/>
+                <w:sz w:val="22"/>
+                <w:szCs w:val="22"/>
+                <w:lang w:val="en-US" w:eastAsia="de-DE" w:bidi="ar-SA"/>
               </w:rPr>
               <w:t>2 tool papers</w:t>
             </w:r>
@@ -1996,26 +2287,34 @@
       </w:tr>
       <w:tr>
         <w:trPr>
-          <w:trHeight w:val="336"/>
+          <w:trHeight w:val="336" w:hRule="atLeast"/>
         </w:trPr>
         <w:tc>
           <w:tcPr>
             <w:tcW w:w="6374" w:type="dxa"/>
+            <w:tcBorders/>
           </w:tcPr>
           <w:p>
             <w:pPr>
               <w:pStyle w:val="ListParagraph"/>
-              <w:spacing w:after="0" w:line="240" w:lineRule="auto"/>
-              <w:ind w:left="0"/>
-              <w:rPr>
-                <w:rFonts w:cstheme="minorHAnsi"/>
+              <w:widowControl/>
+              <w:suppressAutoHyphens w:val="true"/>
+              <w:spacing w:lineRule="auto" w:line="240" w:before="0" w:after="0"/>
+              <w:ind w:start="0"/>
+              <w:contextualSpacing/>
+              <w:jc w:val="start"/>
+              <w:rPr>
+                <w:rFonts w:cs="Calibri" w:cstheme="minorHAnsi"/>
                 <w:lang w:val="en-US"/>
               </w:rPr>
             </w:pPr>
             <w:r>
               <w:rPr>
-                <w:rFonts w:eastAsia="SimSun" w:cstheme="minorHAnsi"/>
-                <w:lang w:val="en-US"/>
+                <w:rFonts w:eastAsia="SimSun" w:cs="Calibri" w:cstheme="minorHAnsi"/>
+                <w:kern w:val="0"/>
+                <w:sz w:val="22"/>
+                <w:szCs w:val="22"/>
+                <w:lang w:val="en-US" w:eastAsia="de-DE" w:bidi="ar-SA"/>
               </w:rPr>
               <w:t>Average number of reviews received per submission:</w:t>
             </w:r>
@@ -2024,24 +2323,33 @@
         <w:tc>
           <w:tcPr>
             <w:tcW w:w="2693" w:type="dxa"/>
+            <w:tcBorders/>
           </w:tcPr>
           <w:p>
             <w:pPr>
               <w:pStyle w:val="ListParagraph"/>
+              <w:widowControl/>
               <w:tabs>
-                <w:tab w:val="left" w:pos="937"/>
+                <w:tab w:val="clear" w:pos="708"/>
+                <w:tab w:val="left" w:pos="937" w:leader="none"/>
               </w:tabs>
-              <w:spacing w:after="0" w:line="240" w:lineRule="auto"/>
-              <w:ind w:left="0"/>
-              <w:rPr>
-                <w:rFonts w:cstheme="minorHAnsi"/>
+              <w:suppressAutoHyphens w:val="true"/>
+              <w:spacing w:lineRule="auto" w:line="240" w:before="0" w:after="0"/>
+              <w:ind w:start="0"/>
+              <w:contextualSpacing/>
+              <w:jc w:val="start"/>
+              <w:rPr>
+                <w:rFonts w:cs="Calibri" w:cstheme="minorHAnsi"/>
                 <w:lang w:val="en-US"/>
               </w:rPr>
             </w:pPr>
             <w:r>
               <w:rPr>
-                <w:rFonts w:cstheme="minorHAnsi"/>
-                <w:lang w:val="en-US"/>
+                <w:rFonts w:eastAsia="" w:cs="Calibri" w:cstheme="minorHAnsi"/>
+                <w:kern w:val="0"/>
+                <w:sz w:val="22"/>
+                <w:szCs w:val="22"/>
+                <w:lang w:val="en-US" w:eastAsia="de-DE" w:bidi="ar-SA"/>
               </w:rPr>
               <w:t>3</w:t>
             </w:r>
@@ -2050,26 +2358,34 @@
       </w:tr>
       <w:tr>
         <w:trPr>
-          <w:trHeight w:val="336"/>
+          <w:trHeight w:val="336" w:hRule="atLeast"/>
         </w:trPr>
         <w:tc>
           <w:tcPr>
             <w:tcW w:w="6374" w:type="dxa"/>
+            <w:tcBorders/>
           </w:tcPr>
           <w:p>
             <w:pPr>
               <w:pStyle w:val="ListParagraph"/>
-              <w:spacing w:after="0" w:line="240" w:lineRule="auto"/>
-              <w:ind w:left="0"/>
-              <w:rPr>
-                <w:rFonts w:cstheme="minorHAnsi"/>
+              <w:widowControl/>
+              <w:suppressAutoHyphens w:val="true"/>
+              <w:spacing w:lineRule="auto" w:line="240" w:before="0" w:after="0"/>
+              <w:ind w:start="0"/>
+              <w:contextualSpacing/>
+              <w:jc w:val="start"/>
+              <w:rPr>
+                <w:rFonts w:cs="Calibri" w:cstheme="minorHAnsi"/>
                 <w:lang w:val="en-US"/>
               </w:rPr>
             </w:pPr>
             <w:r>
               <w:rPr>
-                <w:rFonts w:eastAsia="SimSun" w:cstheme="minorHAnsi"/>
-                <w:lang w:val="en-US"/>
+                <w:rFonts w:eastAsia="SimSun" w:cs="Calibri" w:cstheme="minorHAnsi"/>
+                <w:kern w:val="0"/>
+                <w:sz w:val="22"/>
+                <w:szCs w:val="22"/>
+                <w:lang w:val="en-US" w:eastAsia="de-DE" w:bidi="ar-SA"/>
               </w:rPr>
               <w:t>Average number of papers per reviewer:</w:t>
             </w:r>
@@ -2078,24 +2394,33 @@
         <w:tc>
           <w:tcPr>
             <w:tcW w:w="2693" w:type="dxa"/>
+            <w:tcBorders/>
           </w:tcPr>
           <w:p>
             <w:pPr>
               <w:pStyle w:val="ListParagraph"/>
+              <w:widowControl/>
               <w:tabs>
-                <w:tab w:val="left" w:pos="937"/>
+                <w:tab w:val="clear" w:pos="708"/>
+                <w:tab w:val="left" w:pos="937" w:leader="none"/>
               </w:tabs>
-              <w:spacing w:after="0" w:line="240" w:lineRule="auto"/>
-              <w:ind w:left="0"/>
-              <w:rPr>
-                <w:rFonts w:cstheme="minorHAnsi"/>
+              <w:suppressAutoHyphens w:val="true"/>
+              <w:spacing w:lineRule="auto" w:line="240" w:before="0" w:after="0"/>
+              <w:ind w:start="0"/>
+              <w:contextualSpacing/>
+              <w:jc w:val="start"/>
+              <w:rPr>
+                <w:rFonts w:cs="Calibri" w:cstheme="minorHAnsi"/>
                 <w:lang w:val="en-US"/>
               </w:rPr>
             </w:pPr>
             <w:r>
               <w:rPr>
-                <w:rFonts w:cstheme="minorHAnsi"/>
-                <w:lang w:val="en-US"/>
+                <w:rFonts w:eastAsia="" w:cs="Calibri" w:cstheme="minorHAnsi"/>
+                <w:kern w:val="0"/>
+                <w:sz w:val="22"/>
+                <w:szCs w:val="22"/>
+                <w:lang w:val="en-US" w:eastAsia="de-DE" w:bidi="ar-SA"/>
               </w:rPr>
               <w:t>2.5</w:t>
             </w:r>
@@ -2104,26 +2429,34 @@
       </w:tr>
       <w:tr>
         <w:trPr>
-          <w:trHeight w:val="336"/>
+          <w:trHeight w:val="336" w:hRule="atLeast"/>
         </w:trPr>
         <w:tc>
           <w:tcPr>
             <w:tcW w:w="6374" w:type="dxa"/>
+            <w:tcBorders/>
           </w:tcPr>
           <w:p>
             <w:pPr>
               <w:pStyle w:val="ListParagraph"/>
-              <w:spacing w:after="0" w:line="240" w:lineRule="auto"/>
-              <w:ind w:left="0"/>
-              <w:rPr>
-                <w:rFonts w:cstheme="minorHAnsi"/>
+              <w:widowControl/>
+              <w:suppressAutoHyphens w:val="true"/>
+              <w:spacing w:lineRule="auto" w:line="240" w:before="0" w:after="0"/>
+              <w:ind w:start="0"/>
+              <w:contextualSpacing/>
+              <w:jc w:val="start"/>
+              <w:rPr>
+                <w:rFonts w:cs="Calibri" w:cstheme="minorHAnsi"/>
                 <w:lang w:val="en-US"/>
               </w:rPr>
             </w:pPr>
             <w:r>
               <w:rPr>
-                <w:rFonts w:eastAsia="SimSun" w:cstheme="minorHAnsi"/>
-                <w:lang w:val="en-US"/>
+                <w:rFonts w:eastAsia="SimSun" w:cs="Calibri" w:cstheme="minorHAnsi"/>
+                <w:kern w:val="0"/>
+                <w:sz w:val="22"/>
+                <w:szCs w:val="22"/>
+                <w:lang w:val="en-US" w:eastAsia="de-DE" w:bidi="ar-SA"/>
               </w:rPr>
               <w:t xml:space="preserve">Were external reviewers involved (outside the PC)? </w:t>
             </w:r>
@@ -2132,21 +2465,29 @@
         <w:tc>
           <w:tcPr>
             <w:tcW w:w="2693" w:type="dxa"/>
+            <w:tcBorders/>
           </w:tcPr>
           <w:p>
             <w:pPr>
               <w:pStyle w:val="ListParagraph"/>
-              <w:spacing w:after="0" w:line="240" w:lineRule="auto"/>
-              <w:ind w:left="0"/>
-              <w:rPr>
-                <w:rFonts w:cstheme="minorHAnsi"/>
+              <w:widowControl/>
+              <w:suppressAutoHyphens w:val="true"/>
+              <w:spacing w:lineRule="auto" w:line="240" w:before="0" w:after="0"/>
+              <w:ind w:start="0"/>
+              <w:contextualSpacing/>
+              <w:jc w:val="start"/>
+              <w:rPr>
+                <w:rFonts w:cs="Calibri" w:cstheme="minorHAnsi"/>
                 <w:lang w:val="en-US"/>
               </w:rPr>
             </w:pPr>
             <w:r>
               <w:rPr>
-                <w:rFonts w:cstheme="minorHAnsi"/>
-                <w:lang w:val="en-US"/>
+                <w:rFonts w:eastAsia="" w:cs="Calibri" w:cstheme="minorHAnsi"/>
+                <w:kern w:val="0"/>
+                <w:sz w:val="22"/>
+                <w:szCs w:val="22"/>
+                <w:lang w:val="en-US" w:eastAsia="de-DE" w:bidi="ar-SA"/>
               </w:rPr>
               <w:t>8</w:t>
             </w:r>
@@ -2156,11 +2497,18 @@
     </w:tbl>
     <w:p>
       <w:pPr>
-        <w:rPr>
-          <w:rFonts w:cstheme="minorHAnsi"/>
-          <w:lang w:val="en-US"/>
-        </w:rPr>
-      </w:pPr>
+        <w:pStyle w:val="Normal"/>
+        <w:rPr>
+          <w:rFonts w:cs="Calibri" w:cstheme="minorHAnsi"/>
+          <w:lang w:val="en-US"/>
+        </w:rPr>
+      </w:pPr>
+      <w:r>
+        <w:rPr>
+          <w:rFonts w:cs="Calibri" w:cstheme="minorHAnsi"/>
+          <w:lang w:val="en-US"/>
+        </w:rPr>
+      </w:r>
     </w:p>
     <w:p>
       <w:pPr>
@@ -2170,7 +2518,7 @@
           <w:numId w:val="2"/>
         </w:numPr>
         <w:rPr>
-          <w:rFonts w:cstheme="minorHAnsi"/>
+          <w:rFonts w:cs="Calibri" w:cstheme="minorHAnsi"/>
           <w:b/>
           <w:u w:val="single"/>
           <w:lang w:val="en-US"/>
@@ -2178,7 +2526,7 @@
       </w:pPr>
       <w:r>
         <w:rPr>
-          <w:rFonts w:cstheme="minorHAnsi"/>
+          <w:rFonts w:cs="Calibri" w:cstheme="minorHAnsi"/>
           <w:b/>
           <w:u w:val="single"/>
           <w:lang w:val="en-US"/>
@@ -2188,23 +2536,24 @@
     </w:p>
     <w:p>
       <w:pPr>
-        <w:rPr>
-          <w:rFonts w:cstheme="minorHAnsi"/>
-          <w:lang w:val="en-US"/>
-        </w:rPr>
-      </w:pPr>
-      <w:r>
-        <w:rPr>
-          <w:rFonts w:cstheme="minorHAnsi"/>
+        <w:pStyle w:val="Normal"/>
+        <w:rPr>
+          <w:rFonts w:cs="Calibri" w:cstheme="minorHAnsi"/>
+          <w:lang w:val="en-US"/>
+        </w:rPr>
+      </w:pPr>
+      <w:r>
+        <w:rPr>
+          <w:rFonts w:cs="Calibri" w:cstheme="minorHAnsi"/>
           <w:lang w:val="en-US"/>
         </w:rPr>
         <w:t xml:space="preserve">Please provide a list of some 8-20 keywords pertaining to the topical focus of the work. The ACM codes on the following site: </w:t>
       </w:r>
-      <w:hyperlink r:id="rId12">
+      <w:hyperlink r:id="rId3">
         <w:r>
           <w:rPr>
             <w:rStyle w:val="Hyperlink"/>
-            <w:rFonts w:cstheme="minorHAnsi"/>
+            <w:rFonts w:cs="Calibri" w:cstheme="minorHAnsi"/>
             <w:lang w:val="en-US"/>
           </w:rPr>
           <w:t>http://www.acm.org/about/class/2012?pageIndex=0</w:t>
@@ -2212,7 +2561,7 @@
       </w:hyperlink>
       <w:r>
         <w:rPr>
-          <w:rFonts w:cstheme="minorHAnsi"/>
+          <w:rFonts w:cs="Calibri" w:cstheme="minorHAnsi"/>
           <w:lang w:val="en-US"/>
         </w:rPr>
         <w:t xml:space="preserve">  provide a useful source of such keywords.</w:t>
@@ -2220,208 +2569,302 @@
     </w:p>
     <w:p>
       <w:pPr>
-        <w:rPr>
-          <w:rFonts w:cstheme="minorHAnsi"/>
-          <w:lang w:val="en-US"/>
-        </w:rPr>
-      </w:pPr>
-      <w:r>
-        <w:rPr>
-          <w:rFonts w:cstheme="minorHAnsi"/>
-          <w:lang w:val="en-US"/>
-        </w:rPr>
-        <w:t xml:space="preserve">Please enter keywords here: </w:t>
-      </w:r>
-    </w:p>
-    <w:p>
-      <w:pPr>
-        <w:rPr>
-          <w:rFonts w:cstheme="minorHAnsi"/>
-        </w:rPr>
-      </w:pPr>
-      <w:r>
-        <w:rPr>
-          <w:rFonts w:cstheme="minorHAnsi"/>
+        <w:pStyle w:val="Normal"/>
+        <w:rPr>
+          <w:rFonts w:cs="Calibri" w:cstheme="minorHAnsi"/>
+          <w:lang w:val="en-US"/>
+        </w:rPr>
+      </w:pPr>
+      <w:r>
+        <w:rPr>
+          <w:rFonts w:cs="Calibri" w:cstheme="minorHAnsi"/>
+          <w:lang w:val="en-US"/>
+        </w:rPr>
+        <w:t>Please enter keywords here:</w:t>
+      </w:r>
+    </w:p>
+    <w:p>
+      <w:pPr>
+        <w:pStyle w:val="Normal"/>
+        <w:rPr>
+          <w:rFonts w:cs="Calibri" w:cstheme="minorHAnsi"/>
+          <w:lang w:val="en-US"/>
+        </w:rPr>
+      </w:pPr>
+      <w:r>
+        <w:rPr>
+          <w:rFonts w:cs="Calibri" w:cstheme="minorHAnsi"/>
+          <w:lang w:val="en-US"/>
+        </w:rPr>
+        <w:t>Computer systems organization</w:t>
+      </w:r>
+      <w:r>
+        <w:rPr>
+          <w:rFonts w:cs="Calibri" w:cstheme="minorHAnsi"/>
+          <w:lang w:val="en-US"/>
+        </w:rPr>
+        <w:t>~</w:t>
+      </w:r>
+      <w:r>
+        <w:rPr>
+          <w:rFonts w:cs="Calibri" w:cstheme="minorHAnsi"/>
+          <w:lang w:val="en-US"/>
+        </w:rPr>
+        <w:t>Embedded and cyber-physical systems</w:t>
+      </w:r>
+    </w:p>
+    <w:p>
+      <w:pPr>
+        <w:pStyle w:val="Normal"/>
+        <w:rPr>
+          <w:rFonts w:cs="Calibri" w:cstheme="minorHAnsi"/>
+        </w:rPr>
+      </w:pPr>
+      <w:r>
+        <w:rPr>
+          <w:rFonts w:cs="Calibri" w:cstheme="minorHAnsi"/>
         </w:rPr>
         <w:t>Software and its engineering~Formal language definitions</w:t>
       </w:r>
     </w:p>
     <w:p>
       <w:pPr>
-        <w:rPr>
-          <w:rFonts w:cstheme="minorHAnsi"/>
-        </w:rPr>
-      </w:pPr>
-      <w:r>
-        <w:rPr>
-          <w:rFonts w:cstheme="minorHAnsi"/>
+        <w:pStyle w:val="Normal"/>
+        <w:rPr>
+          <w:rFonts w:cs="Calibri" w:cstheme="minorHAnsi"/>
+        </w:rPr>
+      </w:pPr>
+      <w:r>
+        <w:rPr>
+          <w:rFonts w:cs="Calibri" w:cstheme="minorHAnsi"/>
         </w:rPr>
         <w:t>Software and its engineering~Distributed programming languages</w:t>
       </w:r>
     </w:p>
     <w:p>
       <w:pPr>
-        <w:rPr>
-          <w:rFonts w:cstheme="minorHAnsi"/>
-        </w:rPr>
-      </w:pPr>
-      <w:r>
-        <w:rPr>
-          <w:rFonts w:cstheme="minorHAnsi"/>
-        </w:rPr>
-        <w:lastRenderedPageBreak/>
-        <w:t>Software and its engineering</w:t>
-      </w:r>
-      <w:r>
-        <w:rPr>
-          <w:rFonts w:cstheme="minorHAnsi"/>
-        </w:rPr>
-        <w:t>~Formal software verification</w:t>
-      </w:r>
-    </w:p>
-    <w:p>
-      <w:pPr>
-        <w:rPr>
-          <w:rFonts w:cstheme="minorHAnsi"/>
-        </w:rPr>
-      </w:pPr>
-      <w:r>
-        <w:rPr>
-          <w:rFonts w:cstheme="minorHAnsi"/>
+        <w:pStyle w:val="Normal"/>
+        <w:rPr>
+          <w:rFonts w:cs="Calibri" w:cstheme="minorHAnsi"/>
+        </w:rPr>
+      </w:pPr>
+      <w:r>
+        <w:rPr>
+          <w:rFonts w:cs="Calibri" w:cstheme="minorHAnsi"/>
+        </w:rPr>
+        <w:t>Software and its engineering~Formal software verification</w:t>
+      </w:r>
+    </w:p>
+    <w:p>
+      <w:pPr>
+        <w:pStyle w:val="Normal"/>
+        <w:rPr>
+          <w:rFonts w:cs="Calibri" w:cstheme="minorHAnsi"/>
+        </w:rPr>
+      </w:pPr>
+      <w:r>
+        <w:rPr>
+          <w:rFonts w:cs="Calibri" w:cstheme="minorHAnsi"/>
         </w:rPr>
         <w:t>Software and its engineering~Software as a service orchestration system</w:t>
       </w:r>
     </w:p>
     <w:p>
       <w:pPr>
+        <w:pStyle w:val="Normal"/>
         <w:tabs>
-          <w:tab w:val="num" w:pos="720"/>
+          <w:tab w:val="clear" w:pos="708"/>
+          <w:tab w:val="left" w:pos="720" w:leader="none"/>
         </w:tabs>
-      </w:pPr>
-      <w:hyperlink r:id="rId13" w:history="1">
+        <w:rPr/>
+      </w:pPr>
+      <w:hyperlink r:id="rId4">
         <w:r>
+          <w:rPr>
+            <w:rStyle w:val="Style8"/>
+          </w:rPr>
           <w:t>Theory of computation</w:t>
         </w:r>
       </w:hyperlink>
       <w:r>
         <w:rPr>
-          <w:rFonts w:cstheme="minorHAnsi"/>
+          <w:rFonts w:cs="Calibri" w:cstheme="minorHAnsi"/>
         </w:rPr>
         <w:t xml:space="preserve">~ </w:t>
       </w:r>
-      <w:hyperlink r:id="rId14" w:history="1">
+      <w:hyperlink r:id="rId5">
         <w:r>
+          <w:rPr>
+            <w:rStyle w:val="Style8"/>
+          </w:rPr>
           <w:t>Verification by model checking</w:t>
         </w:r>
       </w:hyperlink>
     </w:p>
     <w:p>
       <w:pPr>
+        <w:pStyle w:val="Normal"/>
         <w:tabs>
-          <w:tab w:val="num" w:pos="720"/>
+          <w:tab w:val="clear" w:pos="708"/>
+          <w:tab w:val="left" w:pos="720" w:leader="none"/>
         </w:tabs>
         <w:rPr>
-          <w:rFonts w:cstheme="minorHAnsi"/>
-        </w:rPr>
-      </w:pPr>
-      <w:hyperlink r:id="rId15" w:history="1">
+          <w:rFonts w:cs="Calibri" w:cstheme="minorHAnsi"/>
+        </w:rPr>
+      </w:pPr>
+      <w:r>
+        <w:rPr>
+          <w:rFonts w:cs="Calibri" w:cstheme="minorHAnsi"/>
+        </w:rPr>
+        <w:t>Theory of computation</w:t>
+      </w:r>
+      <w:r>
+        <w:rPr>
+          <w:rFonts w:cs="Calibri" w:cstheme="minorHAnsi"/>
+        </w:rPr>
+        <w:t>~</w:t>
+      </w:r>
+      <w:r>
+        <w:rPr>
+          <w:rFonts w:cs="Calibri" w:cstheme="minorHAnsi"/>
+        </w:rPr>
+        <w:t>Design and analysis of algorithms</w:t>
+      </w:r>
+    </w:p>
+    <w:p>
+      <w:pPr>
+        <w:pStyle w:val="Normal"/>
+        <w:tabs>
+          <w:tab w:val="clear" w:pos="708"/>
+          <w:tab w:val="left" w:pos="720" w:leader="none"/>
+        </w:tabs>
+        <w:rPr>
+          <w:rFonts w:cs="Calibri" w:cstheme="minorHAnsi"/>
+        </w:rPr>
+      </w:pPr>
+      <w:r>
+        <w:rPr>
+          <w:rFonts w:cs="Calibri" w:cstheme="minorHAnsi"/>
+        </w:rPr>
+        <w:t>Theory of computation</w:t>
+      </w:r>
+      <w:r>
+        <w:rPr>
+          <w:rFonts w:cs="Calibri" w:cstheme="minorHAnsi"/>
+        </w:rPr>
+        <w:t>~</w:t>
+      </w:r>
+      <w:r>
+        <w:rPr>
+          <w:rFonts w:cs="Calibri" w:cstheme="minorHAnsi"/>
+        </w:rPr>
+        <w:t>Semantics and reasoning</w:t>
+      </w:r>
+    </w:p>
+    <w:p>
+      <w:pPr>
+        <w:pStyle w:val="Normal"/>
+        <w:rPr>
+          <w:rFonts w:cs="Calibri" w:cstheme="minorHAnsi"/>
+          <w:lang w:val="en-US"/>
+        </w:rPr>
+      </w:pPr>
+      <w:r>
+        <w:rPr>
+          <w:rFonts w:cs="Calibri" w:cstheme="minorHAnsi"/>
+        </w:rPr>
+        <w:t>Computing methodologies~Self-organization</w:t>
+      </w:r>
+    </w:p>
+    <w:p>
+      <w:pPr>
+        <w:pStyle w:val="Normal"/>
+        <w:rPr>
+          <w:rFonts w:cs="Calibri" w:cstheme="minorHAnsi"/>
+          <w:lang w:val="en-US"/>
+        </w:rPr>
+      </w:pPr>
+      <w:r>
+        <w:rPr>
+          <w:rFonts w:cs="Calibri" w:cstheme="minorHAnsi"/>
+        </w:rPr>
+        <w:t>Computing methodologies~</w:t>
+      </w:r>
+      <w:r>
+        <w:rPr/>
+        <w:t xml:space="preserve"> </w:t>
+      </w:r>
+      <w:r>
+        <w:rPr>
+          <w:rFonts w:cs="Calibri" w:cstheme="minorHAnsi"/>
+        </w:rPr>
+        <w:t>Distributed programming languages</w:t>
+      </w:r>
+    </w:p>
+    <w:p>
+      <w:pPr>
+        <w:pStyle w:val="Normal"/>
+        <w:tabs>
+          <w:tab w:val="clear" w:pos="708"/>
+          <w:tab w:val="left" w:pos="720" w:leader="none"/>
+        </w:tabs>
+        <w:rPr>
+          <w:rFonts w:cs="Calibri" w:cstheme="minorHAnsi"/>
+        </w:rPr>
+      </w:pPr>
+      <w:hyperlink r:id="rId6">
         <w:r>
-          <w:t>Theory of computation</w:t>
-        </w:r>
-      </w:hyperlink>
-      <w:r>
-        <w:rPr>
-          <w:rFonts w:cstheme="minorHAnsi"/>
-        </w:rPr>
-        <w:t>~</w:t>
-      </w:r>
-    </w:p>
-    <w:p>
-      <w:pPr>
-        <w:rPr>
-          <w:rFonts w:cstheme="minorHAnsi"/>
-          <w:lang w:val="en-US"/>
-        </w:rPr>
-      </w:pPr>
-      <w:r>
-        <w:rPr>
-          <w:rFonts w:cstheme="minorHAnsi"/>
-        </w:rPr>
-        <w:t>Computing methodologies~Self-organization</w:t>
-      </w:r>
-    </w:p>
-    <w:p>
-      <w:pPr>
-        <w:rPr>
-          <w:rFonts w:cstheme="minorHAnsi"/>
-          <w:lang w:val="en-US"/>
-        </w:rPr>
-      </w:pPr>
-      <w:r>
-        <w:rPr>
-          <w:rFonts w:cstheme="minorHAnsi"/>
-        </w:rPr>
-        <w:t>Computing methodologies~</w:t>
-      </w:r>
-      <w:r>
-        <w:t xml:space="preserve"> </w:t>
-      </w:r>
-      <w:r>
-        <w:rPr>
-          <w:rFonts w:cstheme="minorHAnsi"/>
-        </w:rPr>
-        <w:t>Distributed programming languages</w:t>
-      </w:r>
-    </w:p>
-    <w:p>
-      <w:pPr>
-        <w:tabs>
-          <w:tab w:val="num" w:pos="720"/>
-        </w:tabs>
-        <w:rPr>
-          <w:rFonts w:cstheme="minorHAnsi"/>
-        </w:rPr>
-      </w:pPr>
-      <w:hyperlink r:id="rId16" w:history="1">
-        <w:r>
+          <w:rPr>
+            <w:rStyle w:val="Style8"/>
+          </w:rPr>
           <w:t>Computing methodologies</w:t>
         </w:r>
       </w:hyperlink>
       <w:r>
         <w:rPr>
-          <w:rFonts w:cstheme="minorHAnsi"/>
-        </w:rPr>
+          <w:rFonts w:cs="Calibri" w:cstheme="minorHAnsi"/>
+        </w:rPr>
+        <w:t>~Modeling and simulation</w:t>
+      </w:r>
+    </w:p>
+    <w:p>
+      <w:pPr>
+        <w:pStyle w:val="Normal"/>
+        <w:tabs>
+          <w:tab w:val="clear" w:pos="708"/>
+          <w:tab w:val="left" w:pos="720" w:leader="none"/>
+        </w:tabs>
+        <w:rPr>
+          <w:rFonts w:cs="Calibri" w:cstheme="minorHAnsi"/>
+        </w:rPr>
+      </w:pPr>
+      <w:r>
+        <w:rPr/>
+        <w:t>Human-centered computing</w:t>
+      </w:r>
+      <w:r>
+        <w:rPr/>
         <w:t>~</w:t>
       </w:r>
-      <w:hyperlink r:id="rId17" w:history="1">
-        <w:r>
-          <w:t>Simulation tools</w:t>
-        </w:r>
-      </w:hyperlink>
-    </w:p>
-    <w:p>
-      <w:pPr>
-        <w:rPr>
-          <w:rFonts w:cstheme="minorHAnsi"/>
-          <w:lang w:val="en-US"/>
-        </w:rPr>
-      </w:pPr>
-    </w:p>
-    <w:p>
-      <w:pPr>
-        <w:rPr>
-          <w:rFonts w:cstheme="minorHAnsi"/>
-          <w:lang w:val="en-US"/>
-        </w:rPr>
-      </w:pPr>
-    </w:p>
-    <w:p>
-      <w:pPr>
-        <w:rPr>
-          <w:rFonts w:cstheme="minorHAnsi"/>
-          <w:lang w:val="en-US"/>
-        </w:rPr>
-      </w:pPr>
+      <w:r>
+        <w:rPr/>
+        <w:t>Ubiquitous and mobile computing</w:t>
+      </w:r>
+    </w:p>
+    <w:p>
+      <w:pPr>
+        <w:pStyle w:val="Normal"/>
+        <w:rPr>
+          <w:rFonts w:cs="Calibri" w:cstheme="minorHAnsi"/>
+          <w:lang w:val="en-US"/>
+        </w:rPr>
+      </w:pPr>
+      <w:r>
+        <w:rPr>
+          <w:rFonts w:cs="Calibri" w:cstheme="minorHAnsi"/>
+          <w:lang w:val="en-US"/>
+        </w:rPr>
+      </w:r>
     </w:p>
     <w:p>
       <w:pPr>
@@ -2430,9 +2873,10 @@
           <w:ilvl w:val="0"/>
           <w:numId w:val="2"/>
         </w:numPr>
-        <w:spacing w:after="0"/>
-        <w:rPr>
-          <w:rFonts w:cstheme="minorHAnsi"/>
+        <w:spacing w:before="0" w:after="0"/>
+        <w:contextualSpacing/>
+        <w:rPr>
+          <w:rFonts w:cs="Calibri" w:cstheme="minorHAnsi"/>
           <w:b/>
           <w:u w:val="single"/>
           <w:lang w:val="en-US"/>
@@ -2440,7 +2884,7 @@
       </w:pPr>
       <w:r>
         <w:rPr>
-          <w:rFonts w:cstheme="minorHAnsi"/>
+          <w:rFonts w:cs="Calibri" w:cstheme="minorHAnsi"/>
           <w:b/>
           <w:u w:val="single"/>
           <w:lang w:val="en-US"/>
@@ -2450,15 +2894,16 @@
     </w:p>
     <w:p>
       <w:pPr>
-        <w:spacing w:after="0"/>
-        <w:rPr>
-          <w:rFonts w:cstheme="minorHAnsi"/>
-          <w:lang w:val="en-US"/>
-        </w:rPr>
-      </w:pPr>
-      <w:r>
-        <w:rPr>
-          <w:rFonts w:cstheme="minorHAnsi"/>
+        <w:pStyle w:val="Normal"/>
+        <w:spacing w:before="0" w:after="0"/>
+        <w:rPr>
+          <w:rFonts w:cs="Calibri" w:cstheme="minorHAnsi"/>
+          <w:lang w:val="en-US"/>
+        </w:rPr>
+      </w:pPr>
+      <w:r>
+        <w:rPr>
+          <w:rFonts w:cs="Calibri" w:cstheme="minorHAnsi"/>
           <w:lang w:val="en-US"/>
         </w:rPr>
         <w:t>In the manuscript files uploaded to Springer, have you:</w:t>
@@ -2466,18 +2911,26 @@
     </w:p>
     <w:p>
       <w:pPr>
-        <w:spacing w:after="0"/>
-        <w:rPr>
-          <w:rFonts w:cstheme="minorHAnsi"/>
-          <w:lang w:val="en-US"/>
-        </w:rPr>
-      </w:pPr>
-    </w:p>
-    <w:p>
-      <w:pPr>
-        <w:spacing w:after="0"/>
-        <w:rPr>
-          <w:rFonts w:cstheme="minorHAnsi"/>
+        <w:pStyle w:val="Normal"/>
+        <w:spacing w:before="0" w:after="0"/>
+        <w:rPr>
+          <w:rFonts w:cs="Calibri" w:cstheme="minorHAnsi"/>
+          <w:lang w:val="en-US"/>
+        </w:rPr>
+      </w:pPr>
+      <w:r>
+        <w:rPr>
+          <w:rFonts w:cs="Calibri" w:cstheme="minorHAnsi"/>
+          <w:lang w:val="en-US"/>
+        </w:rPr>
+      </w:r>
+    </w:p>
+    <w:p>
+      <w:pPr>
+        <w:pStyle w:val="Normal"/>
+        <w:spacing w:before="0" w:after="0"/>
+        <w:rPr>
+          <w:rFonts w:cs="Calibri" w:cstheme="minorHAnsi"/>
           <w:lang w:val="en-US"/>
         </w:rPr>
       </w:pPr>
@@ -2485,15 +2938,187 @@
         <w:sdtPr>
           <w:id w:val="-761995515"/>
           <w14:checkbox>
-            <w14:checked w14:val="0"/>
-            <w14:checkedState w14:val="2612" w14:font="MS Gothic"/>
-            <w14:uncheckedState w14:val="2610" w14:font="MS Gothic"/>
+            <w14:checked w14:val="1"/>
+            <w14:checkedState w14:val="2612"/>
+            <w14:uncheckedState w14:val="2610"/>
           </w14:checkbox>
         </w:sdtPr>
         <w:sdtContent>
           <w:r>
             <w:rPr>
-              <w:rFonts w:ascii="MS Gothic" w:eastAsia="MS Gothic" w:hAnsi="MS Gothic" w:cs="Segoe UI Symbol" w:hint="eastAsia"/>
+              <w:rFonts w:eastAsia="MS Gothic" w:cs="Segoe UI Symbol" w:hint="eastAsia" w:ascii="MS Gothic" w:hAnsi="MS Gothic"/>
+              <w:lang w:val="en-US"/>
+            </w:rPr>
+          </w:r>
+          <w:r>
+            <w:rPr>
+              <w:rFonts w:eastAsia="MS Gothic" w:cs="Segoe UI Symbol" w:hint="eastAsia" w:ascii="MS Gothic" w:hAnsi="MS Gothic"/>
+              <w:lang w:val="en-US"/>
+            </w:rPr>
+            <w:t>☒</w:t>
+          </w:r>
+          <w:r>
+            <w:rPr>
+              <w:rFonts w:eastAsia="MS Gothic" w:cs="Segoe UI Symbol" w:hint="eastAsia" w:ascii="MS Gothic" w:hAnsi="MS Gothic"/>
+              <w:lang w:val="en-US"/>
+            </w:rPr>
+          </w:r>
+        </w:sdtContent>
+      </w:sdt>
+      <w:r>
+        <w:rPr>
+          <w:rFonts w:cs="Segoe UI Symbol" w:ascii="Segoe UI Symbol" w:hAnsi="Segoe UI Symbol"/>
+          <w:lang w:val="en-US"/>
+        </w:rPr>
+        <w:tab/>
+      </w:r>
+      <w:r>
+        <w:rPr>
+          <w:rFonts w:cs="Calibri" w:cstheme="minorHAnsi"/>
+          <w:lang w:val="en-US"/>
+        </w:rPr>
+        <w:t>Included Preface, Organization pages, Table of Contents?</w:t>
+      </w:r>
+    </w:p>
+    <w:p>
+      <w:pPr>
+        <w:pStyle w:val="Normal"/>
+        <w:spacing w:before="0" w:after="0"/>
+        <w:rPr>
+          <w:rFonts w:cs="Calibri" w:cstheme="minorHAnsi"/>
+          <w:lang w:val="en-US"/>
+        </w:rPr>
+      </w:pPr>
+      <w:sdt>
+        <w:sdtPr>
+          <w:id w:val="-1210024486"/>
+          <w14:checkbox>
+            <w14:checked w14:val="1"/>
+            <w14:checkedState w14:val="2612"/>
+            <w14:uncheckedState w14:val="2610"/>
+          </w14:checkbox>
+        </w:sdtPr>
+        <w:sdtContent>
+          <w:r>
+            <w:rPr>
+              <w:rFonts w:eastAsia="MS Gothic" w:cs="Segoe UI Symbol" w:hint="eastAsia" w:ascii="MS Gothic" w:hAnsi="MS Gothic"/>
+              <w:lang w:val="en-US"/>
+            </w:rPr>
+          </w:r>
+          <w:r>
+            <w:rPr>
+              <w:rFonts w:eastAsia="MS Gothic" w:cs="Segoe UI Symbol" w:hint="eastAsia" w:ascii="MS Gothic" w:hAnsi="MS Gothic"/>
+              <w:lang w:val="en-US"/>
+            </w:rPr>
+            <w:t>☒</w:t>
+          </w:r>
+          <w:r>
+            <w:rPr>
+              <w:rFonts w:eastAsia="MS Gothic" w:cs="Segoe UI Symbol" w:hint="eastAsia" w:ascii="MS Gothic" w:hAnsi="MS Gothic"/>
+              <w:lang w:val="en-US"/>
+            </w:rPr>
+          </w:r>
+        </w:sdtContent>
+      </w:sdt>
+      <w:r>
+        <w:rPr>
+          <w:rFonts w:cs="Segoe UI Symbol" w:ascii="Segoe UI Symbol" w:hAnsi="Segoe UI Symbol"/>
+          <w:lang w:val="en-US"/>
+        </w:rPr>
+        <w:tab/>
+      </w:r>
+      <w:r>
+        <w:rPr>
+          <w:rFonts w:cs="Calibri" w:cstheme="minorHAnsi"/>
+          <w:lang w:val="en-US"/>
+        </w:rPr>
+        <w:t>Included all License-to-Publish forms from authors?</w:t>
+      </w:r>
+    </w:p>
+    <w:p>
+      <w:pPr>
+        <w:pStyle w:val="Normal"/>
+        <w:spacing w:before="0" w:after="0"/>
+        <w:ind w:hanging="705" w:start="705"/>
+        <w:rPr>
+          <w:rFonts w:cs="Calibri" w:cstheme="minorHAnsi"/>
+          <w:lang w:val="en-US"/>
+        </w:rPr>
+      </w:pPr>
+      <w:sdt>
+        <w:sdtPr>
+          <w:id w:val="-172728412"/>
+          <w14:checkbox>
+            <w14:checked w14:val="1"/>
+            <w14:checkedState w14:val="2612"/>
+            <w14:uncheckedState w14:val="2610"/>
+          </w14:checkbox>
+        </w:sdtPr>
+        <w:sdtContent>
+          <w:r>
+            <w:rPr>
+              <w:rFonts w:eastAsia="MS Gothic" w:cs="Segoe UI Symbol" w:hint="eastAsia" w:ascii="MS Gothic" w:hAnsi="MS Gothic"/>
+              <w:lang w:val="en-US"/>
+            </w:rPr>
+          </w:r>
+          <w:r>
+            <w:rPr>
+              <w:rFonts w:eastAsia="MS Gothic" w:cs="Segoe UI Symbol" w:hint="eastAsia" w:ascii="MS Gothic" w:hAnsi="MS Gothic"/>
+              <w:lang w:val="en-US"/>
+            </w:rPr>
+            <w:t>☒</w:t>
+          </w:r>
+          <w:r>
+            <w:rPr>
+              <w:rFonts w:eastAsia="MS Gothic" w:cs="Segoe UI Symbol" w:hint="eastAsia" w:ascii="MS Gothic" w:hAnsi="MS Gothic"/>
+              <w:lang w:val="en-US"/>
+            </w:rPr>
+          </w:r>
+        </w:sdtContent>
+      </w:sdt>
+      <w:r>
+        <w:rPr>
+          <w:rFonts w:cs="Segoe UI Symbol" w:ascii="Segoe UI Symbol" w:hAnsi="Segoe UI Symbol"/>
+          <w:lang w:val="en-US"/>
+        </w:rPr>
+        <w:tab/>
+      </w:r>
+      <w:r>
+        <w:rPr>
+          <w:rFonts w:cs="Calibri" w:cstheme="minorHAnsi"/>
+          <w:lang w:val="en-US"/>
+        </w:rPr>
+        <w:t>Included source files (WORD or LaTeX with bib files) and reference PDFs for all papers in the way requested by LNCS in the editor guidelines?</w:t>
+      </w:r>
+    </w:p>
+    <w:p>
+      <w:pPr>
+        <w:pStyle w:val="Normal"/>
+        <w:spacing w:before="0" w:after="0"/>
+        <w:rPr>
+          <w:rFonts w:cs="Calibri" w:cstheme="minorHAnsi"/>
+          <w:lang w:val="en-US"/>
+        </w:rPr>
+      </w:pPr>
+      <w:sdt>
+        <w:sdtPr>
+          <w:id w:val="1276829723"/>
+          <w14:checkbox>
+            <w14:checked w14:val="0"/>
+            <w14:checkedState w14:val="2612"/>
+            <w14:uncheckedState w14:val="2610"/>
+          </w14:checkbox>
+        </w:sdtPr>
+        <w:sdtContent>
+          <w:r>
+            <w:rPr>
+              <w:rFonts w:eastAsia="MS Gothic" w:cs="Segoe UI Symbol" w:hint="eastAsia" w:ascii="MS Gothic" w:hAnsi="MS Gothic"/>
+              <w:lang w:val="en-US"/>
+            </w:rPr>
+          </w:r>
+          <w:r>
+            <w:rPr>
+              <w:rFonts w:eastAsia="MS Gothic" w:cs="Segoe UI Symbol" w:hint="eastAsia" w:ascii="MS Gothic" w:hAnsi="MS Gothic"/>
               <w:lang w:val="en-US"/>
             </w:rPr>
             <w:t>☐</w:t>
@@ -2502,183 +3127,69 @@
       </w:sdt>
       <w:r>
         <w:rPr>
-          <w:rFonts w:ascii="Segoe UI Symbol" w:hAnsi="Segoe UI Symbol" w:cs="Segoe UI Symbol"/>
+          <w:rFonts w:cs="Segoe UI Symbol" w:ascii="Segoe UI Symbol" w:hAnsi="Segoe UI Symbol"/>
           <w:lang w:val="en-US"/>
         </w:rPr>
         <w:tab/>
       </w:r>
       <w:r>
         <w:rPr>
-          <w:rFonts w:cstheme="minorHAnsi"/>
-          <w:lang w:val="en-US"/>
-        </w:rPr>
-        <w:t>Included Preface, Organization pages, Table of Contents?</w:t>
-      </w:r>
-    </w:p>
-    <w:p>
-      <w:pPr>
-        <w:spacing w:after="0"/>
-        <w:rPr>
-          <w:rFonts w:cstheme="minorHAnsi"/>
+          <w:rFonts w:cs="Calibri" w:cstheme="minorHAnsi"/>
+          <w:lang w:val="en-US"/>
+        </w:rPr>
+        <w:t>Included a conference logo (if you wish to have it on the cover)?</w:t>
+      </w:r>
+    </w:p>
+    <w:p>
+      <w:pPr>
+        <w:pStyle w:val="Normal"/>
+        <w:spacing w:before="0" w:after="0"/>
+        <w:rPr>
+          <w:rFonts w:cs="Calibri" w:cstheme="minorHAnsi"/>
           <w:lang w:val="en-US"/>
         </w:rPr>
       </w:pPr>
       <w:sdt>
         <w:sdtPr>
-          <w:id w:val="-1210024486"/>
+          <w:id w:val="2054487534"/>
           <w14:checkbox>
-            <w14:checked w14:val="0"/>
-            <w14:checkedState w14:val="2612" w14:font="MS Gothic"/>
-            <w14:uncheckedState w14:val="2610" w14:font="MS Gothic"/>
+            <w14:checked w14:val="1"/>
+            <w14:checkedState w14:val="2612"/>
+            <w14:uncheckedState w14:val="2610"/>
           </w14:checkbox>
         </w:sdtPr>
         <w:sdtContent>
           <w:r>
             <w:rPr>
-              <w:rFonts w:ascii="MS Gothic" w:eastAsia="MS Gothic" w:hAnsi="MS Gothic" w:cs="Segoe UI Symbol" w:hint="eastAsia"/>
+              <w:rFonts w:eastAsia="MS Gothic" w:cs="Segoe UI Symbol" w:hint="eastAsia" w:ascii="MS Gothic" w:hAnsi="MS Gothic"/>
               <w:lang w:val="en-US"/>
             </w:rPr>
-            <w:t>☐</w:t>
+          </w:r>
+          <w:r>
+            <w:rPr>
+              <w:rFonts w:eastAsia="MS Gothic" w:cs="Segoe UI Symbol" w:hint="eastAsia" w:ascii="MS Gothic" w:hAnsi="MS Gothic"/>
+              <w:lang w:val="en-US"/>
+            </w:rPr>
+            <w:t>☒</w:t>
+          </w:r>
+          <w:r>
+            <w:rPr>
+              <w:rFonts w:eastAsia="MS Gothic" w:cs="Segoe UI Symbol" w:hint="eastAsia" w:ascii="MS Gothic" w:hAnsi="MS Gothic"/>
+              <w:lang w:val="en-US"/>
+            </w:rPr>
           </w:r>
         </w:sdtContent>
       </w:sdt>
       <w:r>
         <w:rPr>
-          <w:rFonts w:ascii="Segoe UI Symbol" w:hAnsi="Segoe UI Symbol" w:cs="Segoe UI Symbol"/>
+          <w:rFonts w:cs="Segoe UI Symbol" w:ascii="Segoe UI Symbol" w:hAnsi="Segoe UI Symbol"/>
           <w:lang w:val="en-US"/>
         </w:rPr>
         <w:tab/>
       </w:r>
       <w:r>
         <w:rPr>
-          <w:rFonts w:cstheme="minorHAnsi"/>
-          <w:lang w:val="en-US"/>
-        </w:rPr>
-        <w:t>Included all License-to-Publish forms from authors?</w:t>
-      </w:r>
-    </w:p>
-    <w:p>
-      <w:pPr>
-        <w:spacing w:after="0"/>
-        <w:ind w:left="705" w:hanging="705"/>
-        <w:rPr>
-          <w:rFonts w:cstheme="minorHAnsi"/>
-          <w:lang w:val="en-US"/>
-        </w:rPr>
-      </w:pPr>
-      <w:sdt>
-        <w:sdtPr>
-          <w:id w:val="-172728412"/>
-          <w14:checkbox>
-            <w14:checked w14:val="0"/>
-            <w14:checkedState w14:val="2612" w14:font="MS Gothic"/>
-            <w14:uncheckedState w14:val="2610" w14:font="MS Gothic"/>
-          </w14:checkbox>
-        </w:sdtPr>
-        <w:sdtContent>
-          <w:r>
-            <w:rPr>
-              <w:rFonts w:ascii="MS Gothic" w:eastAsia="MS Gothic" w:hAnsi="MS Gothic" w:cs="Segoe UI Symbol" w:hint="eastAsia"/>
-              <w:lang w:val="en-US"/>
-            </w:rPr>
-            <w:t>☐</w:t>
-          </w:r>
-        </w:sdtContent>
-      </w:sdt>
-      <w:r>
-        <w:rPr>
-          <w:rFonts w:ascii="Segoe UI Symbol" w:hAnsi="Segoe UI Symbol" w:cs="Segoe UI Symbol"/>
-          <w:lang w:val="en-US"/>
-        </w:rPr>
-        <w:tab/>
-      </w:r>
-      <w:r>
-        <w:rPr>
-          <w:rFonts w:cstheme="minorHAnsi"/>
-          <w:lang w:val="en-US"/>
-        </w:rPr>
-        <w:t>Included source files (WORD or LaTeX with bib files) and reference PDFs for all papers in the way requested by LNCS in the editor guidelines?</w:t>
-      </w:r>
-    </w:p>
-    <w:p>
-      <w:pPr>
-        <w:spacing w:after="0"/>
-        <w:rPr>
-          <w:rFonts w:cstheme="minorHAnsi"/>
-          <w:lang w:val="en-US"/>
-        </w:rPr>
-      </w:pPr>
-      <w:sdt>
-        <w:sdtPr>
-          <w:id w:val="1276829723"/>
-          <w14:checkbox>
-            <w14:checked w14:val="0"/>
-            <w14:checkedState w14:val="2612" w14:font="MS Gothic"/>
-            <w14:uncheckedState w14:val="2610" w14:font="MS Gothic"/>
-          </w14:checkbox>
-        </w:sdtPr>
-        <w:sdtContent>
-          <w:r>
-            <w:rPr>
-              <w:rFonts w:ascii="MS Gothic" w:eastAsia="MS Gothic" w:hAnsi="MS Gothic" w:cs="Segoe UI Symbol" w:hint="eastAsia"/>
-              <w:lang w:val="en-US"/>
-            </w:rPr>
-            <w:t>☐</w:t>
-          </w:r>
-        </w:sdtContent>
-      </w:sdt>
-      <w:r>
-        <w:rPr>
-          <w:rFonts w:ascii="Segoe UI Symbol" w:hAnsi="Segoe UI Symbol" w:cs="Segoe UI Symbol"/>
-          <w:lang w:val="en-US"/>
-        </w:rPr>
-        <w:tab/>
-      </w:r>
-      <w:r>
-        <w:rPr>
-          <w:rFonts w:cstheme="minorHAnsi"/>
-          <w:lang w:val="en-US"/>
-        </w:rPr>
-        <w:t>Included a conference logo (if you wish to have it on the cover)?</w:t>
-      </w:r>
-    </w:p>
-    <w:p>
-      <w:pPr>
-        <w:spacing w:after="0"/>
-        <w:rPr>
-          <w:rFonts w:cstheme="minorHAnsi"/>
-          <w:lang w:val="en-US"/>
-        </w:rPr>
-      </w:pPr>
-      <w:sdt>
-        <w:sdtPr>
-          <w:id w:val="2054487534"/>
-          <w14:checkbox>
-            <w14:checked w14:val="0"/>
-            <w14:checkedState w14:val="2612" w14:font="MS Gothic"/>
-            <w14:uncheckedState w14:val="2610" w14:font="MS Gothic"/>
-          </w14:checkbox>
-        </w:sdtPr>
-        <w:sdtContent>
-          <w:r>
-            <w:rPr>
-              <w:rFonts w:ascii="MS Gothic" w:eastAsia="MS Gothic" w:hAnsi="MS Gothic" w:cs="Segoe UI Symbol" w:hint="eastAsia"/>
-              <w:lang w:val="en-US"/>
-            </w:rPr>
-            <w:t>☐</w:t>
-          </w:r>
-        </w:sdtContent>
-      </w:sdt>
-      <w:r>
-        <w:rPr>
-          <w:rFonts w:ascii="Segoe UI Symbol" w:hAnsi="Segoe UI Symbol" w:cs="Segoe UI Symbol"/>
-          <w:lang w:val="en-US"/>
-        </w:rPr>
-        <w:tab/>
-      </w:r>
-      <w:r>
-        <w:rPr>
-          <w:rFonts w:cstheme="minorHAnsi"/>
+          <w:rFonts w:cs="Calibri" w:cstheme="minorHAnsi"/>
           <w:lang w:val="en-US"/>
         </w:rPr>
         <w:t>Included an Excel-list of email addresses of corresponding authors?</w:t>
@@ -2686,25 +3197,34 @@
     </w:p>
     <w:p>
       <w:pPr>
-        <w:spacing w:after="0"/>
-        <w:rPr>
-          <w:rFonts w:cstheme="minorHAnsi"/>
+        <w:pStyle w:val="Normal"/>
+        <w:spacing w:before="0" w:after="0"/>
+        <w:rPr>
+          <w:rFonts w:cs="Calibri" w:cstheme="minorHAnsi"/>
           <w:u w:val="single"/>
           <w:lang w:val="en-US"/>
         </w:rPr>
       </w:pPr>
-    </w:p>
-    <w:p>
-      <w:pPr>
-        <w:spacing w:after="0"/>
-        <w:rPr>
-          <w:rFonts w:cstheme="minorHAnsi"/>
-          <w:lang w:val="en-US"/>
-        </w:rPr>
-      </w:pPr>
-      <w:r>
-        <w:rPr>
-          <w:rFonts w:cstheme="minorHAnsi"/>
+      <w:r>
+        <w:rPr>
+          <w:rFonts w:cs="Calibri" w:cstheme="minorHAnsi"/>
+          <w:u w:val="single"/>
+          <w:lang w:val="en-US"/>
+        </w:rPr>
+      </w:r>
+    </w:p>
+    <w:p>
+      <w:pPr>
+        <w:pStyle w:val="Normal"/>
+        <w:spacing w:before="0" w:after="0"/>
+        <w:rPr>
+          <w:rFonts w:cs="Calibri" w:cstheme="minorHAnsi"/>
+          <w:lang w:val="en-US"/>
+        </w:rPr>
+      </w:pPr>
+      <w:r>
+        <w:rPr>
+          <w:rFonts w:cs="Calibri" w:cstheme="minorHAnsi"/>
           <w:lang w:val="en-US"/>
         </w:rPr>
         <w:t>Editor’s guidelines:</w:t>
@@ -2712,17 +3232,18 @@
     </w:p>
     <w:p>
       <w:pPr>
-        <w:spacing w:after="0"/>
-        <w:rPr>
-          <w:rFonts w:cstheme="minorHAnsi"/>
-          <w:lang w:val="en-US"/>
-        </w:rPr>
-      </w:pPr>
-      <w:hyperlink r:id="rId18">
+        <w:pStyle w:val="Normal"/>
+        <w:spacing w:before="0" w:after="0"/>
+        <w:rPr>
+          <w:rFonts w:cs="Calibri" w:cstheme="minorHAnsi"/>
+          <w:lang w:val="en-US"/>
+        </w:rPr>
+      </w:pPr>
+      <w:hyperlink r:id="rId7">
         <w:r>
           <w:rPr>
             <w:rStyle w:val="Hyperlink"/>
-            <w:rFonts w:cstheme="minorHAnsi"/>
+            <w:rFonts w:cs="Calibri" w:cstheme="minorHAnsi"/>
             <w:lang w:val="en-US"/>
           </w:rPr>
           <w:t>https://www.springer.com/gp/computer-science/lncs/editor-guidelines-for-springer-proceedings</w:t>
@@ -2731,15 +3252,16 @@
     </w:p>
     <w:p>
       <w:pPr>
-        <w:spacing w:after="0"/>
-        <w:rPr>
-          <w:rFonts w:cstheme="minorHAnsi"/>
-          <w:lang w:val="en-US"/>
-        </w:rPr>
-      </w:pPr>
-      <w:r>
-        <w:rPr>
-          <w:rFonts w:cstheme="minorHAnsi"/>
+        <w:pStyle w:val="Normal"/>
+        <w:spacing w:before="0" w:after="0"/>
+        <w:rPr>
+          <w:rFonts w:cs="Calibri" w:cstheme="minorHAnsi"/>
+          <w:lang w:val="en-US"/>
+        </w:rPr>
+      </w:pPr>
+      <w:r>
+        <w:rPr>
+          <w:rFonts w:cs="Calibri" w:cstheme="minorHAnsi"/>
           <w:lang w:val="en-US"/>
         </w:rPr>
         <w:t>Authors’ guidelines:</w:t>
@@ -2747,18 +3269,19 @@
     </w:p>
     <w:p>
       <w:pPr>
-        <w:spacing w:after="0"/>
-        <w:rPr>
-          <w:rFonts w:cstheme="minorHAnsi"/>
-          <w:color w:val="0000FF" w:themeColor="hyperlink"/>
-          <w:lang w:val="en-US"/>
-        </w:rPr>
-      </w:pPr>
-      <w:hyperlink r:id="rId19">
+        <w:pStyle w:val="Normal"/>
+        <w:spacing w:before="0" w:after="0"/>
+        <w:rPr>
+          <w:rFonts w:cs="Calibri" w:cstheme="minorHAnsi"/>
+          <w:color w:themeColor="hyperlink" w:val="0000FF"/>
+          <w:lang w:val="en-US"/>
+        </w:rPr>
+      </w:pPr>
+      <w:hyperlink r:id="rId8">
         <w:r>
           <w:rPr>
             <w:rStyle w:val="Hyperlink"/>
-            <w:rFonts w:cstheme="minorHAnsi"/>
+            <w:rFonts w:cs="Calibri" w:cstheme="minorHAnsi"/>
             <w:u w:val="none"/>
             <w:lang w:val="en-US"/>
           </w:rPr>
@@ -2768,7 +3291,7 @@
       <w:r>
         <w:rPr>
           <w:rStyle w:val="Hyperlink"/>
-          <w:rFonts w:cstheme="minorHAnsi"/>
+          <w:rFonts w:cs="Calibri" w:cstheme="minorHAnsi"/>
           <w:u w:val="none"/>
           <w:lang w:val="en-US"/>
         </w:rPr>
@@ -2777,88 +3300,54 @@
     </w:p>
     <w:p>
       <w:pPr>
-        <w:spacing w:after="0"/>
-        <w:rPr>
-          <w:rFonts w:cstheme="minorHAnsi"/>
+        <w:pStyle w:val="Normal"/>
+        <w:spacing w:before="0" w:after="0"/>
+        <w:rPr>
+          <w:rFonts w:cs="Calibri" w:cstheme="minorHAnsi"/>
           <w:u w:val="single"/>
           <w:lang w:val="en-US"/>
         </w:rPr>
       </w:pPr>
+      <w:r>
+        <w:rPr>
+          <w:rFonts w:cs="Calibri" w:cstheme="minorHAnsi"/>
+          <w:u w:val="single"/>
+          <w:lang w:val="en-US"/>
+        </w:rPr>
+      </w:r>
     </w:p>
     <w:sectPr>
-      <w:headerReference w:type="even" r:id="rId20"/>
-      <w:headerReference w:type="default" r:id="rId21"/>
-      <w:headerReference w:type="first" r:id="rId22"/>
+      <w:headerReference w:type="even" r:id="rId9"/>
+      <w:headerReference w:type="default" r:id="rId10"/>
+      <w:headerReference w:type="first" r:id="rId11"/>
+      <w:footnotePr>
+        <w:numFmt w:val="decimal"/>
+      </w:footnotePr>
+      <w:type w:val="nextPage"/>
       <w:pgSz w:w="11906" w:h="16838"/>
-      <w:pgMar w:top="1417" w:right="1417" w:bottom="1134" w:left="1417" w:header="708" w:footer="0" w:gutter="0"/>
-      <w:cols w:space="720"/>
-      <w:formProt w:val="0"/>
-      <w:docGrid w:linePitch="360"/>
+      <w:pgMar w:left="1417" w:right="1417" w:gutter="0" w:header="708" w:top="1417" w:footer="0" w:bottom="1134"/>
+      <w:pgNumType w:fmt="decimal"/>
+      <w:formProt w:val="false"/>
+      <w:textDirection w:val="lrTb"/>
+      <w:docGrid w:type="default" w:linePitch="360" w:charSpace="0"/>
     </w:sectPr>
   </w:body>
 </w:document>
 </file>
 
-<file path=word/endnotes.xml><?xml version="1.0" encoding="utf-8"?>
-<w:endnotes xmlns:wpc="http://schemas.microsoft.com/office/word/2010/wordprocessingCanvas" xmlns:cx="http://schemas.microsoft.com/office/drawing/2014/chartex" xmlns:cx1="http://schemas.microsoft.com/office/drawing/2015/9/8/chartex" xmlns:cx2="http://schemas.microsoft.com/office/drawing/2015/10/21/chartex" xmlns:cx3="http://schemas.microsoft.com/office/drawing/2016/5/9/chartex" xmlns:cx4="http://schemas.microsoft.com/office/drawing/2016/5/10/chartex" xmlns:cx5="http://schemas.microsoft.com/office/drawing/2016/5/11/chartex" xmlns:cx6="http://schemas.microsoft.com/office/drawing/2016/5/12/chartex" xmlns:cx7="http://schemas.microsoft.com/office/drawing/2016/5/13/chartex" xmlns:cx8="http://schemas.microsoft.com/office/drawing/2016/5/14/chartex" xmlns:mc="http://schemas.openxmlformats.org/markup-compatibility/2006" xmlns:aink="http://schemas.microsoft.com/office/drawing/2016/ink" xmlns:am3d="http://schemas.microsoft.com/office/drawing/2017/model3d" xmlns:o="urn:schemas-microsoft-com:office:office" xmlns:oel="http://schemas.microsoft.com/office/2019/extlst" xmlns:r="http://schemas.openxmlformats.org/officeDocument/2006/relationships" xmlns:m="http://schemas.openxmlformats.org/officeDocument/2006/math" xmlns:v="urn:schemas-microsoft-com:vml" xmlns:wp14="http://schemas.microsoft.com/office/word/2010/wordprocessingDrawing" xmlns:wp="http://schemas.openxmlformats.org/drawingml/2006/wordprocessingDrawing" xmlns:w10="urn:schemas-microsoft-com:office:word" xmlns:w="http://schemas.openxmlformats.org/wordprocessingml/2006/main" xmlns:w14="http://schemas.microsoft.com/office/word/2010/wordml" xmlns:w15="http://schemas.microsoft.com/office/word/2012/wordml" xmlns:w16cex="http://schemas.microsoft.com/office/word/2018/wordml/cex" xmlns:w16cid="http://schemas.microsoft.com/office/word/2016/wordml/cid" xmlns:w16="http://schemas.microsoft.com/office/word/2018/wordml" xmlns:w16du="http://schemas.microsoft.com/office/word/2023/wordml/word16du" xmlns:w16sdtdh="http://schemas.microsoft.com/office/word/2020/wordml/sdtdatahash" xmlns:w16sdtfl="http://schemas.microsoft.com/office/word/2024/wordml/sdtformatlock" xmlns:w16se="http://schemas.microsoft.com/office/word/2015/wordml/symex" xmlns:wpg="http://schemas.microsoft.com/office/word/2010/wordprocessingGroup" xmlns:wpi="http://schemas.microsoft.com/office/word/2010/wordprocessingInk" xmlns:wne="http://schemas.microsoft.com/office/word/2006/wordml" xmlns:wps="http://schemas.microsoft.com/office/word/2010/wordprocessingShape" mc:Ignorable="w14 w15 w16se w16cid w16 w16cex w16sdtdh w16sdtfl w16du wp14">
-  <w:endnote w:type="separator" w:id="-1">
-    <w:p>
-      <w:pPr>
-        <w:spacing w:after="0" w:line="240" w:lineRule="auto"/>
-      </w:pPr>
+<file path=word/footnotes.xml><?xml version="1.0" encoding="utf-8"?>
+<w:footnotes xmlns:o="urn:schemas-microsoft-com:office:office" xmlns:r="http://schemas.openxmlformats.org/officeDocument/2006/relationships" xmlns:v="urn:schemas-microsoft-com:vml" xmlns:w="http://schemas.openxmlformats.org/wordprocessingml/2006/main" xmlns:w10="urn:schemas-microsoft-com:office:word" xmlns:wp="http://schemas.openxmlformats.org/drawingml/2006/wordprocessingDrawing" xmlns:pic="http://schemas.openxmlformats.org/drawingml/2006/picture" xmlns:wps="http://schemas.microsoft.com/office/word/2010/wordprocessingShape" xmlns:wpg="http://schemas.microsoft.com/office/word/2010/wordprocessingGroup" xmlns:mc="http://schemas.openxmlformats.org/markup-compatibility/2006" xmlns:wp14="http://schemas.microsoft.com/office/word/2010/wordprocessingDrawing" xmlns:w14="http://schemas.microsoft.com/office/word/2010/wordml" xmlns:w15="http://schemas.microsoft.com/office/word/2012/wordml" mc:Ignorable="w14 wp14 w15">
+  <w:footnote w:id="0" w:type="separator">
+    <w:p>
       <w:r>
         <w:separator/>
       </w:r>
     </w:p>
-  </w:endnote>
-  <w:endnote w:type="continuationSeparator" w:id="0">
-    <w:p>
-      <w:pPr>
-        <w:spacing w:after="0" w:line="240" w:lineRule="auto"/>
-      </w:pPr>
+  </w:footnote>
+  <w:footnote w:id="1" w:type="continuationSeparator">
+    <w:p>
       <w:r>
         <w:continuationSeparator/>
-      </w:r>
-    </w:p>
-  </w:endnote>
-</w:endnotes>
-</file>
-
-<file path=word/footnotes.xml><?xml version="1.0" encoding="utf-8"?>
-<w:footnotes xmlns:wpc="http://schemas.microsoft.com/office/word/2010/wordprocessingCanvas" xmlns:cx="http://schemas.microsoft.com/office/drawing/2014/chartex" xmlns:cx1="http://schemas.microsoft.com/office/drawing/2015/9/8/chartex" xmlns:cx2="http://schemas.microsoft.com/office/drawing/2015/10/21/chartex" xmlns:cx3="http://schemas.microsoft.com/office/drawing/2016/5/9/chartex" xmlns:cx4="http://schemas.microsoft.com/office/drawing/2016/5/10/chartex" xmlns:cx5="http://schemas.microsoft.com/office/drawing/2016/5/11/chartex" xmlns:cx6="http://schemas.microsoft.com/office/drawing/2016/5/12/chartex" xmlns:cx7="http://schemas.microsoft.com/office/drawing/2016/5/13/chartex" xmlns:cx8="http://schemas.microsoft.com/office/drawing/2016/5/14/chartex" xmlns:mc="http://schemas.openxmlformats.org/markup-compatibility/2006" xmlns:aink="http://schemas.microsoft.com/office/drawing/2016/ink" xmlns:am3d="http://schemas.microsoft.com/office/drawing/2017/model3d" xmlns:o="urn:schemas-microsoft-com:office:office" xmlns:oel="http://schemas.microsoft.com/office/2019/extlst" xmlns:r="http://schemas.openxmlformats.org/officeDocument/2006/relationships" xmlns:m="http://schemas.openxmlformats.org/officeDocument/2006/math" xmlns:v="urn:schemas-microsoft-com:vml" xmlns:wp14="http://schemas.microsoft.com/office/word/2010/wordprocessingDrawing" xmlns:wp="http://schemas.openxmlformats.org/drawingml/2006/wordprocessingDrawing" xmlns:w10="urn:schemas-microsoft-com:office:word" xmlns:w="http://schemas.openxmlformats.org/wordprocessingml/2006/main" xmlns:w14="http://schemas.microsoft.com/office/word/2010/wordml" xmlns:w15="http://schemas.microsoft.com/office/word/2012/wordml" xmlns:w16cex="http://schemas.microsoft.com/office/word/2018/wordml/cex" xmlns:w16cid="http://schemas.microsoft.com/office/word/2016/wordml/cid" xmlns:w16="http://schemas.microsoft.com/office/word/2018/wordml" xmlns:w16du="http://schemas.microsoft.com/office/word/2023/wordml/word16du" xmlns:w16sdtdh="http://schemas.microsoft.com/office/word/2020/wordml/sdtdatahash" xmlns:w16sdtfl="http://schemas.microsoft.com/office/word/2024/wordml/sdtformatlock" xmlns:w16se="http://schemas.microsoft.com/office/word/2015/wordml/symex" xmlns:wpg="http://schemas.microsoft.com/office/word/2010/wordprocessingGroup" xmlns:wpi="http://schemas.microsoft.com/office/word/2010/wordprocessingInk" xmlns:wne="http://schemas.microsoft.com/office/word/2006/wordml" xmlns:wps="http://schemas.microsoft.com/office/word/2010/wordprocessingShape" mc:Ignorable="w14 w15 w16se w16cid w16 w16cex w16sdtdh w16sdtfl w16du wp14">
-  <w:footnote w:type="separator" w:id="-1">
-    <w:p>
-      <w:r>
-        <w:separator/>
-      </w:r>
-    </w:p>
-  </w:footnote>
-  <w:footnote w:type="continuationSeparator" w:id="0">
-    <w:p>
-      <w:r>
-        <w:continuationSeparator/>
-      </w:r>
-    </w:p>
-  </w:footnote>
-  <w:footnote w:id="1">
-    <w:p>
-      <w:pPr>
-        <w:pStyle w:val="FootnoteText"/>
-        <w:rPr>
-          <w:lang w:val="en-US"/>
-        </w:rPr>
-      </w:pPr>
-      <w:r>
-        <w:rPr>
-          <w:rStyle w:val="FootnoteCharacters"/>
-        </w:rPr>
-        <w:footnoteRef/>
-      </w:r>
-      <w:r>
-        <w:rPr>
-          <w:lang w:val="en-US"/>
-        </w:rPr>
-        <w:t xml:space="preserve">  The identities of the reviewers remain anonymous but the authors‘ names appear on the paper.</w:t>
       </w:r>
     </w:p>
   </w:footnote>
@@ -2880,7 +3369,13 @@
         <w:rPr>
           <w:lang w:val="en-US"/>
         </w:rPr>
-        <w:t xml:space="preserve">  Both the reviewers’ identities and the authors’ identities remain anonymous.</w:t>
+        <w:t xml:space="preserve">  </w:t>
+      </w:r>
+      <w:r>
+        <w:rPr>
+          <w:lang w:val="en-US"/>
+        </w:rPr>
+        <w:t>The identities of the reviewers remain anonymous but the authors‘ names appear on the paper.</w:t>
       </w:r>
     </w:p>
   </w:footnote>
@@ -2902,7 +3397,41 @@
         <w:rPr>
           <w:lang w:val="en-US"/>
         </w:rPr>
-        <w:t xml:space="preserve">  The reviewers’ identities are known.</w:t>
+        <w:t xml:space="preserve">  </w:t>
+      </w:r>
+      <w:r>
+        <w:rPr>
+          <w:lang w:val="en-US"/>
+        </w:rPr>
+        <w:t>Both the reviewers’ identities and the authors’ identities remain anonymous.</w:t>
+      </w:r>
+    </w:p>
+  </w:footnote>
+  <w:footnote w:id="4">
+    <w:p>
+      <w:pPr>
+        <w:pStyle w:val="FootnoteText"/>
+        <w:rPr>
+          <w:lang w:val="en-US"/>
+        </w:rPr>
+      </w:pPr>
+      <w:r>
+        <w:rPr>
+          <w:rStyle w:val="FootnoteCharacters"/>
+        </w:rPr>
+        <w:footnoteRef/>
+      </w:r>
+      <w:r>
+        <w:rPr>
+          <w:lang w:val="en-US"/>
+        </w:rPr>
+        <w:t xml:space="preserve">  </w:t>
+      </w:r>
+      <w:r>
+        <w:rPr>
+          <w:lang w:val="en-US"/>
+        </w:rPr>
+        <w:t>The reviewers’ identities are known.</w:t>
       </w:r>
     </w:p>
   </w:footnote>
@@ -2910,30 +3439,35 @@
 </file>
 
 <file path=word/header1.xml><?xml version="1.0" encoding="utf-8"?>
-<w:hdr xmlns:wpc="http://schemas.microsoft.com/office/word/2010/wordprocessingCanvas" xmlns:cx="http://schemas.microsoft.com/office/drawing/2014/chartex" xmlns:cx1="http://schemas.microsoft.com/office/drawing/2015/9/8/chartex" xmlns:cx2="http://schemas.microsoft.com/office/drawing/2015/10/21/chartex" xmlns:cx3="http://schemas.microsoft.com/office/drawing/2016/5/9/chartex" xmlns:cx4="http://schemas.microsoft.com/office/drawing/2016/5/10/chartex" xmlns:cx5="http://schemas.microsoft.com/office/drawing/2016/5/11/chartex" xmlns:cx6="http://schemas.microsoft.com/office/drawing/2016/5/12/chartex" xmlns:cx7="http://schemas.microsoft.com/office/drawing/2016/5/13/chartex" xmlns:cx8="http://schemas.microsoft.com/office/drawing/2016/5/14/chartex" xmlns:mc="http://schemas.openxmlformats.org/markup-compatibility/2006" xmlns:aink="http://schemas.microsoft.com/office/drawing/2016/ink" xmlns:am3d="http://schemas.microsoft.com/office/drawing/2017/model3d" xmlns:o="urn:schemas-microsoft-com:office:office" xmlns:oel="http://schemas.microsoft.com/office/2019/extlst" xmlns:r="http://schemas.openxmlformats.org/officeDocument/2006/relationships" xmlns:m="http://schemas.openxmlformats.org/officeDocument/2006/math" xmlns:v="urn:schemas-microsoft-com:vml" xmlns:wp14="http://schemas.microsoft.com/office/word/2010/wordprocessingDrawing" xmlns:wp="http://schemas.openxmlformats.org/drawingml/2006/wordprocessingDrawing" xmlns:w10="urn:schemas-microsoft-com:office:word" xmlns:w="http://schemas.openxmlformats.org/wordprocessingml/2006/main" xmlns:w14="http://schemas.microsoft.com/office/word/2010/wordml" xmlns:w15="http://schemas.microsoft.com/office/word/2012/wordml" xmlns:w16cex="http://schemas.microsoft.com/office/word/2018/wordml/cex" xmlns:w16cid="http://schemas.microsoft.com/office/word/2016/wordml/cid" xmlns:w16="http://schemas.microsoft.com/office/word/2018/wordml" xmlns:w16du="http://schemas.microsoft.com/office/word/2023/wordml/word16du" xmlns:w16sdtdh="http://schemas.microsoft.com/office/word/2020/wordml/sdtdatahash" xmlns:w16sdtfl="http://schemas.microsoft.com/office/word/2024/wordml/sdtformatlock" xmlns:w16se="http://schemas.microsoft.com/office/word/2015/wordml/symex" xmlns:wpg="http://schemas.microsoft.com/office/word/2010/wordprocessingGroup" xmlns:wpi="http://schemas.microsoft.com/office/word/2010/wordprocessingInk" xmlns:wne="http://schemas.microsoft.com/office/word/2006/wordml" xmlns:wps="http://schemas.microsoft.com/office/word/2010/wordprocessingShape" mc:Ignorable="w14 w15 w16se w16cid w16 w16cex w16sdtdh w16sdtfl w16du wp14">
+<w:hdr xmlns:o="urn:schemas-microsoft-com:office:office" xmlns:r="http://schemas.openxmlformats.org/officeDocument/2006/relationships" xmlns:v="urn:schemas-microsoft-com:vml" xmlns:w="http://schemas.openxmlformats.org/wordprocessingml/2006/main" xmlns:w10="urn:schemas-microsoft-com:office:word" xmlns:wp="http://schemas.openxmlformats.org/drawingml/2006/wordprocessingDrawing" xmlns:pic="http://schemas.openxmlformats.org/drawingml/2006/picture" xmlns:wps="http://schemas.microsoft.com/office/word/2010/wordprocessingShape" xmlns:wpg="http://schemas.microsoft.com/office/word/2010/wordprocessingGroup" xmlns:mc="http://schemas.openxmlformats.org/markup-compatibility/2006" xmlns:wp14="http://schemas.microsoft.com/office/word/2010/wordprocessingDrawing" xmlns:w14="http://schemas.microsoft.com/office/word/2010/wordml" xmlns:w15="http://schemas.microsoft.com/office/word/2012/wordml" mc:Ignorable="w14 wp14 w15">
   <w:p>
     <w:pPr>
       <w:pStyle w:val="Header"/>
+      <w:rPr/>
     </w:pPr>
+    <w:r>
+      <w:rPr/>
+    </w:r>
   </w:p>
 </w:hdr>
 </file>
 
 <file path=word/header2.xml><?xml version="1.0" encoding="utf-8"?>
-<w:hdr xmlns:wpc="http://schemas.microsoft.com/office/word/2010/wordprocessingCanvas" xmlns:cx="http://schemas.microsoft.com/office/drawing/2014/chartex" xmlns:cx1="http://schemas.microsoft.com/office/drawing/2015/9/8/chartex" xmlns:cx2="http://schemas.microsoft.com/office/drawing/2015/10/21/chartex" xmlns:cx3="http://schemas.microsoft.com/office/drawing/2016/5/9/chartex" xmlns:cx4="http://schemas.microsoft.com/office/drawing/2016/5/10/chartex" xmlns:cx5="http://schemas.microsoft.com/office/drawing/2016/5/11/chartex" xmlns:cx6="http://schemas.microsoft.com/office/drawing/2016/5/12/chartex" xmlns:cx7="http://schemas.microsoft.com/office/drawing/2016/5/13/chartex" xmlns:cx8="http://schemas.microsoft.com/office/drawing/2016/5/14/chartex" xmlns:mc="http://schemas.openxmlformats.org/markup-compatibility/2006" xmlns:aink="http://schemas.microsoft.com/office/drawing/2016/ink" xmlns:am3d="http://schemas.microsoft.com/office/drawing/2017/model3d" xmlns:o="urn:schemas-microsoft-com:office:office" xmlns:oel="http://schemas.microsoft.com/office/2019/extlst" xmlns:r="http://schemas.openxmlformats.org/officeDocument/2006/relationships" xmlns:m="http://schemas.openxmlformats.org/officeDocument/2006/math" xmlns:v="urn:schemas-microsoft-com:vml" xmlns:wp14="http://schemas.microsoft.com/office/word/2010/wordprocessingDrawing" xmlns:wp="http://schemas.openxmlformats.org/drawingml/2006/wordprocessingDrawing" xmlns:w10="urn:schemas-microsoft-com:office:word" xmlns:w="http://schemas.openxmlformats.org/wordprocessingml/2006/main" xmlns:w14="http://schemas.microsoft.com/office/word/2010/wordml" xmlns:w15="http://schemas.microsoft.com/office/word/2012/wordml" xmlns:w16cex="http://schemas.microsoft.com/office/word/2018/wordml/cex" xmlns:w16cid="http://schemas.microsoft.com/office/word/2016/wordml/cid" xmlns:w16="http://schemas.microsoft.com/office/word/2018/wordml" xmlns:w16du="http://schemas.microsoft.com/office/word/2023/wordml/word16du" xmlns:w16sdtdh="http://schemas.microsoft.com/office/word/2020/wordml/sdtdatahash" xmlns:w16sdtfl="http://schemas.microsoft.com/office/word/2024/wordml/sdtformatlock" xmlns:w16se="http://schemas.microsoft.com/office/word/2015/wordml/symex" xmlns:wpg="http://schemas.microsoft.com/office/word/2010/wordprocessingGroup" xmlns:wpi="http://schemas.microsoft.com/office/word/2010/wordprocessingInk" xmlns:wne="http://schemas.microsoft.com/office/word/2006/wordml" xmlns:wps="http://schemas.microsoft.com/office/word/2010/wordprocessingShape" mc:Ignorable="w14 w15 w16se w16cid w16 w16cex w16sdtdh w16sdtfl w16du wp14">
+<w:hdr xmlns:o="urn:schemas-microsoft-com:office:office" xmlns:r="http://schemas.openxmlformats.org/officeDocument/2006/relationships" xmlns:v="urn:schemas-microsoft-com:vml" xmlns:w="http://schemas.openxmlformats.org/wordprocessingml/2006/main" xmlns:w10="urn:schemas-microsoft-com:office:word" xmlns:wp="http://schemas.openxmlformats.org/drawingml/2006/wordprocessingDrawing" xmlns:pic="http://schemas.openxmlformats.org/drawingml/2006/picture" xmlns:wps="http://schemas.microsoft.com/office/word/2010/wordprocessingShape" xmlns:wpg="http://schemas.microsoft.com/office/word/2010/wordprocessingGroup" xmlns:mc="http://schemas.openxmlformats.org/markup-compatibility/2006" xmlns:wp14="http://schemas.microsoft.com/office/word/2010/wordprocessingDrawing" xmlns:w14="http://schemas.microsoft.com/office/word/2010/wordml" xmlns:w15="http://schemas.microsoft.com/office/word/2012/wordml" mc:Ignorable="w14 wp14 w15">
   <w:sdt>
     <w:sdtPr>
       <w:id w:val="-1318336367"/>
       <w:docPartObj>
         <w:docPartGallery w:val="Page Numbers (Top of Page)"/>
-        <w:docPartUnique/>
+        <w:docPartUnique w:val="true"/>
       </w:docPartObj>
     </w:sdtPr>
     <w:sdtContent>
       <w:p>
         <w:pPr>
           <w:pStyle w:val="Header"/>
-          <w:jc w:val="right"/>
+          <w:jc w:val="end"/>
+          <w:rPr/>
         </w:pPr>
         <w:r>
           <w:rPr>
@@ -2979,7 +3513,7 @@
             <w:szCs w:val="24"/>
             <w:lang w:val="en-US"/>
           </w:rPr>
-          <w:t>4</w:t>
+          <w:t>3</w:t>
         </w:r>
         <w:r>
           <w:rPr>
@@ -3054,20 +3588,21 @@
 </file>
 
 <file path=word/header3.xml><?xml version="1.0" encoding="utf-8"?>
-<w:hdr xmlns:wpc="http://schemas.microsoft.com/office/word/2010/wordprocessingCanvas" xmlns:cx="http://schemas.microsoft.com/office/drawing/2014/chartex" xmlns:cx1="http://schemas.microsoft.com/office/drawing/2015/9/8/chartex" xmlns:cx2="http://schemas.microsoft.com/office/drawing/2015/10/21/chartex" xmlns:cx3="http://schemas.microsoft.com/office/drawing/2016/5/9/chartex" xmlns:cx4="http://schemas.microsoft.com/office/drawing/2016/5/10/chartex" xmlns:cx5="http://schemas.microsoft.com/office/drawing/2016/5/11/chartex" xmlns:cx6="http://schemas.microsoft.com/office/drawing/2016/5/12/chartex" xmlns:cx7="http://schemas.microsoft.com/office/drawing/2016/5/13/chartex" xmlns:cx8="http://schemas.microsoft.com/office/drawing/2016/5/14/chartex" xmlns:mc="http://schemas.openxmlformats.org/markup-compatibility/2006" xmlns:aink="http://schemas.microsoft.com/office/drawing/2016/ink" xmlns:am3d="http://schemas.microsoft.com/office/drawing/2017/model3d" xmlns:o="urn:schemas-microsoft-com:office:office" xmlns:oel="http://schemas.microsoft.com/office/2019/extlst" xmlns:r="http://schemas.openxmlformats.org/officeDocument/2006/relationships" xmlns:m="http://schemas.openxmlformats.org/officeDocument/2006/math" xmlns:v="urn:schemas-microsoft-com:vml" xmlns:wp14="http://schemas.microsoft.com/office/word/2010/wordprocessingDrawing" xmlns:wp="http://schemas.openxmlformats.org/drawingml/2006/wordprocessingDrawing" xmlns:w10="urn:schemas-microsoft-com:office:word" xmlns:w="http://schemas.openxmlformats.org/wordprocessingml/2006/main" xmlns:w14="http://schemas.microsoft.com/office/word/2010/wordml" xmlns:w15="http://schemas.microsoft.com/office/word/2012/wordml" xmlns:w16cex="http://schemas.microsoft.com/office/word/2018/wordml/cex" xmlns:w16cid="http://schemas.microsoft.com/office/word/2016/wordml/cid" xmlns:w16="http://schemas.microsoft.com/office/word/2018/wordml" xmlns:w16du="http://schemas.microsoft.com/office/word/2023/wordml/word16du" xmlns:w16sdtdh="http://schemas.microsoft.com/office/word/2020/wordml/sdtdatahash" xmlns:w16sdtfl="http://schemas.microsoft.com/office/word/2024/wordml/sdtformatlock" xmlns:w16se="http://schemas.microsoft.com/office/word/2015/wordml/symex" xmlns:wpg="http://schemas.microsoft.com/office/word/2010/wordprocessingGroup" xmlns:wpi="http://schemas.microsoft.com/office/word/2010/wordprocessingInk" xmlns:wne="http://schemas.microsoft.com/office/word/2006/wordml" xmlns:wps="http://schemas.microsoft.com/office/word/2010/wordprocessingShape" mc:Ignorable="w14 w15 w16se w16cid w16 w16cex w16sdtdh w16sdtfl w16du wp14">
+<w:hdr xmlns:o="urn:schemas-microsoft-com:office:office" xmlns:r="http://schemas.openxmlformats.org/officeDocument/2006/relationships" xmlns:v="urn:schemas-microsoft-com:vml" xmlns:w="http://schemas.openxmlformats.org/wordprocessingml/2006/main" xmlns:w10="urn:schemas-microsoft-com:office:word" xmlns:wp="http://schemas.openxmlformats.org/drawingml/2006/wordprocessingDrawing" xmlns:pic="http://schemas.openxmlformats.org/drawingml/2006/picture" xmlns:wps="http://schemas.microsoft.com/office/word/2010/wordprocessingShape" xmlns:wpg="http://schemas.microsoft.com/office/word/2010/wordprocessingGroup" xmlns:mc="http://schemas.openxmlformats.org/markup-compatibility/2006" xmlns:wp14="http://schemas.microsoft.com/office/word/2010/wordprocessingDrawing" xmlns:w14="http://schemas.microsoft.com/office/word/2010/wordml" xmlns:w15="http://schemas.microsoft.com/office/word/2012/wordml" mc:Ignorable="w14 wp14 w15">
   <w:sdt>
     <w:sdtPr>
-      <w:id w:val="-1178109606"/>
+      <w:id w:val="-1318336367"/>
       <w:docPartObj>
         <w:docPartGallery w:val="Page Numbers (Top of Page)"/>
-        <w:docPartUnique/>
+        <w:docPartUnique w:val="true"/>
       </w:docPartObj>
     </w:sdtPr>
     <w:sdtContent>
       <w:p>
         <w:pPr>
           <w:pStyle w:val="Header"/>
-          <w:jc w:val="right"/>
+          <w:jc w:val="end"/>
+          <w:rPr/>
         </w:pPr>
         <w:r>
           <w:rPr>
@@ -3113,7 +3648,7 @@
             <w:szCs w:val="24"/>
             <w:lang w:val="en-US"/>
           </w:rPr>
-          <w:t>4</w:t>
+          <w:t>3</w:t>
         </w:r>
         <w:r>
           <w:rPr>
@@ -3188,292 +3723,155 @@
 </file>
 
 <file path=word/numbering.xml><?xml version="1.0" encoding="utf-8"?>
-<w:numbering xmlns:wpc="http://schemas.microsoft.com/office/word/2010/wordprocessingCanvas" xmlns:cx="http://schemas.microsoft.com/office/drawing/2014/chartex" xmlns:cx1="http://schemas.microsoft.com/office/drawing/2015/9/8/chartex" xmlns:cx2="http://schemas.microsoft.com/office/drawing/2015/10/21/chartex" xmlns:cx3="http://schemas.microsoft.com/office/drawing/2016/5/9/chartex" xmlns:cx4="http://schemas.microsoft.com/office/drawing/2016/5/10/chartex" xmlns:cx5="http://schemas.microsoft.com/office/drawing/2016/5/11/chartex" xmlns:cx6="http://schemas.microsoft.com/office/drawing/2016/5/12/chartex" xmlns:cx7="http://schemas.microsoft.com/office/drawing/2016/5/13/chartex" xmlns:cx8="http://schemas.microsoft.com/office/drawing/2016/5/14/chartex" xmlns:mc="http://schemas.openxmlformats.org/markup-compatibility/2006" xmlns:aink="http://schemas.microsoft.com/office/drawing/2016/ink" xmlns:am3d="http://schemas.microsoft.com/office/drawing/2017/model3d" xmlns:o="urn:schemas-microsoft-com:office:office" xmlns:oel="http://schemas.microsoft.com/office/2019/extlst" xmlns:r="http://schemas.openxmlformats.org/officeDocument/2006/relationships" xmlns:m="http://schemas.openxmlformats.org/officeDocument/2006/math" xmlns:v="urn:schemas-microsoft-com:vml" xmlns:wp14="http://schemas.microsoft.com/office/word/2010/wordprocessingDrawing" xmlns:wp="http://schemas.openxmlformats.org/drawingml/2006/wordprocessingDrawing" xmlns:w10="urn:schemas-microsoft-com:office:word" xmlns:w="http://schemas.openxmlformats.org/wordprocessingml/2006/main" xmlns:w14="http://schemas.microsoft.com/office/word/2010/wordml" xmlns:w15="http://schemas.microsoft.com/office/word/2012/wordml" xmlns:w16cex="http://schemas.microsoft.com/office/word/2018/wordml/cex" xmlns:w16cid="http://schemas.microsoft.com/office/word/2016/wordml/cid" xmlns:w16="http://schemas.microsoft.com/office/word/2018/wordml" xmlns:w16du="http://schemas.microsoft.com/office/word/2023/wordml/word16du" xmlns:w16sdtdh="http://schemas.microsoft.com/office/word/2020/wordml/sdtdatahash" xmlns:w16sdtfl="http://schemas.microsoft.com/office/word/2024/wordml/sdtformatlock" xmlns:w16se="http://schemas.microsoft.com/office/word/2015/wordml/symex" xmlns:wpg="http://schemas.microsoft.com/office/word/2010/wordprocessingGroup" xmlns:wpi="http://schemas.microsoft.com/office/word/2010/wordprocessingInk" xmlns:wne="http://schemas.microsoft.com/office/word/2006/wordml" xmlns:wps="http://schemas.microsoft.com/office/word/2010/wordprocessingShape" mc:Ignorable="w14 w15 w16se w16cid w16 w16cex w16sdtdh w16sdtfl w16du wp14">
-  <w:abstractNum w:abstractNumId="0" w15:restartNumberingAfterBreak="0">
-    <w:nsid w:val="1FFC308D"/>
-    <w:multiLevelType w:val="multilevel"/>
-    <w:tmpl w:val="89FAD306"/>
+<w:numbering xmlns:w="http://schemas.openxmlformats.org/wordprocessingml/2006/main" xmlns:o="urn:schemas-microsoft-com:office:office" xmlns:r="http://schemas.openxmlformats.org/officeDocument/2006/relationships" xmlns:v="urn:schemas-microsoft-com:vml" xmlns:mc="http://schemas.openxmlformats.org/markup-compatibility/2006" xmlns:w14="http://schemas.microsoft.com/office/word/2010/wordml" mc:Ignorable="w14">
+  <w:abstractNum w:abstractNumId="1">
     <w:lvl w:ilvl="0">
-      <w:start w:val="1"/>
-      <w:numFmt w:val="none"/>
-      <w:suff w:val="nothing"/>
-      <w:lvlText w:val=""/>
-      <w:lvlJc w:val="left"/>
+      <w:start w:val="2"/>
+      <w:numFmt w:val="bullet"/>
+      <w:lvlText w:val="-"/>
+      <w:lvlJc w:val="start"/>
       <w:pPr>
         <w:tabs>
           <w:tab w:val="num" w:pos="0"/>
         </w:tabs>
-        <w:ind w:left="0" w:firstLine="0"/>
-      </w:pPr>
+        <w:ind w:start="720" w:hanging="360"/>
+      </w:pPr>
+      <w:rPr>
+        <w:rFonts w:ascii="Calibri" w:hAnsi="Calibri" w:cs="Calibri" w:hint="default"/>
+      </w:rPr>
     </w:lvl>
     <w:lvl w:ilvl="1">
       <w:start w:val="1"/>
-      <w:numFmt w:val="none"/>
-      <w:suff w:val="nothing"/>
-      <w:lvlText w:val=""/>
-      <w:lvlJc w:val="left"/>
+      <w:numFmt w:val="bullet"/>
+      <w:lvlText w:val="o"/>
+      <w:lvlJc w:val="start"/>
       <w:pPr>
         <w:tabs>
           <w:tab w:val="num" w:pos="0"/>
         </w:tabs>
-        <w:ind w:left="0" w:firstLine="0"/>
-      </w:pPr>
+        <w:ind w:start="1440" w:hanging="360"/>
+      </w:pPr>
+      <w:rPr>
+        <w:rFonts w:ascii="Courier New" w:hAnsi="Courier New" w:cs="Courier New" w:hint="default"/>
+      </w:rPr>
     </w:lvl>
     <w:lvl w:ilvl="2">
       <w:start w:val="1"/>
-      <w:numFmt w:val="none"/>
-      <w:suff w:val="nothing"/>
-      <w:lvlText w:val=""/>
-      <w:lvlJc w:val="left"/>
+      <w:numFmt w:val="bullet"/>
+      <w:lvlText w:val=""/>
+      <w:lvlJc w:val="start"/>
       <w:pPr>
         <w:tabs>
           <w:tab w:val="num" w:pos="0"/>
         </w:tabs>
-        <w:ind w:left="0" w:firstLine="0"/>
-      </w:pPr>
+        <w:ind w:start="2160" w:hanging="360"/>
+      </w:pPr>
+      <w:rPr>
+        <w:rFonts w:ascii="Wingdings" w:hAnsi="Wingdings" w:cs="Wingdings" w:hint="default"/>
+      </w:rPr>
     </w:lvl>
     <w:lvl w:ilvl="3">
       <w:start w:val="1"/>
-      <w:numFmt w:val="none"/>
-      <w:suff w:val="nothing"/>
-      <w:lvlText w:val=""/>
-      <w:lvlJc w:val="left"/>
+      <w:numFmt w:val="bullet"/>
+      <w:lvlText w:val=""/>
+      <w:lvlJc w:val="start"/>
       <w:pPr>
         <w:tabs>
           <w:tab w:val="num" w:pos="0"/>
         </w:tabs>
-        <w:ind w:left="0" w:firstLine="0"/>
-      </w:pPr>
+        <w:ind w:start="2880" w:hanging="360"/>
+      </w:pPr>
+      <w:rPr>
+        <w:rFonts w:ascii="Symbol" w:hAnsi="Symbol" w:cs="Symbol" w:hint="default"/>
+      </w:rPr>
     </w:lvl>
     <w:lvl w:ilvl="4">
       <w:start w:val="1"/>
-      <w:numFmt w:val="none"/>
-      <w:suff w:val="nothing"/>
-      <w:lvlText w:val=""/>
-      <w:lvlJc w:val="left"/>
+      <w:numFmt w:val="bullet"/>
+      <w:lvlText w:val="o"/>
+      <w:lvlJc w:val="start"/>
       <w:pPr>
         <w:tabs>
           <w:tab w:val="num" w:pos="0"/>
         </w:tabs>
-        <w:ind w:left="0" w:firstLine="0"/>
-      </w:pPr>
+        <w:ind w:start="3600" w:hanging="360"/>
+      </w:pPr>
+      <w:rPr>
+        <w:rFonts w:ascii="Courier New" w:hAnsi="Courier New" w:cs="Courier New" w:hint="default"/>
+      </w:rPr>
     </w:lvl>
     <w:lvl w:ilvl="5">
       <w:start w:val="1"/>
-      <w:numFmt w:val="none"/>
-      <w:suff w:val="nothing"/>
-      <w:lvlText w:val=""/>
-      <w:lvlJc w:val="left"/>
+      <w:numFmt w:val="bullet"/>
+      <w:lvlText w:val=""/>
+      <w:lvlJc w:val="start"/>
       <w:pPr>
         <w:tabs>
           <w:tab w:val="num" w:pos="0"/>
         </w:tabs>
-        <w:ind w:left="0" w:firstLine="0"/>
-      </w:pPr>
+        <w:ind w:start="4320" w:hanging="360"/>
+      </w:pPr>
+      <w:rPr>
+        <w:rFonts w:ascii="Wingdings" w:hAnsi="Wingdings" w:cs="Wingdings" w:hint="default"/>
+      </w:rPr>
     </w:lvl>
     <w:lvl w:ilvl="6">
       <w:start w:val="1"/>
-      <w:numFmt w:val="none"/>
-      <w:suff w:val="nothing"/>
-      <w:lvlText w:val=""/>
-      <w:lvlJc w:val="left"/>
+      <w:numFmt w:val="bullet"/>
+      <w:lvlText w:val=""/>
+      <w:lvlJc w:val="start"/>
       <w:pPr>
         <w:tabs>
           <w:tab w:val="num" w:pos="0"/>
         </w:tabs>
-        <w:ind w:left="0" w:firstLine="0"/>
-      </w:pPr>
+        <w:ind w:start="5040" w:hanging="360"/>
+      </w:pPr>
+      <w:rPr>
+        <w:rFonts w:ascii="Symbol" w:hAnsi="Symbol" w:cs="Symbol" w:hint="default"/>
+      </w:rPr>
     </w:lvl>
     <w:lvl w:ilvl="7">
       <w:start w:val="1"/>
-      <w:numFmt w:val="none"/>
-      <w:suff w:val="nothing"/>
-      <w:lvlText w:val=""/>
-      <w:lvlJc w:val="left"/>
+      <w:numFmt w:val="bullet"/>
+      <w:lvlText w:val="o"/>
+      <w:lvlJc w:val="start"/>
       <w:pPr>
         <w:tabs>
           <w:tab w:val="num" w:pos="0"/>
         </w:tabs>
-        <w:ind w:left="0" w:firstLine="0"/>
-      </w:pPr>
+        <w:ind w:start="5760" w:hanging="360"/>
+      </w:pPr>
+      <w:rPr>
+        <w:rFonts w:ascii="Courier New" w:hAnsi="Courier New" w:cs="Courier New" w:hint="default"/>
+      </w:rPr>
     </w:lvl>
     <w:lvl w:ilvl="8">
       <w:start w:val="1"/>
-      <w:numFmt w:val="none"/>
-      <w:suff w:val="nothing"/>
-      <w:lvlText w:val=""/>
-      <w:lvlJc w:val="left"/>
+      <w:numFmt w:val="bullet"/>
+      <w:lvlText w:val=""/>
+      <w:lvlJc w:val="start"/>
       <w:pPr>
         <w:tabs>
           <w:tab w:val="num" w:pos="0"/>
         </w:tabs>
-        <w:ind w:left="0" w:firstLine="0"/>
-      </w:pPr>
-    </w:lvl>
-  </w:abstractNum>
-  <w:abstractNum w:abstractNumId="1" w15:restartNumberingAfterBreak="0">
-    <w:nsid w:val="52A43418"/>
-    <w:multiLevelType w:val="multilevel"/>
-    <w:tmpl w:val="9A60BB84"/>
-    <w:lvl w:ilvl="0">
-      <w:start w:val="1"/>
-      <w:numFmt w:val="bullet"/>
-      <w:lvlText w:val=""/>
-      <w:lvlJc w:val="left"/>
-      <w:pPr>
-        <w:tabs>
-          <w:tab w:val="num" w:pos="720"/>
-        </w:tabs>
-        <w:ind w:left="720" w:hanging="360"/>
+        <w:ind w:start="6480" w:hanging="360"/>
       </w:pPr>
       <w:rPr>
-        <w:rFonts w:ascii="Symbol" w:hAnsi="Symbol" w:hint="default"/>
-        <w:sz w:val="20"/>
-      </w:rPr>
-    </w:lvl>
-    <w:lvl w:ilvl="1" w:tentative="1">
-      <w:start w:val="1"/>
-      <w:numFmt w:val="bullet"/>
-      <w:lvlText w:val="o"/>
-      <w:lvlJc w:val="left"/>
-      <w:pPr>
-        <w:tabs>
-          <w:tab w:val="num" w:pos="1440"/>
-        </w:tabs>
-        <w:ind w:left="1440" w:hanging="360"/>
-      </w:pPr>
-      <w:rPr>
-        <w:rFonts w:ascii="Courier New" w:hAnsi="Courier New" w:hint="default"/>
-        <w:sz w:val="20"/>
-      </w:rPr>
-    </w:lvl>
-    <w:lvl w:ilvl="2" w:tentative="1">
-      <w:start w:val="1"/>
-      <w:numFmt w:val="bullet"/>
-      <w:lvlText w:val=""/>
-      <w:lvlJc w:val="left"/>
-      <w:pPr>
-        <w:tabs>
-          <w:tab w:val="num" w:pos="2160"/>
-        </w:tabs>
-        <w:ind w:left="2160" w:hanging="360"/>
-      </w:pPr>
-      <w:rPr>
-        <w:rFonts w:ascii="Wingdings" w:hAnsi="Wingdings" w:hint="default"/>
-        <w:sz w:val="20"/>
-      </w:rPr>
-    </w:lvl>
-    <w:lvl w:ilvl="3" w:tentative="1">
-      <w:start w:val="1"/>
-      <w:numFmt w:val="bullet"/>
-      <w:lvlText w:val=""/>
-      <w:lvlJc w:val="left"/>
-      <w:pPr>
-        <w:tabs>
-          <w:tab w:val="num" w:pos="2880"/>
-        </w:tabs>
-        <w:ind w:left="2880" w:hanging="360"/>
-      </w:pPr>
-      <w:rPr>
-        <w:rFonts w:ascii="Wingdings" w:hAnsi="Wingdings" w:hint="default"/>
-        <w:sz w:val="20"/>
-      </w:rPr>
-    </w:lvl>
-    <w:lvl w:ilvl="4" w:tentative="1">
-      <w:start w:val="1"/>
-      <w:numFmt w:val="bullet"/>
-      <w:lvlText w:val=""/>
-      <w:lvlJc w:val="left"/>
-      <w:pPr>
-        <w:tabs>
-          <w:tab w:val="num" w:pos="3600"/>
-        </w:tabs>
-        <w:ind w:left="3600" w:hanging="360"/>
-      </w:pPr>
-      <w:rPr>
-        <w:rFonts w:ascii="Wingdings" w:hAnsi="Wingdings" w:hint="default"/>
-        <w:sz w:val="20"/>
-      </w:rPr>
-    </w:lvl>
-    <w:lvl w:ilvl="5" w:tentative="1">
-      <w:start w:val="1"/>
-      <w:numFmt w:val="bullet"/>
-      <w:lvlText w:val=""/>
-      <w:lvlJc w:val="left"/>
-      <w:pPr>
-        <w:tabs>
-          <w:tab w:val="num" w:pos="4320"/>
-        </w:tabs>
-        <w:ind w:left="4320" w:hanging="360"/>
-      </w:pPr>
-      <w:rPr>
-        <w:rFonts w:ascii="Wingdings" w:hAnsi="Wingdings" w:hint="default"/>
-        <w:sz w:val="20"/>
-      </w:rPr>
-    </w:lvl>
-    <w:lvl w:ilvl="6" w:tentative="1">
-      <w:start w:val="1"/>
-      <w:numFmt w:val="bullet"/>
-      <w:lvlText w:val=""/>
-      <w:lvlJc w:val="left"/>
-      <w:pPr>
-        <w:tabs>
-          <w:tab w:val="num" w:pos="5040"/>
-        </w:tabs>
-        <w:ind w:left="5040" w:hanging="360"/>
-      </w:pPr>
-      <w:rPr>
-        <w:rFonts w:ascii="Wingdings" w:hAnsi="Wingdings" w:hint="default"/>
-        <w:sz w:val="20"/>
-      </w:rPr>
-    </w:lvl>
-    <w:lvl w:ilvl="7" w:tentative="1">
-      <w:start w:val="1"/>
-      <w:numFmt w:val="bullet"/>
-      <w:lvlText w:val=""/>
-      <w:lvlJc w:val="left"/>
-      <w:pPr>
-        <w:tabs>
-          <w:tab w:val="num" w:pos="5760"/>
-        </w:tabs>
-        <w:ind w:left="5760" w:hanging="360"/>
-      </w:pPr>
-      <w:rPr>
-        <w:rFonts w:ascii="Wingdings" w:hAnsi="Wingdings" w:hint="default"/>
-        <w:sz w:val="20"/>
-      </w:rPr>
-    </w:lvl>
-    <w:lvl w:ilvl="8" w:tentative="1">
-      <w:start w:val="1"/>
-      <w:numFmt w:val="bullet"/>
-      <w:lvlText w:val=""/>
-      <w:lvlJc w:val="left"/>
-      <w:pPr>
-        <w:tabs>
-          <w:tab w:val="num" w:pos="6480"/>
-        </w:tabs>
-        <w:ind w:left="6480" w:hanging="360"/>
-      </w:pPr>
-      <w:rPr>
-        <w:rFonts w:ascii="Wingdings" w:hAnsi="Wingdings" w:hint="default"/>
-        <w:sz w:val="20"/>
+        <w:rFonts w:ascii="Wingdings" w:hAnsi="Wingdings" w:cs="Wingdings" w:hint="default"/>
       </w:rPr>
     </w:lvl>
   </w:abstractNum>
-  <w:abstractNum w:abstractNumId="2" w15:restartNumberingAfterBreak="0">
-    <w:nsid w:val="56D72FAA"/>
-    <w:multiLevelType w:val="multilevel"/>
-    <w:tmpl w:val="8A7E7B74"/>
+  <w:abstractNum w:abstractNumId="2">
     <w:lvl w:ilvl="0">
       <w:start w:val="2"/>
       <w:numFmt w:val="decimal"/>
       <w:lvlText w:val="%1)"/>
-      <w:lvlJc w:val="left"/>
+      <w:lvlJc w:val="start"/>
       <w:pPr>
         <w:tabs>
           <w:tab w:val="num" w:pos="180"/>
         </w:tabs>
-        <w:ind w:left="540" w:hanging="360"/>
+        <w:ind w:start="540" w:hanging="360"/>
       </w:pPr>
       <w:rPr>
         <w:b/>
@@ -3484,412 +3882,244 @@
       <w:start w:val="1"/>
       <w:numFmt w:val="lowerLetter"/>
       <w:lvlText w:val="%2."/>
-      <w:lvlJc w:val="left"/>
+      <w:lvlJc w:val="start"/>
       <w:pPr>
         <w:tabs>
           <w:tab w:val="num" w:pos="0"/>
         </w:tabs>
-        <w:ind w:left="1440" w:hanging="360"/>
-      </w:pPr>
+        <w:ind w:start="1440" w:hanging="360"/>
+      </w:pPr>
+      <w:rPr/>
     </w:lvl>
     <w:lvl w:ilvl="2">
       <w:start w:val="1"/>
       <w:numFmt w:val="lowerRoman"/>
       <w:lvlText w:val="%3."/>
-      <w:lvlJc w:val="right"/>
+      <w:lvlJc w:val="end"/>
       <w:pPr>
         <w:tabs>
           <w:tab w:val="num" w:pos="0"/>
         </w:tabs>
-        <w:ind w:left="2160" w:hanging="180"/>
-      </w:pPr>
+        <w:ind w:start="2160" w:hanging="180"/>
+      </w:pPr>
+      <w:rPr/>
     </w:lvl>
     <w:lvl w:ilvl="3">
       <w:start w:val="1"/>
       <w:numFmt w:val="decimal"/>
       <w:lvlText w:val="%4."/>
-      <w:lvlJc w:val="left"/>
+      <w:lvlJc w:val="start"/>
       <w:pPr>
         <w:tabs>
           <w:tab w:val="num" w:pos="0"/>
         </w:tabs>
-        <w:ind w:left="2880" w:hanging="360"/>
-      </w:pPr>
+        <w:ind w:start="2880" w:hanging="360"/>
+      </w:pPr>
+      <w:rPr/>
     </w:lvl>
     <w:lvl w:ilvl="4">
       <w:start w:val="1"/>
       <w:numFmt w:val="lowerLetter"/>
       <w:lvlText w:val="%5."/>
-      <w:lvlJc w:val="left"/>
+      <w:lvlJc w:val="start"/>
       <w:pPr>
         <w:tabs>
           <w:tab w:val="num" w:pos="0"/>
         </w:tabs>
-        <w:ind w:left="3600" w:hanging="360"/>
-      </w:pPr>
+        <w:ind w:start="3600" w:hanging="360"/>
+      </w:pPr>
+      <w:rPr/>
     </w:lvl>
     <w:lvl w:ilvl="5">
       <w:start w:val="1"/>
       <w:numFmt w:val="lowerRoman"/>
       <w:lvlText w:val="%6."/>
-      <w:lvlJc w:val="right"/>
+      <w:lvlJc w:val="end"/>
       <w:pPr>
         <w:tabs>
           <w:tab w:val="num" w:pos="0"/>
         </w:tabs>
-        <w:ind w:left="4320" w:hanging="180"/>
-      </w:pPr>
+        <w:ind w:start="4320" w:hanging="180"/>
+      </w:pPr>
+      <w:rPr/>
     </w:lvl>
     <w:lvl w:ilvl="6">
       <w:start w:val="1"/>
       <w:numFmt w:val="decimal"/>
       <w:lvlText w:val="%7."/>
-      <w:lvlJc w:val="left"/>
+      <w:lvlJc w:val="start"/>
       <w:pPr>
         <w:tabs>
           <w:tab w:val="num" w:pos="0"/>
         </w:tabs>
-        <w:ind w:left="5040" w:hanging="360"/>
-      </w:pPr>
+        <w:ind w:start="5040" w:hanging="360"/>
+      </w:pPr>
+      <w:rPr/>
     </w:lvl>
     <w:lvl w:ilvl="7">
       <w:start w:val="1"/>
       <w:numFmt w:val="lowerLetter"/>
       <w:lvlText w:val="%8."/>
-      <w:lvlJc w:val="left"/>
+      <w:lvlJc w:val="start"/>
       <w:pPr>
         <w:tabs>
           <w:tab w:val="num" w:pos="0"/>
         </w:tabs>
-        <w:ind w:left="5760" w:hanging="360"/>
-      </w:pPr>
+        <w:ind w:start="5760" w:hanging="360"/>
+      </w:pPr>
+      <w:rPr/>
     </w:lvl>
     <w:lvl w:ilvl="8">
       <w:start w:val="1"/>
       <w:numFmt w:val="lowerRoman"/>
       <w:lvlText w:val="%9."/>
-      <w:lvlJc w:val="right"/>
+      <w:lvlJc w:val="end"/>
       <w:pPr>
         <w:tabs>
           <w:tab w:val="num" w:pos="0"/>
         </w:tabs>
-        <w:ind w:left="6480" w:hanging="180"/>
-      </w:pPr>
+        <w:ind w:start="6480" w:hanging="180"/>
+      </w:pPr>
+      <w:rPr/>
     </w:lvl>
   </w:abstractNum>
-  <w:abstractNum w:abstractNumId="3" w15:restartNumberingAfterBreak="0">
-    <w:nsid w:val="64C05AD3"/>
-    <w:multiLevelType w:val="multilevel"/>
-    <w:tmpl w:val="36F494B0"/>
+  <w:abstractNum w:abstractNumId="3">
     <w:lvl w:ilvl="0">
       <w:start w:val="1"/>
-      <w:numFmt w:val="bullet"/>
-      <w:lvlText w:val=""/>
-      <w:lvlJc w:val="left"/>
-      <w:pPr>
-        <w:tabs>
-          <w:tab w:val="num" w:pos="720"/>
-        </w:tabs>
-        <w:ind w:left="720" w:hanging="360"/>
-      </w:pPr>
-      <w:rPr>
-        <w:rFonts w:ascii="Symbol" w:hAnsi="Symbol" w:hint="default"/>
-        <w:sz w:val="20"/>
-      </w:rPr>
-    </w:lvl>
-    <w:lvl w:ilvl="1" w:tentative="1">
-      <w:start w:val="1"/>
-      <w:numFmt w:val="bullet"/>
-      <w:lvlText w:val="o"/>
-      <w:lvlJc w:val="left"/>
-      <w:pPr>
-        <w:tabs>
-          <w:tab w:val="num" w:pos="1440"/>
-        </w:tabs>
-        <w:ind w:left="1440" w:hanging="360"/>
-      </w:pPr>
-      <w:rPr>
-        <w:rFonts w:ascii="Courier New" w:hAnsi="Courier New" w:hint="default"/>
-        <w:sz w:val="20"/>
-      </w:rPr>
-    </w:lvl>
-    <w:lvl w:ilvl="2" w:tentative="1">
-      <w:start w:val="1"/>
-      <w:numFmt w:val="bullet"/>
-      <w:lvlText w:val=""/>
-      <w:lvlJc w:val="left"/>
-      <w:pPr>
-        <w:tabs>
-          <w:tab w:val="num" w:pos="2160"/>
-        </w:tabs>
-        <w:ind w:left="2160" w:hanging="360"/>
-      </w:pPr>
-      <w:rPr>
-        <w:rFonts w:ascii="Wingdings" w:hAnsi="Wingdings" w:hint="default"/>
-        <w:sz w:val="20"/>
-      </w:rPr>
-    </w:lvl>
-    <w:lvl w:ilvl="3" w:tentative="1">
-      <w:start w:val="1"/>
-      <w:numFmt w:val="bullet"/>
-      <w:lvlText w:val=""/>
-      <w:lvlJc w:val="left"/>
-      <w:pPr>
-        <w:tabs>
-          <w:tab w:val="num" w:pos="2880"/>
-        </w:tabs>
-        <w:ind w:left="2880" w:hanging="360"/>
-      </w:pPr>
-      <w:rPr>
-        <w:rFonts w:ascii="Wingdings" w:hAnsi="Wingdings" w:hint="default"/>
-        <w:sz w:val="20"/>
-      </w:rPr>
-    </w:lvl>
-    <w:lvl w:ilvl="4" w:tentative="1">
-      <w:start w:val="1"/>
-      <w:numFmt w:val="bullet"/>
-      <w:lvlText w:val=""/>
-      <w:lvlJc w:val="left"/>
-      <w:pPr>
-        <w:tabs>
-          <w:tab w:val="num" w:pos="3600"/>
-        </w:tabs>
-        <w:ind w:left="3600" w:hanging="360"/>
-      </w:pPr>
-      <w:rPr>
-        <w:rFonts w:ascii="Wingdings" w:hAnsi="Wingdings" w:hint="default"/>
-        <w:sz w:val="20"/>
-      </w:rPr>
-    </w:lvl>
-    <w:lvl w:ilvl="5" w:tentative="1">
-      <w:start w:val="1"/>
-      <w:numFmt w:val="bullet"/>
-      <w:lvlText w:val=""/>
-      <w:lvlJc w:val="left"/>
-      <w:pPr>
-        <w:tabs>
-          <w:tab w:val="num" w:pos="4320"/>
-        </w:tabs>
-        <w:ind w:left="4320" w:hanging="360"/>
-      </w:pPr>
-      <w:rPr>
-        <w:rFonts w:ascii="Wingdings" w:hAnsi="Wingdings" w:hint="default"/>
-        <w:sz w:val="20"/>
-      </w:rPr>
-    </w:lvl>
-    <w:lvl w:ilvl="6" w:tentative="1">
-      <w:start w:val="1"/>
-      <w:numFmt w:val="bullet"/>
-      <w:lvlText w:val=""/>
-      <w:lvlJc w:val="left"/>
-      <w:pPr>
-        <w:tabs>
-          <w:tab w:val="num" w:pos="5040"/>
-        </w:tabs>
-        <w:ind w:left="5040" w:hanging="360"/>
-      </w:pPr>
-      <w:rPr>
-        <w:rFonts w:ascii="Wingdings" w:hAnsi="Wingdings" w:hint="default"/>
-        <w:sz w:val="20"/>
-      </w:rPr>
-    </w:lvl>
-    <w:lvl w:ilvl="7" w:tentative="1">
-      <w:start w:val="1"/>
-      <w:numFmt w:val="bullet"/>
-      <w:lvlText w:val=""/>
-      <w:lvlJc w:val="left"/>
-      <w:pPr>
-        <w:tabs>
-          <w:tab w:val="num" w:pos="5760"/>
-        </w:tabs>
-        <w:ind w:left="5760" w:hanging="360"/>
-      </w:pPr>
-      <w:rPr>
-        <w:rFonts w:ascii="Wingdings" w:hAnsi="Wingdings" w:hint="default"/>
-        <w:sz w:val="20"/>
-      </w:rPr>
-    </w:lvl>
-    <w:lvl w:ilvl="8" w:tentative="1">
-      <w:start w:val="1"/>
-      <w:numFmt w:val="bullet"/>
-      <w:lvlText w:val=""/>
-      <w:lvlJc w:val="left"/>
-      <w:pPr>
-        <w:tabs>
-          <w:tab w:val="num" w:pos="6480"/>
-        </w:tabs>
-        <w:ind w:left="6480" w:hanging="360"/>
-      </w:pPr>
-      <w:rPr>
-        <w:rFonts w:ascii="Wingdings" w:hAnsi="Wingdings" w:hint="default"/>
-        <w:sz w:val="20"/>
-      </w:rPr>
-    </w:lvl>
-  </w:abstractNum>
-  <w:abstractNum w:abstractNumId="4" w15:restartNumberingAfterBreak="0">
-    <w:nsid w:val="663714CC"/>
-    <w:multiLevelType w:val="multilevel"/>
-    <w:tmpl w:val="4CFCF0F6"/>
-    <w:lvl w:ilvl="0">
-      <w:start w:val="2"/>
-      <w:numFmt w:val="bullet"/>
-      <w:lvlText w:val="-"/>
-      <w:lvlJc w:val="left"/>
+      <w:numFmt w:val="none"/>
+      <w:suff w:val="nothing"/>
+      <w:lvlText w:val=""/>
+      <w:lvlJc w:val="start"/>
       <w:pPr>
         <w:tabs>
           <w:tab w:val="num" w:pos="0"/>
         </w:tabs>
-        <w:ind w:left="720" w:hanging="360"/>
-      </w:pPr>
-      <w:rPr>
-        <w:rFonts w:ascii="Calibri" w:hAnsi="Calibri" w:cs="Calibri" w:hint="default"/>
-      </w:rPr>
+        <w:ind w:start="0" w:hanging="0"/>
+      </w:pPr>
     </w:lvl>
     <w:lvl w:ilvl="1">
       <w:start w:val="1"/>
-      <w:numFmt w:val="bullet"/>
-      <w:lvlText w:val="o"/>
-      <w:lvlJc w:val="left"/>
+      <w:numFmt w:val="none"/>
+      <w:suff w:val="nothing"/>
+      <w:lvlText w:val=""/>
+      <w:lvlJc w:val="start"/>
       <w:pPr>
         <w:tabs>
           <w:tab w:val="num" w:pos="0"/>
         </w:tabs>
-        <w:ind w:left="1440" w:hanging="360"/>
-      </w:pPr>
-      <w:rPr>
-        <w:rFonts w:ascii="Courier New" w:hAnsi="Courier New" w:cs="Courier New" w:hint="default"/>
-      </w:rPr>
+        <w:ind w:start="0" w:hanging="0"/>
+      </w:pPr>
     </w:lvl>
     <w:lvl w:ilvl="2">
       <w:start w:val="1"/>
-      <w:numFmt w:val="bullet"/>
-      <w:lvlText w:val=""/>
-      <w:lvlJc w:val="left"/>
+      <w:numFmt w:val="none"/>
+      <w:suff w:val="nothing"/>
+      <w:lvlText w:val=""/>
+      <w:lvlJc w:val="start"/>
       <w:pPr>
         <w:tabs>
           <w:tab w:val="num" w:pos="0"/>
         </w:tabs>
-        <w:ind w:left="2160" w:hanging="360"/>
-      </w:pPr>
-      <w:rPr>
-        <w:rFonts w:ascii="Wingdings" w:hAnsi="Wingdings" w:cs="Wingdings" w:hint="default"/>
-      </w:rPr>
+        <w:ind w:start="0" w:hanging="0"/>
+      </w:pPr>
     </w:lvl>
     <w:lvl w:ilvl="3">
       <w:start w:val="1"/>
-      <w:numFmt w:val="bullet"/>
-      <w:lvlText w:val=""/>
-      <w:lvlJc w:val="left"/>
+      <w:numFmt w:val="none"/>
+      <w:suff w:val="nothing"/>
+      <w:lvlText w:val=""/>
+      <w:lvlJc w:val="start"/>
       <w:pPr>
         <w:tabs>
           <w:tab w:val="num" w:pos="0"/>
         </w:tabs>
-        <w:ind w:left="2880" w:hanging="360"/>
-      </w:pPr>
-      <w:rPr>
-        <w:rFonts w:ascii="Symbol" w:hAnsi="Symbol" w:cs="Symbol" w:hint="default"/>
-      </w:rPr>
+        <w:ind w:start="0" w:hanging="0"/>
+      </w:pPr>
     </w:lvl>
     <w:lvl w:ilvl="4">
       <w:start w:val="1"/>
-      <w:numFmt w:val="bullet"/>
-      <w:lvlText w:val="o"/>
-      <w:lvlJc w:val="left"/>
+      <w:numFmt w:val="none"/>
+      <w:suff w:val="nothing"/>
+      <w:lvlText w:val=""/>
+      <w:lvlJc w:val="start"/>
       <w:pPr>
         <w:tabs>
           <w:tab w:val="num" w:pos="0"/>
         </w:tabs>
-        <w:ind w:left="3600" w:hanging="360"/>
-      </w:pPr>
-      <w:rPr>
-        <w:rFonts w:ascii="Courier New" w:hAnsi="Courier New" w:cs="Courier New" w:hint="default"/>
-      </w:rPr>
+        <w:ind w:start="0" w:hanging="0"/>
+      </w:pPr>
     </w:lvl>
     <w:lvl w:ilvl="5">
       <w:start w:val="1"/>
-      <w:numFmt w:val="bullet"/>
-      <w:lvlText w:val=""/>
-      <w:lvlJc w:val="left"/>
+      <w:numFmt w:val="none"/>
+      <w:suff w:val="nothing"/>
+      <w:lvlText w:val=""/>
+      <w:lvlJc w:val="start"/>
       <w:pPr>
         <w:tabs>
           <w:tab w:val="num" w:pos="0"/>
         </w:tabs>
-        <w:ind w:left="4320" w:hanging="360"/>
-      </w:pPr>
-      <w:rPr>
-        <w:rFonts w:ascii="Wingdings" w:hAnsi="Wingdings" w:cs="Wingdings" w:hint="default"/>
-      </w:rPr>
+        <w:ind w:start="0" w:hanging="0"/>
+      </w:pPr>
     </w:lvl>
     <w:lvl w:ilvl="6">
       <w:start w:val="1"/>
-      <w:numFmt w:val="bullet"/>
-      <w:lvlText w:val=""/>
-      <w:lvlJc w:val="left"/>
+      <w:numFmt w:val="none"/>
+      <w:suff w:val="nothing"/>
+      <w:lvlText w:val=""/>
+      <w:lvlJc w:val="start"/>
       <w:pPr>
         <w:tabs>
           <w:tab w:val="num" w:pos="0"/>
         </w:tabs>
-        <w:ind w:left="5040" w:hanging="360"/>
-      </w:pPr>
-      <w:rPr>
-        <w:rFonts w:ascii="Symbol" w:hAnsi="Symbol" w:cs="Symbol" w:hint="default"/>
-      </w:rPr>
+        <w:ind w:start="0" w:hanging="0"/>
+      </w:pPr>
     </w:lvl>
     <w:lvl w:ilvl="7">
       <w:start w:val="1"/>
-      <w:numFmt w:val="bullet"/>
-      <w:lvlText w:val="o"/>
-      <w:lvlJc w:val="left"/>
+      <w:numFmt w:val="none"/>
+      <w:suff w:val="nothing"/>
+      <w:lvlText w:val=""/>
+      <w:lvlJc w:val="start"/>
       <w:pPr>
         <w:tabs>
           <w:tab w:val="num" w:pos="0"/>
         </w:tabs>
-        <w:ind w:left="5760" w:hanging="360"/>
-      </w:pPr>
-      <w:rPr>
-        <w:rFonts w:ascii="Courier New" w:hAnsi="Courier New" w:cs="Courier New" w:hint="default"/>
-      </w:rPr>
+        <w:ind w:start="0" w:hanging="0"/>
+      </w:pPr>
     </w:lvl>
     <w:lvl w:ilvl="8">
       <w:start w:val="1"/>
-      <w:numFmt w:val="bullet"/>
-      <w:lvlText w:val=""/>
-      <w:lvlJc w:val="left"/>
+      <w:numFmt w:val="none"/>
+      <w:suff w:val="nothing"/>
+      <w:lvlText w:val=""/>
+      <w:lvlJc w:val="start"/>
       <w:pPr>
         <w:tabs>
           <w:tab w:val="num" w:pos="0"/>
         </w:tabs>
-        <w:ind w:left="6480" w:hanging="360"/>
-      </w:pPr>
-      <w:rPr>
-        <w:rFonts w:ascii="Wingdings" w:hAnsi="Wingdings" w:cs="Wingdings" w:hint="default"/>
-      </w:rPr>
+        <w:ind w:start="0" w:hanging="0"/>
+      </w:pPr>
     </w:lvl>
   </w:abstractNum>
-  <w:num w:numId="1" w16cid:durableId="1090545838">
-    <w:abstractNumId w:val="4"/>
+  <w:num w:numId="1">
+    <w:abstractNumId w:val="1"/>
   </w:num>
-  <w:num w:numId="2" w16cid:durableId="1325553802">
+  <w:num w:numId="2">
     <w:abstractNumId w:val="2"/>
   </w:num>
-  <w:num w:numId="3" w16cid:durableId="927345975">
-    <w:abstractNumId w:val="0"/>
-  </w:num>
-  <w:num w:numId="4" w16cid:durableId="748424605">
-    <w:abstractNumId w:val="1"/>
-  </w:num>
-  <w:num w:numId="5" w16cid:durableId="1551065432">
+  <w:num w:numId="3">
     <w:abstractNumId w:val="3"/>
   </w:num>
 </w:numbering>
 </file>
 
 <file path=word/styles.xml><?xml version="1.0" encoding="utf-8"?>
-<w:styles xmlns:mc="http://schemas.openxmlformats.org/markup-compatibility/2006" xmlns:r="http://schemas.openxmlformats.org/officeDocument/2006/relationships" xmlns:w="http://schemas.openxmlformats.org/wordprocessingml/2006/main" xmlns:w14="http://schemas.microsoft.com/office/word/2010/wordml" xmlns:w15="http://schemas.microsoft.com/office/word/2012/wordml" xmlns:w16cex="http://schemas.microsoft.com/office/word/2018/wordml/cex" xmlns:w16cid="http://schemas.microsoft.com/office/word/2016/wordml/cid" xmlns:w16="http://schemas.microsoft.com/office/word/2018/wordml" xmlns:w16du="http://schemas.microsoft.com/office/word/2023/wordml/word16du" xmlns:w16sdtdh="http://schemas.microsoft.com/office/word/2020/wordml/sdtdatahash" xmlns:w16sdtfl="http://schemas.microsoft.com/office/word/2024/wordml/sdtformatlock" xmlns:w16se="http://schemas.microsoft.com/office/word/2015/wordml/symex" mc:Ignorable="w14 w15 w16se w16cid w16 w16cex w16sdtdh w16sdtfl w16du">
+<w:styles xmlns:w="http://schemas.openxmlformats.org/wordprocessingml/2006/main" xmlns:w14="http://schemas.microsoft.com/office/word/2010/wordml" xmlns:mc="http://schemas.openxmlformats.org/markup-compatibility/2006" mc:Ignorable="w14">
   <w:docDefaults>
     <w:rPrDefault>
       <w:rPr>
-        <w:rFonts w:asciiTheme="minorHAnsi" w:eastAsiaTheme="minorEastAsia" w:hAnsiTheme="minorHAnsi" w:cstheme="minorBidi"/>
+        <w:rFonts w:ascii="Calibri" w:hAnsi="Calibri" w:eastAsia="" w:cs="" w:asciiTheme="minorHAnsi" w:cstheme="minorBidi" w:eastAsiaTheme="minorEastAsia" w:hAnsiTheme="minorHAnsi"/>
         <w:sz w:val="22"/>
         <w:szCs w:val="22"/>
         <w:lang w:val="de-DE" w:eastAsia="de-DE" w:bidi="ar-SA"/>
@@ -3897,21 +4127,21 @@
     </w:rPrDefault>
     <w:pPrDefault>
       <w:pPr>
-        <w:suppressAutoHyphens/>
+        <w:suppressAutoHyphens w:val="true"/>
       </w:pPr>
     </w:pPrDefault>
   </w:docDefaults>
   <w:latentStyles w:defLockedState="0" w:defUIPriority="99" w:defSemiHidden="0" w:defUnhideWhenUsed="0" w:defQFormat="0" w:count="376">
     <w:lsdException w:name="Normal" w:uiPriority="0" w:qFormat="1"/>
     <w:lsdException w:name="heading 1" w:uiPriority="9" w:qFormat="1"/>
-    <w:lsdException w:name="heading 2" w:semiHidden="1" w:uiPriority="9" w:unhideWhenUsed="1" w:qFormat="1"/>
-    <w:lsdException w:name="heading 3" w:semiHidden="1" w:uiPriority="9" w:unhideWhenUsed="1" w:qFormat="1"/>
-    <w:lsdException w:name="heading 4" w:semiHidden="1" w:uiPriority="9" w:unhideWhenUsed="1" w:qFormat="1"/>
-    <w:lsdException w:name="heading 5" w:semiHidden="1" w:uiPriority="9" w:unhideWhenUsed="1" w:qFormat="1"/>
-    <w:lsdException w:name="heading 6" w:semiHidden="1" w:uiPriority="9" w:unhideWhenUsed="1" w:qFormat="1"/>
-    <w:lsdException w:name="heading 7" w:semiHidden="1" w:uiPriority="9" w:unhideWhenUsed="1" w:qFormat="1"/>
-    <w:lsdException w:name="heading 8" w:semiHidden="1" w:uiPriority="9" w:unhideWhenUsed="1" w:qFormat="1"/>
-    <w:lsdException w:name="heading 9" w:semiHidden="1" w:uiPriority="9" w:unhideWhenUsed="1" w:qFormat="1"/>
+    <w:lsdException w:name="heading 2" w:uiPriority="9" w:semiHidden="1" w:unhideWhenUsed="1" w:qFormat="1"/>
+    <w:lsdException w:name="heading 3" w:uiPriority="9" w:semiHidden="1" w:unhideWhenUsed="1" w:qFormat="1"/>
+    <w:lsdException w:name="heading 4" w:uiPriority="9" w:semiHidden="1" w:unhideWhenUsed="1" w:qFormat="1"/>
+    <w:lsdException w:name="heading 5" w:uiPriority="9" w:semiHidden="1" w:unhideWhenUsed="1" w:qFormat="1"/>
+    <w:lsdException w:name="heading 6" w:uiPriority="9" w:semiHidden="1" w:unhideWhenUsed="1" w:qFormat="1"/>
+    <w:lsdException w:name="heading 7" w:uiPriority="9" w:semiHidden="1" w:unhideWhenUsed="1" w:qFormat="1"/>
+    <w:lsdException w:name="heading 8" w:uiPriority="9" w:semiHidden="1" w:unhideWhenUsed="1" w:qFormat="1"/>
+    <w:lsdException w:name="heading 9" w:uiPriority="9" w:semiHidden="1" w:unhideWhenUsed="1" w:qFormat="1"/>
     <w:lsdException w:name="index 1" w:semiHidden="1" w:unhideWhenUsed="1"/>
     <w:lsdException w:name="index 2" w:semiHidden="1" w:unhideWhenUsed="1"/>
     <w:lsdException w:name="index 3" w:semiHidden="1" w:unhideWhenUsed="1"/>
@@ -3921,22 +4151,22 @@
     <w:lsdException w:name="index 7" w:semiHidden="1" w:unhideWhenUsed="1"/>
     <w:lsdException w:name="index 8" w:semiHidden="1" w:unhideWhenUsed="1"/>
     <w:lsdException w:name="index 9" w:semiHidden="1" w:unhideWhenUsed="1"/>
-    <w:lsdException w:name="toc 1" w:semiHidden="1" w:uiPriority="39" w:unhideWhenUsed="1"/>
-    <w:lsdException w:name="toc 2" w:semiHidden="1" w:uiPriority="39" w:unhideWhenUsed="1"/>
-    <w:lsdException w:name="toc 3" w:semiHidden="1" w:uiPriority="39" w:unhideWhenUsed="1"/>
-    <w:lsdException w:name="toc 4" w:semiHidden="1" w:uiPriority="39" w:unhideWhenUsed="1"/>
-    <w:lsdException w:name="toc 5" w:semiHidden="1" w:uiPriority="39" w:unhideWhenUsed="1"/>
-    <w:lsdException w:name="toc 6" w:semiHidden="1" w:uiPriority="39" w:unhideWhenUsed="1"/>
-    <w:lsdException w:name="toc 7" w:semiHidden="1" w:uiPriority="39" w:unhideWhenUsed="1"/>
-    <w:lsdException w:name="toc 8" w:semiHidden="1" w:uiPriority="39" w:unhideWhenUsed="1"/>
-    <w:lsdException w:name="toc 9" w:semiHidden="1" w:uiPriority="39" w:unhideWhenUsed="1"/>
+    <w:lsdException w:name="toc 1" w:uiPriority="39" w:semiHidden="1" w:unhideWhenUsed="1"/>
+    <w:lsdException w:name="toc 2" w:uiPriority="39" w:semiHidden="1" w:unhideWhenUsed="1"/>
+    <w:lsdException w:name="toc 3" w:uiPriority="39" w:semiHidden="1" w:unhideWhenUsed="1"/>
+    <w:lsdException w:name="toc 4" w:uiPriority="39" w:semiHidden="1" w:unhideWhenUsed="1"/>
+    <w:lsdException w:name="toc 5" w:uiPriority="39" w:semiHidden="1" w:unhideWhenUsed="1"/>
+    <w:lsdException w:name="toc 6" w:uiPriority="39" w:semiHidden="1" w:unhideWhenUsed="1"/>
+    <w:lsdException w:name="toc 7" w:uiPriority="39" w:semiHidden="1" w:unhideWhenUsed="1"/>
+    <w:lsdException w:name="toc 8" w:uiPriority="39" w:semiHidden="1" w:unhideWhenUsed="1"/>
+    <w:lsdException w:name="toc 9" w:uiPriority="39" w:semiHidden="1" w:unhideWhenUsed="1"/>
     <w:lsdException w:name="Normal Indent" w:semiHidden="1" w:unhideWhenUsed="1"/>
     <w:lsdException w:name="footnote text" w:semiHidden="1" w:unhideWhenUsed="1"/>
     <w:lsdException w:name="annotation text" w:semiHidden="1" w:unhideWhenUsed="1"/>
     <w:lsdException w:name="header" w:semiHidden="1" w:unhideWhenUsed="1"/>
     <w:lsdException w:name="footer" w:semiHidden="1" w:unhideWhenUsed="1"/>
     <w:lsdException w:name="index heading" w:semiHidden="1" w:unhideWhenUsed="1"/>
-    <w:lsdException w:name="caption" w:semiHidden="1" w:uiPriority="35" w:unhideWhenUsed="1" w:qFormat="1"/>
+    <w:lsdException w:name="caption" w:uiPriority="35" w:semiHidden="1" w:unhideWhenUsed="1" w:qFormat="1"/>
     <w:lsdException w:name="table of figures" w:semiHidden="1" w:unhideWhenUsed="1"/>
     <w:lsdException w:name="envelope address" w:semiHidden="1" w:unhideWhenUsed="1"/>
     <w:lsdException w:name="envelope return" w:semiHidden="1" w:unhideWhenUsed="1"/>
@@ -3967,7 +4197,7 @@
     <w:lsdException w:name="Title" w:uiPriority="10" w:qFormat="1"/>
     <w:lsdException w:name="Closing" w:semiHidden="1" w:unhideWhenUsed="1"/>
     <w:lsdException w:name="Signature" w:semiHidden="1" w:unhideWhenUsed="1"/>
-    <w:lsdException w:name="Default Paragraph Font" w:semiHidden="1" w:uiPriority="1" w:unhideWhenUsed="1"/>
+    <w:lsdException w:name="Default Paragraph Font" w:uiPriority="1" w:semiHidden="1" w:unhideWhenUsed="1"/>
     <w:lsdException w:name="Body Text" w:semiHidden="1" w:unhideWhenUsed="1"/>
     <w:lsdException w:name="Body Text Indent" w:semiHidden="1" w:unhideWhenUsed="1"/>
     <w:lsdException w:name="List Continue" w:semiHidden="1" w:unhideWhenUsed="1"/>
@@ -4167,8 +4397,8 @@
     <w:lsdException w:name="Subtle Reference" w:uiPriority="31" w:qFormat="1"/>
     <w:lsdException w:name="Intense Reference" w:uiPriority="32" w:qFormat="1"/>
     <w:lsdException w:name="Book Title" w:uiPriority="33" w:qFormat="1"/>
-    <w:lsdException w:name="Bibliography" w:semiHidden="1" w:uiPriority="37" w:unhideWhenUsed="1"/>
-    <w:lsdException w:name="TOC Heading" w:semiHidden="1" w:uiPriority="39" w:unhideWhenUsed="1" w:qFormat="1"/>
+    <w:lsdException w:name="Bibliography" w:uiPriority="37" w:semiHidden="1" w:unhideWhenUsed="1"/>
+    <w:lsdException w:name="TOC Heading" w:uiPriority="39" w:semiHidden="1" w:unhideWhenUsed="1" w:qFormat="1"/>
     <w:lsdException w:name="Plain Table 1" w:uiPriority="41"/>
     <w:lsdException w:name="Plain Table 2" w:uiPriority="42"/>
     <w:lsdException w:name="Plain Table 3" w:uiPriority="43"/>
@@ -4279,13 +4509,25 @@
     <w:lsdException w:name="Unresolved Mention" w:semiHidden="1" w:unhideWhenUsed="1"/>
     <w:lsdException w:name="Smart Link" w:semiHidden="1" w:unhideWhenUsed="1"/>
   </w:latentStyles>
-  <w:style w:type="paragraph" w:default="1" w:styleId="Normal">
+  <w:style w:type="paragraph" w:styleId="Normal" w:default="1">
     <w:name w:val="Normal"/>
     <w:qFormat/>
-    <w:rsid w:val="00606C2D"/>
+    <w:rsid w:val="00606c2d"/>
     <w:pPr>
-      <w:spacing w:after="200" w:line="276" w:lineRule="auto"/>
+      <w:widowControl/>
+      <w:suppressAutoHyphens w:val="true"/>
+      <w:bidi w:val="0"/>
+      <w:spacing w:lineRule="auto" w:line="276" w:before="0" w:after="200"/>
+      <w:jc w:val="start"/>
     </w:pPr>
+    <w:rPr>
+      <w:rFonts w:ascii="Calibri" w:hAnsi="Calibri" w:eastAsia="" w:cs="" w:asciiTheme="minorHAnsi" w:cstheme="minorBidi" w:eastAsiaTheme="minorEastAsia" w:hAnsiTheme="minorHAnsi"/>
+      <w:color w:val="auto"/>
+      <w:kern w:val="0"/>
+      <w:sz w:val="22"/>
+      <w:szCs w:val="22"/>
+      <w:lang w:val="de-DE" w:eastAsia="de-DE" w:bidi="ar-SA"/>
+    </w:rPr>
   </w:style>
   <w:style w:type="paragraph" w:styleId="Heading2">
     <w:name w:val="heading 2"/>
@@ -4293,98 +4535,81 @@
     <w:next w:val="BodyText"/>
     <w:qFormat/>
     <w:pPr>
-      <w:spacing w:before="200"/>
+      <w:spacing w:before="200" w:after="120"/>
       <w:outlineLvl w:val="1"/>
     </w:pPr>
     <w:rPr>
-      <w:rFonts w:ascii="Liberation Serif" w:eastAsia="DejaVu Sans" w:hAnsi="Liberation Serif" w:cs="DejaVu Sans"/>
+      <w:rFonts w:ascii="Liberation Serif" w:hAnsi="Liberation Serif" w:eastAsia="DejaVu Sans" w:cs="DejaVu Sans"/>
       <w:b/>
       <w:bCs/>
       <w:sz w:val="36"/>
       <w:szCs w:val="36"/>
     </w:rPr>
   </w:style>
-  <w:style w:type="character" w:default="1" w:styleId="DefaultParagraphFont">
+  <w:style w:type="character" w:styleId="DefaultParagraphFont" w:default="1">
     <w:name w:val="Default Paragraph Font"/>
     <w:uiPriority w:val="1"/>
     <w:semiHidden/>
     <w:unhideWhenUsed/>
-  </w:style>
-  <w:style w:type="table" w:default="1" w:styleId="TableNormal">
-    <w:name w:val="Normal Table"/>
-    <w:uiPriority w:val="99"/>
-    <w:semiHidden/>
-    <w:unhideWhenUsed/>
-    <w:tblPr>
-      <w:tblInd w:w="0" w:type="dxa"/>
-      <w:tblCellMar>
-        <w:top w:w="0" w:type="dxa"/>
-        <w:left w:w="108" w:type="dxa"/>
-        <w:bottom w:w="0" w:type="dxa"/>
-        <w:right w:w="108" w:type="dxa"/>
-      </w:tblCellMar>
-    </w:tblPr>
-  </w:style>
-  <w:style w:type="numbering" w:default="1" w:styleId="NoList">
-    <w:name w:val="No List"/>
-    <w:uiPriority w:val="99"/>
-    <w:semiHidden/>
-    <w:unhideWhenUsed/>
+    <w:qFormat/>
+    <w:rPr/>
   </w:style>
   <w:style w:type="character" w:styleId="Hyperlink">
     <w:name w:val="Hyperlink"/>
     <w:basedOn w:val="DefaultParagraphFont"/>
     <w:uiPriority w:val="99"/>
     <w:unhideWhenUsed/>
-    <w:rsid w:val="004E08E7"/>
+    <w:rsid w:val="004e08e7"/>
     <w:rPr>
-      <w:color w:val="0000FF" w:themeColor="hyperlink"/>
+      <w:color w:themeColor="hyperlink" w:val="0000FF"/>
       <w:u w:val="single"/>
     </w:rPr>
   </w:style>
-  <w:style w:type="character" w:customStyle="1" w:styleId="PlainTextChar">
+  <w:style w:type="character" w:styleId="PlainTextChar" w:customStyle="1">
     <w:name w:val="Plain Text Char"/>
     <w:basedOn w:val="DefaultParagraphFont"/>
     <w:link w:val="PlainText"/>
     <w:uiPriority w:val="99"/>
     <w:semiHidden/>
     <w:qFormat/>
-    <w:rsid w:val="004E08E7"/>
+    <w:rsid w:val="004e08e7"/>
     <w:rPr>
       <w:rFonts w:ascii="Consolas" w:hAnsi="Consolas"/>
       <w:sz w:val="21"/>
       <w:szCs w:val="21"/>
     </w:rPr>
   </w:style>
-  <w:style w:type="character" w:customStyle="1" w:styleId="BalloonTextChar">
+  <w:style w:type="character" w:styleId="BalloonTextChar" w:customStyle="1">
     <w:name w:val="Balloon Text Char"/>
     <w:basedOn w:val="DefaultParagraphFont"/>
     <w:link w:val="BalloonText"/>
     <w:uiPriority w:val="99"/>
     <w:semiHidden/>
     <w:qFormat/>
-    <w:rsid w:val="008072CF"/>
+    <w:rsid w:val="008072cf"/>
     <w:rPr>
       <w:rFonts w:ascii="Tahoma" w:hAnsi="Tahoma" w:cs="Tahoma"/>
       <w:sz w:val="16"/>
       <w:szCs w:val="16"/>
     </w:rPr>
   </w:style>
-  <w:style w:type="character" w:customStyle="1" w:styleId="HeaderChar">
+  <w:style w:type="character" w:styleId="HeaderChar" w:customStyle="1">
     <w:name w:val="Header Char"/>
     <w:basedOn w:val="DefaultParagraphFont"/>
     <w:link w:val="Header"/>
     <w:uiPriority w:val="99"/>
     <w:qFormat/>
-    <w:rsid w:val="00CB411B"/>
+    <w:rsid w:val="00cb411b"/>
+    <w:rPr/>
   </w:style>
-  <w:style w:type="character" w:customStyle="1" w:styleId="FooterChar">
+  <w:style w:type="character" w:styleId="FooterChar" w:customStyle="1">
     <w:name w:val="Footer Char"/>
     <w:basedOn w:val="DefaultParagraphFont"/>
     <w:link w:val="Footer"/>
     <w:uiPriority w:val="99"/>
     <w:qFormat/>
-    <w:rsid w:val="00CB411B"/>
+    <w:rsid w:val="00cb411b"/>
+    <w:rPr/>
   </w:style>
   <w:style w:type="character" w:styleId="FollowedHyperlink">
     <w:name w:val="FollowedHyperlink"/>
@@ -4392,9 +4617,9 @@
     <w:uiPriority w:val="99"/>
     <w:semiHidden/>
     <w:unhideWhenUsed/>
-    <w:rsid w:val="00AB2346"/>
+    <w:rsid w:val="00ab2346"/>
     <w:rPr>
-      <w:color w:val="800080" w:themeColor="followedHyperlink"/>
+      <w:color w:themeColor="followedHyperlink" w:val="800080"/>
       <w:u w:val="single"/>
     </w:rPr>
   </w:style>
@@ -4405,32 +4630,32 @@
     <w:semiHidden/>
     <w:unhideWhenUsed/>
     <w:qFormat/>
-    <w:rsid w:val="00E95649"/>
+    <w:rsid w:val="00e95649"/>
     <w:rPr>
       <w:sz w:val="16"/>
       <w:szCs w:val="16"/>
     </w:rPr>
   </w:style>
-  <w:style w:type="character" w:customStyle="1" w:styleId="CommentTextChar">
+  <w:style w:type="character" w:styleId="CommentTextChar" w:customStyle="1">
     <w:name w:val="Comment Text Char"/>
     <w:basedOn w:val="DefaultParagraphFont"/>
     <w:link w:val="CommentText"/>
     <w:uiPriority w:val="99"/>
     <w:qFormat/>
-    <w:rsid w:val="00E95649"/>
+    <w:rsid w:val="00e95649"/>
     <w:rPr>
       <w:sz w:val="20"/>
       <w:szCs w:val="20"/>
     </w:rPr>
   </w:style>
-  <w:style w:type="character" w:customStyle="1" w:styleId="CommentSubjectChar">
+  <w:style w:type="character" w:styleId="CommentSubjectChar" w:customStyle="1">
     <w:name w:val="Comment Subject Char"/>
     <w:basedOn w:val="CommentTextChar"/>
-    <w:link w:val="CommentSubject"/>
+    <w:link w:val="annotationsubject"/>
     <w:uiPriority w:val="99"/>
     <w:semiHidden/>
     <w:qFormat/>
-    <w:rsid w:val="00E95649"/>
+    <w:rsid w:val="00e95649"/>
     <w:rPr>
       <w:b/>
       <w:bCs/>
@@ -4438,7 +4663,7 @@
       <w:szCs w:val="20"/>
     </w:rPr>
   </w:style>
-  <w:style w:type="character" w:customStyle="1" w:styleId="FootnoteTextChar">
+  <w:style w:type="character" w:styleId="FootnoteTextChar" w:customStyle="1">
     <w:name w:val="Footnote Text Char"/>
     <w:basedOn w:val="DefaultParagraphFont"/>
     <w:link w:val="FootnoteText"/>
@@ -4451,8 +4676,8 @@
       <w:szCs w:val="20"/>
     </w:rPr>
   </w:style>
-  <w:style w:type="character" w:customStyle="1" w:styleId="FootnoteCharacters">
-    <w:name w:val="Footnote Characters"/>
+  <w:style w:type="character" w:styleId="FootnoteCharactersuser" w:customStyle="1">
+    <w:name w:val="Footnote Characters (user)"/>
     <w:basedOn w:val="DefaultParagraphFont"/>
     <w:uiPriority w:val="99"/>
     <w:semiHidden/>
@@ -4463,33 +4688,47 @@
       <w:vertAlign w:val="superscript"/>
     </w:rPr>
   </w:style>
+  <w:style w:type="character" w:styleId="FootnoteCharacters">
+    <w:name w:val="Footnote Characters"/>
+    <w:qFormat/>
+    <w:rPr>
+      <w:vertAlign w:val="superscript"/>
+    </w:rPr>
+  </w:style>
   <w:style w:type="character" w:styleId="FootnoteReference">
     <w:name w:val="footnote reference"/>
     <w:rPr>
       <w:vertAlign w:val="superscript"/>
     </w:rPr>
   </w:style>
-  <w:style w:type="character" w:customStyle="1" w:styleId="EndnoteTextChar">
+  <w:style w:type="character" w:styleId="EndnoteTextChar" w:customStyle="1">
     <w:name w:val="Endnote Text Char"/>
     <w:basedOn w:val="DefaultParagraphFont"/>
     <w:link w:val="EndnoteText"/>
     <w:uiPriority w:val="99"/>
     <w:semiHidden/>
     <w:qFormat/>
-    <w:rsid w:val="00D45BA4"/>
+    <w:rsid w:val="00d45ba4"/>
     <w:rPr>
       <w:sz w:val="20"/>
       <w:szCs w:val="20"/>
     </w:rPr>
   </w:style>
-  <w:style w:type="character" w:customStyle="1" w:styleId="EndnoteCharacters">
-    <w:name w:val="Endnote Characters"/>
+  <w:style w:type="character" w:styleId="EndnoteCharactersuser" w:customStyle="1">
+    <w:name w:val="Endnote Characters (user)"/>
     <w:basedOn w:val="DefaultParagraphFont"/>
     <w:uiPriority w:val="99"/>
     <w:semiHidden/>
     <w:unhideWhenUsed/>
     <w:qFormat/>
-    <w:rsid w:val="00D45BA4"/>
+    <w:rsid w:val="00d45ba4"/>
+    <w:rPr>
+      <w:vertAlign w:val="superscript"/>
+    </w:rPr>
+  </w:style>
+  <w:style w:type="character" w:styleId="EndnoteCharacters">
+    <w:name w:val="Endnote Characters"/>
+    <w:qFormat/>
     <w:rPr>
       <w:vertAlign w:val="superscript"/>
     </w:rPr>
@@ -4506,22 +4745,35 @@
     <w:uiPriority w:val="99"/>
     <w:semiHidden/>
     <w:qFormat/>
-    <w:rsid w:val="00D45BA4"/>
+    <w:rsid w:val="00d45ba4"/>
     <w:rPr>
       <w:color w:val="808080"/>
     </w:rPr>
   </w:style>
-  <w:style w:type="paragraph" w:customStyle="1" w:styleId="Heading">
+  <w:style w:type="character" w:styleId="UnresolvedMention">
+    <w:name w:val="Unresolved Mention"/>
+    <w:basedOn w:val="DefaultParagraphFont"/>
+    <w:uiPriority w:val="99"/>
+    <w:semiHidden/>
+    <w:unhideWhenUsed/>
+    <w:qFormat/>
+    <w:rsid w:val="00420ea5"/>
+    <w:rPr>
+      <w:color w:val="605E5C"/>
+      <w:shd w:fill="E1DFDD" w:val="clear"/>
+    </w:rPr>
+  </w:style>
+  <w:style w:type="paragraph" w:styleId="Heading" w:customStyle="1">
     <w:name w:val="Heading"/>
     <w:basedOn w:val="Normal"/>
     <w:next w:val="BodyText"/>
     <w:qFormat/>
     <w:pPr>
-      <w:keepNext/>
+      <w:keepNext w:val="true"/>
       <w:spacing w:before="240" w:after="120"/>
     </w:pPr>
     <w:rPr>
-      <w:rFonts w:ascii="Liberation Sans" w:eastAsia="Noto Sans CJK SC" w:hAnsi="Liberation Sans" w:cs="Noto Sans Devanagari"/>
+      <w:rFonts w:ascii="Liberation Sans" w:hAnsi="Liberation Sans" w:eastAsia="Noto Sans CJK SC" w:cs="Noto Sans Devanagari"/>
       <w:sz w:val="28"/>
       <w:szCs w:val="28"/>
     </w:rPr>
@@ -4530,12 +4782,14 @@
     <w:name w:val="Body Text"/>
     <w:basedOn w:val="Normal"/>
     <w:pPr>
-      <w:spacing w:after="140"/>
+      <w:spacing w:before="0" w:after="140"/>
     </w:pPr>
+    <w:rPr/>
   </w:style>
   <w:style w:type="paragraph" w:styleId="List">
     <w:name w:val="List"/>
     <w:basedOn w:val="BodyText"/>
+    <w:pPr/>
     <w:rPr>
       <w:rFonts w:cs="Noto Sans Devanagari"/>
     </w:rPr>
@@ -4556,7 +4810,7 @@
       <w:szCs w:val="24"/>
     </w:rPr>
   </w:style>
-  <w:style w:type="paragraph" w:customStyle="1" w:styleId="Index">
+  <w:style w:type="paragraph" w:styleId="Index" w:customStyle="1">
     <w:name w:val="Index"/>
     <w:basedOn w:val="Normal"/>
     <w:qFormat/>
@@ -4567,17 +4821,17 @@
       <w:rFonts w:cs="Noto Sans Devanagari"/>
     </w:rPr>
   </w:style>
-  <w:style w:type="paragraph" w:customStyle="1" w:styleId="StandardSchwarz">
+  <w:style w:type="paragraph" w:styleId="StandardSchwarz" w:customStyle="1">
     <w:name w:val="Standard + Schwarz"/>
     <w:basedOn w:val="Normal"/>
     <w:uiPriority w:val="99"/>
     <w:qFormat/>
-    <w:rsid w:val="00C27894"/>
+    <w:rsid w:val="00c27894"/>
     <w:pPr>
-      <w:spacing w:after="0" w:line="240" w:lineRule="auto"/>
+      <w:spacing w:lineRule="auto" w:line="240" w:before="0" w:after="0"/>
     </w:pPr>
     <w:rPr>
-      <w:rFonts w:ascii="Times New Roman" w:eastAsia="Times New Roman" w:hAnsi="Times New Roman" w:cs="Times New Roman"/>
+      <w:rFonts w:ascii="Times New Roman" w:hAnsi="Times New Roman" w:eastAsia="Times New Roman" w:cs="Times New Roman"/>
       <w:color w:val="000000"/>
       <w:sz w:val="20"/>
       <w:szCs w:val="20"/>
@@ -4589,11 +4843,13 @@
     <w:basedOn w:val="Normal"/>
     <w:uiPriority w:val="34"/>
     <w:qFormat/>
-    <w:rsid w:val="00C27894"/>
+    <w:rsid w:val="00c27894"/>
     <w:pPr>
-      <w:ind w:left="720"/>
+      <w:spacing w:before="0" w:after="200"/>
+      <w:ind w:start="720"/>
       <w:contextualSpacing/>
     </w:pPr>
+    <w:rPr/>
   </w:style>
   <w:style w:type="paragraph" w:styleId="PlainText">
     <w:name w:val="Plain Text"/>
@@ -4603,9 +4859,9 @@
     <w:semiHidden/>
     <w:unhideWhenUsed/>
     <w:qFormat/>
-    <w:rsid w:val="004E08E7"/>
+    <w:rsid w:val="004e08e7"/>
     <w:pPr>
-      <w:spacing w:after="0" w:line="240" w:lineRule="auto"/>
+      <w:spacing w:lineRule="auto" w:line="240" w:before="0" w:after="0"/>
     </w:pPr>
     <w:rPr>
       <w:rFonts w:ascii="Consolas" w:hAnsi="Consolas"/>
@@ -4621,9 +4877,9 @@
     <w:semiHidden/>
     <w:unhideWhenUsed/>
     <w:qFormat/>
-    <w:rsid w:val="008072CF"/>
+    <w:rsid w:val="008072cf"/>
     <w:pPr>
-      <w:spacing w:after="0" w:line="240" w:lineRule="auto"/>
+      <w:spacing w:lineRule="auto" w:line="240" w:before="0" w:after="0"/>
     </w:pPr>
     <w:rPr>
       <w:rFonts w:ascii="Tahoma" w:hAnsi="Tahoma" w:cs="Tahoma"/>
@@ -4631,10 +4887,12 @@
       <w:szCs w:val="16"/>
     </w:rPr>
   </w:style>
-  <w:style w:type="paragraph" w:customStyle="1" w:styleId="HeaderandFooter">
+  <w:style w:type="paragraph" w:styleId="HeaderandFooter" w:customStyle="1">
     <w:name w:val="Header and Footer"/>
     <w:basedOn w:val="Normal"/>
     <w:qFormat/>
+    <w:pPr/>
+    <w:rPr/>
   </w:style>
   <w:style w:type="paragraph" w:styleId="Header">
     <w:name w:val="header"/>
@@ -4642,14 +4900,16 @@
     <w:link w:val="HeaderChar"/>
     <w:uiPriority w:val="99"/>
     <w:unhideWhenUsed/>
-    <w:rsid w:val="00CB411B"/>
+    <w:rsid w:val="00cb411b"/>
     <w:pPr>
       <w:tabs>
-        <w:tab w:val="center" w:pos="4536"/>
-        <w:tab w:val="right" w:pos="9072"/>
+        <w:tab w:val="clear" w:pos="708"/>
+        <w:tab w:val="center" w:pos="4536" w:leader="none"/>
+        <w:tab w:val="right" w:pos="9072" w:leader="none"/>
       </w:tabs>
-      <w:spacing w:after="0" w:line="240" w:lineRule="auto"/>
+      <w:spacing w:lineRule="auto" w:line="240" w:before="0" w:after="0"/>
     </w:pPr>
+    <w:rPr/>
   </w:style>
   <w:style w:type="paragraph" w:styleId="Footer">
     <w:name w:val="footer"/>
@@ -4657,14 +4917,16 @@
     <w:link w:val="FooterChar"/>
     <w:uiPriority w:val="99"/>
     <w:unhideWhenUsed/>
-    <w:rsid w:val="00CB411B"/>
+    <w:rsid w:val="00cb411b"/>
     <w:pPr>
       <w:tabs>
-        <w:tab w:val="center" w:pos="4536"/>
-        <w:tab w:val="right" w:pos="9072"/>
+        <w:tab w:val="clear" w:pos="708"/>
+        <w:tab w:val="center" w:pos="4536" w:leader="none"/>
+        <w:tab w:val="right" w:pos="9072" w:leader="none"/>
       </w:tabs>
-      <w:spacing w:after="0" w:line="240" w:lineRule="auto"/>
+      <w:spacing w:lineRule="auto" w:line="240" w:before="0" w:after="0"/>
     </w:pPr>
+    <w:rPr/>
   </w:style>
   <w:style w:type="paragraph" w:styleId="CommentText">
     <w:name w:val="annotation text"/>
@@ -4672,16 +4934,16 @@
     <w:link w:val="CommentTextChar"/>
     <w:uiPriority w:val="99"/>
     <w:unhideWhenUsed/>
-    <w:rsid w:val="00E95649"/>
+    <w:rsid w:val="00e95649"/>
     <w:pPr>
-      <w:spacing w:line="240" w:lineRule="auto"/>
+      <w:spacing w:lineRule="auto" w:line="240"/>
     </w:pPr>
     <w:rPr>
       <w:sz w:val="20"/>
       <w:szCs w:val="20"/>
     </w:rPr>
   </w:style>
-  <w:style w:type="paragraph" w:styleId="CommentSubject">
+  <w:style w:type="paragraph" w:styleId="annotationsubject">
     <w:name w:val="annotation subject"/>
     <w:basedOn w:val="CommentText"/>
     <w:next w:val="CommentText"/>
@@ -4690,7 +4952,8 @@
     <w:semiHidden/>
     <w:unhideWhenUsed/>
     <w:qFormat/>
-    <w:rsid w:val="00E95649"/>
+    <w:rsid w:val="00e95649"/>
+    <w:pPr/>
     <w:rPr>
       <w:b/>
       <w:bCs/>
@@ -4705,7 +4968,7 @@
     <w:unhideWhenUsed/>
     <w:rsid w:val="00607223"/>
     <w:pPr>
-      <w:spacing w:after="0" w:line="240" w:lineRule="auto"/>
+      <w:spacing w:lineRule="auto" w:line="240" w:before="0" w:after="0"/>
     </w:pPr>
     <w:rPr>
       <w:sz w:val="20"/>
@@ -4719,19 +4982,49 @@
     <w:uiPriority w:val="99"/>
     <w:semiHidden/>
     <w:unhideWhenUsed/>
-    <w:rsid w:val="00D45BA4"/>
+    <w:rsid w:val="00d45ba4"/>
     <w:pPr>
-      <w:spacing w:after="0" w:line="240" w:lineRule="auto"/>
+      <w:spacing w:lineRule="auto" w:line="240" w:before="0" w:after="0"/>
     </w:pPr>
     <w:rPr>
       <w:sz w:val="20"/>
       <w:szCs w:val="20"/>
     </w:rPr>
   </w:style>
-  <w:style w:type="paragraph" w:customStyle="1" w:styleId="FrameContents">
+  <w:style w:type="paragraph" w:styleId="FrameContentsuser" w:customStyle="1">
+    <w:name w:val="Frame Contents (user)"/>
+    <w:basedOn w:val="Normal"/>
+    <w:qFormat/>
+    <w:pPr/>
+    <w:rPr/>
+  </w:style>
+  <w:style w:type="paragraph" w:styleId="FrameContents">
     <w:name w:val="Frame Contents"/>
     <w:basedOn w:val="Normal"/>
     <w:qFormat/>
+    <w:pPr/>
+    <w:rPr/>
+  </w:style>
+  <w:style w:type="numbering" w:styleId="NoList" w:default="1">
+    <w:name w:val="No List"/>
+    <w:uiPriority w:val="99"/>
+    <w:semiHidden/>
+    <w:unhideWhenUsed/>
+    <w:qFormat/>
+  </w:style>
+  <w:style w:type="table" w:default="1" w:styleId="TableNormal">
+    <w:name w:val="Normal Table"/>
+    <w:uiPriority w:val="99"/>
+    <w:semiHidden/>
+    <w:unhideWhenUsed/>
+    <w:tblPr>
+      <w:tblCellMar>
+        <w:top w:w="0" w:type="dxa"/>
+        <w:left w:w="108" w:type="dxa"/>
+        <w:bottom w:w="0" w:type="dxa"/>
+        <w:right w:w="108" w:type="dxa"/>
+      </w:tblCellMar>
+    </w:tblPr>
   </w:style>
   <w:style w:type="table" w:styleId="TableGrid">
     <w:name w:val="Table Grid"/>
@@ -4740,12 +5033,12 @@
     <w:rsid w:val="00582549"/>
     <w:tblPr>
       <w:tblBorders>
-        <w:top w:val="single" w:sz="4" w:space="0" w:color="auto"/>
-        <w:left w:val="single" w:sz="4" w:space="0" w:color="auto"/>
-        <w:bottom w:val="single" w:sz="4" w:space="0" w:color="auto"/>
-        <w:right w:val="single" w:sz="4" w:space="0" w:color="auto"/>
-        <w:insideH w:val="single" w:sz="4" w:space="0" w:color="auto"/>
-        <w:insideV w:val="single" w:sz="4" w:space="0" w:color="auto"/>
+        <w:top w:val="single" w:color="auto" w:sz="4" w:space="0"/>
+        <w:left w:val="single" w:color="auto" w:sz="4" w:space="0"/>
+        <w:bottom w:val="single" w:color="auto" w:sz="4" w:space="0"/>
+        <w:right w:val="single" w:color="auto" w:sz="4" w:space="0"/>
+        <w:insideH w:val="single" w:color="auto" w:sz="4" w:space="0"/>
+        <w:insideV w:val="single" w:color="auto" w:sz="4" w:space="0"/>
       </w:tblBorders>
     </w:tblPr>
   </w:style>
@@ -4753,69 +5046,57 @@
     <w:name w:val="Table Grid1"/>
     <w:basedOn w:val="TableNormal"/>
     <w:uiPriority w:val="59"/>
-    <w:rsid w:val="009B66FC"/>
+    <w:rsid w:val="009b66fc"/>
     <w:tblPr>
       <w:tblBorders>
-        <w:top w:val="single" w:sz="4" w:space="0" w:color="auto"/>
-        <w:left w:val="single" w:sz="4" w:space="0" w:color="auto"/>
-        <w:bottom w:val="single" w:sz="4" w:space="0" w:color="auto"/>
-        <w:right w:val="single" w:sz="4" w:space="0" w:color="auto"/>
-        <w:insideH w:val="single" w:sz="4" w:space="0" w:color="auto"/>
-        <w:insideV w:val="single" w:sz="4" w:space="0" w:color="auto"/>
+        <w:top w:val="single" w:color="auto" w:sz="4" w:space="0"/>
+        <w:left w:val="single" w:color="auto" w:sz="4" w:space="0"/>
+        <w:bottom w:val="single" w:color="auto" w:sz="4" w:space="0"/>
+        <w:right w:val="single" w:color="auto" w:sz="4" w:space="0"/>
+        <w:insideH w:val="single" w:color="auto" w:sz="4" w:space="0"/>
+        <w:insideV w:val="single" w:color="auto" w:sz="4" w:space="0"/>
       </w:tblBorders>
     </w:tblPr>
-  </w:style>
-  <w:style w:type="character" w:styleId="UnresolvedMention">
-    <w:name w:val="Unresolved Mention"/>
-    <w:basedOn w:val="DefaultParagraphFont"/>
-    <w:uiPriority w:val="99"/>
-    <w:semiHidden/>
-    <w:unhideWhenUsed/>
-    <w:rsid w:val="00420EA5"/>
-    <w:rPr>
-      <w:color w:val="605E5C"/>
-      <w:shd w:val="clear" w:color="auto" w:fill="E1DFDD"/>
-    </w:rPr>
   </w:style>
 </w:styles>
 </file>
 
 <file path=word/theme/theme1.xml><?xml version="1.0" encoding="utf-8"?>
-<a:theme xmlns:a="http://schemas.openxmlformats.org/drawingml/2006/main" name="Larissa-Design">
+<a:theme xmlns:a="http://schemas.openxmlformats.org/drawingml/2006/main" xmlns:r="http://schemas.openxmlformats.org/officeDocument/2006/relationships" name="Larissa-Design">
   <a:themeElements>
     <a:clrScheme name="Larissa">
       <a:dk1>
         <a:srgbClr val="000000"/>
       </a:dk1>
       <a:lt1>
-        <a:srgbClr val="FFFFFF"/>
+        <a:srgbClr val="ffffff"/>
       </a:lt1>
       <a:dk2>
-        <a:srgbClr val="1F497D"/>
+        <a:srgbClr val="1f497d"/>
       </a:dk2>
       <a:lt2>
-        <a:srgbClr val="EEECE1"/>
+        <a:srgbClr val="eeece1"/>
       </a:lt2>
       <a:accent1>
-        <a:srgbClr val="4F81BD"/>
+        <a:srgbClr val="4f81bd"/>
       </a:accent1>
       <a:accent2>
-        <a:srgbClr val="C0504D"/>
+        <a:srgbClr val="c0504d"/>
       </a:accent2>
       <a:accent3>
-        <a:srgbClr val="9BBB59"/>
+        <a:srgbClr val="9bbb59"/>
       </a:accent3>
       <a:accent4>
-        <a:srgbClr val="8064A2"/>
+        <a:srgbClr val="8064a2"/>
       </a:accent4>
       <a:accent5>
-        <a:srgbClr val="4BACC6"/>
+        <a:srgbClr val="4bacc6"/>
       </a:accent5>
       <a:accent6>
-        <a:srgbClr val="F79646"/>
+        <a:srgbClr val="f79646"/>
       </a:accent6>
       <a:hlink>
-        <a:srgbClr val="0000FF"/>
+        <a:srgbClr val="0000ff"/>
       </a:hlink>
       <a:folHlink>
         <a:srgbClr val="800080"/>
@@ -4823,12 +5104,12 @@
     </a:clrScheme>
     <a:fontScheme name="Larissa">
       <a:majorFont>
-        <a:latin typeface="Cambria"/>
+        <a:latin typeface="Cambria" pitchFamily="0" charset="1"/>
         <a:ea typeface=""/>
         <a:cs typeface=""/>
       </a:majorFont>
       <a:minorFont>
-        <a:latin typeface="Calibri"/>
+        <a:latin typeface="Calibri" pitchFamily="0" charset="1"/>
         <a:ea typeface=""/>
         <a:cs typeface=""/>
       </a:minorFont>
@@ -4857,7 +5138,7 @@
             </a:gs>
           </a:gsLst>
           <a:lin ang="16200000" scaled="1"/>
-          <a:tileRect/>
+          <a:tileRect l="0" t="0" r="0" b="0"/>
         </a:gradFill>
         <a:gradFill>
           <a:gsLst>
@@ -4878,7 +5159,7 @@
             </a:gs>
           </a:gsLst>
           <a:lin ang="16200000" scaled="0"/>
-          <a:tileRect/>
+          <a:tileRect l="0" t="0" r="0" b="0"/>
         </a:gradFill>
       </a:fillStyleLst>
       <a:lnStyleLst>
@@ -4929,7 +5210,7 @@
           <a:path path="circle">
             <a:fillToRect l="50000" t="-80000" r="50000" b="180000"/>
           </a:path>
-          <a:tileRect/>
+          <a:tileRect l="0" t="0" r="0" b="0"/>
         </a:gradFill>
         <a:gradFill>
           <a:gsLst>
@@ -4947,17 +5228,35 @@
           <a:path path="circle">
             <a:fillToRect l="50000" t="50000" r="50000" b="50000"/>
           </a:path>
-          <a:tileRect/>
+          <a:tileRect l="0" t="0" r="0" b="0"/>
         </a:gradFill>
       </a:bgFillStyleLst>
     </a:fmtScheme>
   </a:themeElements>
-  <a:objectDefaults/>
-  <a:extraClrSchemeLst/>
 </a:theme>
 </file>
 
 <file path=customXml/item1.xml><?xml version="1.0" encoding="utf-8"?>
+<p:properties xmlns:p="http://schemas.microsoft.com/office/2006/metadata/properties" xmlns:xsi="http://www.w3.org/2001/XMLSchema-instance" xmlns:pc="http://schemas.microsoft.com/office/infopath/2007/PartnerControls">
+  <documentManagement>
+    <lcf76f155ced4ddcb4097134ff3c332f xmlns="d9c60541-b97e-4531-bd5d-c95af8ba043f">
+      <Terms xmlns="http://schemas.microsoft.com/office/infopath/2007/PartnerControls"/>
+    </lcf76f155ced4ddcb4097134ff3c332f>
+    <TaxCatchAll xmlns="2298e316-5395-4ea8-8620-f0b006294e0b" xsi:nil="true"/>
+  </documentManagement>
+</p:properties>
+</file>
+
+<file path=customXml/item2.xml><?xml version="1.0" encoding="utf-8"?>
+<?mso-contentType ?>
+<FormTemplates xmlns="http://schemas.microsoft.com/sharepoint/v3/contenttype/forms">
+  <Display>DocumentLibraryForm</Display>
+  <Edit>DocumentLibraryForm</Edit>
+  <New>DocumentLibraryForm</New>
+</FormTemplates>
+</file>
+
+<file path=customXml/item3.xml><?xml version="1.0" encoding="utf-8"?>
 <ct:contentTypeSchema xmlns:ct="http://schemas.microsoft.com/office/2006/metadata/contentType" xmlns:ma="http://schemas.microsoft.com/office/2006/metadata/properties/metaAttributes" ct:_="" ma:_="" ma:contentTypeName="Document" ma:contentTypeID="0x0101001C9D4C717E432B45829341C6EB4E0512" ma:contentTypeVersion="12" ma:contentTypeDescription="Create a new document." ma:contentTypeScope="" ma:versionID="3ae6544b8d9a28c98e88cd16565aa9b5">
   <xsd:schema xmlns:xsd="http://www.w3.org/2001/XMLSchema" xmlns:xs="http://www.w3.org/2001/XMLSchema" xmlns:p="http://schemas.microsoft.com/office/2006/metadata/properties" xmlns:ns2="d9c60541-b97e-4531-bd5d-c95af8ba043f" xmlns:ns3="2298e316-5395-4ea8-8620-f0b006294e0b" targetNamespace="http://schemas.microsoft.com/office/2006/metadata/properties" ma:root="true" ma:fieldsID="5c5f6baa5816be1c78c45c735aa51177" ns2:_="" ns3:_="">
     <xsd:import namespace="d9c60541-b97e-4531-bd5d-c95af8ba043f"/>
@@ -5158,31 +5457,30 @@
 </ct:contentTypeSchema>
 </file>
 
-<file path=customXml/item2.xml><?xml version="1.0" encoding="utf-8"?>
-<?mso-contentType ?>
-<FormTemplates xmlns="http://schemas.microsoft.com/sharepoint/v3/contenttype/forms">
-  <Display>DocumentLibraryForm</Display>
-  <Edit>DocumentLibraryForm</Edit>
-  <New>DocumentLibraryForm</New>
-</FormTemplates>
-</file>
-
-<file path=customXml/item3.xml><?xml version="1.0" encoding="utf-8"?>
-<p:properties xmlns:p="http://schemas.microsoft.com/office/2006/metadata/properties" xmlns:xsi="http://www.w3.org/2001/XMLSchema-instance" xmlns:pc="http://schemas.microsoft.com/office/infopath/2007/PartnerControls">
-  <documentManagement>
-    <lcf76f155ced4ddcb4097134ff3c332f xmlns="d9c60541-b97e-4531-bd5d-c95af8ba043f">
-      <Terms xmlns="http://schemas.microsoft.com/office/infopath/2007/PartnerControls"/>
-    </lcf76f155ced4ddcb4097134ff3c332f>
-    <TaxCatchAll xmlns="2298e316-5395-4ea8-8620-f0b006294e0b" xsi:nil="true"/>
-  </documentManagement>
-</p:properties>
-</file>
-
 <file path=customXml/item4.xml><?xml version="1.0" encoding="utf-8"?>
 <b:Sources xmlns:b="http://schemas.openxmlformats.org/officeDocument/2006/bibliography" xmlns="http://schemas.openxmlformats.org/officeDocument/2006/bibliography" SelectedStyle="\APASixthEditionOfficeOnline.xsl" StyleName="APA" Version="6"/>
 </file>
 
 <file path=customXml/itemProps1.xml><?xml version="1.0" encoding="utf-8"?>
+<ds:datastoreItem xmlns:ds="http://schemas.openxmlformats.org/officeDocument/2006/customXml" ds:itemID="{C7014DF9-9EC5-4F0D-AA3E-FC9506FA3C69}">
+  <ds:schemaRefs>
+    <ds:schemaRef ds:uri="http://schemas.microsoft.com/office/2006/metadata/properties"/>
+    <ds:schemaRef ds:uri="http://schemas.microsoft.com/office/infopath/2007/PartnerControls"/>
+    <ds:schemaRef ds:uri="d9c60541-b97e-4531-bd5d-c95af8ba043f"/>
+    <ds:schemaRef ds:uri="2298e316-5395-4ea8-8620-f0b006294e0b"/>
+  </ds:schemaRefs>
+</ds:datastoreItem>
+</file>
+
+<file path=customXml/itemProps2.xml><?xml version="1.0" encoding="utf-8"?>
+<ds:datastoreItem xmlns:ds="http://schemas.openxmlformats.org/officeDocument/2006/customXml" ds:itemID="{92CF7133-810B-46E4-B70A-61E425598E6C}">
+  <ds:schemaRefs>
+    <ds:schemaRef ds:uri="http://schemas.microsoft.com/sharepoint/v3/contenttype/forms"/>
+  </ds:schemaRefs>
+</ds:datastoreItem>
+</file>
+
+<file path=customXml/itemProps3.xml><?xml version="1.0" encoding="utf-8"?>
 <ds:datastoreItem xmlns:ds="http://schemas.openxmlformats.org/officeDocument/2006/customXml" ds:itemID="{858B033C-9FFC-498A-99B8-8C64F1144180}">
   <ds:schemaRefs>
     <ds:schemaRef ds:uri="http://schemas.microsoft.com/office/2006/metadata/contentType"/>
@@ -5201,25 +5499,6 @@
 </ds:datastoreItem>
 </file>
 
-<file path=customXml/itemProps2.xml><?xml version="1.0" encoding="utf-8"?>
-<ds:datastoreItem xmlns:ds="http://schemas.openxmlformats.org/officeDocument/2006/customXml" ds:itemID="{92CF7133-810B-46E4-B70A-61E425598E6C}">
-  <ds:schemaRefs>
-    <ds:schemaRef ds:uri="http://schemas.microsoft.com/sharepoint/v3/contenttype/forms"/>
-  </ds:schemaRefs>
-</ds:datastoreItem>
-</file>
-
-<file path=customXml/itemProps3.xml><?xml version="1.0" encoding="utf-8"?>
-<ds:datastoreItem xmlns:ds="http://schemas.openxmlformats.org/officeDocument/2006/customXml" ds:itemID="{C7014DF9-9EC5-4F0D-AA3E-FC9506FA3C69}">
-  <ds:schemaRefs>
-    <ds:schemaRef ds:uri="http://schemas.microsoft.com/office/2006/metadata/properties"/>
-    <ds:schemaRef ds:uri="http://schemas.microsoft.com/office/infopath/2007/PartnerControls"/>
-    <ds:schemaRef ds:uri="d9c60541-b97e-4531-bd5d-c95af8ba043f"/>
-    <ds:schemaRef ds:uri="2298e316-5395-4ea8-8620-f0b006294e0b"/>
-  </ds:schemaRefs>
-</ds:datastoreItem>
-</file>
-
 <file path=customXml/itemProps4.xml><?xml version="1.0" encoding="utf-8"?>
 <ds:datastoreItem xmlns:ds="http://schemas.openxmlformats.org/officeDocument/2006/customXml" ds:itemID="{845F6E27-77E8-4E8B-AFB7-C23BC71FAB6B}">
   <ds:schemaRefs>
